--- a/docx_resources/Вечірня-Утреня/В,У - Мінея/08-Серпень/_archive/23-__-Відання Успення.docx
+++ b/docx_resources/Вечірня-Утреня/В,У - Мінея/08-Серпень/_archive/23-__-Відання Успення.docx
@@ -5,17 +5,17 @@
     <w:p>
       <w:r>
         <w:rPr>
-          <w:rFonts w:ascii="Book Antiqua" w:hAnsi="Book Antiqua" w:cs="Arial"/>
-          <w:color w:val="000000"/>
-          <w:sz w:val="28"/>
+          <w:rFonts w:ascii="Times New Roman" w:hAnsi="Times New Roman" w:cs="Arial"/>
+          <w:color w:val="000000"/>
+          <w:sz w:val="24"/>
           <w:szCs w:val="28"/>
         </w:rPr>
         <w:t>Середа</w:t>
       </w:r>
       <w:r>
         <w:rPr>
-          <w:rFonts w:ascii="Book Antiqua" w:hAnsi="Book Antiqua" w:cs="Arial"/>
-          <w:sz w:val="28"/>
+          <w:rFonts w:ascii="Times New Roman" w:hAnsi="Times New Roman" w:cs="Arial"/>
+          <w:sz w:val="24"/>
           <w:szCs w:val="28"/>
         </w:rPr>
         <w:br/>
@@ -23,8 +23,8 @@
       </w:r>
       <w:r>
         <w:rPr>
-          <w:rFonts w:ascii="Book Antiqua" w:hAnsi="Book Antiqua" w:cs="Arial"/>
-          <w:sz w:val="28"/>
+          <w:rFonts w:ascii="Times New Roman" w:hAnsi="Times New Roman" w:cs="Arial"/>
+          <w:sz w:val="24"/>
           <w:szCs w:val="28"/>
           <w:lang w:val="uk-UA"/>
         </w:rPr>
@@ -32,17 +32,17 @@
       </w:r>
       <w:r>
         <w:rPr>
-          <w:rFonts w:ascii="Book Antiqua" w:hAnsi="Book Antiqua" w:cs="Arial"/>
-          <w:sz w:val="28"/>
+          <w:rFonts w:ascii="Times New Roman" w:hAnsi="Times New Roman" w:cs="Arial"/>
+          <w:sz w:val="24"/>
           <w:szCs w:val="28"/>
         </w:rPr>
         <w:t xml:space="preserve"> Успення Богородиці. Св. мч. Луппа. Св. свщмч. Іринея, єп. Ліонського.</w:t>
       </w:r>
       <w:r>
         <w:rPr>
-          <w:rFonts w:ascii="Book Antiqua" w:hAnsi="Book Antiqua" w:cs="Arial"/>
-          <w:color w:val="000000"/>
-          <w:sz w:val="28"/>
+          <w:rFonts w:ascii="Times New Roman" w:hAnsi="Times New Roman" w:cs="Arial"/>
+          <w:color w:val="000000"/>
+          <w:sz w:val="24"/>
           <w:szCs w:val="28"/>
         </w:rPr>
         <w:br/>
@@ -61,9 +61,9 @@
       </w:pPr>
       <w:r>
         <w:rPr>
-          <w:rFonts w:ascii="Book Antiqua" w:eastAsia="Calibri" w:hAnsi="Book Antiqua" w:cs="Arial"/>
-          <w:color w:val="000000"/>
-          <w:sz w:val="28"/>
+          <w:rFonts w:ascii="Times New Roman" w:eastAsia="Calibri" w:hAnsi="Times New Roman" w:cs="Arial"/>
+          <w:color w:val="000000"/>
+          <w:sz w:val="24"/>
           <w:szCs w:val="28"/>
           <w:lang w:val="ru-RU"/>
         </w:rPr>
@@ -71,8 +71,8 @@
       </w:r>
       <w:r>
         <w:rPr>
-          <w:rFonts w:ascii="Book Antiqua" w:eastAsia="Calibri" w:hAnsi="Book Antiqua" w:cs="Arial"/>
-          <w:sz w:val="28"/>
+          <w:rFonts w:ascii="Times New Roman" w:eastAsia="Calibri" w:hAnsi="Times New Roman" w:cs="Arial"/>
+          <w:sz w:val="24"/>
           <w:szCs w:val="28"/>
           <w:lang w:val="ru-RU"/>
         </w:rPr>
@@ -102,7 +102,7 @@
           <w:bCs/>
           <w:color w:val="000000"/>
           <w:kern w:val="36"/>
-          <w:sz w:val="40"/>
+          <w:sz w:val="24"/>
           <w:szCs w:val="48"/>
           <w:lang w:val="uk-UA" w:eastAsia="ru-RU"/>
         </w:rPr>
@@ -124,6 +124,7 @@
           <w:rFonts w:ascii="Times New Roman" w:eastAsia="Times New Roman" w:hAnsi="Times New Roman" w:cs="Times New Roman"/>
           <w:i/>
           <w:color w:val="FF0000"/>
+          <w:sz w:val="24"/>
           <w:szCs w:val="24"/>
           <w:lang w:val="uk-UA"/>
         </w:rPr>
@@ -133,6 +134,7 @@
         <w:rPr>
           <w:rFonts w:ascii="Times New Roman" w:eastAsia="Times New Roman" w:hAnsi="Times New Roman" w:cs="Times New Roman"/>
           <w:color w:val="FF0000"/>
+          <w:sz w:val="24"/>
           <w:szCs w:val="24"/>
           <w:lang w:val="uk-UA"/>
         </w:rPr>
@@ -141,6 +143,7 @@
       <w:r>
         <w:rPr>
           <w:rFonts w:ascii="Times New Roman" w:eastAsia="Times New Roman" w:hAnsi="Times New Roman" w:cs="Times New Roman"/>
+          <w:sz w:val="24"/>
           <w:szCs w:val="24"/>
           <w:lang w:val="uk-UA"/>
         </w:rPr>
@@ -162,6 +165,7 @@
           <w:rFonts w:ascii="Times New Roman" w:eastAsia="Times New Roman" w:hAnsi="Times New Roman" w:cs="Times New Roman"/>
           <w:i/>
           <w:color w:val="FF0000"/>
+          <w:sz w:val="24"/>
           <w:szCs w:val="24"/>
           <w:lang w:val="uk-UA"/>
         </w:rPr>
@@ -171,6 +175,7 @@
         <w:rPr>
           <w:rFonts w:ascii="Times New Roman" w:eastAsia="Times New Roman" w:hAnsi="Times New Roman" w:cs="Times New Roman"/>
           <w:color w:val="FF0000"/>
+          <w:sz w:val="24"/>
           <w:szCs w:val="24"/>
           <w:lang w:val="uk-UA"/>
         </w:rPr>
@@ -179,6 +184,7 @@
       <w:r>
         <w:rPr>
           <w:rFonts w:ascii="Times New Roman" w:eastAsia="Times New Roman" w:hAnsi="Times New Roman" w:cs="Times New Roman"/>
+          <w:sz w:val="24"/>
           <w:szCs w:val="24"/>
           <w:lang w:val="uk-UA"/>
         </w:rPr>
@@ -415,6 +421,7 @@
       <w:r>
         <w:rPr>
           <w:rFonts w:ascii="Times New Roman" w:eastAsia="Times New Roman" w:hAnsi="Times New Roman" w:cs="Times New Roman"/>
+          <w:sz w:val="24"/>
           <w:szCs w:val="24"/>
           <w:lang w:val="uk-UA"/>
         </w:rPr>
@@ -425,6 +432,7 @@
           <w:rFonts w:ascii="Times New Roman" w:eastAsia="Times New Roman" w:hAnsi="Times New Roman" w:cs="Times New Roman"/>
           <w:i/>
           <w:color w:val="FF0000"/>
+          <w:sz w:val="24"/>
           <w:szCs w:val="24"/>
           <w:lang w:val="uk-UA"/>
         </w:rPr>
@@ -444,6 +452,7 @@
       <w:r>
         <w:rPr>
           <w:rFonts w:ascii="Times New Roman" w:eastAsia="Times New Roman" w:hAnsi="Times New Roman" w:cs="Times New Roman"/>
+          <w:sz w:val="24"/>
           <w:szCs w:val="24"/>
           <w:lang w:val="uk-UA"/>
         </w:rPr>
@@ -463,6 +472,7 @@
       <w:r>
         <w:rPr>
           <w:rFonts w:ascii="Times New Roman" w:eastAsia="Times New Roman" w:hAnsi="Times New Roman" w:cs="Times New Roman"/>
+          <w:sz w:val="24"/>
           <w:szCs w:val="24"/>
           <w:lang w:val="uk-UA"/>
         </w:rPr>
@@ -483,6 +493,7 @@
       <w:r>
         <w:rPr>
           <w:rFonts w:ascii="Times New Roman" w:eastAsia="Times New Roman" w:hAnsi="Times New Roman" w:cs="Times New Roman"/>
+          <w:sz w:val="24"/>
           <w:szCs w:val="24"/>
           <w:lang w:val="uk-UA"/>
         </w:rPr>
@@ -492,6 +503,7 @@
         <w:rPr>
           <w:rFonts w:ascii="Times New Roman" w:eastAsia="Times New Roman" w:hAnsi="Times New Roman" w:cs="Times New Roman"/>
           <w:i/>
+          <w:sz w:val="24"/>
           <w:szCs w:val="24"/>
           <w:lang w:val="uk-UA"/>
         </w:rPr>
@@ -502,6 +514,7 @@
           <w:rFonts w:ascii="Times New Roman" w:eastAsia="Times New Roman" w:hAnsi="Times New Roman" w:cs="Times New Roman"/>
           <w:i/>
           <w:color w:val="FF0000"/>
+          <w:sz w:val="24"/>
           <w:szCs w:val="24"/>
           <w:lang w:val="uk-UA"/>
         </w:rPr>
@@ -549,6 +562,7 @@
       <w:r>
         <w:rPr>
           <w:rFonts w:ascii="Times New Roman" w:eastAsia="Times New Roman" w:hAnsi="Times New Roman" w:cs="Times New Roman"/>
+          <w:sz w:val="24"/>
           <w:szCs w:val="24"/>
           <w:lang w:val="uk-UA"/>
         </w:rPr>
@@ -593,6 +607,7 @@
           <w:rFonts w:ascii="Times New Roman" w:eastAsia="Times New Roman" w:hAnsi="Times New Roman" w:cs="Times New Roman"/>
           <w:i/>
           <w:color w:val="FF0000"/>
+          <w:sz w:val="24"/>
           <w:szCs w:val="24"/>
           <w:lang w:val="uk-UA"/>
         </w:rPr>
@@ -602,6 +617,7 @@
         <w:rPr>
           <w:rFonts w:ascii="Times New Roman" w:eastAsia="Times New Roman" w:hAnsi="Times New Roman" w:cs="Times New Roman"/>
           <w:color w:val="FF0000"/>
+          <w:sz w:val="24"/>
           <w:szCs w:val="24"/>
           <w:lang w:val="uk-UA"/>
         </w:rPr>
@@ -610,6 +626,7 @@
       <w:r>
         <w:rPr>
           <w:rFonts w:ascii="Times New Roman" w:eastAsia="Times New Roman" w:hAnsi="Times New Roman" w:cs="Times New Roman"/>
+          <w:sz w:val="24"/>
           <w:szCs w:val="24"/>
           <w:lang w:val="uk-UA"/>
         </w:rPr>
@@ -620,6 +637,7 @@
           <w:rFonts w:ascii="Times New Roman" w:eastAsia="Times New Roman" w:hAnsi="Times New Roman" w:cs="Times New Roman"/>
           <w:i/>
           <w:color w:val="FF0000"/>
+          <w:sz w:val="24"/>
           <w:szCs w:val="24"/>
           <w:lang w:val="uk-UA"/>
         </w:rPr>
@@ -639,6 +657,7 @@
       <w:r>
         <w:rPr>
           <w:rFonts w:ascii="Times New Roman" w:eastAsia="Times New Roman" w:hAnsi="Times New Roman" w:cs="Times New Roman"/>
+          <w:sz w:val="24"/>
           <w:szCs w:val="24"/>
           <w:lang w:val="uk-UA"/>
         </w:rPr>
@@ -658,6 +677,7 @@
       <w:r>
         <w:rPr>
           <w:rFonts w:ascii="Times New Roman" w:eastAsia="Times New Roman" w:hAnsi="Times New Roman" w:cs="Times New Roman"/>
+          <w:sz w:val="24"/>
           <w:szCs w:val="24"/>
           <w:lang w:val="uk-UA"/>
         </w:rPr>
@@ -677,6 +697,7 @@
       <w:r>
         <w:rPr>
           <w:rFonts w:ascii="Times New Roman" w:eastAsia="Times New Roman" w:hAnsi="Times New Roman" w:cs="Times New Roman"/>
+          <w:sz w:val="24"/>
           <w:szCs w:val="24"/>
           <w:lang w:val="uk-UA"/>
         </w:rPr>
@@ -696,6 +717,7 @@
       <w:r>
         <w:rPr>
           <w:rFonts w:ascii="Times New Roman" w:eastAsia="Times New Roman" w:hAnsi="Times New Roman" w:cs="Times New Roman"/>
+          <w:sz w:val="24"/>
           <w:szCs w:val="24"/>
           <w:lang w:val="uk-UA"/>
         </w:rPr>
@@ -715,6 +737,7 @@
       <w:r>
         <w:rPr>
           <w:rFonts w:ascii="Times New Roman" w:eastAsia="Times New Roman" w:hAnsi="Times New Roman" w:cs="Times New Roman"/>
+          <w:sz w:val="24"/>
           <w:szCs w:val="24"/>
           <w:lang w:val="uk-UA"/>
         </w:rPr>
@@ -754,6 +777,7 @@
           <w:b/>
           <w:i/>
           <w:color w:val="FF0000"/>
+          <w:sz w:val="24"/>
           <w:szCs w:val="24"/>
           <w:lang w:val="uk-UA"/>
         </w:rPr>
@@ -774,6 +798,7 @@
       <w:r>
         <w:rPr>
           <w:rFonts w:ascii="Times New Roman" w:eastAsia="Times New Roman" w:hAnsi="Times New Roman" w:cs="Times New Roman"/>
+          <w:sz w:val="24"/>
           <w:szCs w:val="24"/>
           <w:lang w:val="uk-UA"/>
         </w:rPr>
@@ -793,6 +818,7 @@
       <w:r>
         <w:rPr>
           <w:rFonts w:ascii="Times New Roman" w:eastAsia="Times New Roman" w:hAnsi="Times New Roman" w:cs="Times New Roman"/>
+          <w:sz w:val="24"/>
           <w:szCs w:val="24"/>
           <w:lang w:val="uk-UA"/>
         </w:rPr>
@@ -812,6 +838,7 @@
       <w:r>
         <w:rPr>
           <w:rFonts w:ascii="Times New Roman" w:eastAsia="Times New Roman" w:hAnsi="Times New Roman" w:cs="Times New Roman"/>
+          <w:sz w:val="24"/>
           <w:szCs w:val="24"/>
           <w:lang w:val="uk-UA"/>
         </w:rPr>
@@ -831,6 +858,7 @@
       <w:r>
         <w:rPr>
           <w:rFonts w:ascii="Times New Roman" w:eastAsia="Times New Roman" w:hAnsi="Times New Roman" w:cs="Times New Roman"/>
+          <w:sz w:val="24"/>
           <w:szCs w:val="24"/>
           <w:lang w:val="uk-UA"/>
         </w:rPr>
@@ -850,6 +878,7 @@
       <w:r>
         <w:rPr>
           <w:rFonts w:ascii="Times New Roman" w:eastAsia="Times New Roman" w:hAnsi="Times New Roman" w:cs="Times New Roman"/>
+          <w:sz w:val="24"/>
           <w:szCs w:val="24"/>
           <w:lang w:val="uk-UA"/>
         </w:rPr>
@@ -869,6 +898,7 @@
       <w:r>
         <w:rPr>
           <w:rFonts w:ascii="Times New Roman" w:eastAsia="Times New Roman" w:hAnsi="Times New Roman" w:cs="Times New Roman"/>
+          <w:sz w:val="24"/>
           <w:szCs w:val="24"/>
           <w:lang w:val="uk-UA"/>
         </w:rPr>
@@ -888,6 +918,7 @@
       <w:r>
         <w:rPr>
           <w:rFonts w:ascii="Times New Roman" w:eastAsia="Times New Roman" w:hAnsi="Times New Roman" w:cs="Times New Roman"/>
+          <w:sz w:val="24"/>
           <w:szCs w:val="24"/>
           <w:lang w:val="uk-UA"/>
         </w:rPr>
@@ -907,6 +938,7 @@
       <w:r>
         <w:rPr>
           <w:rFonts w:ascii="Times New Roman" w:eastAsia="Times New Roman" w:hAnsi="Times New Roman" w:cs="Times New Roman"/>
+          <w:sz w:val="24"/>
           <w:szCs w:val="24"/>
           <w:lang w:val="uk-UA"/>
         </w:rPr>
@@ -926,6 +958,7 @@
       <w:r>
         <w:rPr>
           <w:rFonts w:ascii="Times New Roman" w:eastAsia="Times New Roman" w:hAnsi="Times New Roman" w:cs="Times New Roman"/>
+          <w:sz w:val="24"/>
           <w:szCs w:val="24"/>
           <w:lang w:val="uk-UA"/>
         </w:rPr>
@@ -945,6 +978,7 @@
       <w:r>
         <w:rPr>
           <w:rFonts w:ascii="Times New Roman" w:eastAsia="Times New Roman" w:hAnsi="Times New Roman" w:cs="Times New Roman"/>
+          <w:sz w:val="24"/>
           <w:szCs w:val="24"/>
           <w:lang w:val="uk-UA"/>
         </w:rPr>
@@ -964,6 +998,7 @@
       <w:r>
         <w:rPr>
           <w:rFonts w:ascii="Times New Roman" w:eastAsia="Times New Roman" w:hAnsi="Times New Roman" w:cs="Times New Roman"/>
+          <w:sz w:val="24"/>
           <w:szCs w:val="24"/>
           <w:lang w:val="uk-UA"/>
         </w:rPr>
@@ -983,6 +1018,7 @@
       <w:r>
         <w:rPr>
           <w:rFonts w:ascii="Times New Roman" w:eastAsia="Times New Roman" w:hAnsi="Times New Roman" w:cs="Times New Roman"/>
+          <w:sz w:val="24"/>
           <w:szCs w:val="24"/>
           <w:lang w:val="uk-UA"/>
         </w:rPr>
@@ -1002,6 +1038,7 @@
       <w:r>
         <w:rPr>
           <w:rFonts w:ascii="Times New Roman" w:eastAsia="Times New Roman" w:hAnsi="Times New Roman" w:cs="Times New Roman"/>
+          <w:sz w:val="24"/>
           <w:szCs w:val="24"/>
           <w:lang w:val="uk-UA"/>
         </w:rPr>
@@ -1021,6 +1058,7 @@
       <w:r>
         <w:rPr>
           <w:rFonts w:ascii="Times New Roman" w:eastAsia="Times New Roman" w:hAnsi="Times New Roman" w:cs="Times New Roman"/>
+          <w:sz w:val="24"/>
           <w:szCs w:val="24"/>
           <w:lang w:val="uk-UA"/>
         </w:rPr>
@@ -1040,6 +1078,7 @@
       <w:r>
         <w:rPr>
           <w:rFonts w:ascii="Times New Roman" w:eastAsia="Times New Roman" w:hAnsi="Times New Roman" w:cs="Times New Roman"/>
+          <w:sz w:val="24"/>
           <w:szCs w:val="24"/>
           <w:lang w:val="uk-UA"/>
         </w:rPr>
@@ -1059,6 +1098,7 @@
       <w:r>
         <w:rPr>
           <w:rFonts w:ascii="Times New Roman" w:eastAsia="Times New Roman" w:hAnsi="Times New Roman" w:cs="Times New Roman"/>
+          <w:sz w:val="24"/>
           <w:szCs w:val="24"/>
           <w:lang w:val="uk-UA"/>
         </w:rPr>
@@ -1078,6 +1118,7 @@
       <w:r>
         <w:rPr>
           <w:rFonts w:ascii="Times New Roman" w:eastAsia="Times New Roman" w:hAnsi="Times New Roman" w:cs="Times New Roman"/>
+          <w:sz w:val="24"/>
           <w:szCs w:val="24"/>
           <w:lang w:val="uk-UA"/>
         </w:rPr>
@@ -1097,6 +1138,7 @@
       <w:r>
         <w:rPr>
           <w:rFonts w:ascii="Times New Roman" w:eastAsia="Times New Roman" w:hAnsi="Times New Roman" w:cs="Times New Roman"/>
+          <w:sz w:val="24"/>
           <w:szCs w:val="24"/>
           <w:lang w:val="uk-UA"/>
         </w:rPr>
@@ -1116,6 +1158,7 @@
       <w:r>
         <w:rPr>
           <w:rFonts w:ascii="Times New Roman" w:eastAsia="Times New Roman" w:hAnsi="Times New Roman" w:cs="Times New Roman"/>
+          <w:sz w:val="24"/>
           <w:szCs w:val="24"/>
           <w:lang w:val="uk-UA"/>
         </w:rPr>
@@ -1135,6 +1178,7 @@
       <w:r>
         <w:rPr>
           <w:rFonts w:ascii="Times New Roman" w:eastAsia="Times New Roman" w:hAnsi="Times New Roman" w:cs="Times New Roman"/>
+          <w:sz w:val="24"/>
           <w:szCs w:val="24"/>
           <w:lang w:val="uk-UA"/>
         </w:rPr>
@@ -1154,6 +1198,7 @@
       <w:r>
         <w:rPr>
           <w:rFonts w:ascii="Times New Roman" w:eastAsia="Times New Roman" w:hAnsi="Times New Roman" w:cs="Times New Roman"/>
+          <w:sz w:val="24"/>
           <w:szCs w:val="24"/>
           <w:lang w:val="uk-UA"/>
         </w:rPr>
@@ -1173,6 +1218,7 @@
       <w:r>
         <w:rPr>
           <w:rFonts w:ascii="Times New Roman" w:eastAsia="Times New Roman" w:hAnsi="Times New Roman" w:cs="Times New Roman"/>
+          <w:sz w:val="24"/>
           <w:szCs w:val="24"/>
           <w:lang w:val="uk-UA"/>
         </w:rPr>
@@ -1192,6 +1238,7 @@
       <w:r>
         <w:rPr>
           <w:rFonts w:ascii="Times New Roman" w:eastAsia="Times New Roman" w:hAnsi="Times New Roman" w:cs="Times New Roman"/>
+          <w:sz w:val="24"/>
           <w:szCs w:val="24"/>
           <w:lang w:val="uk-UA"/>
         </w:rPr>
@@ -1211,6 +1258,7 @@
       <w:r>
         <w:rPr>
           <w:rFonts w:ascii="Times New Roman" w:eastAsia="Times New Roman" w:hAnsi="Times New Roman" w:cs="Times New Roman"/>
+          <w:sz w:val="24"/>
           <w:szCs w:val="24"/>
           <w:lang w:val="uk-UA"/>
         </w:rPr>
@@ -1230,6 +1278,7 @@
       <w:r>
         <w:rPr>
           <w:rFonts w:ascii="Times New Roman" w:eastAsia="Times New Roman" w:hAnsi="Times New Roman" w:cs="Times New Roman"/>
+          <w:sz w:val="24"/>
           <w:szCs w:val="24"/>
           <w:lang w:val="uk-UA"/>
         </w:rPr>
@@ -1249,6 +1298,7 @@
       <w:r>
         <w:rPr>
           <w:rFonts w:ascii="Times New Roman" w:eastAsia="Times New Roman" w:hAnsi="Times New Roman" w:cs="Times New Roman"/>
+          <w:sz w:val="24"/>
           <w:szCs w:val="24"/>
           <w:lang w:val="uk-UA"/>
         </w:rPr>
@@ -1268,6 +1318,7 @@
       <w:r>
         <w:rPr>
           <w:rFonts w:ascii="Times New Roman" w:eastAsia="Times New Roman" w:hAnsi="Times New Roman" w:cs="Times New Roman"/>
+          <w:sz w:val="24"/>
           <w:szCs w:val="24"/>
           <w:lang w:val="uk-UA"/>
         </w:rPr>
@@ -1287,6 +1338,7 @@
       <w:r>
         <w:rPr>
           <w:rFonts w:ascii="Times New Roman" w:eastAsia="Times New Roman" w:hAnsi="Times New Roman" w:cs="Times New Roman"/>
+          <w:sz w:val="24"/>
           <w:szCs w:val="24"/>
           <w:lang w:val="uk-UA"/>
         </w:rPr>
@@ -1306,6 +1358,7 @@
       <w:r>
         <w:rPr>
           <w:rFonts w:ascii="Times New Roman" w:eastAsia="Times New Roman" w:hAnsi="Times New Roman" w:cs="Times New Roman"/>
+          <w:sz w:val="24"/>
           <w:szCs w:val="24"/>
           <w:lang w:val="uk-UA"/>
         </w:rPr>
@@ -1325,6 +1378,7 @@
       <w:r>
         <w:rPr>
           <w:rFonts w:ascii="Times New Roman" w:eastAsia="Times New Roman" w:hAnsi="Times New Roman" w:cs="Times New Roman"/>
+          <w:sz w:val="24"/>
           <w:szCs w:val="24"/>
           <w:lang w:val="uk-UA"/>
         </w:rPr>
@@ -1344,6 +1398,7 @@
       <w:r>
         <w:rPr>
           <w:rFonts w:ascii="Times New Roman" w:eastAsia="Times New Roman" w:hAnsi="Times New Roman" w:cs="Times New Roman"/>
+          <w:sz w:val="24"/>
           <w:szCs w:val="24"/>
           <w:lang w:val="uk-UA"/>
         </w:rPr>
@@ -1364,6 +1419,7 @@
       <w:r>
         <w:rPr>
           <w:rFonts w:ascii="Times New Roman" w:eastAsia="Times New Roman" w:hAnsi="Times New Roman" w:cs="Times New Roman"/>
+          <w:sz w:val="24"/>
           <w:szCs w:val="24"/>
           <w:lang w:val="uk-UA"/>
         </w:rPr>
@@ -1383,6 +1439,7 @@
       <w:r>
         <w:rPr>
           <w:rFonts w:ascii="Times New Roman" w:eastAsia="Times New Roman" w:hAnsi="Times New Roman" w:cs="Times New Roman"/>
+          <w:sz w:val="24"/>
           <w:szCs w:val="24"/>
           <w:lang w:val="uk-UA"/>
         </w:rPr>
@@ -1402,6 +1459,7 @@
       <w:r>
         <w:rPr>
           <w:rFonts w:ascii="Times New Roman" w:eastAsia="Times New Roman" w:hAnsi="Times New Roman" w:cs="Times New Roman"/>
+          <w:sz w:val="24"/>
           <w:szCs w:val="24"/>
           <w:lang w:val="uk-UA"/>
         </w:rPr>
@@ -1421,6 +1479,7 @@
       <w:r>
         <w:rPr>
           <w:rFonts w:ascii="Times New Roman" w:eastAsia="Times New Roman" w:hAnsi="Times New Roman" w:cs="Times New Roman"/>
+          <w:sz w:val="24"/>
           <w:szCs w:val="24"/>
           <w:lang w:val="uk-UA"/>
         </w:rPr>
@@ -1440,6 +1499,7 @@
       <w:r>
         <w:rPr>
           <w:rFonts w:ascii="Times New Roman" w:eastAsia="Times New Roman" w:hAnsi="Times New Roman" w:cs="Times New Roman"/>
+          <w:sz w:val="24"/>
           <w:szCs w:val="24"/>
           <w:lang w:val="uk-UA"/>
         </w:rPr>
@@ -1459,6 +1519,7 @@
       <w:r>
         <w:rPr>
           <w:rFonts w:ascii="Times New Roman" w:eastAsia="Times New Roman" w:hAnsi="Times New Roman" w:cs="Times New Roman"/>
+          <w:sz w:val="24"/>
           <w:szCs w:val="24"/>
           <w:lang w:val="uk-UA"/>
         </w:rPr>
@@ -1478,6 +1539,7 @@
       <w:r>
         <w:rPr>
           <w:rFonts w:ascii="Times New Roman" w:eastAsia="Times New Roman" w:hAnsi="Times New Roman" w:cs="Times New Roman"/>
+          <w:sz w:val="24"/>
           <w:szCs w:val="24"/>
           <w:lang w:val="uk-UA"/>
         </w:rPr>
@@ -1499,6 +1561,7 @@
       <w:r>
         <w:rPr>
           <w:rFonts w:ascii="Times New Roman" w:eastAsia="Times New Roman" w:hAnsi="Times New Roman" w:cs="Times New Roman"/>
+          <w:sz w:val="24"/>
           <w:szCs w:val="24"/>
           <w:lang w:val="uk-UA"/>
         </w:rPr>
@@ -1509,6 +1572,7 @@
           <w:rFonts w:ascii="Times New Roman" w:eastAsia="Times New Roman" w:hAnsi="Times New Roman" w:cs="Times New Roman"/>
           <w:i/>
           <w:color w:val="FF0000"/>
+          <w:sz w:val="24"/>
           <w:szCs w:val="24"/>
           <w:lang w:val="uk-UA"/>
         </w:rPr>
@@ -1548,6 +1612,7 @@
           <w:b/>
           <w:i/>
           <w:color w:val="FF0000"/>
+          <w:sz w:val="24"/>
           <w:szCs w:val="24"/>
           <w:lang w:val="uk-UA"/>
         </w:rPr>
@@ -1570,6 +1635,7 @@
           <w:rFonts w:ascii="Times New Roman" w:eastAsia="Times New Roman" w:hAnsi="Times New Roman" w:cs="Times New Roman"/>
           <w:i/>
           <w:color w:val="FF0000"/>
+          <w:sz w:val="24"/>
           <w:szCs w:val="24"/>
           <w:lang w:val="uk-UA"/>
         </w:rPr>
@@ -1590,6 +1656,7 @@
         <w:rPr>
           <w:rFonts w:ascii="Times New Roman" w:eastAsia="Times New Roman" w:hAnsi="Times New Roman" w:cs="Times New Roman"/>
           <w:color w:val="FF0000"/>
+          <w:sz w:val="24"/>
           <w:szCs w:val="24"/>
           <w:lang w:val="uk-UA"/>
         </w:rPr>
@@ -1598,6 +1665,7 @@
       <w:r>
         <w:rPr>
           <w:rFonts w:ascii="Times New Roman" w:eastAsia="Times New Roman" w:hAnsi="Times New Roman" w:cs="Times New Roman"/>
+          <w:sz w:val="24"/>
           <w:szCs w:val="24"/>
           <w:lang w:val="uk-UA"/>
         </w:rPr>
@@ -1618,6 +1686,7 @@
         <w:rPr>
           <w:rFonts w:ascii="Times New Roman" w:eastAsia="Times New Roman" w:hAnsi="Times New Roman" w:cs="Times New Roman"/>
           <w:color w:val="FF0000"/>
+          <w:sz w:val="24"/>
           <w:szCs w:val="24"/>
           <w:lang w:val="uk-UA"/>
         </w:rPr>
@@ -1626,6 +1695,7 @@
       <w:r>
         <w:rPr>
           <w:rFonts w:ascii="Times New Roman" w:eastAsia="Times New Roman" w:hAnsi="Times New Roman" w:cs="Times New Roman"/>
+          <w:sz w:val="24"/>
           <w:szCs w:val="24"/>
           <w:lang w:val="uk-UA"/>
         </w:rPr>
@@ -1646,6 +1716,7 @@
         <w:rPr>
           <w:rFonts w:ascii="Times New Roman" w:eastAsia="Times New Roman" w:hAnsi="Times New Roman" w:cs="Times New Roman"/>
           <w:color w:val="FF0000"/>
+          <w:sz w:val="24"/>
           <w:szCs w:val="24"/>
           <w:lang w:val="uk-UA"/>
         </w:rPr>
@@ -1654,6 +1725,7 @@
       <w:r>
         <w:rPr>
           <w:rFonts w:ascii="Times New Roman" w:eastAsia="Times New Roman" w:hAnsi="Times New Roman" w:cs="Times New Roman"/>
+          <w:sz w:val="24"/>
           <w:szCs w:val="24"/>
           <w:lang w:val="uk-UA"/>
         </w:rPr>
@@ -1674,6 +1746,7 @@
         <w:rPr>
           <w:rFonts w:ascii="Times New Roman" w:eastAsia="Times New Roman" w:hAnsi="Times New Roman" w:cs="Times New Roman"/>
           <w:color w:val="FF0000"/>
+          <w:sz w:val="24"/>
           <w:szCs w:val="24"/>
           <w:lang w:val="uk-UA"/>
         </w:rPr>
@@ -1682,6 +1755,7 @@
       <w:r>
         <w:rPr>
           <w:rFonts w:ascii="Times New Roman" w:eastAsia="Times New Roman" w:hAnsi="Times New Roman" w:cs="Times New Roman"/>
+          <w:sz w:val="24"/>
           <w:szCs w:val="24"/>
           <w:lang w:val="uk-UA"/>
         </w:rPr>
@@ -1702,6 +1776,7 @@
         <w:rPr>
           <w:rFonts w:ascii="Times New Roman" w:eastAsia="Times New Roman" w:hAnsi="Times New Roman" w:cs="Times New Roman"/>
           <w:color w:val="FF0000"/>
+          <w:sz w:val="24"/>
           <w:szCs w:val="24"/>
           <w:lang w:val="uk-UA"/>
         </w:rPr>
@@ -1710,6 +1785,7 @@
       <w:r>
         <w:rPr>
           <w:rFonts w:ascii="Times New Roman" w:eastAsia="Times New Roman" w:hAnsi="Times New Roman" w:cs="Times New Roman"/>
+          <w:sz w:val="24"/>
           <w:szCs w:val="24"/>
           <w:lang w:val="uk-UA"/>
         </w:rPr>
@@ -1718,6 +1794,7 @@
       <w:r>
         <w:rPr>
           <w:rFonts w:ascii="Times New Roman" w:eastAsia="Times New Roman" w:hAnsi="Times New Roman" w:cs="Times New Roman"/>
+          <w:sz w:val="24"/>
           <w:szCs w:val="24"/>
           <w:lang w:val="uk-UA"/>
         </w:rPr>
@@ -1739,6 +1816,7 @@
         <w:rPr>
           <w:rFonts w:ascii="Times New Roman" w:eastAsia="Times New Roman" w:hAnsi="Times New Roman" w:cs="Times New Roman"/>
           <w:color w:val="FF0000"/>
+          <w:sz w:val="24"/>
           <w:szCs w:val="24"/>
           <w:lang w:val="uk-UA"/>
         </w:rPr>
@@ -1747,6 +1825,7 @@
       <w:r>
         <w:rPr>
           <w:rFonts w:ascii="Times New Roman" w:eastAsia="Times New Roman" w:hAnsi="Times New Roman" w:cs="Times New Roman"/>
+          <w:sz w:val="24"/>
           <w:szCs w:val="24"/>
           <w:lang w:val="uk-UA"/>
         </w:rPr>
@@ -1767,6 +1846,7 @@
         <w:rPr>
           <w:rFonts w:ascii="Times New Roman" w:eastAsia="Times New Roman" w:hAnsi="Times New Roman" w:cs="Times New Roman"/>
           <w:color w:val="FF0000"/>
+          <w:sz w:val="24"/>
           <w:szCs w:val="24"/>
           <w:lang w:val="uk-UA"/>
         </w:rPr>
@@ -1775,6 +1855,7 @@
       <w:r>
         <w:rPr>
           <w:rFonts w:ascii="Times New Roman" w:eastAsia="Times New Roman" w:hAnsi="Times New Roman" w:cs="Times New Roman"/>
+          <w:sz w:val="24"/>
           <w:szCs w:val="24"/>
           <w:lang w:val="uk-UA"/>
         </w:rPr>
@@ -1795,6 +1876,7 @@
         <w:rPr>
           <w:rFonts w:ascii="Times New Roman" w:eastAsia="Times New Roman" w:hAnsi="Times New Roman" w:cs="Times New Roman"/>
           <w:color w:val="FF0000"/>
+          <w:sz w:val="24"/>
           <w:szCs w:val="24"/>
           <w:lang w:val="uk-UA"/>
         </w:rPr>
@@ -1803,6 +1885,7 @@
       <w:r>
         <w:rPr>
           <w:rFonts w:ascii="Times New Roman" w:eastAsia="Times New Roman" w:hAnsi="Times New Roman" w:cs="Times New Roman"/>
+          <w:sz w:val="24"/>
           <w:szCs w:val="24"/>
           <w:lang w:val="uk-UA"/>
         </w:rPr>
@@ -1844,6 +1927,7 @@
           <w:b/>
           <w:i/>
           <w:color w:val="FF0000"/>
+          <w:sz w:val="24"/>
           <w:szCs w:val="24"/>
           <w:lang w:val="uk-UA"/>
         </w:rPr>
@@ -1865,6 +1949,7 @@
           <w:rFonts w:ascii="Times New Roman" w:eastAsia="Times New Roman" w:hAnsi="Times New Roman" w:cs="Times New Roman"/>
           <w:i/>
           <w:color w:val="FF0000"/>
+          <w:sz w:val="24"/>
           <w:szCs w:val="24"/>
           <w:lang w:val="uk-UA"/>
         </w:rPr>
@@ -1873,6 +1958,7 @@
       <w:r>
         <w:rPr>
           <w:rFonts w:ascii="Times New Roman" w:eastAsia="Times New Roman" w:hAnsi="Times New Roman" w:cs="Times New Roman"/>
+          <w:sz w:val="24"/>
           <w:szCs w:val="24"/>
           <w:lang w:val="uk-UA"/>
         </w:rPr>
@@ -1894,6 +1980,7 @@
           <w:rFonts w:ascii="Times New Roman" w:eastAsia="Times New Roman" w:hAnsi="Times New Roman" w:cs="Times New Roman"/>
           <w:i/>
           <w:color w:val="FF0000"/>
+          <w:sz w:val="24"/>
           <w:szCs w:val="24"/>
           <w:lang w:val="uk-UA"/>
         </w:rPr>
@@ -1902,6 +1989,7 @@
       <w:r>
         <w:rPr>
           <w:rFonts w:ascii="Times New Roman" w:eastAsia="Times New Roman" w:hAnsi="Times New Roman" w:cs="Times New Roman"/>
+          <w:sz w:val="24"/>
           <w:szCs w:val="24"/>
           <w:lang w:val="uk-UA"/>
         </w:rPr>
@@ -1911,6 +1999,7 @@
         <w:rPr>
           <w:rFonts w:ascii="Times New Roman" w:eastAsia="Times New Roman" w:hAnsi="Times New Roman" w:cs="Times New Roman"/>
           <w:i/>
+          <w:sz w:val="24"/>
           <w:szCs w:val="24"/>
           <w:lang w:val="uk-UA"/>
         </w:rPr>
@@ -1932,6 +2021,7 @@
           <w:rFonts w:ascii="Times New Roman" w:eastAsia="Times New Roman" w:hAnsi="Times New Roman" w:cs="Times New Roman"/>
           <w:i/>
           <w:color w:val="FF0000"/>
+          <w:sz w:val="24"/>
           <w:szCs w:val="24"/>
           <w:lang w:val="uk-UA"/>
         </w:rPr>
@@ -1940,6 +2030,7 @@
       <w:r>
         <w:rPr>
           <w:rFonts w:ascii="Times New Roman" w:eastAsia="Times New Roman" w:hAnsi="Times New Roman" w:cs="Times New Roman"/>
+          <w:sz w:val="24"/>
           <w:szCs w:val="24"/>
           <w:lang w:val="uk-UA"/>
         </w:rPr>
@@ -1961,6 +2052,7 @@
           <w:rFonts w:ascii="Times New Roman" w:eastAsia="Times New Roman" w:hAnsi="Times New Roman" w:cs="Times New Roman"/>
           <w:i/>
           <w:color w:val="FF0000"/>
+          <w:sz w:val="24"/>
           <w:szCs w:val="24"/>
           <w:lang w:val="uk-UA"/>
         </w:rPr>
@@ -1969,6 +2061,7 @@
       <w:r>
         <w:rPr>
           <w:rFonts w:ascii="Times New Roman" w:eastAsia="Times New Roman" w:hAnsi="Times New Roman" w:cs="Times New Roman"/>
+          <w:sz w:val="24"/>
           <w:szCs w:val="24"/>
           <w:lang w:val="uk-UA"/>
         </w:rPr>
@@ -1990,6 +2083,7 @@
           <w:rFonts w:ascii="Times New Roman" w:eastAsia="Times New Roman" w:hAnsi="Times New Roman" w:cs="Times New Roman"/>
           <w:i/>
           <w:color w:val="FF0000"/>
+          <w:sz w:val="24"/>
           <w:szCs w:val="24"/>
           <w:lang w:val="uk-UA"/>
         </w:rPr>
@@ -1998,6 +2092,7 @@
       <w:r>
         <w:rPr>
           <w:rFonts w:ascii="Times New Roman" w:eastAsia="Times New Roman" w:hAnsi="Times New Roman" w:cs="Times New Roman"/>
+          <w:sz w:val="24"/>
           <w:szCs w:val="24"/>
           <w:lang w:val="uk-UA"/>
         </w:rPr>
@@ -2019,6 +2114,7 @@
           <w:rFonts w:ascii="Times New Roman" w:eastAsia="Times New Roman" w:hAnsi="Times New Roman" w:cs="Times New Roman"/>
           <w:i/>
           <w:color w:val="FF0000"/>
+          <w:sz w:val="24"/>
           <w:szCs w:val="24"/>
           <w:lang w:val="uk-UA"/>
         </w:rPr>
@@ -2027,6 +2123,7 @@
       <w:r>
         <w:rPr>
           <w:rFonts w:ascii="Times New Roman" w:eastAsia="Times New Roman" w:hAnsi="Times New Roman" w:cs="Times New Roman"/>
+          <w:sz w:val="24"/>
           <w:szCs w:val="24"/>
           <w:lang w:val="uk-UA"/>
         </w:rPr>
@@ -2048,6 +2145,7 @@
           <w:rFonts w:ascii="Times New Roman" w:eastAsia="Times New Roman" w:hAnsi="Times New Roman" w:cs="Times New Roman"/>
           <w:i/>
           <w:color w:val="FF0000"/>
+          <w:sz w:val="24"/>
           <w:szCs w:val="24"/>
           <w:lang w:val="uk-UA"/>
         </w:rPr>
@@ -2056,6 +2154,7 @@
       <w:r>
         <w:rPr>
           <w:rFonts w:ascii="Times New Roman" w:eastAsia="Times New Roman" w:hAnsi="Times New Roman" w:cs="Times New Roman"/>
+          <w:sz w:val="24"/>
           <w:szCs w:val="24"/>
           <w:lang w:val="uk-UA"/>
         </w:rPr>
@@ -2077,6 +2176,7 @@
           <w:rFonts w:ascii="Times New Roman" w:eastAsia="Times New Roman" w:hAnsi="Times New Roman" w:cs="Times New Roman"/>
           <w:i/>
           <w:color w:val="FF0000"/>
+          <w:sz w:val="24"/>
           <w:szCs w:val="24"/>
           <w:lang w:val="uk-UA"/>
         </w:rPr>
@@ -2085,6 +2185,7 @@
       <w:r>
         <w:rPr>
           <w:rFonts w:ascii="Times New Roman" w:eastAsia="Times New Roman" w:hAnsi="Times New Roman" w:cs="Times New Roman"/>
+          <w:sz w:val="24"/>
           <w:szCs w:val="24"/>
           <w:lang w:val="uk-UA"/>
         </w:rPr>
@@ -2106,6 +2207,7 @@
           <w:rFonts w:ascii="Times New Roman" w:eastAsia="Times New Roman" w:hAnsi="Times New Roman" w:cs="Times New Roman"/>
           <w:i/>
           <w:color w:val="FF0000"/>
+          <w:sz w:val="24"/>
           <w:szCs w:val="24"/>
           <w:lang w:val="uk-UA"/>
         </w:rPr>
@@ -2115,6 +2217,7 @@
       <w:r>
         <w:rPr>
           <w:rFonts w:ascii="Times New Roman" w:eastAsia="Times New Roman" w:hAnsi="Times New Roman" w:cs="Times New Roman"/>
+          <w:sz w:val="24"/>
           <w:szCs w:val="24"/>
           <w:lang w:val="uk-UA"/>
         </w:rPr>
@@ -2125,6 +2228,7 @@
           <w:rFonts w:ascii="Times New Roman" w:eastAsia="Times New Roman" w:hAnsi="Times New Roman" w:cs="Times New Roman"/>
           <w:i/>
           <w:color w:val="FF0000"/>
+          <w:sz w:val="24"/>
           <w:szCs w:val="24"/>
           <w:lang w:val="uk-UA"/>
         </w:rPr>
@@ -2133,6 +2237,7 @@
       <w:r>
         <w:rPr>
           <w:rFonts w:ascii="Times New Roman" w:eastAsia="Times New Roman" w:hAnsi="Times New Roman" w:cs="Times New Roman"/>
+          <w:sz w:val="24"/>
           <w:szCs w:val="24"/>
           <w:lang w:val="uk-UA"/>
         </w:rPr>
@@ -2143,6 +2248,7 @@
           <w:rFonts w:ascii="Times New Roman" w:eastAsia="Times New Roman" w:hAnsi="Times New Roman" w:cs="Times New Roman"/>
           <w:i/>
           <w:color w:val="FF0000"/>
+          <w:sz w:val="24"/>
           <w:szCs w:val="24"/>
           <w:lang w:val="uk-UA"/>
         </w:rPr>
@@ -2151,6 +2257,7 @@
       <w:r>
         <w:rPr>
           <w:rFonts w:ascii="Times New Roman" w:eastAsia="Times New Roman" w:hAnsi="Times New Roman" w:cs="Times New Roman"/>
+          <w:sz w:val="24"/>
           <w:szCs w:val="24"/>
           <w:lang w:val="uk-UA"/>
         </w:rPr>
@@ -2161,6 +2268,7 @@
           <w:rFonts w:ascii="Times New Roman" w:eastAsia="Times New Roman" w:hAnsi="Times New Roman" w:cs="Times New Roman"/>
           <w:i/>
           <w:color w:val="FF0000"/>
+          <w:sz w:val="24"/>
           <w:szCs w:val="24"/>
           <w:lang w:val="uk-UA"/>
         </w:rPr>
@@ -2169,6 +2277,7 @@
       <w:r>
         <w:rPr>
           <w:rFonts w:ascii="Times New Roman" w:eastAsia="Times New Roman" w:hAnsi="Times New Roman" w:cs="Times New Roman"/>
+          <w:sz w:val="24"/>
           <w:szCs w:val="24"/>
           <w:lang w:val="uk-UA"/>
         </w:rPr>
@@ -2179,6 +2288,7 @@
           <w:rFonts w:ascii="Times New Roman" w:eastAsia="Times New Roman" w:hAnsi="Times New Roman" w:cs="Times New Roman"/>
           <w:i/>
           <w:color w:val="FF0000"/>
+          <w:sz w:val="24"/>
           <w:szCs w:val="24"/>
           <w:lang w:val="uk-UA"/>
         </w:rPr>
@@ -2187,6 +2297,7 @@
       <w:r>
         <w:rPr>
           <w:rFonts w:ascii="Times New Roman" w:eastAsia="Times New Roman" w:hAnsi="Times New Roman" w:cs="Times New Roman"/>
+          <w:sz w:val="24"/>
           <w:szCs w:val="24"/>
           <w:lang w:val="uk-UA"/>
         </w:rPr>
@@ -2208,6 +2319,7 @@
           <w:rFonts w:ascii="Times New Roman" w:eastAsia="Times New Roman" w:hAnsi="Times New Roman" w:cs="Times New Roman"/>
           <w:i/>
           <w:color w:val="FF0000"/>
+          <w:sz w:val="24"/>
           <w:szCs w:val="24"/>
           <w:lang w:val="uk-UA"/>
         </w:rPr>
@@ -2216,6 +2328,7 @@
       <w:r>
         <w:rPr>
           <w:rFonts w:ascii="Times New Roman" w:eastAsia="Times New Roman" w:hAnsi="Times New Roman" w:cs="Times New Roman"/>
+          <w:sz w:val="24"/>
           <w:szCs w:val="24"/>
           <w:lang w:val="uk-UA"/>
         </w:rPr>
@@ -2237,6 +2350,7 @@
           <w:rFonts w:ascii="Times New Roman" w:eastAsia="Times New Roman" w:hAnsi="Times New Roman" w:cs="Times New Roman"/>
           <w:i/>
           <w:color w:val="FF0000"/>
+          <w:sz w:val="24"/>
           <w:szCs w:val="24"/>
           <w:lang w:val="uk-UA"/>
         </w:rPr>
@@ -2245,6 +2359,7 @@
       <w:r>
         <w:rPr>
           <w:rFonts w:ascii="Times New Roman" w:eastAsia="Times New Roman" w:hAnsi="Times New Roman" w:cs="Times New Roman"/>
+          <w:sz w:val="24"/>
           <w:szCs w:val="24"/>
           <w:lang w:val="uk-UA"/>
         </w:rPr>
@@ -2266,6 +2381,7 @@
           <w:rFonts w:ascii="Times New Roman" w:eastAsia="Times New Roman" w:hAnsi="Times New Roman" w:cs="Times New Roman"/>
           <w:i/>
           <w:color w:val="FF0000"/>
+          <w:sz w:val="24"/>
           <w:szCs w:val="24"/>
           <w:lang w:val="uk-UA"/>
         </w:rPr>
@@ -2274,6 +2390,7 @@
       <w:r>
         <w:rPr>
           <w:rFonts w:ascii="Times New Roman" w:eastAsia="Times New Roman" w:hAnsi="Times New Roman" w:cs="Times New Roman"/>
+          <w:sz w:val="24"/>
           <w:szCs w:val="24"/>
           <w:lang w:val="uk-UA"/>
         </w:rPr>
@@ -2295,6 +2412,7 @@
           <w:rFonts w:ascii="Times New Roman" w:eastAsia="Times New Roman" w:hAnsi="Times New Roman" w:cs="Times New Roman"/>
           <w:i/>
           <w:color w:val="FF0000"/>
+          <w:sz w:val="24"/>
           <w:szCs w:val="24"/>
           <w:lang w:val="uk-UA"/>
         </w:rPr>
@@ -2303,6 +2421,7 @@
       <w:r>
         <w:rPr>
           <w:rFonts w:ascii="Times New Roman" w:eastAsia="Times New Roman" w:hAnsi="Times New Roman" w:cs="Times New Roman"/>
+          <w:sz w:val="24"/>
           <w:szCs w:val="24"/>
           <w:lang w:val="uk-UA"/>
         </w:rPr>
@@ -2313,6 +2432,7 @@
           <w:rFonts w:ascii="Times New Roman" w:eastAsia="Times New Roman" w:hAnsi="Times New Roman" w:cs="Times New Roman"/>
           <w:i/>
           <w:color w:val="FF0000"/>
+          <w:sz w:val="24"/>
           <w:szCs w:val="24"/>
           <w:lang w:val="uk-UA"/>
         </w:rPr>
@@ -2322,6 +2442,7 @@
         <w:rPr>
           <w:rFonts w:ascii="Times New Roman" w:eastAsia="Times New Roman" w:hAnsi="Times New Roman" w:cs="Times New Roman"/>
           <w:color w:val="FF0000"/>
+          <w:sz w:val="24"/>
           <w:szCs w:val="24"/>
           <w:lang w:val="uk-UA"/>
         </w:rPr>
@@ -2330,6 +2451,7 @@
       <w:r>
         <w:rPr>
           <w:rFonts w:ascii="Times New Roman" w:eastAsia="Times New Roman" w:hAnsi="Times New Roman" w:cs="Times New Roman"/>
+          <w:sz w:val="24"/>
           <w:szCs w:val="24"/>
           <w:lang w:val="uk-UA"/>
         </w:rPr>
@@ -2340,6 +2462,7 @@
           <w:rFonts w:ascii="Times New Roman" w:eastAsia="Times New Roman" w:hAnsi="Times New Roman" w:cs="Times New Roman"/>
           <w:i/>
           <w:color w:val="FF0000"/>
+          <w:sz w:val="24"/>
           <w:szCs w:val="24"/>
           <w:lang w:val="uk-UA"/>
         </w:rPr>
@@ -2349,6 +2472,7 @@
         <w:rPr>
           <w:rFonts w:ascii="Times New Roman" w:eastAsia="Times New Roman" w:hAnsi="Times New Roman" w:cs="Times New Roman"/>
           <w:color w:val="FF0000"/>
+          <w:sz w:val="24"/>
           <w:szCs w:val="24"/>
           <w:lang w:val="uk-UA"/>
         </w:rPr>
@@ -2357,6 +2481,7 @@
       <w:r>
         <w:rPr>
           <w:rFonts w:ascii="Times New Roman" w:eastAsia="Times New Roman" w:hAnsi="Times New Roman" w:cs="Times New Roman"/>
+          <w:sz w:val="24"/>
           <w:szCs w:val="24"/>
           <w:lang w:val="uk-UA"/>
         </w:rPr>
@@ -2378,6 +2503,7 @@
           <w:rFonts w:ascii="Times New Roman" w:eastAsia="Times New Roman" w:hAnsi="Times New Roman" w:cs="Times New Roman"/>
           <w:i/>
           <w:color w:val="FF0000"/>
+          <w:sz w:val="24"/>
           <w:szCs w:val="24"/>
           <w:lang w:val="uk-UA"/>
         </w:rPr>
@@ -2386,6 +2512,7 @@
       <w:r>
         <w:rPr>
           <w:rFonts w:ascii="Times New Roman" w:eastAsia="Times New Roman" w:hAnsi="Times New Roman" w:cs="Times New Roman"/>
+          <w:sz w:val="24"/>
           <w:szCs w:val="24"/>
           <w:lang w:val="uk-UA"/>
         </w:rPr>
@@ -2407,6 +2534,7 @@
           <w:rFonts w:ascii="Times New Roman" w:eastAsia="Times New Roman" w:hAnsi="Times New Roman" w:cs="Times New Roman"/>
           <w:i/>
           <w:color w:val="FF0000"/>
+          <w:sz w:val="24"/>
           <w:szCs w:val="24"/>
           <w:lang w:val="uk-UA"/>
         </w:rPr>
@@ -2415,6 +2543,7 @@
       <w:r>
         <w:rPr>
           <w:rFonts w:ascii="Times New Roman" w:eastAsia="Times New Roman" w:hAnsi="Times New Roman" w:cs="Times New Roman"/>
+          <w:sz w:val="24"/>
           <w:szCs w:val="24"/>
           <w:lang w:val="uk-UA"/>
         </w:rPr>
@@ -2436,6 +2565,7 @@
           <w:rFonts w:ascii="Times New Roman" w:eastAsia="Times New Roman" w:hAnsi="Times New Roman" w:cs="Times New Roman"/>
           <w:i/>
           <w:color w:val="FF0000"/>
+          <w:sz w:val="24"/>
           <w:szCs w:val="24"/>
           <w:lang w:val="uk-UA"/>
         </w:rPr>
@@ -2444,6 +2574,7 @@
       <w:r>
         <w:rPr>
           <w:rFonts w:ascii="Times New Roman" w:eastAsia="Times New Roman" w:hAnsi="Times New Roman" w:cs="Times New Roman"/>
+          <w:sz w:val="24"/>
           <w:szCs w:val="24"/>
           <w:lang w:val="uk-UA"/>
         </w:rPr>
@@ -2465,6 +2596,7 @@
           <w:rFonts w:ascii="Times New Roman" w:eastAsia="Times New Roman" w:hAnsi="Times New Roman" w:cs="Times New Roman"/>
           <w:i/>
           <w:color w:val="FF0000"/>
+          <w:sz w:val="24"/>
           <w:szCs w:val="24"/>
           <w:lang w:val="uk-UA"/>
         </w:rPr>
@@ -2473,6 +2605,7 @@
       <w:r>
         <w:rPr>
           <w:rFonts w:ascii="Times New Roman" w:eastAsia="Times New Roman" w:hAnsi="Times New Roman" w:cs="Times New Roman"/>
+          <w:sz w:val="24"/>
           <w:szCs w:val="24"/>
           <w:lang w:val="uk-UA"/>
         </w:rPr>
@@ -2494,6 +2627,7 @@
           <w:rFonts w:ascii="Times New Roman" w:eastAsia="Times New Roman" w:hAnsi="Times New Roman" w:cs="Times New Roman"/>
           <w:i/>
           <w:color w:val="FF0000"/>
+          <w:sz w:val="24"/>
           <w:szCs w:val="24"/>
           <w:lang w:val="uk-UA"/>
         </w:rPr>
@@ -2502,6 +2636,7 @@
       <w:r>
         <w:rPr>
           <w:rFonts w:ascii="Times New Roman" w:eastAsia="Times New Roman" w:hAnsi="Times New Roman" w:cs="Times New Roman"/>
+          <w:sz w:val="24"/>
           <w:szCs w:val="24"/>
           <w:lang w:val="uk-UA"/>
         </w:rPr>
@@ -2523,6 +2658,7 @@
           <w:rFonts w:ascii="Times New Roman" w:eastAsia="Times New Roman" w:hAnsi="Times New Roman" w:cs="Times New Roman"/>
           <w:i/>
           <w:color w:val="FF0000"/>
+          <w:sz w:val="24"/>
           <w:szCs w:val="24"/>
           <w:lang w:val="uk-UA"/>
         </w:rPr>
@@ -2531,6 +2667,7 @@
       <w:r>
         <w:rPr>
           <w:rFonts w:ascii="Times New Roman" w:eastAsia="Times New Roman" w:hAnsi="Times New Roman" w:cs="Times New Roman"/>
+          <w:sz w:val="24"/>
           <w:szCs w:val="24"/>
           <w:lang w:val="uk-UA"/>
         </w:rPr>
@@ -2552,6 +2689,7 @@
           <w:rFonts w:ascii="Times New Roman" w:eastAsia="Times New Roman" w:hAnsi="Times New Roman" w:cs="Times New Roman"/>
           <w:i/>
           <w:color w:val="FF0000"/>
+          <w:sz w:val="24"/>
           <w:szCs w:val="24"/>
           <w:lang w:val="uk-UA"/>
         </w:rPr>
@@ -2560,6 +2698,7 @@
       <w:r>
         <w:rPr>
           <w:rFonts w:ascii="Times New Roman" w:eastAsia="Times New Roman" w:hAnsi="Times New Roman" w:cs="Times New Roman"/>
+          <w:sz w:val="24"/>
           <w:szCs w:val="24"/>
           <w:lang w:val="uk-UA"/>
         </w:rPr>
@@ -2581,6 +2720,7 @@
           <w:rFonts w:ascii="Times New Roman" w:eastAsia="Times New Roman" w:hAnsi="Times New Roman" w:cs="Times New Roman"/>
           <w:i/>
           <w:color w:val="FF0000"/>
+          <w:sz w:val="24"/>
           <w:szCs w:val="24"/>
           <w:lang w:val="uk-UA"/>
         </w:rPr>
@@ -2589,6 +2729,7 @@
       <w:r>
         <w:rPr>
           <w:rFonts w:ascii="Times New Roman" w:eastAsia="Times New Roman" w:hAnsi="Times New Roman" w:cs="Times New Roman"/>
+          <w:sz w:val="24"/>
           <w:szCs w:val="24"/>
           <w:lang w:val="uk-UA"/>
         </w:rPr>
@@ -2610,6 +2751,7 @@
           <w:rFonts w:ascii="Times New Roman" w:eastAsia="Times New Roman" w:hAnsi="Times New Roman" w:cs="Times New Roman"/>
           <w:i/>
           <w:color w:val="FF0000"/>
+          <w:sz w:val="24"/>
           <w:szCs w:val="24"/>
           <w:lang w:val="uk-UA"/>
         </w:rPr>
@@ -2618,6 +2760,7 @@
       <w:r>
         <w:rPr>
           <w:rFonts w:ascii="Times New Roman" w:eastAsia="Times New Roman" w:hAnsi="Times New Roman" w:cs="Times New Roman"/>
+          <w:sz w:val="24"/>
           <w:szCs w:val="24"/>
           <w:lang w:val="uk-UA"/>
         </w:rPr>
@@ -2639,6 +2782,7 @@
           <w:rFonts w:ascii="Times New Roman" w:eastAsia="Times New Roman" w:hAnsi="Times New Roman" w:cs="Times New Roman"/>
           <w:i/>
           <w:color w:val="FF0000"/>
+          <w:sz w:val="24"/>
           <w:szCs w:val="24"/>
           <w:lang w:val="uk-UA"/>
         </w:rPr>
@@ -2647,6 +2791,7 @@
       <w:r>
         <w:rPr>
           <w:rFonts w:ascii="Times New Roman" w:eastAsia="Times New Roman" w:hAnsi="Times New Roman" w:cs="Times New Roman"/>
+          <w:sz w:val="24"/>
           <w:szCs w:val="24"/>
           <w:lang w:val="uk-UA"/>
         </w:rPr>
@@ -2668,6 +2813,7 @@
           <w:rFonts w:ascii="Times New Roman" w:eastAsia="Times New Roman" w:hAnsi="Times New Roman" w:cs="Times New Roman"/>
           <w:i/>
           <w:color w:val="FF0000"/>
+          <w:sz w:val="24"/>
           <w:szCs w:val="24"/>
           <w:lang w:val="uk-UA"/>
         </w:rPr>
@@ -2677,6 +2823,7 @@
         <w:rPr>
           <w:rFonts w:ascii="Times New Roman" w:eastAsia="Times New Roman" w:hAnsi="Times New Roman" w:cs="Times New Roman"/>
           <w:color w:val="FF0000"/>
+          <w:sz w:val="24"/>
           <w:szCs w:val="24"/>
           <w:lang w:val="uk-UA"/>
         </w:rPr>
@@ -2685,6 +2832,7 @@
       <w:r>
         <w:rPr>
           <w:rFonts w:ascii="Times New Roman" w:eastAsia="Times New Roman" w:hAnsi="Times New Roman" w:cs="Times New Roman"/>
+          <w:sz w:val="24"/>
           <w:szCs w:val="24"/>
           <w:lang w:val="uk-UA"/>
         </w:rPr>
@@ -2728,6 +2876,7 @@
           <w:rFonts w:ascii="Times New Roman" w:eastAsia="Times New Roman" w:hAnsi="Times New Roman" w:cs="Times New Roman"/>
           <w:i/>
           <w:color w:val="FF0000"/>
+          <w:sz w:val="24"/>
           <w:szCs w:val="24"/>
           <w:lang w:val="uk-UA"/>
         </w:rPr>
@@ -2737,6 +2886,7 @@
         <w:rPr>
           <w:rFonts w:ascii="Times New Roman" w:eastAsia="Times New Roman" w:hAnsi="Times New Roman" w:cs="Times New Roman"/>
           <w:color w:val="FF0000"/>
+          <w:sz w:val="24"/>
           <w:szCs w:val="24"/>
           <w:lang w:val="uk-UA"/>
         </w:rPr>
@@ -2745,6 +2895,7 @@
       <w:r>
         <w:rPr>
           <w:rFonts w:ascii="Times New Roman" w:eastAsia="Times New Roman" w:hAnsi="Times New Roman" w:cs="Times New Roman"/>
+          <w:sz w:val="24"/>
           <w:szCs w:val="24"/>
           <w:lang w:val="uk-UA"/>
         </w:rPr>
@@ -2785,6 +2936,7 @@
           <w:b/>
           <w:i/>
           <w:color w:val="FF0000"/>
+          <w:sz w:val="24"/>
           <w:szCs w:val="24"/>
           <w:lang w:val="uk-UA"/>
         </w:rPr>
@@ -2808,6 +2960,7 @@
           <w:rFonts w:ascii="Times New Roman" w:eastAsia="Times New Roman" w:hAnsi="Times New Roman" w:cs="Times New Roman"/>
           <w:i/>
           <w:color w:val="FF0000"/>
+          <w:sz w:val="24"/>
           <w:szCs w:val="24"/>
           <w:lang w:val="uk-UA"/>
         </w:rPr>
@@ -3896,6 +4049,7 @@
       <w:r>
         <w:rPr>
           <w:rFonts w:ascii="Times New Roman" w:eastAsia="Times New Roman" w:hAnsi="Times New Roman" w:cs="Times New Roman"/>
+          <w:sz w:val="24"/>
           <w:szCs w:val="24"/>
           <w:lang w:val="uk-UA"/>
         </w:rPr>
@@ -3915,6 +4069,7 @@
       <w:r>
         <w:rPr>
           <w:rFonts w:ascii="Times New Roman" w:eastAsia="Times New Roman" w:hAnsi="Times New Roman" w:cs="Times New Roman"/>
+          <w:sz w:val="24"/>
           <w:szCs w:val="24"/>
           <w:lang w:val="uk-UA"/>
         </w:rPr>
@@ -3935,6 +4090,7 @@
       <w:r>
         <w:rPr>
           <w:rFonts w:ascii="Times New Roman" w:eastAsia="Times New Roman" w:hAnsi="Times New Roman" w:cs="Times New Roman"/>
+          <w:sz w:val="24"/>
           <w:szCs w:val="24"/>
           <w:lang w:val="uk-UA"/>
         </w:rPr>
@@ -3954,6 +4110,7 @@
       <w:r>
         <w:rPr>
           <w:rFonts w:ascii="Times New Roman" w:eastAsia="Times New Roman" w:hAnsi="Times New Roman" w:cs="Times New Roman"/>
+          <w:sz w:val="24"/>
           <w:szCs w:val="24"/>
           <w:lang w:val="uk-UA"/>
         </w:rPr>
@@ -3973,6 +4130,7 @@
       <w:r>
         <w:rPr>
           <w:rFonts w:ascii="Times New Roman" w:eastAsia="Times New Roman" w:hAnsi="Times New Roman" w:cs="Times New Roman"/>
+          <w:sz w:val="24"/>
           <w:szCs w:val="24"/>
           <w:lang w:val="uk-UA"/>
         </w:rPr>
@@ -3992,6 +4150,7 @@
       <w:r>
         <w:rPr>
           <w:rFonts w:ascii="Times New Roman" w:eastAsia="Times New Roman" w:hAnsi="Times New Roman" w:cs="Times New Roman"/>
+          <w:sz w:val="24"/>
           <w:szCs w:val="24"/>
           <w:lang w:val="uk-UA"/>
         </w:rPr>
@@ -4011,6 +4170,7 @@
       <w:r>
         <w:rPr>
           <w:rFonts w:ascii="Times New Roman" w:eastAsia="Times New Roman" w:hAnsi="Times New Roman" w:cs="Times New Roman"/>
+          <w:sz w:val="24"/>
           <w:szCs w:val="24"/>
           <w:lang w:val="uk-UA"/>
         </w:rPr>
@@ -4030,6 +4190,7 @@
       <w:r>
         <w:rPr>
           <w:rFonts w:ascii="Times New Roman" w:eastAsia="Times New Roman" w:hAnsi="Times New Roman" w:cs="Times New Roman"/>
+          <w:sz w:val="24"/>
           <w:szCs w:val="24"/>
           <w:lang w:val="uk-UA"/>
         </w:rPr>
@@ -4049,6 +4210,7 @@
       <w:r>
         <w:rPr>
           <w:rFonts w:ascii="Times New Roman" w:eastAsia="Times New Roman" w:hAnsi="Times New Roman" w:cs="Times New Roman"/>
+          <w:sz w:val="24"/>
           <w:szCs w:val="24"/>
           <w:lang w:val="uk-UA"/>
         </w:rPr>
@@ -4068,6 +4230,7 @@
       <w:r>
         <w:rPr>
           <w:rFonts w:ascii="Times New Roman" w:eastAsia="Times New Roman" w:hAnsi="Times New Roman" w:cs="Times New Roman"/>
+          <w:sz w:val="24"/>
           <w:szCs w:val="24"/>
           <w:lang w:val="uk-UA"/>
         </w:rPr>
@@ -4091,6 +4254,7 @@
           <w:rFonts w:ascii="Times New Roman" w:eastAsia="Times New Roman" w:hAnsi="Times New Roman" w:cs="Times New Roman"/>
           <w:b/>
           <w:color w:val="FF0000"/>
+          <w:sz w:val="24"/>
           <w:szCs w:val="24"/>
           <w:lang w:val="uk-UA"/>
         </w:rPr>
@@ -4110,6 +4274,7 @@
       <w:r>
         <w:rPr>
           <w:rFonts w:ascii="Times New Roman" w:eastAsia="Times New Roman" w:hAnsi="Times New Roman" w:cs="Times New Roman"/>
+          <w:sz w:val="24"/>
           <w:szCs w:val="24"/>
           <w:lang w:val="uk-UA"/>
         </w:rPr>
@@ -4129,6 +4294,7 @@
       <w:r>
         <w:rPr>
           <w:rFonts w:ascii="Times New Roman" w:eastAsia="Times New Roman" w:hAnsi="Times New Roman" w:cs="Times New Roman"/>
+          <w:sz w:val="24"/>
           <w:szCs w:val="24"/>
           <w:lang w:val="uk-UA"/>
         </w:rPr>
@@ -4148,6 +4314,7 @@
       <w:r>
         <w:rPr>
           <w:rFonts w:ascii="Times New Roman" w:eastAsia="Times New Roman" w:hAnsi="Times New Roman" w:cs="Times New Roman"/>
+          <w:sz w:val="24"/>
           <w:szCs w:val="24"/>
           <w:lang w:val="uk-UA"/>
         </w:rPr>
@@ -4167,6 +4334,7 @@
       <w:r>
         <w:rPr>
           <w:rFonts w:ascii="Times New Roman" w:eastAsia="Times New Roman" w:hAnsi="Times New Roman" w:cs="Times New Roman"/>
+          <w:sz w:val="24"/>
           <w:szCs w:val="24"/>
           <w:lang w:val="uk-UA"/>
         </w:rPr>
@@ -4186,6 +4354,7 @@
       <w:r>
         <w:rPr>
           <w:rFonts w:ascii="Times New Roman" w:eastAsia="Times New Roman" w:hAnsi="Times New Roman" w:cs="Times New Roman"/>
+          <w:sz w:val="24"/>
           <w:szCs w:val="24"/>
           <w:lang w:val="uk-UA"/>
         </w:rPr>
@@ -4205,6 +4374,7 @@
       <w:r>
         <w:rPr>
           <w:rFonts w:ascii="Times New Roman" w:eastAsia="Times New Roman" w:hAnsi="Times New Roman" w:cs="Times New Roman"/>
+          <w:sz w:val="24"/>
           <w:szCs w:val="24"/>
           <w:lang w:val="uk-UA"/>
         </w:rPr>
@@ -4224,6 +4394,7 @@
       <w:r>
         <w:rPr>
           <w:rFonts w:ascii="Times New Roman" w:eastAsia="Times New Roman" w:hAnsi="Times New Roman" w:cs="Times New Roman"/>
+          <w:sz w:val="24"/>
           <w:szCs w:val="24"/>
           <w:lang w:val="uk-UA"/>
         </w:rPr>
@@ -4243,6 +4414,7 @@
       <w:r>
         <w:rPr>
           <w:rFonts w:ascii="Times New Roman" w:eastAsia="Times New Roman" w:hAnsi="Times New Roman" w:cs="Times New Roman"/>
+          <w:sz w:val="24"/>
           <w:szCs w:val="24"/>
           <w:lang w:val="uk-UA"/>
         </w:rPr>
@@ -4262,6 +4434,7 @@
       <w:r>
         <w:rPr>
           <w:rFonts w:ascii="Times New Roman" w:eastAsia="Times New Roman" w:hAnsi="Times New Roman" w:cs="Times New Roman"/>
+          <w:sz w:val="24"/>
           <w:szCs w:val="24"/>
           <w:lang w:val="uk-UA"/>
         </w:rPr>
@@ -4281,6 +4454,7 @@
       <w:r>
         <w:rPr>
           <w:rFonts w:ascii="Times New Roman" w:eastAsia="Times New Roman" w:hAnsi="Times New Roman" w:cs="Times New Roman"/>
+          <w:sz w:val="24"/>
           <w:szCs w:val="24"/>
           <w:lang w:val="uk-UA"/>
         </w:rPr>
@@ -4304,6 +4478,7 @@
           <w:rFonts w:ascii="Times New Roman" w:eastAsia="Times New Roman" w:hAnsi="Times New Roman" w:cs="Times New Roman"/>
           <w:b/>
           <w:color w:val="FF0000"/>
+          <w:sz w:val="24"/>
           <w:szCs w:val="24"/>
           <w:lang w:val="uk-UA"/>
         </w:rPr>
@@ -4323,6 +4498,7 @@
       <w:r>
         <w:rPr>
           <w:rFonts w:ascii="Times New Roman" w:eastAsia="Times New Roman" w:hAnsi="Times New Roman" w:cs="Times New Roman"/>
+          <w:sz w:val="24"/>
           <w:szCs w:val="24"/>
           <w:lang w:val="uk-UA"/>
         </w:rPr>
@@ -4342,6 +4518,7 @@
       <w:r>
         <w:rPr>
           <w:rFonts w:ascii="Times New Roman" w:eastAsia="Times New Roman" w:hAnsi="Times New Roman" w:cs="Times New Roman"/>
+          <w:sz w:val="24"/>
           <w:szCs w:val="24"/>
           <w:lang w:val="uk-UA"/>
         </w:rPr>
@@ -4370,6 +4547,7 @@
           <w:b/>
           <w:i/>
           <w:color w:val="FF0000"/>
+          <w:sz w:val="24"/>
           <w:szCs w:val="24"/>
           <w:lang w:val="uk-UA"/>
         </w:rPr>
@@ -4391,6 +4569,7 @@
           <w:rFonts w:ascii="Times New Roman" w:eastAsia="Times New Roman" w:hAnsi="Times New Roman" w:cs="Times New Roman"/>
           <w:i/>
           <w:color w:val="FF0000"/>
+          <w:sz w:val="24"/>
           <w:szCs w:val="24"/>
           <w:lang w:val="uk-UA"/>
         </w:rPr>
@@ -4400,6 +4579,7 @@
         <w:rPr>
           <w:rFonts w:ascii="Times New Roman" w:eastAsia="Times New Roman" w:hAnsi="Times New Roman" w:cs="Times New Roman"/>
           <w:i/>
+          <w:sz w:val="24"/>
           <w:szCs w:val="24"/>
           <w:lang w:val="uk-UA"/>
         </w:rPr>
@@ -4408,6 +4588,7 @@
       <w:r>
         <w:rPr>
           <w:rFonts w:ascii="Times New Roman" w:eastAsia="Times New Roman" w:hAnsi="Times New Roman" w:cs="Times New Roman"/>
+          <w:sz w:val="24"/>
           <w:szCs w:val="24"/>
           <w:lang w:val="uk-UA"/>
         </w:rPr>
@@ -4428,6 +4609,7 @@
           <w:rFonts w:ascii="Times New Roman" w:eastAsia="Times New Roman" w:hAnsi="Times New Roman" w:cs="Times New Roman"/>
           <w:i/>
           <w:color w:val="FF0000"/>
+          <w:sz w:val="24"/>
           <w:szCs w:val="24"/>
         </w:rPr>
         <w:t>(г. 1, самоподібний):</w:t>
@@ -4435,6 +4617,7 @@
       <w:r>
         <w:rPr>
           <w:rFonts w:ascii="Times New Roman" w:eastAsia="Times New Roman" w:hAnsi="Times New Roman" w:cs="Times New Roman"/>
+          <w:sz w:val="24"/>
           <w:szCs w:val="24"/>
         </w:rPr>
         <w:t xml:space="preserve"> О, дивне чудо!* Мати Життя до гробу покладається і гріб стає драбиною до неба.* Радій, Гетсиманіє, свята оселе Богородиці!* Заспіваймо, вірні, маючи за провідника Гавриїла:* Радуйся, Благодатна, з тобою Господь,* що через тебе подає світові велику милість.</w:t>
@@ -4455,6 +4638,7 @@
           <w:rFonts w:ascii="Times New Roman" w:eastAsia="Times New Roman" w:hAnsi="Times New Roman" w:cs="Times New Roman"/>
           <w:i/>
           <w:color w:val="FF0000"/>
+          <w:sz w:val="24"/>
           <w:szCs w:val="24"/>
           <w:lang w:val="uk-UA"/>
         </w:rPr>
@@ -4463,6 +4647,7 @@
       <w:r>
         <w:rPr>
           <w:rFonts w:ascii="Times New Roman" w:eastAsia="Times New Roman" w:hAnsi="Times New Roman" w:cs="Times New Roman"/>
+          <w:sz w:val="24"/>
           <w:szCs w:val="24"/>
           <w:lang w:val="uk-UA"/>
         </w:rPr>
@@ -4481,6 +4666,7 @@
       <w:r>
         <w:rPr>
           <w:rFonts w:ascii="Times New Roman" w:eastAsia="Times New Roman" w:hAnsi="Times New Roman" w:cs="Times New Roman"/>
+          <w:sz w:val="24"/>
           <w:szCs w:val="24"/>
         </w:rPr>
         <w:lastRenderedPageBreak/>
@@ -4502,6 +4688,7 @@
           <w:rFonts w:ascii="Times New Roman" w:eastAsia="Times New Roman" w:hAnsi="Times New Roman" w:cs="Times New Roman"/>
           <w:i/>
           <w:color w:val="FF0000"/>
+          <w:sz w:val="24"/>
           <w:szCs w:val="24"/>
           <w:lang w:val="uk-UA"/>
         </w:rPr>
@@ -4511,6 +4698,7 @@
         <w:rPr>
           <w:rFonts w:ascii="Times New Roman" w:eastAsia="Times New Roman" w:hAnsi="Times New Roman" w:cs="Times New Roman"/>
           <w:i/>
+          <w:sz w:val="24"/>
           <w:szCs w:val="24"/>
           <w:lang w:val="uk-UA"/>
         </w:rPr>
@@ -4519,6 +4707,7 @@
       <w:r>
         <w:rPr>
           <w:rFonts w:ascii="Times New Roman" w:eastAsia="Times New Roman" w:hAnsi="Times New Roman" w:cs="Times New Roman"/>
+          <w:sz w:val="24"/>
           <w:szCs w:val="24"/>
           <w:lang w:val="uk-UA"/>
         </w:rPr>
@@ -4537,6 +4726,7 @@
       <w:r>
         <w:rPr>
           <w:rFonts w:ascii="Times New Roman" w:eastAsia="Times New Roman" w:hAnsi="Times New Roman" w:cs="Times New Roman"/>
+          <w:sz w:val="24"/>
           <w:szCs w:val="24"/>
         </w:rPr>
         <w:t>Твоє Успіння вихваляють власті й престоли,* начала і господьства, сили, херувими та могутні серафими.* Радуються земляни, прикрашені твоєю божественною славою.* Царі з архангелами й ангелами поклоняються і співають:* Радуйся, Благодатна, з тобою Господь,* що через тебе подає світові велику милість!</w:t>
@@ -4557,6 +4747,7 @@
           <w:rFonts w:ascii="Times New Roman" w:eastAsia="Times New Roman" w:hAnsi="Times New Roman" w:cs="Times New Roman"/>
           <w:i/>
           <w:color w:val="FF0000"/>
+          <w:sz w:val="24"/>
           <w:szCs w:val="24"/>
           <w:lang w:val="uk-UA"/>
         </w:rPr>
@@ -4566,6 +4757,7 @@
         <w:rPr>
           <w:rFonts w:ascii="Times New Roman" w:eastAsia="Times New Roman" w:hAnsi="Times New Roman" w:cs="Times New Roman"/>
           <w:i/>
+          <w:sz w:val="24"/>
           <w:szCs w:val="24"/>
           <w:lang w:val="uk-UA"/>
         </w:rPr>
@@ -4574,6 +4766,7 @@
       <w:r>
         <w:rPr>
           <w:rFonts w:ascii="Times New Roman" w:eastAsia="Times New Roman" w:hAnsi="Times New Roman" w:cs="Times New Roman"/>
+          <w:sz w:val="24"/>
           <w:szCs w:val="24"/>
           <w:lang w:val="uk-UA"/>
         </w:rPr>
@@ -4592,6 +4785,7 @@
       <w:r>
         <w:rPr>
           <w:rFonts w:ascii="Times New Roman" w:eastAsia="Times New Roman" w:hAnsi="Times New Roman" w:cs="Times New Roman"/>
+          <w:sz w:val="24"/>
           <w:szCs w:val="24"/>
         </w:rPr>
         <w:t>Ангельські хори радіють безсмертним успінням Божої Матері.* Вона бо відходить й оселюється у вічне житло;* приходить до небесної веселости,* входить у божественну радість* і вічну насолоду.</w:t>
@@ -4614,6 +4808,7 @@
           <w:rFonts w:ascii="Times New Roman" w:eastAsia="Times New Roman" w:hAnsi="Times New Roman" w:cs="Times New Roman"/>
           <w:b/>
           <w:color w:val="FF0000"/>
+          <w:sz w:val="24"/>
           <w:szCs w:val="24"/>
           <w:lang w:val="uk-UA"/>
         </w:rPr>
@@ -4635,6 +4830,7 @@
           <w:rFonts w:ascii="Times New Roman" w:eastAsia="Times New Roman" w:hAnsi="Times New Roman" w:cs="Times New Roman"/>
           <w:i/>
           <w:color w:val="FF0000"/>
+          <w:sz w:val="24"/>
           <w:szCs w:val="24"/>
           <w:lang w:val="uk-UA"/>
         </w:rPr>
@@ -4644,6 +4840,7 @@
         <w:rPr>
           <w:rFonts w:ascii="Times New Roman" w:eastAsia="Times New Roman" w:hAnsi="Times New Roman" w:cs="Times New Roman"/>
           <w:i/>
+          <w:sz w:val="24"/>
           <w:szCs w:val="24"/>
           <w:lang w:val="uk-UA"/>
         </w:rPr>
@@ -4652,6 +4849,7 @@
       <w:r>
         <w:rPr>
           <w:rFonts w:ascii="Times New Roman" w:eastAsia="Times New Roman" w:hAnsi="Times New Roman" w:cs="Times New Roman"/>
+          <w:sz w:val="24"/>
           <w:szCs w:val="24"/>
           <w:lang w:val="uk-UA"/>
         </w:rPr>
@@ -4672,6 +4870,7 @@
           <w:rFonts w:ascii="Times New Roman" w:eastAsia="Times New Roman" w:hAnsi="Times New Roman" w:cs="Times New Roman"/>
           <w:i/>
           <w:color w:val="FF0000"/>
+          <w:sz w:val="24"/>
           <w:szCs w:val="24"/>
         </w:rPr>
         <w:t>(г. 2):</w:t>
@@ -4679,6 +4878,7 @@
       <w:r>
         <w:rPr>
           <w:rFonts w:ascii="Times New Roman" w:eastAsia="Times New Roman" w:hAnsi="Times New Roman" w:cs="Times New Roman"/>
+          <w:sz w:val="24"/>
           <w:szCs w:val="24"/>
         </w:rPr>
         <w:t xml:space="preserve"> Всенепорочна Невіста і Мати того,* що його Отець уподобав* і призначив її для нього на оселю незлитного об'єднання,* віддає сьогодні пречисту душу Творцеві й Богові.* Її боговгодно приймають безтілесні Сили* і до життя переходить та, що є Матір'ю Життя* – свічадо недоступного Світла, спасіння вірних* і надія душ наших.</w:t>
@@ -4699,6 +4899,7 @@
           <w:rFonts w:ascii="Times New Roman" w:eastAsia="Times New Roman" w:hAnsi="Times New Roman" w:cs="Times New Roman"/>
           <w:i/>
           <w:color w:val="FF0000"/>
+          <w:sz w:val="24"/>
           <w:szCs w:val="24"/>
           <w:lang w:val="uk-UA"/>
         </w:rPr>
@@ -4708,6 +4909,7 @@
         <w:rPr>
           <w:rFonts w:ascii="Times New Roman" w:eastAsia="Times New Roman" w:hAnsi="Times New Roman" w:cs="Times New Roman"/>
           <w:i/>
+          <w:sz w:val="24"/>
           <w:szCs w:val="24"/>
           <w:lang w:val="uk-UA"/>
         </w:rPr>
@@ -4716,6 +4918,7 @@
       <w:r>
         <w:rPr>
           <w:rFonts w:ascii="Times New Roman" w:eastAsia="Times New Roman" w:hAnsi="Times New Roman" w:cs="Times New Roman"/>
+          <w:sz w:val="24"/>
           <w:szCs w:val="24"/>
           <w:lang w:val="uk-UA"/>
         </w:rPr>
@@ -4736,6 +4939,7 @@
           <w:rFonts w:ascii="Times New Roman" w:eastAsia="Times New Roman" w:hAnsi="Times New Roman" w:cs="Times New Roman"/>
           <w:i/>
           <w:color w:val="FF0000"/>
+          <w:sz w:val="24"/>
           <w:szCs w:val="24"/>
         </w:rPr>
         <w:t xml:space="preserve"> (г. 5):</w:t>
@@ -4743,6 +4947,7 @@
       <w:r>
         <w:rPr>
           <w:rFonts w:ascii="Times New Roman" w:eastAsia="Times New Roman" w:hAnsi="Times New Roman" w:cs="Times New Roman"/>
+          <w:sz w:val="24"/>
           <w:szCs w:val="24"/>
         </w:rPr>
         <w:t xml:space="preserve"> Прийдіть, всі учасники свята!* Прийдіть, і заспіваймо хором!* Прийдіть, і заквітчаймо Церкву в день упокоєння Божого Кивота.* Бо нині небо розкривається і приймає Родительку того,* хто не вміщається ні в чому;* і земля, зодягнувшись у величність і благословення,* віддає Джерело життя.* Ангели з апостолами збираються хором,* з тремтінням споглядають на ту, яка від життя переходить до того Життя, яке вона породила.* Всі їй поклонімося, умоляючи:* Не забудь, Владичице, відданого тобі народу,* що з вірою святкує пресвяте твоє Успіння.</w:t>
@@ -4761,6 +4966,7 @@
         <w:rPr>
           <w:rFonts w:ascii="Times New Roman" w:eastAsia="Times New Roman" w:hAnsi="Times New Roman" w:cs="Times New Roman"/>
           <w:b/>
+          <w:sz w:val="24"/>
           <w:szCs w:val="24"/>
         </w:rPr>
         <w:t>Слава:</w:t>
@@ -4769,6 +4975,7 @@
         <w:rPr>
           <w:rFonts w:ascii="Times New Roman" w:eastAsia="Times New Roman" w:hAnsi="Times New Roman" w:cs="Times New Roman"/>
           <w:b/>
+          <w:sz w:val="24"/>
           <w:szCs w:val="24"/>
           <w:lang w:val="uk-UA"/>
         </w:rPr>
@@ -4778,6 +4985,7 @@
         <w:rPr>
           <w:rFonts w:ascii="Times New Roman" w:eastAsia="Times New Roman" w:hAnsi="Times New Roman" w:cs="Times New Roman"/>
           <w:b/>
+          <w:sz w:val="24"/>
           <w:szCs w:val="24"/>
         </w:rPr>
         <w:t xml:space="preserve"> нині </w:t>
@@ -4787,6 +4995,7 @@
           <w:rFonts w:ascii="Times New Roman" w:eastAsia="Times New Roman" w:hAnsi="Times New Roman" w:cs="Times New Roman"/>
           <w:i/>
           <w:color w:val="FF0000"/>
+          <w:sz w:val="24"/>
           <w:szCs w:val="24"/>
         </w:rPr>
         <w:t>(г. 1):</w:t>
@@ -4794,6 +5003,7 @@
       <w:r>
         <w:rPr>
           <w:rFonts w:ascii="Times New Roman" w:eastAsia="Times New Roman" w:hAnsi="Times New Roman" w:cs="Times New Roman"/>
+          <w:sz w:val="24"/>
           <w:szCs w:val="24"/>
         </w:rPr>
         <w:t xml:space="preserve"> З Божої волі чудесно зібрані апостоли звідусіль зійшлися,* щоб поховати пречисте і животворче твоє тіло,* і з любов'ю його поцілувати.* Сили ж небесні, пройняті здивуванням,* з'явившись з Владикою своїм,* супроводили богоносне і пречисте тіло, ідучи невидимо небесами,* і кликали до архангелів:* Ось приходить Цариця всіх, божественна Дочка!* Відчиніть брами і вознесіть понад увесь світ Матір вічного Світла!* Бо за її посередництвом настало людям загальне спасіння.* На неї неможливо споглядати й віддати їй достойну пошану,* бо її визначність переходить будь-яке уявлення.* Тому, пречиста Богородице, живучи завжди з живоносним Царем і своїм Сином,* молися повсякчасно, щоб від усякого ворожого підступу* захоронені і спасенні були твої діти,* бо ми придбали в тобі Заступницю* і тебе повіки врочисто прославляємо.</w:t>
@@ -4832,6 +5042,7 @@
           <w:b/>
           <w:i/>
           <w:color w:val="FF0000"/>
+          <w:sz w:val="24"/>
           <w:szCs w:val="24"/>
           <w:lang w:val="uk-UA"/>
         </w:rPr>
@@ -4855,6 +5066,7 @@
           <w:rFonts w:ascii="Times New Roman" w:eastAsia="Times New Roman" w:hAnsi="Times New Roman" w:cs="Times New Roman"/>
           <w:i/>
           <w:color w:val="FF0000"/>
+          <w:sz w:val="24"/>
           <w:szCs w:val="24"/>
           <w:lang w:val="uk-UA"/>
         </w:rPr>
@@ -4874,6 +5086,7 @@
       <w:r>
         <w:rPr>
           <w:rFonts w:ascii="Times New Roman" w:eastAsia="Times New Roman" w:hAnsi="Times New Roman" w:cs="Times New Roman"/>
+          <w:sz w:val="24"/>
           <w:szCs w:val="24"/>
           <w:lang w:val="uk-UA"/>
         </w:rPr>
@@ -4896,6 +5109,7 @@
           <w:rFonts w:ascii="Times New Roman" w:eastAsia="Times New Roman" w:hAnsi="Times New Roman" w:cs="Times New Roman"/>
           <w:i/>
           <w:color w:val="FF0000"/>
+          <w:sz w:val="24"/>
           <w:szCs w:val="24"/>
           <w:lang w:val="uk-UA"/>
         </w:rPr>
@@ -4904,6 +5118,7 @@
       <w:r>
         <w:rPr>
           <w:rFonts w:ascii="Times New Roman" w:eastAsia="Times New Roman" w:hAnsi="Times New Roman" w:cs="Times New Roman"/>
+          <w:sz w:val="24"/>
           <w:szCs w:val="24"/>
           <w:lang w:val="uk-UA"/>
         </w:rPr>
@@ -4925,6 +5140,7 @@
           <w:rFonts w:ascii="Times New Roman" w:eastAsia="Times New Roman" w:hAnsi="Times New Roman" w:cs="Times New Roman"/>
           <w:i/>
           <w:color w:val="FF0000"/>
+          <w:sz w:val="24"/>
           <w:szCs w:val="24"/>
           <w:lang w:val="uk-UA"/>
         </w:rPr>
@@ -4934,6 +5150,7 @@
         <w:rPr>
           <w:rFonts w:ascii="Times New Roman" w:eastAsia="Times New Roman" w:hAnsi="Times New Roman" w:cs="Times New Roman"/>
           <w:color w:val="FF0000"/>
+          <w:sz w:val="24"/>
           <w:szCs w:val="24"/>
           <w:lang w:val="uk-UA"/>
         </w:rPr>
@@ -4942,6 +5159,7 @@
       <w:r>
         <w:rPr>
           <w:rFonts w:ascii="Times New Roman" w:eastAsia="Times New Roman" w:hAnsi="Times New Roman" w:cs="Times New Roman"/>
+          <w:sz w:val="24"/>
           <w:szCs w:val="24"/>
           <w:lang w:val="uk-UA"/>
         </w:rPr>
@@ -4963,6 +5181,7 @@
           <w:rFonts w:ascii="Times New Roman" w:eastAsia="Times New Roman" w:hAnsi="Times New Roman" w:cs="Times New Roman"/>
           <w:i/>
           <w:color w:val="FF0000"/>
+          <w:sz w:val="24"/>
           <w:szCs w:val="24"/>
           <w:lang w:val="uk-UA"/>
         </w:rPr>
@@ -4972,6 +5191,7 @@
         <w:rPr>
           <w:rFonts w:ascii="Times New Roman" w:eastAsia="Times New Roman" w:hAnsi="Times New Roman" w:cs="Times New Roman"/>
           <w:color w:val="FF0000"/>
+          <w:sz w:val="24"/>
           <w:szCs w:val="24"/>
           <w:lang w:val="uk-UA"/>
         </w:rPr>
@@ -4980,6 +5200,7 @@
       <w:r>
         <w:rPr>
           <w:rFonts w:ascii="Times New Roman" w:eastAsia="Times New Roman" w:hAnsi="Times New Roman" w:cs="Times New Roman"/>
+          <w:sz w:val="24"/>
           <w:szCs w:val="24"/>
           <w:lang w:val="uk-UA"/>
         </w:rPr>
@@ -5001,6 +5222,7 @@
           <w:rFonts w:ascii="Times New Roman" w:eastAsia="Times New Roman" w:hAnsi="Times New Roman" w:cs="Times New Roman"/>
           <w:i/>
           <w:color w:val="FF0000"/>
+          <w:sz w:val="24"/>
           <w:szCs w:val="24"/>
           <w:lang w:val="uk-UA"/>
         </w:rPr>
@@ -5010,6 +5232,7 @@
         <w:rPr>
           <w:rFonts w:ascii="Times New Roman" w:eastAsia="Times New Roman" w:hAnsi="Times New Roman" w:cs="Times New Roman"/>
           <w:color w:val="FF0000"/>
+          <w:sz w:val="24"/>
           <w:szCs w:val="24"/>
           <w:lang w:val="uk-UA"/>
         </w:rPr>
@@ -5018,6 +5241,7 @@
       <w:r>
         <w:rPr>
           <w:rFonts w:ascii="Times New Roman" w:eastAsia="Times New Roman" w:hAnsi="Times New Roman" w:cs="Times New Roman"/>
+          <w:sz w:val="24"/>
           <w:szCs w:val="24"/>
           <w:lang w:val="uk-UA"/>
         </w:rPr>
@@ -5057,6 +5281,7 @@
           <w:b/>
           <w:i/>
           <w:color w:val="FF0000"/>
+          <w:sz w:val="24"/>
           <w:szCs w:val="24"/>
           <w:lang w:val="uk-UA"/>
         </w:rPr>
@@ -5080,6 +5305,7 @@
           <w:rFonts w:ascii="Times New Roman" w:eastAsia="Times New Roman" w:hAnsi="Times New Roman" w:cs="Times New Roman"/>
           <w:i/>
           <w:color w:val="FF0000"/>
+          <w:sz w:val="24"/>
           <w:szCs w:val="24"/>
           <w:lang w:val="uk-UA" w:eastAsia="uk-UA"/>
         </w:rPr>
@@ -5099,6 +5325,7 @@
       <w:r>
         <w:rPr>
           <w:rFonts w:ascii="Times New Roman" w:eastAsia="Times New Roman" w:hAnsi="Times New Roman" w:cs="Times New Roman"/>
+          <w:sz w:val="24"/>
           <w:szCs w:val="24"/>
           <w:lang w:val="uk-UA" w:eastAsia="uk-UA"/>
         </w:rPr>
@@ -5121,6 +5348,7 @@
           <w:rFonts w:ascii="Times New Roman" w:eastAsia="Times New Roman" w:hAnsi="Times New Roman" w:cs="Times New Roman"/>
           <w:i/>
           <w:color w:val="FF0000"/>
+          <w:sz w:val="24"/>
           <w:szCs w:val="24"/>
           <w:lang w:val="uk-UA" w:eastAsia="uk-UA"/>
         </w:rPr>
@@ -5130,6 +5358,7 @@
         <w:rPr>
           <w:rFonts w:ascii="Times New Roman" w:eastAsia="Times New Roman" w:hAnsi="Times New Roman" w:cs="Times New Roman"/>
           <w:i/>
+          <w:sz w:val="24"/>
           <w:szCs w:val="24"/>
           <w:lang w:val="uk-UA" w:eastAsia="uk-UA"/>
         </w:rPr>
@@ -5138,6 +5367,7 @@
       <w:r>
         <w:rPr>
           <w:rFonts w:ascii="Times New Roman" w:eastAsia="Times New Roman" w:hAnsi="Times New Roman" w:cs="Times New Roman"/>
+          <w:sz w:val="24"/>
           <w:szCs w:val="24"/>
           <w:u w:val="single"/>
           <w:lang w:val="uk-UA" w:eastAsia="uk-UA"/>
@@ -5178,6 +5408,7 @@
           <w:b/>
           <w:i/>
           <w:color w:val="FF0000"/>
+          <w:sz w:val="24"/>
           <w:szCs w:val="24"/>
           <w:lang w:val="uk-UA"/>
         </w:rPr>
@@ -5197,6 +5428,7 @@
       <w:r>
         <w:rPr>
           <w:rFonts w:ascii="Times New Roman" w:eastAsia="Times New Roman" w:hAnsi="Times New Roman" w:cs="Times New Roman"/>
+          <w:sz w:val="24"/>
           <w:szCs w:val="24"/>
           <w:lang w:val="uk-UA"/>
         </w:rPr>
@@ -5216,6 +5448,7 @@
       <w:r>
         <w:rPr>
           <w:rFonts w:ascii="Times New Roman" w:eastAsia="Times New Roman" w:hAnsi="Times New Roman" w:cs="Times New Roman"/>
+          <w:sz w:val="24"/>
           <w:szCs w:val="24"/>
           <w:lang w:val="uk-UA"/>
         </w:rPr>
@@ -5235,6 +5468,7 @@
       <w:r>
         <w:rPr>
           <w:rFonts w:ascii="Times New Roman" w:eastAsia="Times New Roman" w:hAnsi="Times New Roman" w:cs="Times New Roman"/>
+          <w:sz w:val="24"/>
           <w:szCs w:val="24"/>
           <w:lang w:val="uk-UA"/>
         </w:rPr>
@@ -5254,6 +5488,7 @@
       <w:r>
         <w:rPr>
           <w:rFonts w:ascii="Times New Roman" w:eastAsia="Times New Roman" w:hAnsi="Times New Roman" w:cs="Times New Roman"/>
+          <w:sz w:val="24"/>
           <w:szCs w:val="24"/>
           <w:lang w:val="uk-UA"/>
         </w:rPr>
@@ -5273,6 +5508,7 @@
       <w:r>
         <w:rPr>
           <w:rFonts w:ascii="Times New Roman" w:eastAsia="Times New Roman" w:hAnsi="Times New Roman" w:cs="Times New Roman"/>
+          <w:sz w:val="24"/>
           <w:szCs w:val="24"/>
           <w:lang w:val="uk-UA"/>
         </w:rPr>
@@ -5292,6 +5528,7 @@
       <w:r>
         <w:rPr>
           <w:rFonts w:ascii="Times New Roman" w:eastAsia="Times New Roman" w:hAnsi="Times New Roman" w:cs="Times New Roman"/>
+          <w:sz w:val="24"/>
           <w:szCs w:val="24"/>
           <w:lang w:val="uk-UA"/>
         </w:rPr>
@@ -5311,6 +5548,7 @@
       <w:r>
         <w:rPr>
           <w:rFonts w:ascii="Times New Roman" w:eastAsia="Times New Roman" w:hAnsi="Times New Roman" w:cs="Times New Roman"/>
+          <w:sz w:val="24"/>
           <w:szCs w:val="24"/>
           <w:lang w:val="uk-UA"/>
         </w:rPr>
@@ -5330,6 +5568,7 @@
       <w:r>
         <w:rPr>
           <w:rFonts w:ascii="Times New Roman" w:eastAsia="Times New Roman" w:hAnsi="Times New Roman" w:cs="Times New Roman"/>
+          <w:sz w:val="24"/>
           <w:szCs w:val="24"/>
           <w:lang w:val="uk-UA"/>
         </w:rPr>
@@ -5349,6 +5588,7 @@
       <w:r>
         <w:rPr>
           <w:rFonts w:ascii="Times New Roman" w:eastAsia="Times New Roman" w:hAnsi="Times New Roman" w:cs="Times New Roman"/>
+          <w:sz w:val="24"/>
           <w:szCs w:val="24"/>
           <w:lang w:val="uk-UA"/>
         </w:rPr>
@@ -5368,6 +5608,7 @@
       <w:r>
         <w:rPr>
           <w:rFonts w:ascii="Times New Roman" w:eastAsia="Times New Roman" w:hAnsi="Times New Roman" w:cs="Times New Roman"/>
+          <w:sz w:val="24"/>
           <w:szCs w:val="24"/>
           <w:lang w:val="uk-UA"/>
         </w:rPr>
@@ -5407,6 +5648,7 @@
           <w:b/>
           <w:i/>
           <w:color w:val="FF0000"/>
+          <w:sz w:val="24"/>
           <w:szCs w:val="24"/>
           <w:lang w:val="uk-UA"/>
         </w:rPr>
@@ -5428,6 +5670,7 @@
           <w:rFonts w:ascii="Times New Roman" w:eastAsia="Times New Roman" w:hAnsi="Times New Roman" w:cs="Times New Roman"/>
           <w:i/>
           <w:color w:val="FF0000"/>
+          <w:sz w:val="24"/>
           <w:szCs w:val="24"/>
           <w:lang w:val="uk-UA"/>
         </w:rPr>
@@ -5437,6 +5680,7 @@
         <w:rPr>
           <w:rFonts w:ascii="Times New Roman" w:eastAsia="Times New Roman" w:hAnsi="Times New Roman" w:cs="Times New Roman"/>
           <w:color w:val="000000"/>
+          <w:sz w:val="24"/>
           <w:szCs w:val="24"/>
           <w:lang w:val="uk-UA"/>
         </w:rPr>
@@ -5445,6 +5689,7 @@
       <w:r>
         <w:rPr>
           <w:rFonts w:ascii="Times New Roman" w:eastAsia="Times New Roman" w:hAnsi="Times New Roman" w:cs="Times New Roman"/>
+          <w:sz w:val="24"/>
           <w:szCs w:val="24"/>
           <w:lang w:val="uk-UA"/>
         </w:rPr>
@@ -5466,6 +5711,7 @@
           <w:rFonts w:ascii="Times New Roman" w:eastAsia="Times New Roman" w:hAnsi="Times New Roman" w:cs="Times New Roman"/>
           <w:i/>
           <w:color w:val="FF0000"/>
+          <w:sz w:val="24"/>
           <w:szCs w:val="24"/>
           <w:lang w:val="uk-UA"/>
         </w:rPr>
@@ -5475,6 +5721,7 @@
         <w:rPr>
           <w:rFonts w:ascii="Times New Roman" w:eastAsia="Times New Roman" w:hAnsi="Times New Roman" w:cs="Times New Roman"/>
           <w:color w:val="FF0000"/>
+          <w:sz w:val="24"/>
           <w:szCs w:val="24"/>
           <w:lang w:val="uk-UA"/>
         </w:rPr>
@@ -5483,6 +5730,7 @@
       <w:r>
         <w:rPr>
           <w:rFonts w:ascii="Times New Roman" w:eastAsia="Times New Roman" w:hAnsi="Times New Roman" w:cs="Times New Roman"/>
+          <w:sz w:val="24"/>
           <w:szCs w:val="24"/>
           <w:lang w:val="uk-UA"/>
         </w:rPr>
@@ -5504,6 +5752,7 @@
           <w:rFonts w:ascii="Times New Roman" w:eastAsia="Times New Roman" w:hAnsi="Times New Roman" w:cs="Times New Roman"/>
           <w:i/>
           <w:color w:val="FF0000"/>
+          <w:sz w:val="24"/>
           <w:szCs w:val="24"/>
           <w:lang w:val="uk-UA"/>
         </w:rPr>
@@ -5513,6 +5762,7 @@
         <w:rPr>
           <w:rFonts w:ascii="Times New Roman" w:eastAsia="Times New Roman" w:hAnsi="Times New Roman" w:cs="Times New Roman"/>
           <w:color w:val="000000"/>
+          <w:sz w:val="24"/>
           <w:szCs w:val="24"/>
           <w:lang w:val="uk-UA"/>
         </w:rPr>
@@ -5521,6 +5771,7 @@
       <w:r>
         <w:rPr>
           <w:rFonts w:ascii="Times New Roman" w:eastAsia="Times New Roman" w:hAnsi="Times New Roman" w:cs="Times New Roman"/>
+          <w:sz w:val="24"/>
           <w:szCs w:val="24"/>
           <w:lang w:val="uk-UA"/>
         </w:rPr>
@@ -5542,6 +5793,7 @@
           <w:rFonts w:ascii="Times New Roman" w:eastAsia="Times New Roman" w:hAnsi="Times New Roman" w:cs="Times New Roman"/>
           <w:i/>
           <w:color w:val="FF0000"/>
+          <w:sz w:val="24"/>
           <w:szCs w:val="24"/>
           <w:lang w:val="uk-UA"/>
         </w:rPr>
@@ -5551,6 +5803,7 @@
         <w:rPr>
           <w:rFonts w:ascii="Times New Roman" w:eastAsia="Times New Roman" w:hAnsi="Times New Roman" w:cs="Times New Roman"/>
           <w:color w:val="FF0000"/>
+          <w:sz w:val="24"/>
           <w:szCs w:val="24"/>
           <w:lang w:val="uk-UA"/>
         </w:rPr>
@@ -5559,6 +5812,7 @@
       <w:r>
         <w:rPr>
           <w:rFonts w:ascii="Times New Roman" w:eastAsia="Times New Roman" w:hAnsi="Times New Roman" w:cs="Times New Roman"/>
+          <w:sz w:val="24"/>
           <w:szCs w:val="24"/>
           <w:lang w:val="uk-UA"/>
         </w:rPr>
@@ -5580,6 +5834,7 @@
           <w:rFonts w:ascii="Times New Roman" w:eastAsia="Times New Roman" w:hAnsi="Times New Roman" w:cs="Times New Roman"/>
           <w:i/>
           <w:color w:val="FF0000"/>
+          <w:sz w:val="24"/>
           <w:szCs w:val="24"/>
           <w:lang w:val="uk-UA"/>
         </w:rPr>
@@ -5589,6 +5844,7 @@
         <w:rPr>
           <w:rFonts w:ascii="Times New Roman" w:eastAsia="Times New Roman" w:hAnsi="Times New Roman" w:cs="Times New Roman"/>
           <w:color w:val="000000"/>
+          <w:sz w:val="24"/>
           <w:szCs w:val="24"/>
           <w:lang w:val="uk-UA"/>
         </w:rPr>
@@ -5597,6 +5853,7 @@
       <w:r>
         <w:rPr>
           <w:rFonts w:ascii="Times New Roman" w:eastAsia="Times New Roman" w:hAnsi="Times New Roman" w:cs="Times New Roman"/>
+          <w:sz w:val="24"/>
           <w:szCs w:val="24"/>
           <w:lang w:val="uk-UA"/>
         </w:rPr>
@@ -6156,6 +6413,7 @@
           <w:rFonts w:ascii="Times New Roman" w:eastAsia="Times New Roman" w:hAnsi="Times New Roman" w:cs="Times New Roman"/>
           <w:i/>
           <w:color w:val="FF0000"/>
+          <w:sz w:val="24"/>
           <w:szCs w:val="24"/>
           <w:lang w:val="uk-UA"/>
         </w:rPr>
@@ -6165,6 +6423,7 @@
         <w:rPr>
           <w:rFonts w:ascii="Times New Roman" w:eastAsia="Times New Roman" w:hAnsi="Times New Roman" w:cs="Times New Roman"/>
           <w:color w:val="FF0000"/>
+          <w:sz w:val="24"/>
           <w:szCs w:val="24"/>
           <w:lang w:val="uk-UA"/>
         </w:rPr>
@@ -6173,6 +6432,7 @@
       <w:r>
         <w:rPr>
           <w:rFonts w:ascii="Times New Roman" w:eastAsia="Times New Roman" w:hAnsi="Times New Roman" w:cs="Times New Roman"/>
+          <w:sz w:val="24"/>
           <w:szCs w:val="24"/>
           <w:lang w:val="uk-UA"/>
         </w:rPr>
@@ -6194,6 +6454,7 @@
           <w:rFonts w:ascii="Times New Roman" w:eastAsia="Times New Roman" w:hAnsi="Times New Roman" w:cs="Times New Roman"/>
           <w:i/>
           <w:color w:val="FF0000"/>
+          <w:sz w:val="24"/>
           <w:szCs w:val="24"/>
           <w:lang w:val="uk-UA"/>
         </w:rPr>
@@ -6203,6 +6464,7 @@
         <w:rPr>
           <w:rFonts w:ascii="Times New Roman" w:eastAsia="Times New Roman" w:hAnsi="Times New Roman" w:cs="Times New Roman"/>
           <w:color w:val="FF0000"/>
+          <w:sz w:val="24"/>
           <w:szCs w:val="24"/>
           <w:lang w:val="uk-UA"/>
         </w:rPr>
@@ -6211,6 +6473,7 @@
       <w:r>
         <w:rPr>
           <w:rFonts w:ascii="Times New Roman" w:eastAsia="Times New Roman" w:hAnsi="Times New Roman" w:cs="Times New Roman"/>
+          <w:sz w:val="24"/>
           <w:szCs w:val="24"/>
           <w:lang w:val="uk-UA"/>
         </w:rPr>
@@ -6232,6 +6495,7 @@
           <w:rFonts w:ascii="Times New Roman" w:eastAsia="Times New Roman" w:hAnsi="Times New Roman" w:cs="Times New Roman"/>
           <w:i/>
           <w:color w:val="FF0000"/>
+          <w:sz w:val="24"/>
           <w:szCs w:val="24"/>
           <w:lang w:val="uk-UA"/>
         </w:rPr>
@@ -6241,6 +6505,7 @@
         <w:rPr>
           <w:rFonts w:ascii="Times New Roman" w:eastAsia="Times New Roman" w:hAnsi="Times New Roman" w:cs="Times New Roman"/>
           <w:color w:val="FF0000"/>
+          <w:sz w:val="24"/>
           <w:szCs w:val="24"/>
           <w:lang w:val="uk-UA"/>
         </w:rPr>
@@ -6249,6 +6514,7 @@
       <w:r>
         <w:rPr>
           <w:rFonts w:ascii="Times New Roman" w:eastAsia="Times New Roman" w:hAnsi="Times New Roman" w:cs="Times New Roman"/>
+          <w:sz w:val="24"/>
           <w:szCs w:val="24"/>
           <w:lang w:val="uk-UA"/>
         </w:rPr>
@@ -6270,6 +6536,7 @@
           <w:rFonts w:ascii="Times New Roman" w:eastAsia="Times New Roman" w:hAnsi="Times New Roman" w:cs="Times New Roman"/>
           <w:i/>
           <w:color w:val="FF0000"/>
+          <w:sz w:val="24"/>
           <w:szCs w:val="24"/>
           <w:lang w:val="uk-UA"/>
         </w:rPr>
@@ -6279,6 +6546,7 @@
         <w:rPr>
           <w:rFonts w:ascii="Times New Roman" w:eastAsia="Times New Roman" w:hAnsi="Times New Roman" w:cs="Times New Roman"/>
           <w:color w:val="FF0000"/>
+          <w:sz w:val="24"/>
           <w:szCs w:val="24"/>
           <w:lang w:val="uk-UA"/>
         </w:rPr>
@@ -6287,6 +6555,7 @@
       <w:r>
         <w:rPr>
           <w:rFonts w:ascii="Times New Roman" w:eastAsia="Times New Roman" w:hAnsi="Times New Roman" w:cs="Times New Roman"/>
+          <w:sz w:val="24"/>
           <w:szCs w:val="24"/>
           <w:lang w:val="uk-UA"/>
         </w:rPr>
@@ -6308,6 +6577,7 @@
           <w:rFonts w:ascii="Times New Roman" w:eastAsia="Times New Roman" w:hAnsi="Times New Roman" w:cs="Times New Roman"/>
           <w:i/>
           <w:color w:val="FF0000"/>
+          <w:sz w:val="24"/>
           <w:szCs w:val="24"/>
           <w:lang w:val="uk-UA"/>
         </w:rPr>
@@ -6317,6 +6587,7 @@
         <w:rPr>
           <w:rFonts w:ascii="Times New Roman" w:eastAsia="Times New Roman" w:hAnsi="Times New Roman" w:cs="Times New Roman"/>
           <w:color w:val="FF0000"/>
+          <w:sz w:val="24"/>
           <w:szCs w:val="24"/>
           <w:lang w:val="uk-UA"/>
         </w:rPr>
@@ -6325,6 +6596,7 @@
       <w:r>
         <w:rPr>
           <w:rFonts w:ascii="Times New Roman" w:eastAsia="Times New Roman" w:hAnsi="Times New Roman" w:cs="Times New Roman"/>
+          <w:sz w:val="24"/>
           <w:szCs w:val="24"/>
           <w:lang w:val="uk-UA"/>
         </w:rPr>
@@ -6346,6 +6618,7 @@
           <w:rFonts w:ascii="Times New Roman" w:eastAsia="Times New Roman" w:hAnsi="Times New Roman" w:cs="Times New Roman"/>
           <w:i/>
           <w:color w:val="FF0000"/>
+          <w:sz w:val="24"/>
           <w:szCs w:val="24"/>
           <w:lang w:val="uk-UA"/>
         </w:rPr>
@@ -6354,6 +6627,7 @@
       <w:r>
         <w:rPr>
           <w:rFonts w:ascii="Times New Roman" w:eastAsia="Times New Roman" w:hAnsi="Times New Roman" w:cs="Times New Roman"/>
+          <w:sz w:val="24"/>
           <w:szCs w:val="24"/>
           <w:lang w:val="uk-UA"/>
         </w:rPr>
@@ -6406,6 +6680,7 @@
           <w:rFonts w:ascii="Times New Roman" w:eastAsia="Times New Roman" w:hAnsi="Times New Roman" w:cs="Times New Roman"/>
           <w:i/>
           <w:color w:val="FF0000"/>
+          <w:sz w:val="24"/>
           <w:szCs w:val="24"/>
           <w:lang w:val="uk-UA"/>
         </w:rPr>
@@ -6414,6 +6689,7 @@
       <w:r>
         <w:rPr>
           <w:rFonts w:ascii="Times New Roman" w:eastAsia="Times New Roman" w:hAnsi="Times New Roman" w:cs="Times New Roman"/>
+          <w:sz w:val="24"/>
           <w:szCs w:val="24"/>
           <w:lang w:val="uk-UA"/>
         </w:rPr>
@@ -6455,6 +6731,7 @@
           <w:b/>
           <w:i/>
           <w:color w:val="FF0000"/>
+          <w:sz w:val="24"/>
           <w:szCs w:val="24"/>
           <w:lang w:val="uk-UA"/>
         </w:rPr>
@@ -6475,6 +6752,7 @@
           <w:rFonts w:ascii="Times New Roman" w:eastAsia="Times New Roman" w:hAnsi="Times New Roman" w:cs="Times New Roman"/>
           <w:i/>
           <w:color w:val="FF0000"/>
+          <w:sz w:val="24"/>
           <w:szCs w:val="24"/>
         </w:rPr>
         <w:t>(г. 4):</w:t>
@@ -6482,6 +6760,7 @@
       <w:r>
         <w:rPr>
           <w:rFonts w:ascii="Times New Roman" w:eastAsia="Times New Roman" w:hAnsi="Times New Roman" w:cs="Times New Roman"/>
+          <w:sz w:val="24"/>
           <w:szCs w:val="24"/>
         </w:rPr>
         <w:t xml:space="preserve"> Прийдіть, люди, оспіваймо пресвяту Діву чисту,* від якої невимовно вийшло Воплочене Слово Отця,* кличучи та промовляючи:* Благословенна ти між жінками!* </w:t>
@@ -6489,6 +6768,7 @@
       <w:r>
         <w:rPr>
           <w:rFonts w:ascii="Times New Roman" w:eastAsia="Times New Roman" w:hAnsi="Times New Roman" w:cs="Times New Roman"/>
+          <w:sz w:val="24"/>
           <w:szCs w:val="24"/>
         </w:rPr>
         <w:lastRenderedPageBreak/>
@@ -6509,6 +6789,7 @@
           <w:rFonts w:ascii="Times New Roman" w:eastAsia="Times New Roman" w:hAnsi="Times New Roman" w:cs="Times New Roman"/>
           <w:i/>
           <w:color w:val="FF0000"/>
+          <w:sz w:val="24"/>
           <w:szCs w:val="24"/>
         </w:rPr>
         <w:t>Стих:</w:t>
@@ -6517,6 +6798,7 @@
         <w:rPr>
           <w:rFonts w:ascii="Times New Roman" w:eastAsia="Times New Roman" w:hAnsi="Times New Roman" w:cs="Times New Roman"/>
           <w:i/>
+          <w:sz w:val="24"/>
           <w:szCs w:val="24"/>
         </w:rPr>
         <w:t xml:space="preserve"> </w:t>
@@ -6524,6 +6806,7 @@
       <w:r>
         <w:rPr>
           <w:rFonts w:ascii="Times New Roman" w:eastAsia="Times New Roman" w:hAnsi="Times New Roman" w:cs="Times New Roman"/>
+          <w:sz w:val="24"/>
           <w:szCs w:val="24"/>
         </w:rPr>
         <w:t>Воскресни, Господи, до твого відпочинку,* ти і кивот твоєї святині.</w:t>
@@ -6541,6 +6824,7 @@
       <w:r>
         <w:rPr>
           <w:rFonts w:ascii="Times New Roman" w:eastAsia="Times New Roman" w:hAnsi="Times New Roman" w:cs="Times New Roman"/>
+          <w:sz w:val="24"/>
           <w:szCs w:val="24"/>
         </w:rPr>
         <w:t>Заспіваймо сьогодні, люди, Христу Богу пісню Давидову.* Приведуться – він каже − цареві діви слідом за нею,* приведуться її близькі в веселості і радості,* бо в руки свого Сина і Владики славно* і понад усяке слово передається та,* що, з роду Давида, породила Христа,* заради якого ми обожилися.* Співаючи їй, як Матері Божій, промовляймо й кажімо:* Спаси нас, що ісповідуємо тебе, як Богородицю,* і визволь від усякої напасти й біди душі наші.</w:t>
@@ -6560,6 +6844,7 @@
           <w:rFonts w:ascii="Times New Roman" w:eastAsia="Times New Roman" w:hAnsi="Times New Roman" w:cs="Times New Roman"/>
           <w:i/>
           <w:color w:val="FF0000"/>
+          <w:sz w:val="24"/>
           <w:szCs w:val="24"/>
         </w:rPr>
         <w:t>Стих:</w:t>
@@ -6568,6 +6853,7 @@
         <w:rPr>
           <w:rFonts w:ascii="Times New Roman" w:eastAsia="Times New Roman" w:hAnsi="Times New Roman" w:cs="Times New Roman"/>
           <w:i/>
+          <w:sz w:val="24"/>
           <w:szCs w:val="24"/>
         </w:rPr>
         <w:t xml:space="preserve"> </w:t>
@@ -6575,6 +6861,7 @@
       <w:r>
         <w:rPr>
           <w:rFonts w:ascii="Times New Roman" w:eastAsia="Times New Roman" w:hAnsi="Times New Roman" w:cs="Times New Roman"/>
+          <w:sz w:val="24"/>
           <w:szCs w:val="24"/>
         </w:rPr>
         <w:t>Поклявсь Господь Давидові правдою,* і не відступить від неї.</w:t>
@@ -6592,6 +6879,7 @@
       <w:r>
         <w:rPr>
           <w:rFonts w:ascii="Times New Roman" w:eastAsia="Times New Roman" w:hAnsi="Times New Roman" w:cs="Times New Roman"/>
+          <w:sz w:val="24"/>
           <w:szCs w:val="24"/>
         </w:rPr>
         <w:t>Величне твоє Успіння, пресвята Діво чиста,* прославляє безліч ангелів на небі* і рід людський на землі.* Бо ти – Матір Творця всіх, Христа Бога.* Тому благаємо: Не переставай його умоляти за нас,* що на тебе, по Бозі, поклали надію,* Богородице, всехвальна і пречиста.</w:t>
@@ -6610,6 +6898,7 @@
         <w:rPr>
           <w:rFonts w:ascii="Times New Roman" w:eastAsia="Times New Roman" w:hAnsi="Times New Roman" w:cs="Times New Roman"/>
           <w:b/>
+          <w:sz w:val="24"/>
           <w:szCs w:val="24"/>
         </w:rPr>
         <w:t>Слава і нині</w:t>
@@ -6617,6 +6906,7 @@
       <w:r>
         <w:rPr>
           <w:rFonts w:ascii="Times New Roman" w:eastAsia="Times New Roman" w:hAnsi="Times New Roman" w:cs="Times New Roman"/>
+          <w:sz w:val="24"/>
           <w:szCs w:val="24"/>
         </w:rPr>
         <w:t xml:space="preserve"> </w:t>
@@ -6626,6 +6916,7 @@
           <w:rFonts w:ascii="Times New Roman" w:eastAsia="Times New Roman" w:hAnsi="Times New Roman" w:cs="Times New Roman"/>
           <w:i/>
           <w:color w:val="FF0000"/>
+          <w:sz w:val="24"/>
           <w:szCs w:val="24"/>
         </w:rPr>
         <w:t>(г. 4):</w:t>
@@ -6633,6 +6924,7 @@
       <w:r>
         <w:rPr>
           <w:rFonts w:ascii="Times New Roman" w:eastAsia="Times New Roman" w:hAnsi="Times New Roman" w:cs="Times New Roman"/>
+          <w:sz w:val="24"/>
           <w:szCs w:val="24"/>
         </w:rPr>
         <w:t xml:space="preserve"> Богородице Діво!* Коли ти переставилася до невимовно народженого з тебе,* був Яків, брат Господній, перший священноначальник,* і Петро – верховний апостол,* богословів начальник та ввесь апостольський збір.* Богословськими піснями вони оспівували* божественне і величне таїнство провидіння Христа Бога* і з захопленням поховали, Всехвальна,* твоє життєдайне і богоприйнятне тіло.* На небі чудувалися пресвяті й високі ангельські хори* і з пошаною одні до одних кликали:* Підійміть ваші брами та прийміть ту, що народила Творця неба і землі!* Оспіваймо піснями непорочне і святе тіло,* що помістило невидимого для нас Господа!* Тому-то й ми, святкуючи твою пам'ять,* кличемо до тебе, Всехвальна:* Піднеси християнське знамено і спаси душі наші.</w:t>
@@ -6671,6 +6963,7 @@
           <w:b/>
           <w:i/>
           <w:color w:val="FF0000"/>
+          <w:sz w:val="24"/>
           <w:szCs w:val="24"/>
           <w:lang w:val="uk-UA"/>
         </w:rPr>
@@ -6690,6 +6983,7 @@
       <w:r>
         <w:rPr>
           <w:rFonts w:ascii="Times New Roman" w:eastAsia="Times New Roman" w:hAnsi="Times New Roman" w:cs="Times New Roman"/>
+          <w:sz w:val="24"/>
           <w:szCs w:val="24"/>
           <w:lang w:val="uk-UA"/>
         </w:rPr>
@@ -6709,6 +7003,7 @@
       <w:r>
         <w:rPr>
           <w:rFonts w:ascii="Times New Roman" w:eastAsia="Times New Roman" w:hAnsi="Times New Roman" w:cs="Times New Roman"/>
+          <w:sz w:val="24"/>
           <w:szCs w:val="24"/>
           <w:lang w:val="uk-UA"/>
         </w:rPr>
@@ -6728,6 +7023,7 @@
       <w:r>
         <w:rPr>
           <w:rFonts w:ascii="Times New Roman" w:eastAsia="Times New Roman" w:hAnsi="Times New Roman" w:cs="Times New Roman"/>
+          <w:sz w:val="24"/>
           <w:szCs w:val="24"/>
           <w:lang w:val="uk-UA"/>
         </w:rPr>
@@ -6747,6 +7043,7 @@
       <w:r>
         <w:rPr>
           <w:rFonts w:ascii="Times New Roman" w:eastAsia="Times New Roman" w:hAnsi="Times New Roman" w:cs="Times New Roman"/>
+          <w:sz w:val="24"/>
           <w:szCs w:val="24"/>
           <w:lang w:val="uk-UA"/>
         </w:rPr>
@@ -6766,6 +7063,7 @@
       <w:r>
         <w:rPr>
           <w:rFonts w:ascii="Times New Roman" w:eastAsia="Times New Roman" w:hAnsi="Times New Roman" w:cs="Times New Roman"/>
+          <w:sz w:val="24"/>
           <w:szCs w:val="24"/>
           <w:lang w:val="uk-UA"/>
         </w:rPr>
@@ -6776,6 +7074,7 @@
           <w:rFonts w:ascii="Times New Roman" w:eastAsia="Times New Roman" w:hAnsi="Times New Roman" w:cs="Times New Roman"/>
           <w:i/>
           <w:color w:val="FF0000"/>
+          <w:sz w:val="24"/>
           <w:szCs w:val="24"/>
           <w:lang w:val="uk-UA"/>
         </w:rPr>
@@ -6795,6 +7094,7 @@
       <w:r>
         <w:rPr>
           <w:rFonts w:ascii="Times New Roman" w:eastAsia="Times New Roman" w:hAnsi="Times New Roman" w:cs="Times New Roman"/>
+          <w:sz w:val="24"/>
           <w:szCs w:val="24"/>
           <w:lang w:val="uk-UA"/>
         </w:rPr>
@@ -6814,6 +7114,7 @@
       <w:r>
         <w:rPr>
           <w:rFonts w:ascii="Times New Roman" w:eastAsia="Times New Roman" w:hAnsi="Times New Roman" w:cs="Times New Roman"/>
+          <w:sz w:val="24"/>
           <w:szCs w:val="24"/>
           <w:lang w:val="uk-UA"/>
         </w:rPr>
@@ -6833,6 +7134,7 @@
       <w:r>
         <w:rPr>
           <w:rFonts w:ascii="Times New Roman" w:eastAsia="Times New Roman" w:hAnsi="Times New Roman" w:cs="Times New Roman"/>
+          <w:sz w:val="24"/>
           <w:szCs w:val="24"/>
           <w:lang w:val="uk-UA"/>
         </w:rPr>
@@ -6843,6 +7145,7 @@
           <w:rFonts w:ascii="Times New Roman" w:eastAsia="Times New Roman" w:hAnsi="Times New Roman" w:cs="Times New Roman"/>
           <w:i/>
           <w:color w:val="FF0000"/>
+          <w:sz w:val="24"/>
           <w:szCs w:val="24"/>
           <w:lang w:val="uk-UA"/>
         </w:rPr>
@@ -6890,6 +7193,7 @@
       <w:r>
         <w:rPr>
           <w:rFonts w:ascii="Times New Roman" w:eastAsia="Times New Roman" w:hAnsi="Times New Roman" w:cs="Times New Roman"/>
+          <w:sz w:val="24"/>
           <w:szCs w:val="24"/>
           <w:lang w:val="uk-UA"/>
         </w:rPr>
@@ -6933,6 +7237,7 @@
           <w:rFonts w:ascii="Times New Roman" w:eastAsia="Times New Roman" w:hAnsi="Times New Roman" w:cs="Times New Roman"/>
           <w:i/>
           <w:color w:val="FF0000"/>
+          <w:sz w:val="24"/>
           <w:szCs w:val="24"/>
           <w:lang w:val="uk-UA"/>
         </w:rPr>
@@ -6942,6 +7247,7 @@
         <w:rPr>
           <w:rFonts w:ascii="Times New Roman" w:eastAsia="Times New Roman" w:hAnsi="Times New Roman" w:cs="Times New Roman"/>
           <w:color w:val="FF0000"/>
+          <w:sz w:val="24"/>
           <w:szCs w:val="24"/>
           <w:lang w:val="uk-UA"/>
         </w:rPr>
@@ -6950,6 +7256,7 @@
       <w:r>
         <w:rPr>
           <w:rFonts w:ascii="Times New Roman" w:eastAsia="Times New Roman" w:hAnsi="Times New Roman" w:cs="Times New Roman"/>
+          <w:sz w:val="24"/>
           <w:szCs w:val="24"/>
           <w:lang w:val="uk-UA"/>
         </w:rPr>
@@ -6989,6 +7296,7 @@
           <w:b/>
           <w:i/>
           <w:color w:val="FF0000"/>
+          <w:sz w:val="24"/>
           <w:szCs w:val="24"/>
           <w:lang w:val="uk-UA"/>
         </w:rPr>
@@ -7012,6 +7320,7 @@
           <w:rFonts w:ascii="Times New Roman" w:eastAsia="Times New Roman" w:hAnsi="Times New Roman" w:cs="Times New Roman"/>
           <w:i/>
           <w:color w:val="FF0000"/>
+          <w:sz w:val="24"/>
           <w:szCs w:val="24"/>
         </w:rPr>
         <w:t>(г. 1):</w:t>
@@ -7019,6 +7328,7 @@
       <w:r>
         <w:rPr>
           <w:rFonts w:ascii="Times New Roman" w:eastAsia="Times New Roman" w:hAnsi="Times New Roman" w:cs="Times New Roman"/>
+          <w:sz w:val="24"/>
           <w:szCs w:val="24"/>
         </w:rPr>
         <w:t xml:space="preserve"> </w:t>
@@ -7026,6 +7336,7 @@
       <w:r>
         <w:rPr>
           <w:rFonts w:ascii="Times New Roman" w:eastAsia="Times New Roman" w:hAnsi="Times New Roman" w:cs="Times New Roman"/>
+          <w:sz w:val="24"/>
           <w:szCs w:val="24"/>
           <w:lang w:val="uk-UA"/>
         </w:rPr>
@@ -7064,6 +7375,7 @@
           <w:b/>
           <w:i/>
           <w:color w:val="FF0000"/>
+          <w:sz w:val="24"/>
           <w:szCs w:val="24"/>
           <w:lang w:val="uk-UA"/>
         </w:rPr>
@@ -7085,6 +7397,7 @@
           <w:rFonts w:ascii="Times New Roman" w:eastAsia="Times New Roman" w:hAnsi="Times New Roman" w:cs="Times New Roman"/>
           <w:i/>
           <w:color w:val="FF0000"/>
+          <w:sz w:val="24"/>
           <w:szCs w:val="24"/>
           <w:lang w:val="uk-UA"/>
         </w:rPr>
@@ -7094,6 +7407,7 @@
         <w:rPr>
           <w:rFonts w:ascii="Times New Roman" w:eastAsia="Times New Roman" w:hAnsi="Times New Roman" w:cs="Times New Roman"/>
           <w:color w:val="000000"/>
+          <w:sz w:val="24"/>
           <w:szCs w:val="24"/>
           <w:lang w:val="uk-UA"/>
         </w:rPr>
@@ -7102,6 +7416,7 @@
       <w:r>
         <w:rPr>
           <w:rFonts w:ascii="Times New Roman" w:eastAsia="Times New Roman" w:hAnsi="Times New Roman" w:cs="Times New Roman"/>
+          <w:sz w:val="24"/>
           <w:szCs w:val="24"/>
           <w:lang w:val="uk-UA"/>
         </w:rPr>
@@ -7124,6 +7439,7 @@
           <w:rFonts w:ascii="Times New Roman" w:eastAsia="Times New Roman" w:hAnsi="Times New Roman" w:cs="Times New Roman"/>
           <w:i/>
           <w:color w:val="FF0000"/>
+          <w:sz w:val="24"/>
           <w:szCs w:val="24"/>
           <w:lang w:val="uk-UA"/>
         </w:rPr>
@@ -7132,6 +7448,7 @@
       <w:r>
         <w:rPr>
           <w:rFonts w:ascii="Times New Roman" w:eastAsia="Times New Roman" w:hAnsi="Times New Roman" w:cs="Times New Roman"/>
+          <w:sz w:val="24"/>
           <w:szCs w:val="24"/>
           <w:lang w:val="uk-UA"/>
         </w:rPr>
@@ -7142,6 +7459,7 @@
           <w:rFonts w:ascii="Times New Roman" w:eastAsia="Times New Roman" w:hAnsi="Times New Roman" w:cs="Times New Roman"/>
           <w:i/>
           <w:color w:val="FF0000"/>
+          <w:sz w:val="24"/>
           <w:szCs w:val="24"/>
           <w:lang w:val="uk-UA"/>
         </w:rPr>
@@ -7163,6 +7481,7 @@
           <w:rFonts w:ascii="Times New Roman" w:eastAsia="Times New Roman" w:hAnsi="Times New Roman" w:cs="Times New Roman"/>
           <w:i/>
           <w:color w:val="FF0000"/>
+          <w:sz w:val="24"/>
           <w:szCs w:val="24"/>
           <w:lang w:val="uk-UA"/>
         </w:rPr>
@@ -7172,6 +7491,7 @@
         <w:rPr>
           <w:rFonts w:ascii="Times New Roman" w:eastAsia="Times New Roman" w:hAnsi="Times New Roman" w:cs="Times New Roman"/>
           <w:color w:val="000000"/>
+          <w:sz w:val="24"/>
           <w:szCs w:val="24"/>
           <w:lang w:val="uk-UA"/>
         </w:rPr>
@@ -7180,6 +7500,7 @@
       <w:r>
         <w:rPr>
           <w:rFonts w:ascii="Times New Roman" w:eastAsia="Times New Roman" w:hAnsi="Times New Roman" w:cs="Times New Roman"/>
+          <w:sz w:val="24"/>
           <w:szCs w:val="24"/>
           <w:lang w:val="uk-UA"/>
         </w:rPr>
@@ -7190,6 +7511,7 @@
           <w:rFonts w:ascii="Times New Roman" w:eastAsia="Times New Roman" w:hAnsi="Times New Roman" w:cs="Times New Roman"/>
           <w:i/>
           <w:color w:val="FF0000"/>
+          <w:sz w:val="24"/>
           <w:szCs w:val="24"/>
           <w:lang w:val="uk-UA"/>
         </w:rPr>
@@ -7198,6 +7520,7 @@
       <w:r>
         <w:rPr>
           <w:rFonts w:ascii="Times New Roman" w:eastAsia="Times New Roman" w:hAnsi="Times New Roman" w:cs="Times New Roman"/>
+          <w:sz w:val="24"/>
           <w:szCs w:val="24"/>
           <w:lang w:val="uk-UA"/>
         </w:rPr>
@@ -7208,6 +7531,7 @@
           <w:rFonts w:ascii="Times New Roman" w:eastAsia="Times New Roman" w:hAnsi="Times New Roman" w:cs="Times New Roman"/>
           <w:i/>
           <w:color w:val="FF0000"/>
+          <w:sz w:val="24"/>
           <w:szCs w:val="24"/>
           <w:lang w:val="uk-UA"/>
         </w:rPr>
@@ -7216,6 +7540,7 @@
       <w:r>
         <w:rPr>
           <w:rFonts w:ascii="Times New Roman" w:eastAsia="Times New Roman" w:hAnsi="Times New Roman" w:cs="Times New Roman"/>
+          <w:sz w:val="24"/>
           <w:szCs w:val="24"/>
           <w:lang w:val="uk-UA"/>
         </w:rPr>
@@ -7226,6 +7551,7 @@
           <w:rFonts w:ascii="Times New Roman" w:eastAsia="Times New Roman" w:hAnsi="Times New Roman" w:cs="Times New Roman"/>
           <w:i/>
           <w:color w:val="FF0000"/>
+          <w:sz w:val="24"/>
           <w:szCs w:val="24"/>
           <w:lang w:val="uk-UA"/>
         </w:rPr>
@@ -7234,6 +7560,7 @@
       <w:r>
         <w:rPr>
           <w:rFonts w:ascii="Times New Roman" w:eastAsia="Times New Roman" w:hAnsi="Times New Roman" w:cs="Times New Roman"/>
+          <w:sz w:val="24"/>
           <w:szCs w:val="24"/>
           <w:lang w:val="uk-UA"/>
         </w:rPr>
@@ -7244,6 +7571,7 @@
           <w:rFonts w:ascii="Times New Roman" w:eastAsia="Times New Roman" w:hAnsi="Times New Roman" w:cs="Times New Roman"/>
           <w:i/>
           <w:color w:val="FF0000"/>
+          <w:sz w:val="24"/>
           <w:szCs w:val="24"/>
           <w:lang w:val="uk-UA"/>
         </w:rPr>
@@ -7252,6 +7580,7 @@
       <w:r>
         <w:rPr>
           <w:rFonts w:ascii="Times New Roman" w:eastAsia="Times New Roman" w:hAnsi="Times New Roman" w:cs="Times New Roman"/>
+          <w:sz w:val="24"/>
           <w:szCs w:val="24"/>
           <w:lang w:val="uk-UA"/>
         </w:rPr>
@@ -7262,6 +7591,7 @@
           <w:rFonts w:ascii="Times New Roman" w:eastAsia="Times New Roman" w:hAnsi="Times New Roman" w:cs="Times New Roman"/>
           <w:i/>
           <w:color w:val="FF0000"/>
+          <w:sz w:val="24"/>
           <w:szCs w:val="24"/>
           <w:lang w:val="uk-UA"/>
         </w:rPr>
@@ -7270,6 +7600,7 @@
       <w:r>
         <w:rPr>
           <w:rFonts w:ascii="Times New Roman" w:eastAsia="Times New Roman" w:hAnsi="Times New Roman" w:cs="Times New Roman"/>
+          <w:sz w:val="24"/>
           <w:szCs w:val="24"/>
           <w:lang w:val="uk-UA"/>
         </w:rPr>
@@ -7280,6 +7611,7 @@
           <w:rFonts w:ascii="Times New Roman" w:eastAsia="Times New Roman" w:hAnsi="Times New Roman" w:cs="Times New Roman"/>
           <w:i/>
           <w:color w:val="FF0000"/>
+          <w:sz w:val="24"/>
           <w:szCs w:val="24"/>
           <w:lang w:val="uk-UA"/>
         </w:rPr>
@@ -7288,6 +7620,7 @@
       <w:r>
         <w:rPr>
           <w:rFonts w:ascii="Times New Roman" w:eastAsia="Times New Roman" w:hAnsi="Times New Roman" w:cs="Times New Roman"/>
+          <w:sz w:val="24"/>
           <w:szCs w:val="24"/>
           <w:lang w:val="uk-UA"/>
         </w:rPr>
@@ -7298,6 +7631,7 @@
           <w:rFonts w:ascii="Times New Roman" w:eastAsia="Times New Roman" w:hAnsi="Times New Roman" w:cs="Times New Roman"/>
           <w:i/>
           <w:color w:val="FF0000"/>
+          <w:sz w:val="24"/>
           <w:szCs w:val="24"/>
           <w:lang w:val="uk-UA"/>
         </w:rPr>
@@ -7306,6 +7640,7 @@
       <w:r>
         <w:rPr>
           <w:rFonts w:ascii="Times New Roman" w:eastAsia="Times New Roman" w:hAnsi="Times New Roman" w:cs="Times New Roman"/>
+          <w:sz w:val="24"/>
           <w:szCs w:val="24"/>
           <w:lang w:val="uk-UA"/>
         </w:rPr>
@@ -7316,6 +7651,7 @@
           <w:rFonts w:ascii="Times New Roman" w:eastAsia="Times New Roman" w:hAnsi="Times New Roman" w:cs="Times New Roman"/>
           <w:i/>
           <w:color w:val="FF0000"/>
+          <w:sz w:val="24"/>
           <w:szCs w:val="24"/>
           <w:lang w:val="uk-UA"/>
         </w:rPr>
@@ -7324,6 +7660,7 @@
       <w:r>
         <w:rPr>
           <w:rFonts w:ascii="Times New Roman" w:eastAsia="Times New Roman" w:hAnsi="Times New Roman" w:cs="Times New Roman"/>
+          <w:sz w:val="24"/>
           <w:szCs w:val="24"/>
           <w:lang w:val="uk-UA"/>
         </w:rPr>
@@ -7346,6 +7683,7 @@
           <w:rFonts w:ascii="Times New Roman" w:eastAsia="Times New Roman" w:hAnsi="Times New Roman" w:cs="Times New Roman"/>
           <w:i/>
           <w:color w:val="FF0000"/>
+          <w:sz w:val="24"/>
           <w:szCs w:val="24"/>
           <w:lang w:val="uk-UA"/>
         </w:rPr>
@@ -7354,6 +7692,7 @@
       <w:r>
         <w:rPr>
           <w:rFonts w:ascii="Times New Roman" w:eastAsia="Times New Roman" w:hAnsi="Times New Roman" w:cs="Times New Roman"/>
+          <w:sz w:val="24"/>
           <w:szCs w:val="24"/>
           <w:lang w:val="uk-UA"/>
         </w:rPr>
@@ -7363,6 +7702,7 @@
         <w:rPr>
           <w:rFonts w:ascii="Times New Roman" w:eastAsia="Times New Roman" w:hAnsi="Times New Roman" w:cs="Times New Roman"/>
           <w:i/>
+          <w:sz w:val="24"/>
           <w:szCs w:val="24"/>
           <w:lang w:val="uk-UA"/>
         </w:rPr>
@@ -7373,6 +7713,7 @@
           <w:rFonts w:ascii="Times New Roman" w:eastAsia="Times New Roman" w:hAnsi="Times New Roman" w:cs="Times New Roman"/>
           <w:i/>
           <w:color w:val="FF0000"/>
+          <w:sz w:val="24"/>
           <w:szCs w:val="24"/>
           <w:lang w:val="uk-UA"/>
         </w:rPr>
@@ -7394,6 +7735,7 @@
           <w:rFonts w:ascii="Times New Roman" w:eastAsia="Times New Roman" w:hAnsi="Times New Roman" w:cs="Times New Roman"/>
           <w:i/>
           <w:color w:val="FF0000"/>
+          <w:sz w:val="24"/>
           <w:szCs w:val="24"/>
           <w:lang w:val="uk-UA"/>
         </w:rPr>
@@ -7403,6 +7745,7 @@
         <w:rPr>
           <w:rFonts w:ascii="Times New Roman" w:eastAsia="Times New Roman" w:hAnsi="Times New Roman" w:cs="Times New Roman"/>
           <w:color w:val="000000"/>
+          <w:sz w:val="24"/>
           <w:szCs w:val="24"/>
           <w:lang w:val="uk-UA"/>
         </w:rPr>
@@ -7411,6 +7754,7 @@
       <w:r>
         <w:rPr>
           <w:rFonts w:ascii="Times New Roman" w:eastAsia="Times New Roman" w:hAnsi="Times New Roman" w:cs="Times New Roman"/>
+          <w:sz w:val="24"/>
           <w:szCs w:val="24"/>
           <w:lang w:val="uk-UA"/>
         </w:rPr>
@@ -7433,6 +7777,7 @@
           <w:rFonts w:ascii="Times New Roman" w:eastAsia="Times New Roman" w:hAnsi="Times New Roman" w:cs="Times New Roman"/>
           <w:i/>
           <w:color w:val="FF0000"/>
+          <w:sz w:val="24"/>
           <w:szCs w:val="24"/>
           <w:lang w:val="uk-UA"/>
         </w:rPr>
@@ -7441,6 +7786,7 @@
       <w:r>
         <w:rPr>
           <w:rFonts w:ascii="Times New Roman" w:eastAsia="Times New Roman" w:hAnsi="Times New Roman" w:cs="Times New Roman"/>
+          <w:sz w:val="24"/>
           <w:szCs w:val="24"/>
           <w:lang w:val="uk-UA"/>
         </w:rPr>
@@ -7450,6 +7796,7 @@
         <w:rPr>
           <w:rFonts w:ascii="Times New Roman" w:eastAsia="Times New Roman" w:hAnsi="Times New Roman" w:cs="Times New Roman"/>
           <w:i/>
+          <w:sz w:val="24"/>
           <w:szCs w:val="24"/>
           <w:lang w:val="uk-UA"/>
         </w:rPr>
@@ -7460,6 +7807,7 @@
           <w:rFonts w:ascii="Times New Roman" w:eastAsia="Times New Roman" w:hAnsi="Times New Roman" w:cs="Times New Roman"/>
           <w:i/>
           <w:color w:val="FF0000"/>
+          <w:sz w:val="24"/>
           <w:szCs w:val="24"/>
           <w:lang w:val="uk-UA"/>
         </w:rPr>
@@ -7481,6 +7829,7 @@
           <w:rFonts w:ascii="Times New Roman" w:eastAsia="Times New Roman" w:hAnsi="Times New Roman" w:cs="Times New Roman"/>
           <w:i/>
           <w:color w:val="FF0000"/>
+          <w:sz w:val="24"/>
           <w:szCs w:val="24"/>
           <w:lang w:val="uk-UA"/>
         </w:rPr>
@@ -7490,6 +7839,7 @@
         <w:rPr>
           <w:rFonts w:ascii="Times New Roman" w:eastAsia="Times New Roman" w:hAnsi="Times New Roman" w:cs="Times New Roman"/>
           <w:color w:val="000000"/>
+          <w:sz w:val="24"/>
           <w:szCs w:val="24"/>
           <w:lang w:val="uk-UA"/>
         </w:rPr>
@@ -7498,6 +7848,7 @@
       <w:r>
         <w:rPr>
           <w:rFonts w:ascii="Times New Roman" w:eastAsia="Times New Roman" w:hAnsi="Times New Roman" w:cs="Times New Roman"/>
+          <w:sz w:val="24"/>
           <w:szCs w:val="24"/>
           <w:lang w:val="uk-UA"/>
         </w:rPr>
@@ -7520,6 +7871,7 @@
           <w:rFonts w:ascii="Times New Roman" w:eastAsia="Times New Roman" w:hAnsi="Times New Roman" w:cs="Times New Roman"/>
           <w:i/>
           <w:color w:val="FF0000"/>
+          <w:sz w:val="24"/>
           <w:szCs w:val="24"/>
           <w:lang w:val="uk-UA"/>
         </w:rPr>
@@ -7528,6 +7880,7 @@
       <w:r>
         <w:rPr>
           <w:rFonts w:ascii="Times New Roman" w:eastAsia="Times New Roman" w:hAnsi="Times New Roman" w:cs="Times New Roman"/>
+          <w:sz w:val="24"/>
           <w:szCs w:val="24"/>
           <w:lang w:val="uk-UA"/>
         </w:rPr>
@@ -7537,6 +7890,7 @@
         <w:rPr>
           <w:rFonts w:ascii="Times New Roman" w:eastAsia="Times New Roman" w:hAnsi="Times New Roman" w:cs="Times New Roman"/>
           <w:i/>
+          <w:sz w:val="24"/>
           <w:szCs w:val="24"/>
           <w:lang w:val="uk-UA"/>
         </w:rPr>
@@ -7547,6 +7901,7 @@
           <w:rFonts w:ascii="Times New Roman" w:eastAsia="Times New Roman" w:hAnsi="Times New Roman" w:cs="Times New Roman"/>
           <w:i/>
           <w:color w:val="FF0000"/>
+          <w:sz w:val="24"/>
           <w:szCs w:val="24"/>
           <w:lang w:val="uk-UA"/>
         </w:rPr>
@@ -7604,6 +7959,7 @@
           <w:rFonts w:ascii="Times New Roman" w:eastAsia="Times New Roman" w:hAnsi="Times New Roman" w:cs="Times New Roman"/>
           <w:i/>
           <w:color w:val="FF0000"/>
+          <w:sz w:val="24"/>
           <w:szCs w:val="24"/>
           <w:lang w:val="uk-UA"/>
         </w:rPr>
@@ -7612,6 +7968,7 @@
       <w:r>
         <w:rPr>
           <w:rFonts w:ascii="Times New Roman" w:eastAsia="Times New Roman" w:hAnsi="Times New Roman" w:cs="Times New Roman"/>
+          <w:sz w:val="24"/>
           <w:szCs w:val="24"/>
           <w:lang w:val="uk-UA"/>
         </w:rPr>
@@ -7651,6 +8008,7 @@
           <w:b/>
           <w:i/>
           <w:color w:val="FF0000"/>
+          <w:sz w:val="24"/>
           <w:szCs w:val="24"/>
           <w:lang w:val="uk-UA"/>
         </w:rPr>
@@ -7672,6 +8030,7 @@
           <w:rFonts w:ascii="Times New Roman" w:eastAsia="Times New Roman" w:hAnsi="Times New Roman" w:cs="Times New Roman"/>
           <w:i/>
           <w:color w:val="FF0000"/>
+          <w:sz w:val="24"/>
           <w:szCs w:val="24"/>
           <w:lang w:val="uk-UA"/>
         </w:rPr>
@@ -7681,6 +8040,7 @@
         <w:rPr>
           <w:rFonts w:ascii="Times New Roman" w:eastAsia="Times New Roman" w:hAnsi="Times New Roman" w:cs="Times New Roman"/>
           <w:i/>
+          <w:sz w:val="24"/>
           <w:szCs w:val="24"/>
           <w:lang w:val="uk-UA"/>
         </w:rPr>
@@ -7689,6 +8049,7 @@
       <w:r>
         <w:rPr>
           <w:rFonts w:ascii="Times New Roman" w:eastAsia="Times New Roman" w:hAnsi="Times New Roman" w:cs="Times New Roman"/>
+          <w:sz w:val="24"/>
           <w:szCs w:val="24"/>
           <w:lang w:val="uk-UA"/>
         </w:rPr>
@@ -7710,6 +8071,7 @@
           <w:rFonts w:ascii="Times New Roman" w:eastAsia="Times New Roman" w:hAnsi="Times New Roman" w:cs="Times New Roman"/>
           <w:i/>
           <w:color w:val="FF0000"/>
+          <w:sz w:val="24"/>
           <w:szCs w:val="24"/>
           <w:lang w:val="uk-UA"/>
         </w:rPr>
@@ -7719,6 +8081,7 @@
         <w:rPr>
           <w:rFonts w:ascii="Times New Roman" w:eastAsia="Times New Roman" w:hAnsi="Times New Roman" w:cs="Times New Roman"/>
           <w:color w:val="FF0000"/>
+          <w:sz w:val="24"/>
           <w:szCs w:val="24"/>
           <w:lang w:val="uk-UA"/>
         </w:rPr>
@@ -7727,6 +8090,7 @@
       <w:r>
         <w:rPr>
           <w:rFonts w:ascii="Times New Roman" w:eastAsia="Times New Roman" w:hAnsi="Times New Roman" w:cs="Times New Roman"/>
+          <w:sz w:val="24"/>
           <w:szCs w:val="24"/>
           <w:lang w:val="uk-UA"/>
         </w:rPr>
@@ -7748,6 +8112,7 @@
           <w:rFonts w:ascii="Times New Roman" w:eastAsia="Times New Roman" w:hAnsi="Times New Roman" w:cs="Times New Roman"/>
           <w:i/>
           <w:color w:val="FF0000"/>
+          <w:sz w:val="24"/>
           <w:szCs w:val="24"/>
           <w:lang w:val="uk-UA"/>
         </w:rPr>
@@ -7757,6 +8122,7 @@
         <w:rPr>
           <w:rFonts w:ascii="Times New Roman" w:eastAsia="Times New Roman" w:hAnsi="Times New Roman" w:cs="Times New Roman"/>
           <w:color w:val="FF0000"/>
+          <w:sz w:val="24"/>
           <w:szCs w:val="24"/>
           <w:lang w:val="uk-UA"/>
         </w:rPr>
@@ -7765,6 +8131,7 @@
       <w:r>
         <w:rPr>
           <w:rFonts w:ascii="Times New Roman" w:eastAsia="Times New Roman" w:hAnsi="Times New Roman" w:cs="Times New Roman"/>
+          <w:sz w:val="24"/>
           <w:szCs w:val="24"/>
           <w:lang w:val="uk-UA"/>
         </w:rPr>
@@ -7786,6 +8153,7 @@
           <w:rFonts w:ascii="Times New Roman" w:eastAsia="Times New Roman" w:hAnsi="Times New Roman" w:cs="Times New Roman"/>
           <w:i/>
           <w:color w:val="FF0000"/>
+          <w:sz w:val="24"/>
           <w:szCs w:val="24"/>
           <w:lang w:val="uk-UA"/>
         </w:rPr>
@@ -7795,6 +8163,7 @@
         <w:rPr>
           <w:rFonts w:ascii="Times New Roman" w:eastAsia="Times New Roman" w:hAnsi="Times New Roman" w:cs="Times New Roman"/>
           <w:color w:val="FF0000"/>
+          <w:sz w:val="24"/>
           <w:szCs w:val="24"/>
           <w:lang w:val="uk-UA"/>
         </w:rPr>
@@ -7803,6 +8172,7 @@
       <w:r>
         <w:rPr>
           <w:rFonts w:ascii="Times New Roman" w:eastAsia="Times New Roman" w:hAnsi="Times New Roman" w:cs="Times New Roman"/>
+          <w:sz w:val="24"/>
           <w:szCs w:val="24"/>
           <w:lang w:val="uk-UA"/>
         </w:rPr>
@@ -7824,6 +8194,7 @@
           <w:rFonts w:ascii="Times New Roman" w:eastAsia="Times New Roman" w:hAnsi="Times New Roman" w:cs="Times New Roman"/>
           <w:i/>
           <w:color w:val="FF0000"/>
+          <w:sz w:val="24"/>
           <w:szCs w:val="24"/>
           <w:lang w:val="uk-UA"/>
         </w:rPr>
@@ -7833,6 +8204,7 @@
         <w:rPr>
           <w:rFonts w:ascii="Times New Roman" w:eastAsia="Times New Roman" w:hAnsi="Times New Roman" w:cs="Times New Roman"/>
           <w:color w:val="FF0000"/>
+          <w:sz w:val="24"/>
           <w:szCs w:val="24"/>
           <w:lang w:val="uk-UA"/>
         </w:rPr>
@@ -7841,6 +8213,7 @@
       <w:r>
         <w:rPr>
           <w:rFonts w:ascii="Times New Roman" w:eastAsia="Times New Roman" w:hAnsi="Times New Roman" w:cs="Times New Roman"/>
+          <w:sz w:val="24"/>
           <w:szCs w:val="24"/>
           <w:lang w:val="uk-UA"/>
         </w:rPr>
@@ -7862,6 +8235,7 @@
           <w:rFonts w:ascii="Times New Roman" w:eastAsia="Times New Roman" w:hAnsi="Times New Roman" w:cs="Times New Roman"/>
           <w:i/>
           <w:color w:val="FF0000"/>
+          <w:sz w:val="24"/>
           <w:szCs w:val="24"/>
           <w:lang w:val="uk-UA"/>
         </w:rPr>
@@ -7870,6 +8244,7 @@
       <w:r>
         <w:rPr>
           <w:rFonts w:ascii="Times New Roman" w:eastAsia="Times New Roman" w:hAnsi="Times New Roman" w:cs="Times New Roman"/>
+          <w:sz w:val="24"/>
           <w:szCs w:val="24"/>
           <w:lang w:val="uk-UA"/>
         </w:rPr>
@@ -7891,6 +8266,7 @@
           <w:rFonts w:ascii="Times New Roman" w:eastAsia="Times New Roman" w:hAnsi="Times New Roman" w:cs="Times New Roman"/>
           <w:i/>
           <w:color w:val="FF0000"/>
+          <w:sz w:val="24"/>
           <w:szCs w:val="24"/>
           <w:lang w:val="uk-UA"/>
         </w:rPr>
@@ -7901,6 +8277,7 @@
         <w:rPr>
           <w:rFonts w:ascii="Times New Roman" w:eastAsia="Times New Roman" w:hAnsi="Times New Roman" w:cs="Times New Roman"/>
           <w:color w:val="FF0000"/>
+          <w:sz w:val="24"/>
           <w:szCs w:val="24"/>
           <w:lang w:val="uk-UA"/>
         </w:rPr>
@@ -7909,6 +8286,7 @@
       <w:r>
         <w:rPr>
           <w:rFonts w:ascii="Times New Roman" w:eastAsia="Times New Roman" w:hAnsi="Times New Roman" w:cs="Times New Roman"/>
+          <w:sz w:val="24"/>
           <w:szCs w:val="24"/>
           <w:lang w:val="uk-UA"/>
         </w:rPr>
@@ -7930,6 +8308,7 @@
           <w:rFonts w:ascii="Times New Roman" w:eastAsia="Times New Roman" w:hAnsi="Times New Roman" w:cs="Times New Roman"/>
           <w:i/>
           <w:color w:val="FF0000"/>
+          <w:sz w:val="24"/>
           <w:szCs w:val="24"/>
           <w:lang w:val="uk-UA"/>
         </w:rPr>
@@ -7939,6 +8318,7 @@
         <w:rPr>
           <w:rFonts w:ascii="Times New Roman" w:eastAsia="Times New Roman" w:hAnsi="Times New Roman" w:cs="Times New Roman"/>
           <w:color w:val="FF0000"/>
+          <w:sz w:val="24"/>
           <w:szCs w:val="24"/>
           <w:lang w:val="uk-UA"/>
         </w:rPr>
@@ -7947,6 +8327,7 @@
       <w:r>
         <w:rPr>
           <w:rFonts w:ascii="Times New Roman" w:eastAsia="Times New Roman" w:hAnsi="Times New Roman" w:cs="Times New Roman"/>
+          <w:sz w:val="24"/>
           <w:szCs w:val="24"/>
           <w:lang w:val="uk-UA"/>
         </w:rPr>
@@ -7957,6 +8338,7 @@
           <w:rFonts w:ascii="Times New Roman" w:eastAsia="Times New Roman" w:hAnsi="Times New Roman" w:cs="Times New Roman"/>
           <w:i/>
           <w:color w:val="FF0000"/>
+          <w:sz w:val="24"/>
           <w:szCs w:val="24"/>
           <w:lang w:val="uk-UA"/>
         </w:rPr>
@@ -7966,6 +8348,7 @@
         <w:rPr>
           <w:rFonts w:ascii="Times New Roman" w:eastAsia="Times New Roman" w:hAnsi="Times New Roman" w:cs="Times New Roman"/>
           <w:i/>
+          <w:sz w:val="24"/>
           <w:szCs w:val="24"/>
           <w:lang w:val="uk-UA"/>
         </w:rPr>
@@ -7974,6 +8357,7 @@
       <w:r>
         <w:rPr>
           <w:rFonts w:ascii="Times New Roman" w:eastAsia="Times New Roman" w:hAnsi="Times New Roman" w:cs="Times New Roman"/>
+          <w:sz w:val="24"/>
           <w:szCs w:val="24"/>
           <w:lang w:val="uk-UA"/>
         </w:rPr>
@@ -7995,6 +8379,7 @@
           <w:rFonts w:ascii="Times New Roman" w:eastAsia="Times New Roman" w:hAnsi="Times New Roman" w:cs="Times New Roman"/>
           <w:i/>
           <w:color w:val="FF0000"/>
+          <w:sz w:val="24"/>
           <w:szCs w:val="24"/>
           <w:lang w:val="uk-UA"/>
         </w:rPr>
@@ -8003,6 +8388,7 @@
       <w:r>
         <w:rPr>
           <w:rFonts w:ascii="Times New Roman" w:eastAsia="Times New Roman" w:hAnsi="Times New Roman" w:cs="Times New Roman"/>
+          <w:sz w:val="24"/>
           <w:szCs w:val="24"/>
           <w:lang w:val="uk-UA"/>
         </w:rPr>
@@ -8013,6 +8399,7 @@
           <w:rFonts w:ascii="Times New Roman" w:eastAsia="Times New Roman" w:hAnsi="Times New Roman" w:cs="Times New Roman"/>
           <w:i/>
           <w:color w:val="FF0000"/>
+          <w:sz w:val="24"/>
           <w:szCs w:val="24"/>
           <w:lang w:val="uk-UA"/>
         </w:rPr>
@@ -8021,6 +8408,7 @@
       <w:r>
         <w:rPr>
           <w:rFonts w:ascii="Times New Roman" w:eastAsia="Times New Roman" w:hAnsi="Times New Roman" w:cs="Times New Roman"/>
+          <w:sz w:val="24"/>
           <w:szCs w:val="24"/>
           <w:lang w:val="uk-UA"/>
         </w:rPr>
@@ -8029,6 +8417,7 @@
       <w:r>
         <w:rPr>
           <w:rFonts w:ascii="Times New Roman" w:eastAsia="Times New Roman" w:hAnsi="Times New Roman" w:cs="Times New Roman"/>
+          <w:sz w:val="24"/>
           <w:szCs w:val="24"/>
           <w:lang w:val="uk-UA"/>
         </w:rPr>
@@ -8037,6 +8426,7 @@
       <w:r>
         <w:rPr>
           <w:rFonts w:ascii="Times New Roman" w:hAnsi="Times New Roman" w:cs="Times New Roman"/>
+          <w:sz w:val="24"/>
           <w:szCs w:val="24"/>
           <w:lang w:val="uk-UA"/>
         </w:rPr>
@@ -8045,6 +8435,7 @@
       <w:r>
         <w:rPr>
           <w:rFonts w:ascii="Times New Roman" w:hAnsi="Times New Roman" w:cs="Times New Roman"/>
+          <w:sz w:val="24"/>
           <w:szCs w:val="24"/>
         </w:rPr>
         <w:t xml:space="preserve"> </w:t>
@@ -8052,6 +8443,7 @@
       <w:r>
         <w:rPr>
           <w:rFonts w:ascii="Times New Roman" w:hAnsi="Times New Roman" w:cs="Times New Roman"/>
+          <w:sz w:val="24"/>
           <w:szCs w:val="24"/>
           <w:lang w:val="uk-UA"/>
         </w:rPr>
@@ -8060,6 +8452,7 @@
       <w:r>
         <w:rPr>
           <w:rFonts w:ascii="Times New Roman" w:hAnsi="Times New Roman" w:cs="Times New Roman"/>
+          <w:sz w:val="24"/>
           <w:szCs w:val="24"/>
         </w:rPr>
         <w:t xml:space="preserve"> Луппа</w:t>
@@ -8067,6 +8460,7 @@
       <w:r>
         <w:rPr>
           <w:rFonts w:ascii="Times New Roman" w:hAnsi="Times New Roman" w:cs="Times New Roman"/>
+          <w:sz w:val="24"/>
           <w:szCs w:val="24"/>
           <w:lang w:val="uk-UA"/>
         </w:rPr>
@@ -8075,6 +8469,7 @@
       <w:r>
         <w:rPr>
           <w:rFonts w:ascii="Times New Roman" w:hAnsi="Times New Roman" w:cs="Times New Roman"/>
+          <w:sz w:val="24"/>
           <w:szCs w:val="24"/>
         </w:rPr>
         <w:t xml:space="preserve"> </w:t>
@@ -8082,6 +8477,7 @@
       <w:r>
         <w:rPr>
           <w:rFonts w:ascii="Times New Roman" w:hAnsi="Times New Roman" w:cs="Times New Roman"/>
+          <w:sz w:val="24"/>
           <w:szCs w:val="24"/>
           <w:lang w:val="uk-UA"/>
         </w:rPr>
@@ -8090,6 +8486,7 @@
       <w:r>
         <w:rPr>
           <w:rFonts w:ascii="Times New Roman" w:hAnsi="Times New Roman" w:cs="Times New Roman"/>
+          <w:sz w:val="24"/>
           <w:szCs w:val="24"/>
         </w:rPr>
         <w:t xml:space="preserve"> Іринея, єп</w:t>
@@ -8097,6 +8494,7 @@
       <w:r>
         <w:rPr>
           <w:rFonts w:ascii="Times New Roman" w:hAnsi="Times New Roman" w:cs="Times New Roman"/>
+          <w:sz w:val="24"/>
           <w:szCs w:val="24"/>
           <w:lang w:val="uk-UA"/>
         </w:rPr>
@@ -8105,6 +8503,7 @@
       <w:r>
         <w:rPr>
           <w:rFonts w:ascii="Times New Roman" w:hAnsi="Times New Roman" w:cs="Times New Roman"/>
+          <w:sz w:val="24"/>
           <w:szCs w:val="24"/>
           <w:lang w:val="uk-UA"/>
         </w:rPr>
@@ -8113,6 +8512,7 @@
       <w:r>
         <w:rPr>
           <w:rFonts w:ascii="Times New Roman" w:hAnsi="Times New Roman" w:cs="Times New Roman"/>
+          <w:sz w:val="24"/>
           <w:szCs w:val="24"/>
         </w:rPr>
         <w:t>Ліонського</w:t>
@@ -8120,6 +8520,7 @@
       <w:r>
         <w:rPr>
           <w:rFonts w:ascii="Times New Roman" w:hAnsi="Times New Roman" w:cs="Times New Roman"/>
+          <w:sz w:val="24"/>
           <w:szCs w:val="24"/>
           <w:lang w:val="uk-UA"/>
         </w:rPr>
@@ -8129,6 +8530,7 @@
         <w:rPr>
           <w:rFonts w:ascii="Times New Roman" w:hAnsi="Times New Roman" w:cs="Times New Roman"/>
           <w:color w:val="000000"/>
+          <w:sz w:val="24"/>
           <w:szCs w:val="24"/>
           <w:lang w:val="uk-UA"/>
         </w:rPr>
@@ -8137,6 +8539,7 @@
       <w:r>
         <w:rPr>
           <w:rFonts w:ascii="Times New Roman" w:eastAsia="Times New Roman" w:hAnsi="Times New Roman" w:cs="Times New Roman"/>
+          <w:sz w:val="24"/>
           <w:szCs w:val="24"/>
           <w:lang w:val="uk-UA"/>
         </w:rPr>
@@ -8158,6 +8561,7 @@
           <w:rFonts w:ascii="Times New Roman" w:eastAsia="Times New Roman" w:hAnsi="Times New Roman" w:cs="Times New Roman"/>
           <w:i/>
           <w:color w:val="FF0000"/>
+          <w:sz w:val="24"/>
           <w:szCs w:val="24"/>
           <w:lang w:val="uk-UA"/>
         </w:rPr>
@@ -8167,6 +8571,7 @@
         <w:rPr>
           <w:rFonts w:ascii="Times New Roman" w:eastAsia="Times New Roman" w:hAnsi="Times New Roman" w:cs="Times New Roman"/>
           <w:color w:val="FF0000"/>
+          <w:sz w:val="24"/>
           <w:szCs w:val="24"/>
           <w:lang w:val="uk-UA"/>
         </w:rPr>
@@ -8175,6 +8580,7 @@
       <w:r>
         <w:rPr>
           <w:rFonts w:ascii="Times New Roman" w:eastAsia="Times New Roman" w:hAnsi="Times New Roman" w:cs="Times New Roman"/>
+          <w:sz w:val="24"/>
           <w:szCs w:val="24"/>
           <w:lang w:val="uk-UA"/>
         </w:rPr>
@@ -8214,6 +8620,7 @@
           <w:b/>
           <w:i/>
           <w:color w:val="FF0000"/>
+          <w:sz w:val="24"/>
           <w:szCs w:val="24"/>
           <w:lang w:val="uk-UA"/>
         </w:rPr>
@@ -8237,6 +8644,7 @@
           <w:rFonts w:ascii="Times New Roman" w:eastAsia="Times New Roman" w:hAnsi="Times New Roman" w:cs="Times New Roman"/>
           <w:i/>
           <w:color w:val="FF0000"/>
+          <w:sz w:val="24"/>
           <w:szCs w:val="24"/>
           <w:lang w:val="uk-UA"/>
         </w:rPr>
@@ -8245,6 +8653,7 @@
       <w:r>
         <w:rPr>
           <w:rFonts w:ascii="Times New Roman" w:eastAsia="Times New Roman" w:hAnsi="Times New Roman" w:cs="Times New Roman"/>
+          <w:sz w:val="24"/>
           <w:szCs w:val="24"/>
           <w:lang w:val="uk-UA"/>
         </w:rPr>
@@ -8276,6 +8685,7 @@
         <w:rPr>
           <w:rFonts w:ascii="Times New Roman" w:eastAsia="Times New Roman" w:hAnsi="Times New Roman" w:cs="Times New Roman"/>
           <w:b/>
+          <w:sz w:val="24"/>
           <w:szCs w:val="24"/>
           <w:lang w:val="uk-UA"/>
         </w:rPr>
@@ -8304,7 +8714,7 @@
           <w:bCs/>
           <w:color w:val="000000"/>
           <w:kern w:val="36"/>
-          <w:sz w:val="40"/>
+          <w:sz w:val="24"/>
           <w:szCs w:val="48"/>
           <w:lang w:val="uk-UA" w:eastAsia="ru-RU"/>
         </w:rPr>
@@ -8327,6 +8737,7 @@
           <w:rFonts w:ascii="Times New Roman" w:eastAsia="Times New Roman" w:hAnsi="Times New Roman" w:cs="Times New Roman"/>
           <w:i/>
           <w:color w:val="FF0000"/>
+          <w:sz w:val="24"/>
           <w:szCs w:val="24"/>
           <w:lang w:val="uk-UA"/>
         </w:rPr>
@@ -8336,6 +8747,7 @@
         <w:rPr>
           <w:rFonts w:ascii="Times New Roman" w:eastAsia="Times New Roman" w:hAnsi="Times New Roman" w:cs="Times New Roman"/>
           <w:color w:val="FF0000"/>
+          <w:sz w:val="24"/>
           <w:szCs w:val="24"/>
           <w:lang w:val="uk-UA"/>
         </w:rPr>
@@ -8344,6 +8756,7 @@
       <w:r>
         <w:rPr>
           <w:rFonts w:ascii="Times New Roman" w:eastAsia="Times New Roman" w:hAnsi="Times New Roman" w:cs="Times New Roman"/>
+          <w:sz w:val="24"/>
           <w:szCs w:val="24"/>
           <w:lang w:val="uk-UA"/>
         </w:rPr>
@@ -8365,6 +8778,7 @@
           <w:rFonts w:ascii="Times New Roman" w:eastAsia="Times New Roman" w:hAnsi="Times New Roman" w:cs="Times New Roman"/>
           <w:i/>
           <w:color w:val="FF0000"/>
+          <w:sz w:val="24"/>
           <w:szCs w:val="24"/>
           <w:lang w:val="uk-UA"/>
         </w:rPr>
@@ -8374,6 +8788,7 @@
         <w:rPr>
           <w:rFonts w:ascii="Times New Roman" w:eastAsia="Times New Roman" w:hAnsi="Times New Roman" w:cs="Times New Roman"/>
           <w:color w:val="FF0000"/>
+          <w:sz w:val="24"/>
           <w:szCs w:val="24"/>
           <w:lang w:val="uk-UA"/>
         </w:rPr>
@@ -8382,6 +8797,7 @@
       <w:r>
         <w:rPr>
           <w:rFonts w:ascii="Times New Roman" w:eastAsia="Times New Roman" w:hAnsi="Times New Roman" w:cs="Times New Roman"/>
+          <w:sz w:val="24"/>
           <w:szCs w:val="24"/>
           <w:lang w:val="uk-UA"/>
         </w:rPr>
@@ -8401,6 +8817,7 @@
       <w:r>
         <w:rPr>
           <w:rFonts w:ascii="Times New Roman" w:eastAsia="Times New Roman" w:hAnsi="Times New Roman" w:cs="Times New Roman"/>
+          <w:sz w:val="24"/>
           <w:szCs w:val="24"/>
           <w:lang w:val="uk-UA"/>
         </w:rPr>
@@ -8411,6 +8828,7 @@
           <w:rFonts w:ascii="Times New Roman" w:eastAsia="Times New Roman" w:hAnsi="Times New Roman" w:cs="Times New Roman"/>
           <w:i/>
           <w:color w:val="FF0000"/>
+          <w:sz w:val="24"/>
           <w:szCs w:val="24"/>
           <w:lang w:val="uk-UA"/>
         </w:rPr>
@@ -8432,6 +8850,7 @@
       <w:r>
         <w:rPr>
           <w:rFonts w:ascii="Times New Roman" w:eastAsia="Times New Roman" w:hAnsi="Times New Roman" w:cs="Times New Roman"/>
+          <w:sz w:val="24"/>
           <w:szCs w:val="24"/>
           <w:lang w:val="uk-UA"/>
         </w:rPr>
@@ -8442,6 +8861,7 @@
           <w:rFonts w:ascii="Times New Roman" w:eastAsia="Times New Roman" w:hAnsi="Times New Roman" w:cs="Times New Roman"/>
           <w:i/>
           <w:color w:val="FF0000"/>
+          <w:sz w:val="24"/>
           <w:szCs w:val="24"/>
           <w:lang w:val="uk-UA"/>
         </w:rPr>
@@ -8481,6 +8901,7 @@
           <w:b/>
           <w:i/>
           <w:color w:val="FF0000"/>
+          <w:sz w:val="24"/>
           <w:szCs w:val="24"/>
           <w:lang w:val="uk-UA"/>
         </w:rPr>
@@ -8503,6 +8924,7 @@
           <w:rFonts w:ascii="Times New Roman" w:eastAsia="Times New Roman" w:hAnsi="Times New Roman" w:cs="Times New Roman"/>
           <w:b/>
           <w:color w:val="FF0000"/>
+          <w:sz w:val="24"/>
           <w:szCs w:val="24"/>
           <w:lang w:val="uk-UA"/>
         </w:rPr>
@@ -8513,6 +8935,7 @@
           <w:rFonts w:ascii="Times New Roman" w:eastAsia="Times New Roman" w:hAnsi="Times New Roman" w:cs="Times New Roman"/>
           <w:i/>
           <w:color w:val="FF0000"/>
+          <w:sz w:val="24"/>
           <w:szCs w:val="24"/>
           <w:lang w:val="uk-UA"/>
         </w:rPr>
@@ -8532,6 +8955,7 @@
       <w:r>
         <w:rPr>
           <w:rFonts w:ascii="Times New Roman" w:eastAsia="Times New Roman" w:hAnsi="Times New Roman" w:cs="Times New Roman"/>
+          <w:sz w:val="24"/>
           <w:szCs w:val="24"/>
           <w:lang w:val="uk-UA"/>
         </w:rPr>
@@ -8551,6 +8975,7 @@
       <w:r>
         <w:rPr>
           <w:rFonts w:ascii="Times New Roman" w:eastAsia="Times New Roman" w:hAnsi="Times New Roman" w:cs="Times New Roman"/>
+          <w:sz w:val="24"/>
           <w:szCs w:val="24"/>
           <w:lang w:val="uk-UA"/>
         </w:rPr>
@@ -8570,6 +8995,7 @@
       <w:r>
         <w:rPr>
           <w:rFonts w:ascii="Times New Roman" w:eastAsia="Times New Roman" w:hAnsi="Times New Roman" w:cs="Times New Roman"/>
+          <w:sz w:val="24"/>
           <w:szCs w:val="24"/>
           <w:lang w:val="uk-UA"/>
         </w:rPr>
@@ -8589,6 +9015,7 @@
       <w:r>
         <w:rPr>
           <w:rFonts w:ascii="Times New Roman" w:eastAsia="Times New Roman" w:hAnsi="Times New Roman" w:cs="Times New Roman"/>
+          <w:sz w:val="24"/>
           <w:szCs w:val="24"/>
           <w:lang w:val="uk-UA"/>
         </w:rPr>
@@ -8608,6 +9035,7 @@
       <w:r>
         <w:rPr>
           <w:rFonts w:ascii="Times New Roman" w:eastAsia="Times New Roman" w:hAnsi="Times New Roman" w:cs="Times New Roman"/>
+          <w:sz w:val="24"/>
           <w:szCs w:val="24"/>
           <w:lang w:val="uk-UA"/>
         </w:rPr>
@@ -8627,6 +9055,7 @@
       <w:r>
         <w:rPr>
           <w:rFonts w:ascii="Times New Roman" w:eastAsia="Times New Roman" w:hAnsi="Times New Roman" w:cs="Times New Roman"/>
+          <w:sz w:val="24"/>
           <w:szCs w:val="24"/>
           <w:lang w:val="uk-UA"/>
         </w:rPr>
@@ -8646,6 +9075,7 @@
       <w:r>
         <w:rPr>
           <w:rFonts w:ascii="Times New Roman" w:eastAsia="Times New Roman" w:hAnsi="Times New Roman" w:cs="Times New Roman"/>
+          <w:sz w:val="24"/>
           <w:szCs w:val="24"/>
           <w:lang w:val="uk-UA"/>
         </w:rPr>
@@ -8665,6 +9095,7 @@
       <w:r>
         <w:rPr>
           <w:rFonts w:ascii="Times New Roman" w:eastAsia="Times New Roman" w:hAnsi="Times New Roman" w:cs="Times New Roman"/>
+          <w:sz w:val="24"/>
           <w:szCs w:val="24"/>
           <w:lang w:val="uk-UA"/>
         </w:rPr>
@@ -8687,6 +9118,7 @@
           <w:rFonts w:ascii="Times New Roman" w:eastAsia="Times New Roman" w:hAnsi="Times New Roman" w:cs="Times New Roman"/>
           <w:b/>
           <w:color w:val="FF0000"/>
+          <w:sz w:val="24"/>
           <w:szCs w:val="24"/>
           <w:lang w:val="uk-UA"/>
         </w:rPr>
@@ -8697,6 +9129,7 @@
           <w:rFonts w:ascii="Times New Roman" w:eastAsia="Times New Roman" w:hAnsi="Times New Roman" w:cs="Times New Roman"/>
           <w:i/>
           <w:color w:val="FF0000"/>
+          <w:sz w:val="24"/>
           <w:szCs w:val="24"/>
           <w:lang w:val="uk-UA"/>
         </w:rPr>
@@ -8708,6 +9141,7 @@
           <w:b/>
           <w:i/>
           <w:color w:val="FF0000"/>
+          <w:sz w:val="24"/>
           <w:szCs w:val="24"/>
           <w:lang w:val="uk-UA"/>
         </w:rPr>
@@ -8727,6 +9161,7 @@
       <w:r>
         <w:rPr>
           <w:rFonts w:ascii="Times New Roman" w:eastAsia="Times New Roman" w:hAnsi="Times New Roman" w:cs="Times New Roman"/>
+          <w:sz w:val="24"/>
           <w:szCs w:val="24"/>
           <w:lang w:val="uk-UA"/>
         </w:rPr>
@@ -8746,6 +9181,7 @@
       <w:r>
         <w:rPr>
           <w:rFonts w:ascii="Times New Roman" w:eastAsia="Times New Roman" w:hAnsi="Times New Roman" w:cs="Times New Roman"/>
+          <w:sz w:val="24"/>
           <w:szCs w:val="24"/>
           <w:lang w:val="uk-UA"/>
         </w:rPr>
@@ -8765,6 +9201,7 @@
       <w:r>
         <w:rPr>
           <w:rFonts w:ascii="Times New Roman" w:eastAsia="Times New Roman" w:hAnsi="Times New Roman" w:cs="Times New Roman"/>
+          <w:sz w:val="24"/>
           <w:szCs w:val="24"/>
           <w:lang w:val="uk-UA"/>
         </w:rPr>
@@ -8784,6 +9221,7 @@
       <w:r>
         <w:rPr>
           <w:rFonts w:ascii="Times New Roman" w:eastAsia="Times New Roman" w:hAnsi="Times New Roman" w:cs="Times New Roman"/>
+          <w:sz w:val="24"/>
           <w:szCs w:val="24"/>
           <w:lang w:val="uk-UA"/>
         </w:rPr>
@@ -8803,6 +9241,7 @@
       <w:r>
         <w:rPr>
           <w:rFonts w:ascii="Times New Roman" w:eastAsia="Times New Roman" w:hAnsi="Times New Roman" w:cs="Times New Roman"/>
+          <w:sz w:val="24"/>
           <w:szCs w:val="24"/>
           <w:lang w:val="uk-UA"/>
         </w:rPr>
@@ -8822,6 +9261,7 @@
       <w:r>
         <w:rPr>
           <w:rFonts w:ascii="Times New Roman" w:eastAsia="Times New Roman" w:hAnsi="Times New Roman" w:cs="Times New Roman"/>
+          <w:sz w:val="24"/>
           <w:szCs w:val="24"/>
           <w:lang w:val="uk-UA"/>
         </w:rPr>
@@ -8841,6 +9281,7 @@
       <w:r>
         <w:rPr>
           <w:rFonts w:ascii="Times New Roman" w:eastAsia="Times New Roman" w:hAnsi="Times New Roman" w:cs="Times New Roman"/>
+          <w:sz w:val="24"/>
           <w:szCs w:val="24"/>
           <w:lang w:val="uk-UA"/>
         </w:rPr>
@@ -8860,6 +9301,7 @@
       <w:r>
         <w:rPr>
           <w:rFonts w:ascii="Times New Roman" w:eastAsia="Times New Roman" w:hAnsi="Times New Roman" w:cs="Times New Roman"/>
+          <w:sz w:val="24"/>
           <w:szCs w:val="24"/>
           <w:lang w:val="uk-UA"/>
         </w:rPr>
@@ -8879,6 +9321,7 @@
       <w:r>
         <w:rPr>
           <w:rFonts w:ascii="Times New Roman" w:eastAsia="Times New Roman" w:hAnsi="Times New Roman" w:cs="Times New Roman"/>
+          <w:sz w:val="24"/>
           <w:szCs w:val="24"/>
           <w:lang w:val="uk-UA"/>
         </w:rPr>
@@ -8898,6 +9341,7 @@
       <w:r>
         <w:rPr>
           <w:rFonts w:ascii="Times New Roman" w:eastAsia="Times New Roman" w:hAnsi="Times New Roman" w:cs="Times New Roman"/>
+          <w:sz w:val="24"/>
           <w:szCs w:val="24"/>
           <w:lang w:val="uk-UA"/>
         </w:rPr>
@@ -8917,6 +9361,7 @@
       <w:r>
         <w:rPr>
           <w:rFonts w:ascii="Times New Roman" w:eastAsia="Times New Roman" w:hAnsi="Times New Roman" w:cs="Times New Roman"/>
+          <w:sz w:val="24"/>
           <w:szCs w:val="24"/>
           <w:lang w:val="uk-UA"/>
         </w:rPr>
@@ -8936,6 +9381,7 @@
       <w:r>
         <w:rPr>
           <w:rFonts w:ascii="Times New Roman" w:eastAsia="Times New Roman" w:hAnsi="Times New Roman" w:cs="Times New Roman"/>
+          <w:sz w:val="24"/>
           <w:szCs w:val="24"/>
           <w:lang w:val="uk-UA"/>
         </w:rPr>
@@ -8956,6 +9402,7 @@
       <w:r>
         <w:rPr>
           <w:rFonts w:ascii="Times New Roman" w:eastAsia="Times New Roman" w:hAnsi="Times New Roman" w:cs="Times New Roman"/>
+          <w:sz w:val="24"/>
           <w:szCs w:val="24"/>
           <w:lang w:val="uk-UA"/>
         </w:rPr>
@@ -8975,6 +9422,7 @@
       <w:r>
         <w:rPr>
           <w:rFonts w:ascii="Times New Roman" w:eastAsia="Times New Roman" w:hAnsi="Times New Roman" w:cs="Times New Roman"/>
+          <w:sz w:val="24"/>
           <w:szCs w:val="24"/>
           <w:lang w:val="uk-UA"/>
         </w:rPr>
@@ -8994,6 +9442,7 @@
       <w:r>
         <w:rPr>
           <w:rFonts w:ascii="Times New Roman" w:eastAsia="Times New Roman" w:hAnsi="Times New Roman" w:cs="Times New Roman"/>
+          <w:sz w:val="24"/>
           <w:szCs w:val="24"/>
           <w:lang w:val="uk-UA"/>
         </w:rPr>
@@ -9013,6 +9462,7 @@
       <w:r>
         <w:rPr>
           <w:rFonts w:ascii="Times New Roman" w:eastAsia="Times New Roman" w:hAnsi="Times New Roman" w:cs="Times New Roman"/>
+          <w:sz w:val="24"/>
           <w:szCs w:val="24"/>
           <w:lang w:val="uk-UA"/>
         </w:rPr>
@@ -9032,6 +9482,7 @@
       <w:r>
         <w:rPr>
           <w:rFonts w:ascii="Times New Roman" w:eastAsia="Times New Roman" w:hAnsi="Times New Roman" w:cs="Times New Roman"/>
+          <w:sz w:val="24"/>
           <w:szCs w:val="24"/>
           <w:lang w:val="uk-UA"/>
         </w:rPr>
@@ -9051,6 +9502,7 @@
       <w:r>
         <w:rPr>
           <w:rFonts w:ascii="Times New Roman" w:eastAsia="Times New Roman" w:hAnsi="Times New Roman" w:cs="Times New Roman"/>
+          <w:sz w:val="24"/>
           <w:szCs w:val="24"/>
           <w:lang w:val="uk-UA"/>
         </w:rPr>
@@ -9070,6 +9522,7 @@
       <w:r>
         <w:rPr>
           <w:rFonts w:ascii="Times New Roman" w:eastAsia="Times New Roman" w:hAnsi="Times New Roman" w:cs="Times New Roman"/>
+          <w:sz w:val="24"/>
           <w:szCs w:val="24"/>
           <w:lang w:val="uk-UA"/>
         </w:rPr>
@@ -9089,6 +9542,7 @@
       <w:r>
         <w:rPr>
           <w:rFonts w:ascii="Times New Roman" w:eastAsia="Times New Roman" w:hAnsi="Times New Roman" w:cs="Times New Roman"/>
+          <w:sz w:val="24"/>
           <w:szCs w:val="24"/>
           <w:lang w:val="uk-UA"/>
         </w:rPr>
@@ -9108,6 +9562,7 @@
       <w:r>
         <w:rPr>
           <w:rFonts w:ascii="Times New Roman" w:eastAsia="Times New Roman" w:hAnsi="Times New Roman" w:cs="Times New Roman"/>
+          <w:sz w:val="24"/>
           <w:szCs w:val="24"/>
           <w:lang w:val="uk-UA"/>
         </w:rPr>
@@ -9127,6 +9582,7 @@
       <w:r>
         <w:rPr>
           <w:rFonts w:ascii="Times New Roman" w:eastAsia="Times New Roman" w:hAnsi="Times New Roman" w:cs="Times New Roman"/>
+          <w:sz w:val="24"/>
           <w:szCs w:val="24"/>
           <w:lang w:val="uk-UA"/>
         </w:rPr>
@@ -9148,6 +9604,7 @@
           <w:rFonts w:ascii="Times New Roman" w:eastAsia="Times New Roman" w:hAnsi="Times New Roman" w:cs="Times New Roman"/>
           <w:b/>
           <w:color w:val="FF0000"/>
+          <w:sz w:val="24"/>
           <w:szCs w:val="24"/>
           <w:lang w:val="uk-UA"/>
         </w:rPr>
@@ -9158,6 +9615,7 @@
           <w:rFonts w:ascii="Times New Roman" w:eastAsia="Times New Roman" w:hAnsi="Times New Roman" w:cs="Times New Roman"/>
           <w:i/>
           <w:color w:val="FF0000"/>
+          <w:sz w:val="24"/>
           <w:szCs w:val="24"/>
           <w:lang w:val="uk-UA"/>
         </w:rPr>
@@ -9177,6 +9635,7 @@
       <w:r>
         <w:rPr>
           <w:rFonts w:ascii="Times New Roman" w:eastAsia="Times New Roman" w:hAnsi="Times New Roman" w:cs="Times New Roman"/>
+          <w:sz w:val="24"/>
           <w:szCs w:val="24"/>
           <w:lang w:val="uk-UA"/>
         </w:rPr>
@@ -9196,6 +9655,7 @@
       <w:r>
         <w:rPr>
           <w:rFonts w:ascii="Times New Roman" w:eastAsia="Times New Roman" w:hAnsi="Times New Roman" w:cs="Times New Roman"/>
+          <w:sz w:val="24"/>
           <w:szCs w:val="24"/>
           <w:lang w:val="uk-UA"/>
         </w:rPr>
@@ -9215,6 +9675,7 @@
       <w:r>
         <w:rPr>
           <w:rFonts w:ascii="Times New Roman" w:eastAsia="Times New Roman" w:hAnsi="Times New Roman" w:cs="Times New Roman"/>
+          <w:sz w:val="24"/>
           <w:szCs w:val="24"/>
           <w:lang w:val="uk-UA"/>
         </w:rPr>
@@ -9234,6 +9695,7 @@
       <w:r>
         <w:rPr>
           <w:rFonts w:ascii="Times New Roman" w:eastAsia="Times New Roman" w:hAnsi="Times New Roman" w:cs="Times New Roman"/>
+          <w:sz w:val="24"/>
           <w:szCs w:val="24"/>
           <w:lang w:val="uk-UA"/>
         </w:rPr>
@@ -9253,6 +9715,7 @@
       <w:r>
         <w:rPr>
           <w:rFonts w:ascii="Times New Roman" w:eastAsia="Times New Roman" w:hAnsi="Times New Roman" w:cs="Times New Roman"/>
+          <w:sz w:val="24"/>
           <w:szCs w:val="24"/>
           <w:lang w:val="uk-UA"/>
         </w:rPr>
@@ -9272,6 +9735,7 @@
       <w:r>
         <w:rPr>
           <w:rFonts w:ascii="Times New Roman" w:eastAsia="Times New Roman" w:hAnsi="Times New Roman" w:cs="Times New Roman"/>
+          <w:sz w:val="24"/>
           <w:szCs w:val="24"/>
           <w:lang w:val="uk-UA"/>
         </w:rPr>
@@ -9291,6 +9755,7 @@
       <w:r>
         <w:rPr>
           <w:rFonts w:ascii="Times New Roman" w:eastAsia="Times New Roman" w:hAnsi="Times New Roman" w:cs="Times New Roman"/>
+          <w:sz w:val="24"/>
           <w:szCs w:val="24"/>
           <w:lang w:val="uk-UA"/>
         </w:rPr>
@@ -9310,6 +9775,7 @@
       <w:r>
         <w:rPr>
           <w:rFonts w:ascii="Times New Roman" w:eastAsia="Times New Roman" w:hAnsi="Times New Roman" w:cs="Times New Roman"/>
+          <w:sz w:val="24"/>
           <w:szCs w:val="24"/>
           <w:lang w:val="uk-UA"/>
         </w:rPr>
@@ -9329,6 +9795,7 @@
       <w:r>
         <w:rPr>
           <w:rFonts w:ascii="Times New Roman" w:eastAsia="Times New Roman" w:hAnsi="Times New Roman" w:cs="Times New Roman"/>
+          <w:sz w:val="24"/>
           <w:szCs w:val="24"/>
           <w:lang w:val="uk-UA"/>
         </w:rPr>
@@ -9348,6 +9815,7 @@
       <w:r>
         <w:rPr>
           <w:rFonts w:ascii="Times New Roman" w:eastAsia="Times New Roman" w:hAnsi="Times New Roman" w:cs="Times New Roman"/>
+          <w:sz w:val="24"/>
           <w:szCs w:val="24"/>
           <w:lang w:val="uk-UA"/>
         </w:rPr>
@@ -9367,6 +9835,7 @@
       <w:r>
         <w:rPr>
           <w:rFonts w:ascii="Times New Roman" w:eastAsia="Times New Roman" w:hAnsi="Times New Roman" w:cs="Times New Roman"/>
+          <w:sz w:val="24"/>
           <w:szCs w:val="24"/>
           <w:lang w:val="uk-UA"/>
         </w:rPr>
@@ -9386,6 +9855,7 @@
       <w:r>
         <w:rPr>
           <w:rFonts w:ascii="Times New Roman" w:eastAsia="Times New Roman" w:hAnsi="Times New Roman" w:cs="Times New Roman"/>
+          <w:sz w:val="24"/>
           <w:szCs w:val="24"/>
           <w:lang w:val="uk-UA"/>
         </w:rPr>
@@ -9416,6 +9886,7 @@
       <w:r>
         <w:rPr>
           <w:rFonts w:ascii="Times New Roman" w:eastAsia="Times New Roman" w:hAnsi="Times New Roman" w:cs="Times New Roman"/>
+          <w:sz w:val="24"/>
           <w:szCs w:val="24"/>
           <w:lang w:val="uk-UA"/>
         </w:rPr>
@@ -9438,6 +9909,7 @@
       <w:r>
         <w:rPr>
           <w:rFonts w:ascii="Times New Roman" w:eastAsia="Times New Roman" w:hAnsi="Times New Roman" w:cs="Times New Roman"/>
+          <w:sz w:val="24"/>
           <w:szCs w:val="24"/>
           <w:lang w:val="uk-UA"/>
         </w:rPr>
@@ -9448,6 +9920,7 @@
           <w:rFonts w:ascii="Times New Roman" w:eastAsia="Times New Roman" w:hAnsi="Times New Roman" w:cs="Times New Roman"/>
           <w:i/>
           <w:color w:val="FF0000"/>
+          <w:sz w:val="24"/>
           <w:szCs w:val="24"/>
           <w:lang w:val="uk-UA"/>
         </w:rPr>
@@ -9467,6 +9940,7 @@
       <w:r>
         <w:rPr>
           <w:rFonts w:ascii="Times New Roman" w:eastAsia="Times New Roman" w:hAnsi="Times New Roman" w:cs="Times New Roman"/>
+          <w:sz w:val="24"/>
           <w:szCs w:val="24"/>
           <w:lang w:val="uk-UA"/>
         </w:rPr>
@@ -9477,6 +9951,7 @@
           <w:rFonts w:ascii="Times New Roman" w:eastAsia="Times New Roman" w:hAnsi="Times New Roman" w:cs="Times New Roman"/>
           <w:i/>
           <w:color w:val="FF0000"/>
+          <w:sz w:val="24"/>
           <w:szCs w:val="24"/>
           <w:lang w:val="uk-UA"/>
         </w:rPr>
@@ -9496,6 +9971,7 @@
       <w:r>
         <w:rPr>
           <w:rFonts w:ascii="Times New Roman" w:eastAsia="Times New Roman" w:hAnsi="Times New Roman" w:cs="Times New Roman"/>
+          <w:sz w:val="24"/>
           <w:szCs w:val="24"/>
           <w:lang w:val="uk-UA"/>
         </w:rPr>
@@ -9532,6 +10008,7 @@
           <w:rFonts w:ascii="Times New Roman" w:eastAsia="Times New Roman" w:hAnsi="Times New Roman" w:cs="Times New Roman"/>
           <w:b/>
           <w:color w:val="FF0000"/>
+          <w:sz w:val="24"/>
           <w:szCs w:val="24"/>
           <w:lang w:val="uk-UA"/>
         </w:rPr>
@@ -9543,6 +10020,7 @@
           <w:rFonts w:ascii="Times New Roman" w:eastAsia="Times New Roman" w:hAnsi="Times New Roman" w:cs="Times New Roman"/>
           <w:i/>
           <w:color w:val="FF0000"/>
+          <w:sz w:val="24"/>
           <w:szCs w:val="24"/>
           <w:lang w:val="uk-UA"/>
         </w:rPr>
@@ -9562,6 +10040,7 @@
       <w:r>
         <w:rPr>
           <w:rFonts w:ascii="Times New Roman" w:eastAsia="Times New Roman" w:hAnsi="Times New Roman" w:cs="Times New Roman"/>
+          <w:sz w:val="24"/>
           <w:szCs w:val="24"/>
           <w:lang w:val="uk-UA"/>
         </w:rPr>
@@ -9581,6 +10060,7 @@
       <w:r>
         <w:rPr>
           <w:rFonts w:ascii="Times New Roman" w:eastAsia="Times New Roman" w:hAnsi="Times New Roman" w:cs="Times New Roman"/>
+          <w:sz w:val="24"/>
           <w:szCs w:val="24"/>
           <w:lang w:val="uk-UA"/>
         </w:rPr>
@@ -9600,6 +10080,7 @@
       <w:r>
         <w:rPr>
           <w:rFonts w:ascii="Times New Roman" w:eastAsia="Times New Roman" w:hAnsi="Times New Roman" w:cs="Times New Roman"/>
+          <w:sz w:val="24"/>
           <w:szCs w:val="24"/>
           <w:lang w:val="uk-UA"/>
         </w:rPr>
@@ -9619,6 +10100,7 @@
       <w:r>
         <w:rPr>
           <w:rFonts w:ascii="Times New Roman" w:eastAsia="Times New Roman" w:hAnsi="Times New Roman" w:cs="Times New Roman"/>
+          <w:sz w:val="24"/>
           <w:szCs w:val="24"/>
           <w:lang w:val="uk-UA"/>
         </w:rPr>
@@ -9638,6 +10120,7 @@
       <w:r>
         <w:rPr>
           <w:rFonts w:ascii="Times New Roman" w:eastAsia="Times New Roman" w:hAnsi="Times New Roman" w:cs="Times New Roman"/>
+          <w:sz w:val="24"/>
           <w:szCs w:val="24"/>
           <w:lang w:val="uk-UA"/>
         </w:rPr>
@@ -9657,6 +10140,7 @@
       <w:r>
         <w:rPr>
           <w:rFonts w:ascii="Times New Roman" w:eastAsia="Times New Roman" w:hAnsi="Times New Roman" w:cs="Times New Roman"/>
+          <w:sz w:val="24"/>
           <w:szCs w:val="24"/>
           <w:lang w:val="uk-UA"/>
         </w:rPr>
@@ -9676,6 +10160,7 @@
       <w:r>
         <w:rPr>
           <w:rFonts w:ascii="Times New Roman" w:eastAsia="Times New Roman" w:hAnsi="Times New Roman" w:cs="Times New Roman"/>
+          <w:sz w:val="24"/>
           <w:szCs w:val="24"/>
           <w:lang w:val="uk-UA"/>
         </w:rPr>
@@ -9695,6 +10180,7 @@
       <w:r>
         <w:rPr>
           <w:rFonts w:ascii="Times New Roman" w:eastAsia="Times New Roman" w:hAnsi="Times New Roman" w:cs="Times New Roman"/>
+          <w:sz w:val="24"/>
           <w:szCs w:val="24"/>
           <w:lang w:val="uk-UA"/>
         </w:rPr>
@@ -9714,6 +10200,7 @@
       <w:r>
         <w:rPr>
           <w:rFonts w:ascii="Times New Roman" w:eastAsia="Times New Roman" w:hAnsi="Times New Roman" w:cs="Times New Roman"/>
+          <w:sz w:val="24"/>
           <w:szCs w:val="24"/>
           <w:lang w:val="uk-UA"/>
         </w:rPr>
@@ -9733,6 +10220,7 @@
       <w:r>
         <w:rPr>
           <w:rFonts w:ascii="Times New Roman" w:eastAsia="Times New Roman" w:hAnsi="Times New Roman" w:cs="Times New Roman"/>
+          <w:sz w:val="24"/>
           <w:szCs w:val="24"/>
           <w:lang w:val="uk-UA"/>
         </w:rPr>
@@ -9752,6 +10240,7 @@
       <w:r>
         <w:rPr>
           <w:rFonts w:ascii="Times New Roman" w:eastAsia="Times New Roman" w:hAnsi="Times New Roman" w:cs="Times New Roman"/>
+          <w:sz w:val="24"/>
           <w:szCs w:val="24"/>
           <w:lang w:val="uk-UA"/>
         </w:rPr>
@@ -9771,6 +10260,7 @@
       <w:r>
         <w:rPr>
           <w:rFonts w:ascii="Times New Roman" w:eastAsia="Times New Roman" w:hAnsi="Times New Roman" w:cs="Times New Roman"/>
+          <w:sz w:val="24"/>
           <w:szCs w:val="24"/>
           <w:lang w:val="uk-UA"/>
         </w:rPr>
@@ -9790,6 +10280,7 @@
       <w:r>
         <w:rPr>
           <w:rFonts w:ascii="Times New Roman" w:eastAsia="Times New Roman" w:hAnsi="Times New Roman" w:cs="Times New Roman"/>
+          <w:sz w:val="24"/>
           <w:szCs w:val="24"/>
           <w:lang w:val="uk-UA"/>
         </w:rPr>
@@ -9809,6 +10300,7 @@
       <w:r>
         <w:rPr>
           <w:rFonts w:ascii="Times New Roman" w:eastAsia="Times New Roman" w:hAnsi="Times New Roman" w:cs="Times New Roman"/>
+          <w:sz w:val="24"/>
           <w:szCs w:val="24"/>
           <w:lang w:val="uk-UA"/>
         </w:rPr>
@@ -9828,6 +10320,7 @@
       <w:r>
         <w:rPr>
           <w:rFonts w:ascii="Times New Roman" w:eastAsia="Times New Roman" w:hAnsi="Times New Roman" w:cs="Times New Roman"/>
+          <w:sz w:val="24"/>
           <w:szCs w:val="24"/>
           <w:lang w:val="uk-UA"/>
         </w:rPr>
@@ -9847,6 +10340,7 @@
       <w:r>
         <w:rPr>
           <w:rFonts w:ascii="Times New Roman" w:eastAsia="Times New Roman" w:hAnsi="Times New Roman" w:cs="Times New Roman"/>
+          <w:sz w:val="24"/>
           <w:szCs w:val="24"/>
           <w:lang w:val="uk-UA"/>
         </w:rPr>
@@ -9866,6 +10360,7 @@
       <w:r>
         <w:rPr>
           <w:rFonts w:ascii="Times New Roman" w:eastAsia="Times New Roman" w:hAnsi="Times New Roman" w:cs="Times New Roman"/>
+          <w:sz w:val="24"/>
           <w:szCs w:val="24"/>
           <w:lang w:val="uk-UA"/>
         </w:rPr>
@@ -9885,6 +10380,7 @@
       <w:r>
         <w:rPr>
           <w:rFonts w:ascii="Times New Roman" w:eastAsia="Times New Roman" w:hAnsi="Times New Roman" w:cs="Times New Roman"/>
+          <w:sz w:val="24"/>
           <w:szCs w:val="24"/>
           <w:lang w:val="uk-UA"/>
         </w:rPr>
@@ -9908,6 +10404,7 @@
           <w:rFonts w:ascii="Times New Roman" w:eastAsia="Times New Roman" w:hAnsi="Times New Roman" w:cs="Times New Roman"/>
           <w:b/>
           <w:color w:val="FF0000"/>
+          <w:sz w:val="24"/>
           <w:szCs w:val="24"/>
           <w:lang w:val="uk-UA"/>
         </w:rPr>
@@ -9919,6 +10416,7 @@
           <w:b/>
           <w:i/>
           <w:color w:val="FF0000"/>
+          <w:sz w:val="24"/>
           <w:szCs w:val="24"/>
           <w:lang w:val="uk-UA"/>
         </w:rPr>
@@ -9929,6 +10427,7 @@
           <w:rFonts w:ascii="Times New Roman" w:eastAsia="Times New Roman" w:hAnsi="Times New Roman" w:cs="Times New Roman"/>
           <w:i/>
           <w:color w:val="FF0000"/>
+          <w:sz w:val="24"/>
           <w:szCs w:val="24"/>
           <w:lang w:val="uk-UA"/>
         </w:rPr>
@@ -9948,6 +10447,7 @@
       <w:r>
         <w:rPr>
           <w:rFonts w:ascii="Times New Roman" w:eastAsia="Times New Roman" w:hAnsi="Times New Roman" w:cs="Times New Roman"/>
+          <w:sz w:val="24"/>
           <w:szCs w:val="24"/>
           <w:lang w:val="uk-UA"/>
         </w:rPr>
@@ -9967,6 +10467,7 @@
       <w:r>
         <w:rPr>
           <w:rFonts w:ascii="Times New Roman" w:eastAsia="Times New Roman" w:hAnsi="Times New Roman" w:cs="Times New Roman"/>
+          <w:sz w:val="24"/>
           <w:szCs w:val="24"/>
           <w:lang w:val="uk-UA"/>
         </w:rPr>
@@ -9986,6 +10487,7 @@
       <w:r>
         <w:rPr>
           <w:rFonts w:ascii="Times New Roman" w:eastAsia="Times New Roman" w:hAnsi="Times New Roman" w:cs="Times New Roman"/>
+          <w:sz w:val="24"/>
           <w:szCs w:val="24"/>
           <w:lang w:val="uk-UA"/>
         </w:rPr>
@@ -10005,6 +10507,7 @@
       <w:r>
         <w:rPr>
           <w:rFonts w:ascii="Times New Roman" w:eastAsia="Times New Roman" w:hAnsi="Times New Roman" w:cs="Times New Roman"/>
+          <w:sz w:val="24"/>
           <w:szCs w:val="24"/>
           <w:lang w:val="uk-UA"/>
         </w:rPr>
@@ -10024,6 +10527,7 @@
       <w:r>
         <w:rPr>
           <w:rFonts w:ascii="Times New Roman" w:eastAsia="Times New Roman" w:hAnsi="Times New Roman" w:cs="Times New Roman"/>
+          <w:sz w:val="24"/>
           <w:szCs w:val="24"/>
           <w:lang w:val="uk-UA"/>
         </w:rPr>
@@ -10043,6 +10547,7 @@
       <w:r>
         <w:rPr>
           <w:rFonts w:ascii="Times New Roman" w:eastAsia="Times New Roman" w:hAnsi="Times New Roman" w:cs="Times New Roman"/>
+          <w:sz w:val="24"/>
           <w:szCs w:val="24"/>
           <w:lang w:val="uk-UA"/>
         </w:rPr>
@@ -10062,6 +10567,7 @@
       <w:r>
         <w:rPr>
           <w:rFonts w:ascii="Times New Roman" w:eastAsia="Times New Roman" w:hAnsi="Times New Roman" w:cs="Times New Roman"/>
+          <w:sz w:val="24"/>
           <w:szCs w:val="24"/>
           <w:lang w:val="uk-UA"/>
         </w:rPr>
@@ -10081,6 +10587,7 @@
       <w:r>
         <w:rPr>
           <w:rFonts w:ascii="Times New Roman" w:eastAsia="Times New Roman" w:hAnsi="Times New Roman" w:cs="Times New Roman"/>
+          <w:sz w:val="24"/>
           <w:szCs w:val="24"/>
           <w:lang w:val="uk-UA"/>
         </w:rPr>
@@ -10100,6 +10607,7 @@
       <w:r>
         <w:rPr>
           <w:rFonts w:ascii="Times New Roman" w:eastAsia="Times New Roman" w:hAnsi="Times New Roman" w:cs="Times New Roman"/>
+          <w:sz w:val="24"/>
           <w:szCs w:val="24"/>
           <w:lang w:val="uk-UA"/>
         </w:rPr>
@@ -10119,6 +10627,7 @@
       <w:r>
         <w:rPr>
           <w:rFonts w:ascii="Times New Roman" w:eastAsia="Times New Roman" w:hAnsi="Times New Roman" w:cs="Times New Roman"/>
+          <w:sz w:val="24"/>
           <w:szCs w:val="24"/>
           <w:lang w:val="uk-UA"/>
         </w:rPr>
@@ -10138,6 +10647,7 @@
       <w:r>
         <w:rPr>
           <w:rFonts w:ascii="Times New Roman" w:eastAsia="Times New Roman" w:hAnsi="Times New Roman" w:cs="Times New Roman"/>
+          <w:sz w:val="24"/>
           <w:szCs w:val="24"/>
           <w:lang w:val="uk-UA"/>
         </w:rPr>
@@ -10160,6 +10670,7 @@
         <w:rPr>
           <w:rFonts w:ascii="Times New Roman" w:eastAsia="Times New Roman" w:hAnsi="Times New Roman" w:cs="Times New Roman"/>
           <w:iCs/>
+          <w:sz w:val="24"/>
           <w:szCs w:val="24"/>
           <w:lang w:val="uk-UA"/>
         </w:rPr>
@@ -10180,6 +10691,7 @@
         <w:rPr>
           <w:rFonts w:ascii="Times New Roman" w:eastAsia="Times New Roman" w:hAnsi="Times New Roman" w:cs="Times New Roman"/>
           <w:iCs/>
+          <w:sz w:val="24"/>
           <w:szCs w:val="24"/>
           <w:lang w:val="uk-UA"/>
         </w:rPr>
@@ -10199,6 +10711,7 @@
       <w:r>
         <w:rPr>
           <w:rFonts w:ascii="Times New Roman" w:eastAsia="Times New Roman" w:hAnsi="Times New Roman" w:cs="Times New Roman"/>
+          <w:sz w:val="24"/>
           <w:szCs w:val="24"/>
           <w:lang w:val="uk-UA"/>
         </w:rPr>
@@ -10218,6 +10731,7 @@
       <w:r>
         <w:rPr>
           <w:rFonts w:ascii="Times New Roman" w:eastAsia="Times New Roman" w:hAnsi="Times New Roman" w:cs="Times New Roman"/>
+          <w:sz w:val="24"/>
           <w:szCs w:val="24"/>
           <w:lang w:val="uk-UA"/>
         </w:rPr>
@@ -10237,6 +10751,7 @@
       <w:r>
         <w:rPr>
           <w:rFonts w:ascii="Times New Roman" w:eastAsia="Times New Roman" w:hAnsi="Times New Roman" w:cs="Times New Roman"/>
+          <w:sz w:val="24"/>
           <w:szCs w:val="24"/>
           <w:lang w:val="uk-UA"/>
         </w:rPr>
@@ -10256,6 +10771,7 @@
       <w:r>
         <w:rPr>
           <w:rFonts w:ascii="Times New Roman" w:eastAsia="Times New Roman" w:hAnsi="Times New Roman" w:cs="Times New Roman"/>
+          <w:sz w:val="24"/>
           <w:szCs w:val="24"/>
           <w:lang w:val="uk-UA"/>
         </w:rPr>
@@ -10275,6 +10791,7 @@
       <w:r>
         <w:rPr>
           <w:rFonts w:ascii="Times New Roman" w:eastAsia="Times New Roman" w:hAnsi="Times New Roman" w:cs="Times New Roman"/>
+          <w:sz w:val="24"/>
           <w:szCs w:val="24"/>
           <w:lang w:val="uk-UA"/>
         </w:rPr>
@@ -10294,6 +10811,7 @@
       <w:r>
         <w:rPr>
           <w:rFonts w:ascii="Times New Roman" w:eastAsia="Times New Roman" w:hAnsi="Times New Roman" w:cs="Times New Roman"/>
+          <w:sz w:val="24"/>
           <w:szCs w:val="24"/>
           <w:lang w:val="uk-UA"/>
         </w:rPr>
@@ -10313,6 +10831,7 @@
       <w:r>
         <w:rPr>
           <w:rFonts w:ascii="Times New Roman" w:eastAsia="Times New Roman" w:hAnsi="Times New Roman" w:cs="Times New Roman"/>
+          <w:sz w:val="24"/>
           <w:szCs w:val="24"/>
           <w:lang w:val="uk-UA"/>
         </w:rPr>
@@ -10332,6 +10851,7 @@
       <w:r>
         <w:rPr>
           <w:rFonts w:ascii="Times New Roman" w:eastAsia="Times New Roman" w:hAnsi="Times New Roman" w:cs="Times New Roman"/>
+          <w:sz w:val="24"/>
           <w:szCs w:val="24"/>
           <w:lang w:val="uk-UA"/>
         </w:rPr>
@@ -10351,6 +10871,7 @@
       <w:r>
         <w:rPr>
           <w:rFonts w:ascii="Times New Roman" w:eastAsia="Times New Roman" w:hAnsi="Times New Roman" w:cs="Times New Roman"/>
+          <w:sz w:val="24"/>
           <w:szCs w:val="24"/>
           <w:lang w:val="uk-UA"/>
         </w:rPr>
@@ -10374,6 +10895,7 @@
           <w:rFonts w:ascii="Times New Roman" w:eastAsia="Times New Roman" w:hAnsi="Times New Roman" w:cs="Times New Roman"/>
           <w:b/>
           <w:color w:val="FF0000"/>
+          <w:sz w:val="24"/>
           <w:szCs w:val="24"/>
           <w:lang w:val="uk-UA"/>
         </w:rPr>
@@ -10384,6 +10906,7 @@
           <w:rFonts w:ascii="Times New Roman" w:eastAsia="Times New Roman" w:hAnsi="Times New Roman" w:cs="Times New Roman"/>
           <w:i/>
           <w:color w:val="FF0000"/>
+          <w:sz w:val="24"/>
           <w:szCs w:val="24"/>
           <w:lang w:val="uk-UA"/>
         </w:rPr>
@@ -10403,6 +10926,7 @@
       <w:r>
         <w:rPr>
           <w:rFonts w:ascii="Times New Roman" w:eastAsia="Times New Roman" w:hAnsi="Times New Roman" w:cs="Times New Roman"/>
+          <w:sz w:val="24"/>
           <w:szCs w:val="24"/>
           <w:lang w:val="uk-UA"/>
         </w:rPr>
@@ -10422,6 +10946,7 @@
       <w:r>
         <w:rPr>
           <w:rFonts w:ascii="Times New Roman" w:eastAsia="Times New Roman" w:hAnsi="Times New Roman" w:cs="Times New Roman"/>
+          <w:sz w:val="24"/>
           <w:szCs w:val="24"/>
           <w:lang w:val="uk-UA"/>
         </w:rPr>
@@ -10441,6 +10966,7 @@
       <w:r>
         <w:rPr>
           <w:rFonts w:ascii="Times New Roman" w:eastAsia="Times New Roman" w:hAnsi="Times New Roman" w:cs="Times New Roman"/>
+          <w:sz w:val="24"/>
           <w:szCs w:val="24"/>
           <w:lang w:val="uk-UA"/>
         </w:rPr>
@@ -10460,6 +10986,7 @@
       <w:r>
         <w:rPr>
           <w:rFonts w:ascii="Times New Roman" w:eastAsia="Times New Roman" w:hAnsi="Times New Roman" w:cs="Times New Roman"/>
+          <w:sz w:val="24"/>
           <w:szCs w:val="24"/>
           <w:lang w:val="uk-UA"/>
         </w:rPr>
@@ -10479,6 +11006,7 @@
       <w:r>
         <w:rPr>
           <w:rFonts w:ascii="Times New Roman" w:eastAsia="Times New Roman" w:hAnsi="Times New Roman" w:cs="Times New Roman"/>
+          <w:sz w:val="24"/>
           <w:szCs w:val="24"/>
           <w:lang w:val="uk-UA"/>
         </w:rPr>
@@ -10498,6 +11026,7 @@
       <w:r>
         <w:rPr>
           <w:rFonts w:ascii="Times New Roman" w:eastAsia="Times New Roman" w:hAnsi="Times New Roman" w:cs="Times New Roman"/>
+          <w:sz w:val="24"/>
           <w:szCs w:val="24"/>
           <w:lang w:val="uk-UA"/>
         </w:rPr>
@@ -10517,6 +11046,7 @@
       <w:r>
         <w:rPr>
           <w:rFonts w:ascii="Times New Roman" w:eastAsia="Times New Roman" w:hAnsi="Times New Roman" w:cs="Times New Roman"/>
+          <w:sz w:val="24"/>
           <w:szCs w:val="24"/>
           <w:lang w:val="uk-UA"/>
         </w:rPr>
@@ -10536,6 +11066,7 @@
       <w:r>
         <w:rPr>
           <w:rFonts w:ascii="Times New Roman" w:eastAsia="Times New Roman" w:hAnsi="Times New Roman" w:cs="Times New Roman"/>
+          <w:sz w:val="24"/>
           <w:szCs w:val="24"/>
           <w:lang w:val="uk-UA"/>
         </w:rPr>
@@ -10555,6 +11086,7 @@
       <w:r>
         <w:rPr>
           <w:rFonts w:ascii="Times New Roman" w:eastAsia="Times New Roman" w:hAnsi="Times New Roman" w:cs="Times New Roman"/>
+          <w:sz w:val="24"/>
           <w:szCs w:val="24"/>
           <w:lang w:val="uk-UA"/>
         </w:rPr>
@@ -10574,6 +11106,7 @@
       <w:r>
         <w:rPr>
           <w:rFonts w:ascii="Times New Roman" w:eastAsia="Times New Roman" w:hAnsi="Times New Roman" w:cs="Times New Roman"/>
+          <w:sz w:val="24"/>
           <w:szCs w:val="24"/>
           <w:lang w:val="uk-UA"/>
         </w:rPr>
@@ -10593,6 +11126,7 @@
       <w:r>
         <w:rPr>
           <w:rFonts w:ascii="Times New Roman" w:eastAsia="Times New Roman" w:hAnsi="Times New Roman" w:cs="Times New Roman"/>
+          <w:sz w:val="24"/>
           <w:szCs w:val="24"/>
           <w:lang w:val="uk-UA"/>
         </w:rPr>
@@ -10612,6 +11146,7 @@
       <w:r>
         <w:rPr>
           <w:rFonts w:ascii="Times New Roman" w:eastAsia="Times New Roman" w:hAnsi="Times New Roman" w:cs="Times New Roman"/>
+          <w:sz w:val="24"/>
           <w:szCs w:val="24"/>
           <w:lang w:val="uk-UA"/>
         </w:rPr>
@@ -10631,6 +11166,7 @@
       <w:r>
         <w:rPr>
           <w:rFonts w:ascii="Times New Roman" w:eastAsia="Times New Roman" w:hAnsi="Times New Roman" w:cs="Times New Roman"/>
+          <w:sz w:val="24"/>
           <w:szCs w:val="24"/>
           <w:lang w:val="uk-UA"/>
         </w:rPr>
@@ -10652,6 +11188,7 @@
       <w:r>
         <w:rPr>
           <w:rFonts w:ascii="Times New Roman" w:eastAsia="Times New Roman" w:hAnsi="Times New Roman" w:cs="Times New Roman"/>
+          <w:sz w:val="24"/>
           <w:szCs w:val="24"/>
           <w:lang w:val="uk-UA"/>
         </w:rPr>
@@ -10662,6 +11199,7 @@
           <w:rFonts w:ascii="Times New Roman" w:eastAsia="Times New Roman" w:hAnsi="Times New Roman" w:cs="Times New Roman"/>
           <w:i/>
           <w:color w:val="FF0000"/>
+          <w:sz w:val="24"/>
           <w:szCs w:val="24"/>
           <w:lang w:val="uk-UA"/>
         </w:rPr>
@@ -10703,6 +11241,7 @@
           <w:b/>
           <w:i/>
           <w:color w:val="FF0000"/>
+          <w:sz w:val="24"/>
           <w:szCs w:val="24"/>
           <w:lang w:val="uk-UA"/>
         </w:rPr>
@@ -10726,6 +11265,7 @@
           <w:rFonts w:ascii="Times New Roman" w:eastAsia="Times New Roman" w:hAnsi="Times New Roman" w:cs="Times New Roman"/>
           <w:i/>
           <w:color w:val="FF0000"/>
+          <w:sz w:val="24"/>
           <w:szCs w:val="24"/>
           <w:lang w:val="uk-UA"/>
         </w:rPr>
@@ -10747,6 +11287,7 @@
         <w:rPr>
           <w:rFonts w:ascii="Times New Roman" w:eastAsia="Times New Roman" w:hAnsi="Times New Roman" w:cs="Times New Roman"/>
           <w:color w:val="FF0000"/>
+          <w:sz w:val="24"/>
           <w:szCs w:val="24"/>
           <w:lang w:val="uk-UA"/>
         </w:rPr>
@@ -10756,6 +11297,7 @@
         <w:rPr>
           <w:rFonts w:ascii="Times New Roman" w:eastAsia="Times New Roman" w:hAnsi="Times New Roman" w:cs="Times New Roman"/>
           <w:color w:val="000000"/>
+          <w:sz w:val="24"/>
           <w:szCs w:val="24"/>
           <w:lang w:val="uk-UA"/>
         </w:rPr>
@@ -10777,6 +11319,7 @@
         <w:rPr>
           <w:rFonts w:ascii="Times New Roman" w:eastAsia="Times New Roman" w:hAnsi="Times New Roman" w:cs="Times New Roman"/>
           <w:color w:val="FF0000"/>
+          <w:sz w:val="24"/>
           <w:szCs w:val="24"/>
           <w:lang w:val="uk-UA"/>
         </w:rPr>
@@ -10786,6 +11329,7 @@
         <w:rPr>
           <w:rFonts w:ascii="Times New Roman" w:eastAsia="Times New Roman" w:hAnsi="Times New Roman" w:cs="Times New Roman"/>
           <w:color w:val="000000"/>
+          <w:sz w:val="24"/>
           <w:szCs w:val="24"/>
           <w:lang w:val="uk-UA"/>
         </w:rPr>
@@ -10807,6 +11351,7 @@
         <w:rPr>
           <w:rFonts w:ascii="Times New Roman" w:eastAsia="Times New Roman" w:hAnsi="Times New Roman" w:cs="Times New Roman"/>
           <w:color w:val="FF0000"/>
+          <w:sz w:val="24"/>
           <w:szCs w:val="24"/>
           <w:lang w:val="uk-UA"/>
         </w:rPr>
@@ -10816,6 +11361,7 @@
         <w:rPr>
           <w:rFonts w:ascii="Times New Roman" w:eastAsia="Times New Roman" w:hAnsi="Times New Roman" w:cs="Times New Roman"/>
           <w:color w:val="000000"/>
+          <w:sz w:val="24"/>
           <w:szCs w:val="24"/>
           <w:lang w:val="uk-UA"/>
         </w:rPr>
@@ -10837,6 +11383,7 @@
         <w:rPr>
           <w:rFonts w:ascii="Times New Roman" w:eastAsia="Times New Roman" w:hAnsi="Times New Roman" w:cs="Times New Roman"/>
           <w:color w:val="FF0000"/>
+          <w:sz w:val="24"/>
           <w:szCs w:val="24"/>
           <w:lang w:val="uk-UA"/>
         </w:rPr>
@@ -10846,6 +11393,7 @@
         <w:rPr>
           <w:rFonts w:ascii="Times New Roman" w:eastAsia="Times New Roman" w:hAnsi="Times New Roman" w:cs="Times New Roman"/>
           <w:color w:val="000000"/>
+          <w:sz w:val="24"/>
           <w:szCs w:val="24"/>
           <w:lang w:val="uk-UA"/>
         </w:rPr>
@@ -10867,6 +11415,7 @@
         <w:rPr>
           <w:rFonts w:ascii="Times New Roman" w:eastAsia="Times New Roman" w:hAnsi="Times New Roman" w:cs="Times New Roman"/>
           <w:color w:val="FF0000"/>
+          <w:sz w:val="24"/>
           <w:szCs w:val="24"/>
           <w:lang w:val="uk-UA"/>
         </w:rPr>
@@ -10876,6 +11425,7 @@
         <w:rPr>
           <w:rFonts w:ascii="Times New Roman" w:eastAsia="Times New Roman" w:hAnsi="Times New Roman" w:cs="Times New Roman"/>
           <w:color w:val="000000"/>
+          <w:sz w:val="24"/>
           <w:szCs w:val="24"/>
           <w:lang w:val="uk-UA"/>
         </w:rPr>
@@ -10885,6 +11435,7 @@
         <w:rPr>
           <w:rFonts w:ascii="Times New Roman" w:eastAsia="Times New Roman" w:hAnsi="Times New Roman" w:cs="Times New Roman"/>
           <w:color w:val="000000"/>
+          <w:sz w:val="24"/>
           <w:szCs w:val="24"/>
           <w:lang w:val="uk-UA"/>
         </w:rPr>
@@ -10907,6 +11458,7 @@
         <w:rPr>
           <w:rFonts w:ascii="Times New Roman" w:eastAsia="Times New Roman" w:hAnsi="Times New Roman" w:cs="Times New Roman"/>
           <w:color w:val="FF0000"/>
+          <w:sz w:val="24"/>
           <w:szCs w:val="24"/>
           <w:lang w:val="uk-UA"/>
         </w:rPr>
@@ -10916,6 +11468,7 @@
         <w:rPr>
           <w:rFonts w:ascii="Times New Roman" w:eastAsia="Times New Roman" w:hAnsi="Times New Roman" w:cs="Times New Roman"/>
           <w:color w:val="000000"/>
+          <w:sz w:val="24"/>
           <w:szCs w:val="24"/>
           <w:lang w:val="uk-UA"/>
         </w:rPr>
@@ -10937,6 +11490,7 @@
         <w:rPr>
           <w:rFonts w:ascii="Times New Roman" w:eastAsia="Times New Roman" w:hAnsi="Times New Roman" w:cs="Times New Roman"/>
           <w:color w:val="FF0000"/>
+          <w:sz w:val="24"/>
           <w:szCs w:val="24"/>
           <w:lang w:val="uk-UA"/>
         </w:rPr>
@@ -10946,6 +11500,7 @@
         <w:rPr>
           <w:rFonts w:ascii="Times New Roman" w:eastAsia="Times New Roman" w:hAnsi="Times New Roman" w:cs="Times New Roman"/>
           <w:color w:val="000000"/>
+          <w:sz w:val="24"/>
           <w:szCs w:val="24"/>
           <w:lang w:val="uk-UA"/>
         </w:rPr>
@@ -10967,6 +11522,7 @@
         <w:rPr>
           <w:rFonts w:ascii="Times New Roman" w:eastAsia="Times New Roman" w:hAnsi="Times New Roman" w:cs="Times New Roman"/>
           <w:color w:val="FF0000"/>
+          <w:sz w:val="24"/>
           <w:szCs w:val="24"/>
           <w:lang w:val="uk-UA"/>
         </w:rPr>
@@ -10976,6 +11532,7 @@
         <w:rPr>
           <w:rFonts w:ascii="Times New Roman" w:eastAsia="Times New Roman" w:hAnsi="Times New Roman" w:cs="Times New Roman"/>
           <w:color w:val="000000"/>
+          <w:sz w:val="24"/>
           <w:szCs w:val="24"/>
           <w:lang w:val="uk-UA"/>
         </w:rPr>
@@ -10997,6 +11554,7 @@
         <w:rPr>
           <w:rFonts w:ascii="Times New Roman" w:eastAsia="Times New Roman" w:hAnsi="Times New Roman" w:cs="Times New Roman"/>
           <w:color w:val="FF0000"/>
+          <w:sz w:val="24"/>
           <w:szCs w:val="24"/>
           <w:lang w:val="uk-UA"/>
         </w:rPr>
@@ -11006,6 +11564,7 @@
         <w:rPr>
           <w:rFonts w:ascii="Times New Roman" w:eastAsia="Times New Roman" w:hAnsi="Times New Roman" w:cs="Times New Roman"/>
           <w:color w:val="000000"/>
+          <w:sz w:val="24"/>
           <w:szCs w:val="24"/>
           <w:lang w:val="uk-UA"/>
         </w:rPr>
@@ -11027,6 +11586,7 @@
         <w:rPr>
           <w:rFonts w:ascii="Times New Roman" w:eastAsia="Times New Roman" w:hAnsi="Times New Roman" w:cs="Times New Roman"/>
           <w:color w:val="FF0000"/>
+          <w:sz w:val="24"/>
           <w:szCs w:val="24"/>
           <w:lang w:val="uk-UA"/>
         </w:rPr>
@@ -11036,6 +11596,7 @@
         <w:rPr>
           <w:rFonts w:ascii="Times New Roman" w:eastAsia="Times New Roman" w:hAnsi="Times New Roman" w:cs="Times New Roman"/>
           <w:color w:val="000000"/>
+          <w:sz w:val="24"/>
           <w:szCs w:val="24"/>
           <w:lang w:val="uk-UA"/>
         </w:rPr>
@@ -11057,6 +11618,7 @@
         <w:rPr>
           <w:rFonts w:ascii="Times New Roman" w:eastAsia="Times New Roman" w:hAnsi="Times New Roman" w:cs="Times New Roman"/>
           <w:color w:val="FF0000"/>
+          <w:sz w:val="24"/>
           <w:szCs w:val="24"/>
           <w:lang w:val="uk-UA"/>
         </w:rPr>
@@ -11067,6 +11629,7 @@
         <w:rPr>
           <w:rFonts w:ascii="Times New Roman" w:eastAsia="Times New Roman" w:hAnsi="Times New Roman" w:cs="Times New Roman"/>
           <w:color w:val="000000"/>
+          <w:sz w:val="24"/>
           <w:szCs w:val="24"/>
           <w:lang w:val="uk-UA"/>
         </w:rPr>
@@ -11107,6 +11670,7 @@
           <w:b/>
           <w:i/>
           <w:color w:val="FF0000"/>
+          <w:sz w:val="24"/>
           <w:szCs w:val="24"/>
           <w:lang w:val="uk-UA"/>
         </w:rPr>
@@ -11128,6 +11692,7 @@
           <w:rFonts w:ascii="Times New Roman" w:eastAsia="Times New Roman" w:hAnsi="Times New Roman" w:cs="Times New Roman"/>
           <w:i/>
           <w:color w:val="FF0000"/>
+          <w:sz w:val="24"/>
           <w:szCs w:val="24"/>
           <w:lang w:val="uk-UA"/>
         </w:rPr>
@@ -11136,6 +11701,7 @@
       <w:r>
         <w:rPr>
           <w:rFonts w:ascii="Times New Roman" w:eastAsia="Times New Roman" w:hAnsi="Times New Roman" w:cs="Times New Roman"/>
+          <w:sz w:val="24"/>
           <w:szCs w:val="24"/>
           <w:lang w:val="uk-UA"/>
         </w:rPr>
@@ -11157,6 +11723,7 @@
           <w:rFonts w:ascii="Times New Roman" w:eastAsia="Times New Roman" w:hAnsi="Times New Roman" w:cs="Times New Roman"/>
           <w:i/>
           <w:color w:val="FF0000"/>
+          <w:sz w:val="24"/>
           <w:szCs w:val="24"/>
           <w:lang w:val="uk-UA"/>
         </w:rPr>
@@ -11165,6 +11732,7 @@
       <w:r>
         <w:rPr>
           <w:rFonts w:ascii="Times New Roman" w:eastAsia="Times New Roman" w:hAnsi="Times New Roman" w:cs="Times New Roman"/>
+          <w:sz w:val="24"/>
           <w:szCs w:val="24"/>
           <w:lang w:val="uk-UA"/>
         </w:rPr>
@@ -11174,6 +11742,7 @@
         <w:rPr>
           <w:rFonts w:ascii="Times New Roman" w:eastAsia="Times New Roman" w:hAnsi="Times New Roman" w:cs="Times New Roman"/>
           <w:i/>
+          <w:sz w:val="24"/>
           <w:szCs w:val="24"/>
           <w:lang w:val="uk-UA"/>
         </w:rPr>
@@ -11195,6 +11764,7 @@
           <w:rFonts w:ascii="Times New Roman" w:eastAsia="Times New Roman" w:hAnsi="Times New Roman" w:cs="Times New Roman"/>
           <w:i/>
           <w:color w:val="FF0000"/>
+          <w:sz w:val="24"/>
           <w:szCs w:val="24"/>
           <w:lang w:val="uk-UA"/>
         </w:rPr>
@@ -11203,6 +11773,7 @@
       <w:r>
         <w:rPr>
           <w:rFonts w:ascii="Times New Roman" w:eastAsia="Times New Roman" w:hAnsi="Times New Roman" w:cs="Times New Roman"/>
+          <w:sz w:val="24"/>
           <w:szCs w:val="24"/>
           <w:lang w:val="uk-UA"/>
         </w:rPr>
@@ -11224,6 +11795,7 @@
           <w:rFonts w:ascii="Times New Roman" w:eastAsia="Times New Roman" w:hAnsi="Times New Roman" w:cs="Times New Roman"/>
           <w:i/>
           <w:color w:val="FF0000"/>
+          <w:sz w:val="24"/>
           <w:szCs w:val="24"/>
           <w:lang w:val="uk-UA"/>
         </w:rPr>
@@ -11232,6 +11804,7 @@
       <w:r>
         <w:rPr>
           <w:rFonts w:ascii="Times New Roman" w:eastAsia="Times New Roman" w:hAnsi="Times New Roman" w:cs="Times New Roman"/>
+          <w:sz w:val="24"/>
           <w:szCs w:val="24"/>
           <w:lang w:val="uk-UA"/>
         </w:rPr>
@@ -11253,6 +11826,7 @@
           <w:rFonts w:ascii="Times New Roman" w:eastAsia="Times New Roman" w:hAnsi="Times New Roman" w:cs="Times New Roman"/>
           <w:i/>
           <w:color w:val="FF0000"/>
+          <w:sz w:val="24"/>
           <w:szCs w:val="24"/>
           <w:lang w:val="uk-UA"/>
         </w:rPr>
@@ -11261,6 +11835,7 @@
       <w:r>
         <w:rPr>
           <w:rFonts w:ascii="Times New Roman" w:eastAsia="Times New Roman" w:hAnsi="Times New Roman" w:cs="Times New Roman"/>
+          <w:sz w:val="24"/>
           <w:szCs w:val="24"/>
           <w:lang w:val="uk-UA"/>
         </w:rPr>
@@ -11282,6 +11857,7 @@
           <w:rFonts w:ascii="Times New Roman" w:eastAsia="Times New Roman" w:hAnsi="Times New Roman" w:cs="Times New Roman"/>
           <w:i/>
           <w:color w:val="FF0000"/>
+          <w:sz w:val="24"/>
           <w:szCs w:val="24"/>
           <w:lang w:val="uk-UA"/>
         </w:rPr>
@@ -11290,6 +11866,7 @@
       <w:r>
         <w:rPr>
           <w:rFonts w:ascii="Times New Roman" w:eastAsia="Times New Roman" w:hAnsi="Times New Roman" w:cs="Times New Roman"/>
+          <w:sz w:val="24"/>
           <w:szCs w:val="24"/>
           <w:lang w:val="uk-UA"/>
         </w:rPr>
@@ -11311,6 +11888,7 @@
           <w:rFonts w:ascii="Times New Roman" w:eastAsia="Times New Roman" w:hAnsi="Times New Roman" w:cs="Times New Roman"/>
           <w:i/>
           <w:color w:val="FF0000"/>
+          <w:sz w:val="24"/>
           <w:szCs w:val="24"/>
           <w:lang w:val="uk-UA"/>
         </w:rPr>
@@ -11319,6 +11897,7 @@
       <w:r>
         <w:rPr>
           <w:rFonts w:ascii="Times New Roman" w:eastAsia="Times New Roman" w:hAnsi="Times New Roman" w:cs="Times New Roman"/>
+          <w:sz w:val="24"/>
           <w:szCs w:val="24"/>
           <w:lang w:val="uk-UA"/>
         </w:rPr>
@@ -11340,6 +11919,7 @@
           <w:rFonts w:ascii="Times New Roman" w:eastAsia="Times New Roman" w:hAnsi="Times New Roman" w:cs="Times New Roman"/>
           <w:i/>
           <w:color w:val="FF0000"/>
+          <w:sz w:val="24"/>
           <w:szCs w:val="24"/>
           <w:lang w:val="uk-UA"/>
         </w:rPr>
@@ -11348,6 +11928,7 @@
       <w:r>
         <w:rPr>
           <w:rFonts w:ascii="Times New Roman" w:eastAsia="Times New Roman" w:hAnsi="Times New Roman" w:cs="Times New Roman"/>
+          <w:sz w:val="24"/>
           <w:szCs w:val="24"/>
           <w:lang w:val="uk-UA"/>
         </w:rPr>
@@ -11369,6 +11950,7 @@
           <w:rFonts w:ascii="Times New Roman" w:eastAsia="Times New Roman" w:hAnsi="Times New Roman" w:cs="Times New Roman"/>
           <w:i/>
           <w:color w:val="FF0000"/>
+          <w:sz w:val="24"/>
           <w:szCs w:val="24"/>
           <w:lang w:val="uk-UA"/>
         </w:rPr>
@@ -11377,6 +11959,7 @@
       <w:r>
         <w:rPr>
           <w:rFonts w:ascii="Times New Roman" w:eastAsia="Times New Roman" w:hAnsi="Times New Roman" w:cs="Times New Roman"/>
+          <w:sz w:val="24"/>
           <w:szCs w:val="24"/>
           <w:lang w:val="uk-UA"/>
         </w:rPr>
@@ -11387,6 +11970,7 @@
           <w:rFonts w:ascii="Times New Roman" w:eastAsia="Times New Roman" w:hAnsi="Times New Roman" w:cs="Times New Roman"/>
           <w:i/>
           <w:color w:val="FF0000"/>
+          <w:sz w:val="24"/>
           <w:szCs w:val="24"/>
           <w:lang w:val="uk-UA"/>
         </w:rPr>
@@ -11395,6 +11979,7 @@
       <w:r>
         <w:rPr>
           <w:rFonts w:ascii="Times New Roman" w:eastAsia="Times New Roman" w:hAnsi="Times New Roman" w:cs="Times New Roman"/>
+          <w:sz w:val="24"/>
           <w:szCs w:val="24"/>
           <w:lang w:val="uk-UA"/>
         </w:rPr>
@@ -11405,6 +11990,7 @@
           <w:rFonts w:ascii="Times New Roman" w:eastAsia="Times New Roman" w:hAnsi="Times New Roman" w:cs="Times New Roman"/>
           <w:i/>
           <w:color w:val="FF0000"/>
+          <w:sz w:val="24"/>
           <w:szCs w:val="24"/>
           <w:lang w:val="uk-UA"/>
         </w:rPr>
@@ -11413,6 +11999,7 @@
       <w:r>
         <w:rPr>
           <w:rFonts w:ascii="Times New Roman" w:eastAsia="Times New Roman" w:hAnsi="Times New Roman" w:cs="Times New Roman"/>
+          <w:sz w:val="24"/>
           <w:szCs w:val="24"/>
           <w:lang w:val="uk-UA"/>
         </w:rPr>
@@ -11423,6 +12010,7 @@
           <w:rFonts w:ascii="Times New Roman" w:eastAsia="Times New Roman" w:hAnsi="Times New Roman" w:cs="Times New Roman"/>
           <w:i/>
           <w:color w:val="FF0000"/>
+          <w:sz w:val="24"/>
           <w:szCs w:val="24"/>
           <w:lang w:val="uk-UA"/>
         </w:rPr>
@@ -11431,6 +12019,7 @@
       <w:r>
         <w:rPr>
           <w:rFonts w:ascii="Times New Roman" w:eastAsia="Times New Roman" w:hAnsi="Times New Roman" w:cs="Times New Roman"/>
+          <w:sz w:val="24"/>
           <w:szCs w:val="24"/>
           <w:lang w:val="uk-UA"/>
         </w:rPr>
@@ -11441,6 +12030,7 @@
           <w:rFonts w:ascii="Times New Roman" w:eastAsia="Times New Roman" w:hAnsi="Times New Roman" w:cs="Times New Roman"/>
           <w:i/>
           <w:color w:val="FF0000"/>
+          <w:sz w:val="24"/>
           <w:szCs w:val="24"/>
           <w:lang w:val="uk-UA"/>
         </w:rPr>
@@ -11449,6 +12039,7 @@
       <w:r>
         <w:rPr>
           <w:rFonts w:ascii="Times New Roman" w:eastAsia="Times New Roman" w:hAnsi="Times New Roman" w:cs="Times New Roman"/>
+          <w:sz w:val="24"/>
           <w:szCs w:val="24"/>
           <w:lang w:val="uk-UA"/>
         </w:rPr>
@@ -11470,6 +12061,7 @@
           <w:rFonts w:ascii="Times New Roman" w:eastAsia="Times New Roman" w:hAnsi="Times New Roman" w:cs="Times New Roman"/>
           <w:i/>
           <w:color w:val="FF0000"/>
+          <w:sz w:val="24"/>
           <w:szCs w:val="24"/>
           <w:lang w:val="uk-UA"/>
         </w:rPr>
@@ -11478,6 +12070,7 @@
       <w:r>
         <w:rPr>
           <w:rFonts w:ascii="Times New Roman" w:eastAsia="Times New Roman" w:hAnsi="Times New Roman" w:cs="Times New Roman"/>
+          <w:sz w:val="24"/>
           <w:szCs w:val="24"/>
           <w:lang w:val="uk-UA"/>
         </w:rPr>
@@ -11499,6 +12092,7 @@
           <w:rFonts w:ascii="Times New Roman" w:eastAsia="Times New Roman" w:hAnsi="Times New Roman" w:cs="Times New Roman"/>
           <w:i/>
           <w:color w:val="FF0000"/>
+          <w:sz w:val="24"/>
           <w:szCs w:val="24"/>
           <w:lang w:val="uk-UA"/>
         </w:rPr>
@@ -11507,6 +12101,7 @@
       <w:r>
         <w:rPr>
           <w:rFonts w:ascii="Times New Roman" w:eastAsia="Times New Roman" w:hAnsi="Times New Roman" w:cs="Times New Roman"/>
+          <w:sz w:val="24"/>
           <w:szCs w:val="24"/>
           <w:lang w:val="uk-UA"/>
         </w:rPr>
@@ -11528,6 +12123,7 @@
           <w:rFonts w:ascii="Times New Roman" w:eastAsia="Times New Roman" w:hAnsi="Times New Roman" w:cs="Times New Roman"/>
           <w:i/>
           <w:color w:val="FF0000"/>
+          <w:sz w:val="24"/>
           <w:szCs w:val="24"/>
           <w:lang w:val="uk-UA"/>
         </w:rPr>
@@ -11536,6 +12132,7 @@
       <w:r>
         <w:rPr>
           <w:rFonts w:ascii="Times New Roman" w:eastAsia="Times New Roman" w:hAnsi="Times New Roman" w:cs="Times New Roman"/>
+          <w:sz w:val="24"/>
           <w:szCs w:val="24"/>
           <w:lang w:val="uk-UA"/>
         </w:rPr>
@@ -11557,6 +12154,7 @@
           <w:rFonts w:ascii="Times New Roman" w:eastAsia="Times New Roman" w:hAnsi="Times New Roman" w:cs="Times New Roman"/>
           <w:i/>
           <w:color w:val="FF0000"/>
+          <w:sz w:val="24"/>
           <w:szCs w:val="24"/>
           <w:lang w:val="uk-UA"/>
         </w:rPr>
@@ -11565,6 +12163,7 @@
       <w:r>
         <w:rPr>
           <w:rFonts w:ascii="Times New Roman" w:eastAsia="Times New Roman" w:hAnsi="Times New Roman" w:cs="Times New Roman"/>
+          <w:sz w:val="24"/>
           <w:szCs w:val="24"/>
           <w:lang w:val="uk-UA"/>
         </w:rPr>
@@ -11575,6 +12174,7 @@
           <w:rFonts w:ascii="Times New Roman" w:eastAsia="Times New Roman" w:hAnsi="Times New Roman" w:cs="Times New Roman"/>
           <w:i/>
           <w:color w:val="FF0000"/>
+          <w:sz w:val="24"/>
           <w:szCs w:val="24"/>
           <w:lang w:val="uk-UA"/>
         </w:rPr>
@@ -11584,6 +12184,7 @@
         <w:rPr>
           <w:rFonts w:ascii="Times New Roman" w:eastAsia="Times New Roman" w:hAnsi="Times New Roman" w:cs="Times New Roman"/>
           <w:color w:val="FF0000"/>
+          <w:sz w:val="24"/>
           <w:szCs w:val="24"/>
           <w:lang w:val="uk-UA"/>
         </w:rPr>
@@ -11592,6 +12193,7 @@
       <w:r>
         <w:rPr>
           <w:rFonts w:ascii="Times New Roman" w:eastAsia="Times New Roman" w:hAnsi="Times New Roman" w:cs="Times New Roman"/>
+          <w:sz w:val="24"/>
           <w:szCs w:val="24"/>
           <w:lang w:val="uk-UA"/>
         </w:rPr>
@@ -11602,6 +12204,7 @@
           <w:rFonts w:ascii="Times New Roman" w:eastAsia="Times New Roman" w:hAnsi="Times New Roman" w:cs="Times New Roman"/>
           <w:i/>
           <w:color w:val="FF0000"/>
+          <w:sz w:val="24"/>
           <w:szCs w:val="24"/>
           <w:lang w:val="uk-UA"/>
         </w:rPr>
@@ -11611,6 +12214,7 @@
         <w:rPr>
           <w:rFonts w:ascii="Times New Roman" w:eastAsia="Times New Roman" w:hAnsi="Times New Roman" w:cs="Times New Roman"/>
           <w:color w:val="FF0000"/>
+          <w:sz w:val="24"/>
           <w:szCs w:val="24"/>
           <w:lang w:val="uk-UA"/>
         </w:rPr>
@@ -11619,6 +12223,7 @@
       <w:r>
         <w:rPr>
           <w:rFonts w:ascii="Times New Roman" w:eastAsia="Times New Roman" w:hAnsi="Times New Roman" w:cs="Times New Roman"/>
+          <w:sz w:val="24"/>
           <w:szCs w:val="24"/>
           <w:lang w:val="uk-UA"/>
         </w:rPr>
@@ -11640,6 +12245,7 @@
           <w:rFonts w:ascii="Times New Roman" w:eastAsia="Times New Roman" w:hAnsi="Times New Roman" w:cs="Times New Roman"/>
           <w:i/>
           <w:color w:val="FF0000"/>
+          <w:sz w:val="24"/>
           <w:szCs w:val="24"/>
           <w:lang w:val="uk-UA"/>
         </w:rPr>
@@ -11648,6 +12254,7 @@
       <w:r>
         <w:rPr>
           <w:rFonts w:ascii="Times New Roman" w:eastAsia="Times New Roman" w:hAnsi="Times New Roman" w:cs="Times New Roman"/>
+          <w:sz w:val="24"/>
           <w:szCs w:val="24"/>
           <w:lang w:val="uk-UA"/>
         </w:rPr>
@@ -11669,6 +12276,7 @@
           <w:rFonts w:ascii="Times New Roman" w:eastAsia="Times New Roman" w:hAnsi="Times New Roman" w:cs="Times New Roman"/>
           <w:i/>
           <w:color w:val="FF0000"/>
+          <w:sz w:val="24"/>
           <w:szCs w:val="24"/>
           <w:lang w:val="uk-UA"/>
         </w:rPr>
@@ -11677,6 +12285,7 @@
       <w:r>
         <w:rPr>
           <w:rFonts w:ascii="Times New Roman" w:eastAsia="Times New Roman" w:hAnsi="Times New Roman" w:cs="Times New Roman"/>
+          <w:sz w:val="24"/>
           <w:szCs w:val="24"/>
           <w:lang w:val="uk-UA"/>
         </w:rPr>
@@ -11698,6 +12307,7 @@
           <w:rFonts w:ascii="Times New Roman" w:eastAsia="Times New Roman" w:hAnsi="Times New Roman" w:cs="Times New Roman"/>
           <w:i/>
           <w:color w:val="FF0000"/>
+          <w:sz w:val="24"/>
           <w:szCs w:val="24"/>
           <w:lang w:val="uk-UA"/>
         </w:rPr>
@@ -11706,6 +12316,7 @@
       <w:r>
         <w:rPr>
           <w:rFonts w:ascii="Times New Roman" w:eastAsia="Times New Roman" w:hAnsi="Times New Roman" w:cs="Times New Roman"/>
+          <w:sz w:val="24"/>
           <w:szCs w:val="24"/>
           <w:lang w:val="uk-UA"/>
         </w:rPr>
@@ -11727,6 +12338,7 @@
           <w:rFonts w:ascii="Times New Roman" w:eastAsia="Times New Roman" w:hAnsi="Times New Roman" w:cs="Times New Roman"/>
           <w:i/>
           <w:color w:val="FF0000"/>
+          <w:sz w:val="24"/>
           <w:szCs w:val="24"/>
           <w:lang w:val="uk-UA"/>
         </w:rPr>
@@ -11735,6 +12347,7 @@
       <w:r>
         <w:rPr>
           <w:rFonts w:ascii="Times New Roman" w:eastAsia="Times New Roman" w:hAnsi="Times New Roman" w:cs="Times New Roman"/>
+          <w:sz w:val="24"/>
           <w:szCs w:val="24"/>
           <w:lang w:val="uk-UA"/>
         </w:rPr>
@@ -11756,6 +12369,7 @@
           <w:rFonts w:ascii="Times New Roman" w:eastAsia="Times New Roman" w:hAnsi="Times New Roman" w:cs="Times New Roman"/>
           <w:i/>
           <w:color w:val="FF0000"/>
+          <w:sz w:val="24"/>
           <w:szCs w:val="24"/>
           <w:lang w:val="uk-UA"/>
         </w:rPr>
@@ -11764,6 +12378,7 @@
       <w:r>
         <w:rPr>
           <w:rFonts w:ascii="Times New Roman" w:eastAsia="Times New Roman" w:hAnsi="Times New Roman" w:cs="Times New Roman"/>
+          <w:sz w:val="24"/>
           <w:szCs w:val="24"/>
           <w:lang w:val="uk-UA"/>
         </w:rPr>
@@ -11785,6 +12400,7 @@
           <w:rFonts w:ascii="Times New Roman" w:eastAsia="Times New Roman" w:hAnsi="Times New Roman" w:cs="Times New Roman"/>
           <w:i/>
           <w:color w:val="FF0000"/>
+          <w:sz w:val="24"/>
           <w:szCs w:val="24"/>
           <w:lang w:val="uk-UA"/>
         </w:rPr>
@@ -11793,6 +12409,7 @@
       <w:r>
         <w:rPr>
           <w:rFonts w:ascii="Times New Roman" w:eastAsia="Times New Roman" w:hAnsi="Times New Roman" w:cs="Times New Roman"/>
+          <w:sz w:val="24"/>
           <w:szCs w:val="24"/>
           <w:lang w:val="uk-UA"/>
         </w:rPr>
@@ -11814,6 +12431,7 @@
           <w:rFonts w:ascii="Times New Roman" w:eastAsia="Times New Roman" w:hAnsi="Times New Roman" w:cs="Times New Roman"/>
           <w:i/>
           <w:color w:val="FF0000"/>
+          <w:sz w:val="24"/>
           <w:szCs w:val="24"/>
           <w:lang w:val="uk-UA"/>
         </w:rPr>
@@ -11822,6 +12440,7 @@
       <w:r>
         <w:rPr>
           <w:rFonts w:ascii="Times New Roman" w:eastAsia="Times New Roman" w:hAnsi="Times New Roman" w:cs="Times New Roman"/>
+          <w:sz w:val="24"/>
           <w:szCs w:val="24"/>
           <w:lang w:val="uk-UA"/>
         </w:rPr>
@@ -11843,6 +12462,7 @@
           <w:rFonts w:ascii="Times New Roman" w:eastAsia="Times New Roman" w:hAnsi="Times New Roman" w:cs="Times New Roman"/>
           <w:i/>
           <w:color w:val="FF0000"/>
+          <w:sz w:val="24"/>
           <w:szCs w:val="24"/>
           <w:lang w:val="uk-UA"/>
         </w:rPr>
@@ -11852,6 +12472,7 @@
       <w:r>
         <w:rPr>
           <w:rFonts w:ascii="Times New Roman" w:eastAsia="Times New Roman" w:hAnsi="Times New Roman" w:cs="Times New Roman"/>
+          <w:sz w:val="24"/>
           <w:szCs w:val="24"/>
           <w:lang w:val="uk-UA"/>
         </w:rPr>
@@ -11873,6 +12494,7 @@
           <w:rFonts w:ascii="Times New Roman" w:eastAsia="Times New Roman" w:hAnsi="Times New Roman" w:cs="Times New Roman"/>
           <w:i/>
           <w:color w:val="FF0000"/>
+          <w:sz w:val="24"/>
           <w:szCs w:val="24"/>
           <w:lang w:val="uk-UA"/>
         </w:rPr>
@@ -11881,6 +12503,7 @@
       <w:r>
         <w:rPr>
           <w:rFonts w:ascii="Times New Roman" w:eastAsia="Times New Roman" w:hAnsi="Times New Roman" w:cs="Times New Roman"/>
+          <w:sz w:val="24"/>
           <w:szCs w:val="24"/>
           <w:lang w:val="uk-UA"/>
         </w:rPr>
@@ -11902,6 +12525,7 @@
           <w:rFonts w:ascii="Times New Roman" w:eastAsia="Times New Roman" w:hAnsi="Times New Roman" w:cs="Times New Roman"/>
           <w:i/>
           <w:color w:val="FF0000"/>
+          <w:sz w:val="24"/>
           <w:szCs w:val="24"/>
           <w:lang w:val="uk-UA"/>
         </w:rPr>
@@ -11910,6 +12534,7 @@
       <w:r>
         <w:rPr>
           <w:rFonts w:ascii="Times New Roman" w:eastAsia="Times New Roman" w:hAnsi="Times New Roman" w:cs="Times New Roman"/>
+          <w:sz w:val="24"/>
           <w:szCs w:val="24"/>
           <w:lang w:val="uk-UA"/>
         </w:rPr>
@@ -11931,6 +12556,7 @@
           <w:rFonts w:ascii="Times New Roman" w:eastAsia="Times New Roman" w:hAnsi="Times New Roman" w:cs="Times New Roman"/>
           <w:i/>
           <w:color w:val="FF0000"/>
+          <w:sz w:val="24"/>
           <w:szCs w:val="24"/>
           <w:lang w:val="uk-UA"/>
         </w:rPr>
@@ -11940,6 +12566,7 @@
         <w:rPr>
           <w:rFonts w:ascii="Times New Roman" w:eastAsia="Times New Roman" w:hAnsi="Times New Roman" w:cs="Times New Roman"/>
           <w:color w:val="FF0000"/>
+          <w:sz w:val="24"/>
           <w:szCs w:val="24"/>
           <w:lang w:val="uk-UA"/>
         </w:rPr>
@@ -11948,6 +12575,7 @@
       <w:r>
         <w:rPr>
           <w:rFonts w:ascii="Times New Roman" w:eastAsia="Times New Roman" w:hAnsi="Times New Roman" w:cs="Times New Roman"/>
+          <w:sz w:val="24"/>
           <w:szCs w:val="24"/>
           <w:lang w:val="uk-UA"/>
         </w:rPr>
@@ -11991,6 +12619,7 @@
           <w:rFonts w:ascii="Times New Roman" w:eastAsia="Times New Roman" w:hAnsi="Times New Roman" w:cs="Times New Roman"/>
           <w:i/>
           <w:color w:val="FF0000"/>
+          <w:sz w:val="24"/>
           <w:szCs w:val="24"/>
           <w:lang w:val="uk-UA"/>
         </w:rPr>
@@ -12000,6 +12629,7 @@
         <w:rPr>
           <w:rFonts w:ascii="Times New Roman" w:eastAsia="Times New Roman" w:hAnsi="Times New Roman" w:cs="Times New Roman"/>
           <w:color w:val="FF0000"/>
+          <w:sz w:val="24"/>
           <w:szCs w:val="24"/>
           <w:lang w:val="uk-UA"/>
         </w:rPr>
@@ -12008,6 +12638,7 @@
       <w:r>
         <w:rPr>
           <w:rFonts w:ascii="Times New Roman" w:eastAsia="Times New Roman" w:hAnsi="Times New Roman" w:cs="Times New Roman"/>
+          <w:sz w:val="24"/>
           <w:szCs w:val="24"/>
           <w:lang w:val="uk-UA"/>
         </w:rPr>
@@ -12047,6 +12678,7 @@
           <w:b/>
           <w:i/>
           <w:color w:val="FF0000"/>
+          <w:sz w:val="24"/>
           <w:szCs w:val="24"/>
           <w:lang w:val="uk-UA"/>
         </w:rPr>
@@ -12057,6 +12689,7 @@
           <w:rFonts w:ascii="Times New Roman" w:eastAsia="Times New Roman" w:hAnsi="Times New Roman" w:cs="Times New Roman"/>
           <w:i/>
           <w:color w:val="FF0000"/>
+          <w:sz w:val="24"/>
           <w:szCs w:val="24"/>
           <w:lang w:val="uk-UA"/>
         </w:rPr>
@@ -12080,6 +12713,7 @@
           <w:rFonts w:ascii="Times New Roman" w:eastAsia="Times New Roman" w:hAnsi="Times New Roman" w:cs="Times New Roman"/>
           <w:b/>
           <w:color w:val="000000"/>
+          <w:sz w:val="24"/>
           <w:szCs w:val="24"/>
           <w:lang w:val="uk-UA"/>
         </w:rPr>
@@ -12102,6 +12736,7 @@
           <w:rFonts w:ascii="Times New Roman" w:eastAsia="Times New Roman" w:hAnsi="Times New Roman" w:cs="Times New Roman"/>
           <w:i/>
           <w:color w:val="FF0000"/>
+          <w:sz w:val="24"/>
           <w:szCs w:val="24"/>
           <w:lang w:val="uk-UA"/>
         </w:rPr>
@@ -12111,6 +12746,7 @@
         <w:rPr>
           <w:rFonts w:ascii="Times New Roman" w:eastAsia="Times New Roman" w:hAnsi="Times New Roman" w:cs="Times New Roman"/>
           <w:color w:val="000000"/>
+          <w:sz w:val="24"/>
           <w:szCs w:val="24"/>
           <w:lang w:val="uk-UA"/>
         </w:rPr>
@@ -12133,6 +12769,7 @@
           <w:rFonts w:ascii="Times New Roman" w:eastAsia="Times New Roman" w:hAnsi="Times New Roman" w:cs="Times New Roman"/>
           <w:i/>
           <w:color w:val="FF0000"/>
+          <w:sz w:val="24"/>
           <w:szCs w:val="24"/>
           <w:lang w:val="uk-UA"/>
         </w:rPr>
@@ -12142,6 +12779,7 @@
         <w:rPr>
           <w:rFonts w:ascii="Times New Roman" w:eastAsia="Times New Roman" w:hAnsi="Times New Roman" w:cs="Times New Roman"/>
           <w:color w:val="FF0000"/>
+          <w:sz w:val="24"/>
           <w:szCs w:val="24"/>
           <w:lang w:val="uk-UA"/>
         </w:rPr>
@@ -12151,6 +12789,7 @@
         <w:rPr>
           <w:rFonts w:ascii="Times New Roman" w:eastAsia="Times New Roman" w:hAnsi="Times New Roman" w:cs="Times New Roman"/>
           <w:color w:val="000000"/>
+          <w:sz w:val="24"/>
           <w:szCs w:val="24"/>
           <w:lang w:val="uk-UA"/>
         </w:rPr>
@@ -12173,6 +12812,7 @@
           <w:rFonts w:ascii="Times New Roman" w:eastAsia="Times New Roman" w:hAnsi="Times New Roman" w:cs="Times New Roman"/>
           <w:i/>
           <w:color w:val="FF0000"/>
+          <w:sz w:val="24"/>
           <w:szCs w:val="24"/>
           <w:lang w:val="uk-UA"/>
         </w:rPr>
@@ -12182,6 +12822,7 @@
         <w:rPr>
           <w:rFonts w:ascii="Times New Roman" w:eastAsia="Times New Roman" w:hAnsi="Times New Roman" w:cs="Times New Roman"/>
           <w:color w:val="FF0000"/>
+          <w:sz w:val="24"/>
           <w:szCs w:val="24"/>
           <w:lang w:val="uk-UA"/>
         </w:rPr>
@@ -12191,6 +12832,7 @@
         <w:rPr>
           <w:rFonts w:ascii="Times New Roman" w:eastAsia="Times New Roman" w:hAnsi="Times New Roman" w:cs="Times New Roman"/>
           <w:color w:val="000000"/>
+          <w:sz w:val="24"/>
           <w:szCs w:val="24"/>
           <w:lang w:val="uk-UA"/>
         </w:rPr>
@@ -12213,6 +12855,7 @@
           <w:rFonts w:ascii="Times New Roman" w:eastAsia="Times New Roman" w:hAnsi="Times New Roman" w:cs="Times New Roman"/>
           <w:i/>
           <w:color w:val="FF0000"/>
+          <w:sz w:val="24"/>
           <w:szCs w:val="24"/>
           <w:lang w:val="uk-UA"/>
         </w:rPr>
@@ -12222,6 +12865,7 @@
         <w:rPr>
           <w:rFonts w:ascii="Times New Roman" w:eastAsia="Times New Roman" w:hAnsi="Times New Roman" w:cs="Times New Roman"/>
           <w:color w:val="FF0000"/>
+          <w:sz w:val="24"/>
           <w:szCs w:val="24"/>
           <w:lang w:val="uk-UA"/>
         </w:rPr>
@@ -12231,6 +12875,7 @@
         <w:rPr>
           <w:rFonts w:ascii="Times New Roman" w:eastAsia="Times New Roman" w:hAnsi="Times New Roman" w:cs="Times New Roman"/>
           <w:color w:val="000000"/>
+          <w:sz w:val="24"/>
           <w:szCs w:val="24"/>
           <w:lang w:val="uk-UA"/>
         </w:rPr>
@@ -12269,6 +12914,7 @@
           <w:b/>
           <w:i/>
           <w:color w:val="FF0000"/>
+          <w:sz w:val="24"/>
           <w:szCs w:val="24"/>
           <w:lang w:val="uk-UA"/>
         </w:rPr>
@@ -12292,6 +12938,7 @@
           <w:rFonts w:ascii="Times New Roman" w:eastAsia="Times New Roman" w:hAnsi="Times New Roman" w:cs="Times New Roman"/>
           <w:i/>
           <w:color w:val="FF0000"/>
+          <w:sz w:val="24"/>
           <w:szCs w:val="24"/>
         </w:rPr>
         <w:t>(г. 1):</w:t>
@@ -12299,6 +12946,7 @@
       <w:r>
         <w:rPr>
           <w:rFonts w:ascii="Times New Roman" w:eastAsia="Times New Roman" w:hAnsi="Times New Roman" w:cs="Times New Roman"/>
+          <w:sz w:val="24"/>
           <w:szCs w:val="24"/>
         </w:rPr>
         <w:t xml:space="preserve"> </w:t>
@@ -12306,6 +12954,7 @@
       <w:r>
         <w:rPr>
           <w:rFonts w:ascii="Times New Roman" w:eastAsia="Times New Roman" w:hAnsi="Times New Roman" w:cs="Times New Roman"/>
+          <w:sz w:val="24"/>
           <w:szCs w:val="24"/>
           <w:lang w:val="uk-UA"/>
         </w:rPr>
@@ -12316,6 +12965,7 @@
           <w:rFonts w:ascii="Times New Roman" w:eastAsia="Times New Roman" w:hAnsi="Times New Roman" w:cs="Times New Roman"/>
           <w:i/>
           <w:color w:val="FF0000"/>
+          <w:sz w:val="24"/>
           <w:szCs w:val="24"/>
         </w:rPr>
         <w:t xml:space="preserve"> (2 р.)</w:t>
@@ -12337,6 +12987,7 @@
         <w:rPr>
           <w:rFonts w:ascii="Times New Roman" w:eastAsia="Times New Roman" w:hAnsi="Times New Roman" w:cs="Times New Roman"/>
           <w:b/>
+          <w:sz w:val="24"/>
           <w:szCs w:val="24"/>
         </w:rPr>
         <w:t>Слава і нині</w:t>
@@ -12344,6 +12995,7 @@
       <w:r>
         <w:rPr>
           <w:rFonts w:ascii="Times New Roman" w:eastAsia="Times New Roman" w:hAnsi="Times New Roman" w:cs="Times New Roman"/>
+          <w:sz w:val="24"/>
           <w:szCs w:val="24"/>
         </w:rPr>
         <w:t xml:space="preserve">: </w:t>
@@ -12353,6 +13005,7 @@
           <w:rFonts w:ascii="Times New Roman" w:eastAsia="Times New Roman" w:hAnsi="Times New Roman" w:cs="Times New Roman"/>
           <w:i/>
           <w:color w:val="FF0000"/>
+          <w:sz w:val="24"/>
           <w:szCs w:val="24"/>
         </w:rPr>
         <w:t>(г. 1):</w:t>
@@ -12360,6 +13013,7 @@
       <w:r>
         <w:rPr>
           <w:rFonts w:ascii="Times New Roman" w:eastAsia="Times New Roman" w:hAnsi="Times New Roman" w:cs="Times New Roman"/>
+          <w:sz w:val="24"/>
           <w:szCs w:val="24"/>
         </w:rPr>
         <w:t xml:space="preserve"> </w:t>
@@ -12367,6 +13021,7 @@
       <w:r>
         <w:rPr>
           <w:rFonts w:ascii="Times New Roman" w:eastAsia="Times New Roman" w:hAnsi="Times New Roman" w:cs="Times New Roman"/>
+          <w:sz w:val="24"/>
           <w:szCs w:val="24"/>
           <w:lang w:val="uk-UA"/>
         </w:rPr>
@@ -12377,6 +13032,7 @@
           <w:rFonts w:ascii="Times New Roman" w:eastAsia="Times New Roman" w:hAnsi="Times New Roman" w:cs="Times New Roman"/>
           <w:i/>
           <w:color w:val="FF0000"/>
+          <w:sz w:val="24"/>
           <w:szCs w:val="24"/>
         </w:rPr>
         <w:t xml:space="preserve"> </w:t>
@@ -12411,6 +13067,7 @@
           <w:rFonts w:ascii="Times New Roman" w:eastAsia="Times New Roman" w:hAnsi="Times New Roman" w:cs="Times New Roman"/>
           <w:i/>
           <w:color w:val="FF0000"/>
+          <w:sz w:val="24"/>
           <w:szCs w:val="24"/>
           <w:lang w:val="uk-UA"/>
         </w:rPr>
@@ -12422,6 +13079,7 @@
           <w:i/>
           <w:iCs/>
           <w:color w:val="FF0000"/>
+          <w:sz w:val="24"/>
           <w:szCs w:val="24"/>
           <w:lang w:val="uk-UA"/>
         </w:rPr>
@@ -12462,6 +13120,7 @@
           <w:b/>
           <w:i/>
           <w:color w:val="FF0000"/>
+          <w:sz w:val="24"/>
           <w:szCs w:val="24"/>
           <w:lang w:val="uk-UA"/>
         </w:rPr>
@@ -12485,6 +13144,7 @@
           <w:rFonts w:ascii="Times New Roman" w:eastAsia="Times New Roman" w:hAnsi="Times New Roman" w:cs="Times New Roman"/>
           <w:i/>
           <w:color w:val="FF0000"/>
+          <w:sz w:val="24"/>
           <w:szCs w:val="24"/>
           <w:lang w:val="uk-UA"/>
         </w:rPr>
@@ -12494,6 +13154,7 @@
         <w:rPr>
           <w:rFonts w:ascii="Times New Roman" w:eastAsia="Times New Roman" w:hAnsi="Times New Roman" w:cs="Times New Roman"/>
           <w:color w:val="000000"/>
+          <w:sz w:val="24"/>
           <w:szCs w:val="24"/>
           <w:lang w:val="uk-UA"/>
         </w:rPr>
@@ -12517,6 +13178,7 @@
           <w:rFonts w:ascii="Times New Roman" w:eastAsia="Times New Roman" w:hAnsi="Times New Roman" w:cs="Times New Roman"/>
           <w:i/>
           <w:color w:val="FF0000"/>
+          <w:sz w:val="24"/>
           <w:szCs w:val="24"/>
           <w:lang w:val="uk-UA"/>
         </w:rPr>
@@ -12526,6 +13188,7 @@
         <w:rPr>
           <w:rFonts w:ascii="Times New Roman" w:eastAsia="Times New Roman" w:hAnsi="Times New Roman" w:cs="Times New Roman"/>
           <w:color w:val="000000"/>
+          <w:sz w:val="24"/>
           <w:szCs w:val="24"/>
           <w:lang w:val="uk-UA"/>
         </w:rPr>
@@ -12549,6 +13212,7 @@
           <w:rFonts w:ascii="Times New Roman" w:eastAsia="Times New Roman" w:hAnsi="Times New Roman" w:cs="Times New Roman"/>
           <w:i/>
           <w:color w:val="FF0000"/>
+          <w:sz w:val="24"/>
           <w:szCs w:val="24"/>
           <w:lang w:val="uk-UA"/>
         </w:rPr>
@@ -12558,6 +13222,7 @@
         <w:rPr>
           <w:rFonts w:ascii="Times New Roman" w:eastAsia="Times New Roman" w:hAnsi="Times New Roman" w:cs="Times New Roman"/>
           <w:color w:val="000000"/>
+          <w:sz w:val="24"/>
           <w:szCs w:val="24"/>
           <w:lang w:val="uk-UA"/>
         </w:rPr>
@@ -12581,6 +13246,7 @@
           <w:rFonts w:ascii="Times New Roman" w:eastAsia="Times New Roman" w:hAnsi="Times New Roman" w:cs="Times New Roman"/>
           <w:i/>
           <w:color w:val="FF0000"/>
+          <w:sz w:val="24"/>
           <w:szCs w:val="24"/>
           <w:lang w:val="uk-UA"/>
         </w:rPr>
@@ -12590,6 +13256,7 @@
         <w:rPr>
           <w:rFonts w:ascii="Times New Roman" w:eastAsia="Times New Roman" w:hAnsi="Times New Roman" w:cs="Times New Roman"/>
           <w:color w:val="000000"/>
+          <w:sz w:val="24"/>
           <w:szCs w:val="24"/>
           <w:lang w:val="uk-UA"/>
         </w:rPr>
@@ -12613,6 +13280,7 @@
           <w:rFonts w:ascii="Times New Roman" w:eastAsia="Times New Roman" w:hAnsi="Times New Roman" w:cs="Times New Roman"/>
           <w:i/>
           <w:color w:val="FF0000"/>
+          <w:sz w:val="24"/>
           <w:szCs w:val="24"/>
           <w:lang w:val="uk-UA"/>
         </w:rPr>
@@ -12623,6 +13291,7 @@
         <w:rPr>
           <w:rFonts w:ascii="Times New Roman" w:eastAsia="Times New Roman" w:hAnsi="Times New Roman" w:cs="Times New Roman"/>
           <w:color w:val="000000"/>
+          <w:sz w:val="24"/>
           <w:szCs w:val="24"/>
           <w:lang w:val="uk-UA"/>
         </w:rPr>
@@ -12646,6 +13315,7 @@
           <w:rFonts w:ascii="Times New Roman" w:eastAsia="Times New Roman" w:hAnsi="Times New Roman" w:cs="Times New Roman"/>
           <w:i/>
           <w:color w:val="FF0000"/>
+          <w:sz w:val="24"/>
           <w:szCs w:val="24"/>
           <w:lang w:val="uk-UA"/>
         </w:rPr>
@@ -12655,6 +13325,7 @@
         <w:rPr>
           <w:rFonts w:ascii="Times New Roman" w:eastAsia="Times New Roman" w:hAnsi="Times New Roman" w:cs="Times New Roman"/>
           <w:color w:val="000000"/>
+          <w:sz w:val="24"/>
           <w:szCs w:val="24"/>
           <w:lang w:val="uk-UA"/>
         </w:rPr>
@@ -12699,6 +13370,7 @@
           <w:rFonts w:ascii="Times New Roman" w:eastAsia="Times New Roman" w:hAnsi="Times New Roman" w:cs="Times New Roman"/>
           <w:i/>
           <w:color w:val="FF0000"/>
+          <w:sz w:val="24"/>
           <w:szCs w:val="24"/>
           <w:lang w:val="uk-UA"/>
         </w:rPr>
@@ -12708,6 +13380,7 @@
         <w:rPr>
           <w:rFonts w:ascii="Times New Roman" w:eastAsia="Times New Roman" w:hAnsi="Times New Roman" w:cs="Times New Roman"/>
           <w:color w:val="FF0000"/>
+          <w:sz w:val="24"/>
           <w:szCs w:val="24"/>
           <w:lang w:val="uk-UA"/>
         </w:rPr>
@@ -12716,6 +13389,7 @@
       <w:r>
         <w:rPr>
           <w:rFonts w:ascii="Times New Roman" w:eastAsia="Times New Roman" w:hAnsi="Times New Roman" w:cs="Times New Roman"/>
+          <w:sz w:val="24"/>
           <w:szCs w:val="24"/>
           <w:lang w:val="uk-UA"/>
         </w:rPr>
@@ -12755,6 +13429,7 @@
           <w:b/>
           <w:i/>
           <w:color w:val="FF0000"/>
+          <w:sz w:val="24"/>
           <w:szCs w:val="24"/>
           <w:lang w:val="uk-UA"/>
         </w:rPr>
@@ -12775,6 +13450,7 @@
           <w:rFonts w:ascii="Times New Roman" w:eastAsia="Times New Roman" w:hAnsi="Times New Roman" w:cs="Times New Roman"/>
           <w:i/>
           <w:color w:val="FF0000"/>
+          <w:sz w:val="24"/>
           <w:szCs w:val="24"/>
         </w:rPr>
         <w:t xml:space="preserve">(г. 1, подібний: Воїни, які стерегли): </w:t>
@@ -12782,6 +13458,7 @@
       <w:r>
         <w:rPr>
           <w:rFonts w:ascii="Times New Roman" w:eastAsia="Times New Roman" w:hAnsi="Times New Roman" w:cs="Times New Roman"/>
+          <w:sz w:val="24"/>
           <w:szCs w:val="24"/>
         </w:rPr>
         <w:t xml:space="preserve">Всечесний збір премудрих апостолів чудом зійшовся,* щоб славно поховати твоє пречисте тіло, Богородице всехвальна.* З ними співало безліч ангелів,* врочисто прославляючи твій перехід,* що його з вірою і ми святкуємо </w:t>
@@ -12800,6 +13477,7 @@
         <w:rPr>
           <w:rFonts w:ascii="Times New Roman" w:eastAsia="Times New Roman" w:hAnsi="Times New Roman" w:cs="Times New Roman"/>
           <w:b/>
+          <w:sz w:val="24"/>
           <w:szCs w:val="24"/>
         </w:rPr>
         <w:t>Слава і нині</w:t>
@@ -12807,6 +13485,7 @@
       <w:r>
         <w:rPr>
           <w:rFonts w:ascii="Times New Roman" w:eastAsia="Times New Roman" w:hAnsi="Times New Roman" w:cs="Times New Roman"/>
+          <w:sz w:val="24"/>
           <w:szCs w:val="24"/>
         </w:rPr>
         <w:t xml:space="preserve">: </w:t>
@@ -12816,6 +13495,7 @@
           <w:rFonts w:ascii="Times New Roman" w:eastAsia="Times New Roman" w:hAnsi="Times New Roman" w:cs="Times New Roman"/>
           <w:i/>
           <w:color w:val="FF0000"/>
+          <w:sz w:val="24"/>
           <w:szCs w:val="24"/>
         </w:rPr>
         <w:t>той же</w:t>
@@ -12852,6 +13532,7 @@
           <w:rFonts w:ascii="Times New Roman" w:eastAsia="Times New Roman" w:hAnsi="Times New Roman" w:cs="Times New Roman"/>
           <w:i/>
           <w:color w:val="FF0000"/>
+          <w:sz w:val="24"/>
           <w:szCs w:val="24"/>
           <w:lang w:val="uk-UA"/>
         </w:rPr>
@@ -12863,6 +13544,7 @@
           <w:i/>
           <w:iCs/>
           <w:color w:val="FF0000"/>
+          <w:sz w:val="24"/>
           <w:szCs w:val="24"/>
           <w:lang w:val="uk-UA"/>
         </w:rPr>
@@ -12904,6 +13586,7 @@
           <w:b/>
           <w:i/>
           <w:color w:val="FF0000"/>
+          <w:sz w:val="24"/>
           <w:szCs w:val="24"/>
           <w:lang w:val="uk-UA"/>
         </w:rPr>
@@ -12927,6 +13610,7 @@
           <w:rFonts w:ascii="Times New Roman" w:eastAsia="Times New Roman" w:hAnsi="Times New Roman" w:cs="Times New Roman"/>
           <w:i/>
           <w:color w:val="FF0000"/>
+          <w:sz w:val="24"/>
           <w:szCs w:val="24"/>
           <w:lang w:val="uk-UA"/>
         </w:rPr>
@@ -12936,6 +13620,7 @@
         <w:rPr>
           <w:rFonts w:ascii="Times New Roman" w:eastAsia="Times New Roman" w:hAnsi="Times New Roman" w:cs="Times New Roman"/>
           <w:color w:val="000000"/>
+          <w:sz w:val="24"/>
           <w:szCs w:val="24"/>
           <w:lang w:val="uk-UA"/>
         </w:rPr>
@@ -12959,6 +13644,7 @@
           <w:rFonts w:ascii="Times New Roman" w:eastAsia="Times New Roman" w:hAnsi="Times New Roman" w:cs="Times New Roman"/>
           <w:i/>
           <w:color w:val="FF0000"/>
+          <w:sz w:val="24"/>
           <w:szCs w:val="24"/>
           <w:lang w:val="uk-UA"/>
         </w:rPr>
@@ -12968,6 +13654,7 @@
         <w:rPr>
           <w:rFonts w:ascii="Times New Roman" w:eastAsia="Times New Roman" w:hAnsi="Times New Roman" w:cs="Times New Roman"/>
           <w:color w:val="000000"/>
+          <w:sz w:val="24"/>
           <w:szCs w:val="24"/>
           <w:lang w:val="uk-UA"/>
         </w:rPr>
@@ -12991,6 +13678,7 @@
           <w:rFonts w:ascii="Times New Roman" w:eastAsia="Times New Roman" w:hAnsi="Times New Roman" w:cs="Times New Roman"/>
           <w:i/>
           <w:color w:val="FF0000"/>
+          <w:sz w:val="24"/>
           <w:szCs w:val="24"/>
           <w:lang w:val="uk-UA"/>
         </w:rPr>
@@ -13000,6 +13688,7 @@
         <w:rPr>
           <w:rFonts w:ascii="Times New Roman" w:eastAsia="Times New Roman" w:hAnsi="Times New Roman" w:cs="Times New Roman"/>
           <w:color w:val="000000"/>
+          <w:sz w:val="24"/>
           <w:szCs w:val="24"/>
           <w:lang w:val="uk-UA"/>
         </w:rPr>
@@ -13023,6 +13712,7 @@
           <w:rFonts w:ascii="Times New Roman" w:eastAsia="Times New Roman" w:hAnsi="Times New Roman" w:cs="Times New Roman"/>
           <w:i/>
           <w:color w:val="FF0000"/>
+          <w:sz w:val="24"/>
           <w:szCs w:val="24"/>
           <w:lang w:val="uk-UA"/>
         </w:rPr>
@@ -13032,6 +13722,7 @@
         <w:rPr>
           <w:rFonts w:ascii="Times New Roman" w:eastAsia="Times New Roman" w:hAnsi="Times New Roman" w:cs="Times New Roman"/>
           <w:color w:val="000000"/>
+          <w:sz w:val="24"/>
           <w:szCs w:val="24"/>
           <w:lang w:val="uk-UA"/>
         </w:rPr>
@@ -13055,6 +13746,7 @@
           <w:rFonts w:ascii="Times New Roman" w:eastAsia="Times New Roman" w:hAnsi="Times New Roman" w:cs="Times New Roman"/>
           <w:i/>
           <w:color w:val="FF0000"/>
+          <w:sz w:val="24"/>
           <w:szCs w:val="24"/>
           <w:lang w:val="uk-UA"/>
         </w:rPr>
@@ -13064,6 +13756,7 @@
         <w:rPr>
           <w:rFonts w:ascii="Times New Roman" w:eastAsia="Times New Roman" w:hAnsi="Times New Roman" w:cs="Times New Roman"/>
           <w:color w:val="000000"/>
+          <w:sz w:val="24"/>
           <w:szCs w:val="24"/>
           <w:lang w:val="uk-UA"/>
         </w:rPr>
@@ -13087,6 +13780,7 @@
           <w:rFonts w:ascii="Times New Roman" w:eastAsia="Times New Roman" w:hAnsi="Times New Roman" w:cs="Times New Roman"/>
           <w:i/>
           <w:color w:val="FF0000"/>
+          <w:sz w:val="24"/>
           <w:szCs w:val="24"/>
           <w:lang w:val="uk-UA"/>
         </w:rPr>
@@ -13096,6 +13790,7 @@
         <w:rPr>
           <w:rFonts w:ascii="Times New Roman" w:eastAsia="Times New Roman" w:hAnsi="Times New Roman" w:cs="Times New Roman"/>
           <w:color w:val="000000"/>
+          <w:sz w:val="24"/>
           <w:szCs w:val="24"/>
           <w:lang w:val="uk-UA"/>
         </w:rPr>
@@ -13118,6 +13813,7 @@
           <w:i/>
           <w:iCs/>
           <w:color w:val="FF0000"/>
+          <w:sz w:val="24"/>
           <w:szCs w:val="24"/>
           <w:lang w:val="uk-UA"/>
         </w:rPr>
@@ -13127,6 +13823,7 @@
         <w:rPr>
           <w:rFonts w:ascii="Times New Roman" w:eastAsia="Times New Roman" w:hAnsi="Times New Roman" w:cs="Times New Roman"/>
           <w:color w:val="000000"/>
+          <w:sz w:val="24"/>
           <w:szCs w:val="24"/>
           <w:lang w:val="uk-UA"/>
         </w:rPr>
@@ -13135,6 +13832,7 @@
       <w:r>
         <w:rPr>
           <w:rFonts w:ascii="Times New Roman" w:eastAsia="Times New Roman" w:hAnsi="Times New Roman" w:cs="Times New Roman"/>
+          <w:sz w:val="24"/>
           <w:szCs w:val="24"/>
           <w:lang w:val="uk-UA"/>
         </w:rPr>
@@ -13156,6 +13854,7 @@
           <w:rFonts w:ascii="Times New Roman" w:eastAsia="Times New Roman" w:hAnsi="Times New Roman" w:cs="Times New Roman"/>
           <w:i/>
           <w:color w:val="FF0000"/>
+          <w:sz w:val="24"/>
           <w:szCs w:val="24"/>
           <w:lang w:val="uk-UA"/>
         </w:rPr>
@@ -13165,6 +13864,7 @@
         <w:rPr>
           <w:rFonts w:ascii="Times New Roman" w:eastAsia="Times New Roman" w:hAnsi="Times New Roman" w:cs="Times New Roman"/>
           <w:color w:val="FF0000"/>
+          <w:sz w:val="24"/>
           <w:szCs w:val="24"/>
           <w:lang w:val="uk-UA"/>
         </w:rPr>
@@ -13173,6 +13873,7 @@
       <w:r>
         <w:rPr>
           <w:rFonts w:ascii="Times New Roman" w:eastAsia="Times New Roman" w:hAnsi="Times New Roman" w:cs="Times New Roman"/>
+          <w:sz w:val="24"/>
           <w:szCs w:val="24"/>
           <w:lang w:val="uk-UA"/>
         </w:rPr>
@@ -13212,6 +13913,7 @@
           <w:b/>
           <w:i/>
           <w:color w:val="FF0000"/>
+          <w:sz w:val="24"/>
           <w:szCs w:val="24"/>
           <w:lang w:val="uk-UA"/>
         </w:rPr>
@@ -13232,6 +13934,7 @@
           <w:rFonts w:ascii="Times New Roman" w:eastAsia="Times New Roman" w:hAnsi="Times New Roman" w:cs="Times New Roman"/>
           <w:i/>
           <w:color w:val="FF0000"/>
+          <w:sz w:val="24"/>
           <w:szCs w:val="24"/>
         </w:rPr>
         <w:t xml:space="preserve">(г. 3, подібний: Красотою твого): </w:t>
@@ -13239,6 +13942,7 @@
       <w:r>
         <w:rPr>
           <w:rFonts w:ascii="Times New Roman" w:eastAsia="Times New Roman" w:hAnsi="Times New Roman" w:cs="Times New Roman"/>
+          <w:sz w:val="24"/>
           <w:szCs w:val="24"/>
         </w:rPr>
         <w:t xml:space="preserve">У родженні твоїм зачаття було безсіменне,* в успінні ж твоїм – кончина нетлінна.* Чудо з чудом подвійно з'єдналось, Богородице:* як та, що не знала мужа, і стала матір'ю?* Як мертве тіло Божої Матері сповнилось пахощів мира?* Тому з ангелом взиваємо до тебе:* Радуйся, Благодатна! </w:t>
@@ -13257,6 +13961,7 @@
         <w:rPr>
           <w:rFonts w:ascii="Times New Roman" w:eastAsia="Times New Roman" w:hAnsi="Times New Roman" w:cs="Times New Roman"/>
           <w:b/>
+          <w:sz w:val="24"/>
           <w:szCs w:val="24"/>
         </w:rPr>
         <w:t>Слава і нині</w:t>
@@ -13264,6 +13969,7 @@
       <w:r>
         <w:rPr>
           <w:rFonts w:ascii="Times New Roman" w:eastAsia="Times New Roman" w:hAnsi="Times New Roman" w:cs="Times New Roman"/>
+          <w:sz w:val="24"/>
           <w:szCs w:val="24"/>
         </w:rPr>
         <w:t xml:space="preserve">: </w:t>
@@ -13273,6 +13979,7 @@
           <w:rFonts w:ascii="Times New Roman" w:eastAsia="Times New Roman" w:hAnsi="Times New Roman" w:cs="Times New Roman"/>
           <w:i/>
           <w:color w:val="FF0000"/>
+          <w:sz w:val="24"/>
           <w:szCs w:val="24"/>
         </w:rPr>
         <w:t>той же</w:t>
@@ -13308,6 +14015,7 @@
           <w:rFonts w:ascii="Times New Roman" w:eastAsia="Times New Roman" w:hAnsi="Times New Roman" w:cs="Times New Roman"/>
           <w:i/>
           <w:color w:val="FF0000"/>
+          <w:sz w:val="24"/>
           <w:szCs w:val="24"/>
           <w:lang w:val="uk-UA"/>
         </w:rPr>
@@ -13348,6 +14056,7 @@
           <w:b/>
           <w:i/>
           <w:color w:val="FF0000"/>
+          <w:sz w:val="24"/>
           <w:szCs w:val="24"/>
           <w:lang w:val="uk-UA"/>
         </w:rPr>
@@ -13367,6 +14076,7 @@
       <w:r>
         <w:rPr>
           <w:rFonts w:ascii="Times New Roman" w:eastAsia="Times New Roman" w:hAnsi="Times New Roman" w:cs="Times New Roman"/>
+          <w:sz w:val="24"/>
           <w:szCs w:val="24"/>
           <w:lang w:val="uk-UA"/>
         </w:rPr>
@@ -13386,6 +14096,7 @@
       <w:r>
         <w:rPr>
           <w:rFonts w:ascii="Times New Roman" w:eastAsia="Times New Roman" w:hAnsi="Times New Roman" w:cs="Times New Roman"/>
+          <w:sz w:val="24"/>
           <w:szCs w:val="24"/>
           <w:lang w:val="uk-UA"/>
         </w:rPr>
@@ -13405,6 +14116,7 @@
       <w:r>
         <w:rPr>
           <w:rFonts w:ascii="Times New Roman" w:eastAsia="Times New Roman" w:hAnsi="Times New Roman" w:cs="Times New Roman"/>
+          <w:sz w:val="24"/>
           <w:szCs w:val="24"/>
           <w:lang w:val="uk-UA"/>
         </w:rPr>
@@ -13424,6 +14136,7 @@
       <w:r>
         <w:rPr>
           <w:rFonts w:ascii="Times New Roman" w:eastAsia="Times New Roman" w:hAnsi="Times New Roman" w:cs="Times New Roman"/>
+          <w:sz w:val="24"/>
           <w:szCs w:val="24"/>
           <w:lang w:val="uk-UA"/>
         </w:rPr>
@@ -13443,6 +14156,7 @@
       <w:r>
         <w:rPr>
           <w:rFonts w:ascii="Times New Roman" w:eastAsia="Times New Roman" w:hAnsi="Times New Roman" w:cs="Times New Roman"/>
+          <w:sz w:val="24"/>
           <w:szCs w:val="24"/>
           <w:lang w:val="uk-UA"/>
         </w:rPr>
@@ -13462,6 +14176,7 @@
       <w:r>
         <w:rPr>
           <w:rFonts w:ascii="Times New Roman" w:eastAsia="Times New Roman" w:hAnsi="Times New Roman" w:cs="Times New Roman"/>
+          <w:sz w:val="24"/>
           <w:szCs w:val="24"/>
           <w:lang w:val="uk-UA"/>
         </w:rPr>
@@ -13481,6 +14196,7 @@
       <w:r>
         <w:rPr>
           <w:rFonts w:ascii="Times New Roman" w:eastAsia="Times New Roman" w:hAnsi="Times New Roman" w:cs="Times New Roman"/>
+          <w:sz w:val="24"/>
           <w:szCs w:val="24"/>
           <w:lang w:val="uk-UA"/>
         </w:rPr>
@@ -13500,6 +14216,7 @@
       <w:r>
         <w:rPr>
           <w:rFonts w:ascii="Times New Roman" w:eastAsia="Times New Roman" w:hAnsi="Times New Roman" w:cs="Times New Roman"/>
+          <w:sz w:val="24"/>
           <w:szCs w:val="24"/>
           <w:lang w:val="uk-UA"/>
         </w:rPr>
@@ -13519,6 +14236,7 @@
       <w:r>
         <w:rPr>
           <w:rFonts w:ascii="Times New Roman" w:eastAsia="Times New Roman" w:hAnsi="Times New Roman" w:cs="Times New Roman"/>
+          <w:sz w:val="24"/>
           <w:szCs w:val="24"/>
           <w:lang w:val="uk-UA"/>
         </w:rPr>
@@ -13538,6 +14256,7 @@
       <w:r>
         <w:rPr>
           <w:rFonts w:ascii="Times New Roman" w:eastAsia="Times New Roman" w:hAnsi="Times New Roman" w:cs="Times New Roman"/>
+          <w:sz w:val="24"/>
           <w:szCs w:val="24"/>
           <w:lang w:val="uk-UA"/>
         </w:rPr>
@@ -13557,6 +14276,7 @@
       <w:r>
         <w:rPr>
           <w:rFonts w:ascii="Times New Roman" w:eastAsia="Times New Roman" w:hAnsi="Times New Roman" w:cs="Times New Roman"/>
+          <w:sz w:val="24"/>
           <w:szCs w:val="24"/>
           <w:lang w:val="uk-UA"/>
         </w:rPr>
@@ -13576,6 +14296,7 @@
       <w:r>
         <w:rPr>
           <w:rFonts w:ascii="Times New Roman" w:eastAsia="Times New Roman" w:hAnsi="Times New Roman" w:cs="Times New Roman"/>
+          <w:sz w:val="24"/>
           <w:szCs w:val="24"/>
           <w:lang w:val="uk-UA"/>
         </w:rPr>
@@ -13595,6 +14316,7 @@
       <w:r>
         <w:rPr>
           <w:rFonts w:ascii="Times New Roman" w:eastAsia="Times New Roman" w:hAnsi="Times New Roman" w:cs="Times New Roman"/>
+          <w:sz w:val="24"/>
           <w:szCs w:val="24"/>
           <w:lang w:val="uk-UA"/>
         </w:rPr>
@@ -13614,6 +14336,7 @@
       <w:r>
         <w:rPr>
           <w:rFonts w:ascii="Times New Roman" w:eastAsia="Times New Roman" w:hAnsi="Times New Roman" w:cs="Times New Roman"/>
+          <w:sz w:val="24"/>
           <w:szCs w:val="24"/>
           <w:lang w:val="uk-UA"/>
         </w:rPr>
@@ -13633,6 +14356,7 @@
       <w:r>
         <w:rPr>
           <w:rFonts w:ascii="Times New Roman" w:eastAsia="Times New Roman" w:hAnsi="Times New Roman" w:cs="Times New Roman"/>
+          <w:sz w:val="24"/>
           <w:szCs w:val="24"/>
           <w:lang w:val="uk-UA"/>
         </w:rPr>
@@ -13652,6 +14376,7 @@
       <w:r>
         <w:rPr>
           <w:rFonts w:ascii="Times New Roman" w:eastAsia="Times New Roman" w:hAnsi="Times New Roman" w:cs="Times New Roman"/>
+          <w:sz w:val="24"/>
           <w:szCs w:val="24"/>
           <w:lang w:val="uk-UA"/>
         </w:rPr>
@@ -13671,6 +14396,7 @@
       <w:r>
         <w:rPr>
           <w:rFonts w:ascii="Times New Roman" w:eastAsia="Times New Roman" w:hAnsi="Times New Roman" w:cs="Times New Roman"/>
+          <w:sz w:val="24"/>
           <w:szCs w:val="24"/>
           <w:lang w:val="uk-UA"/>
         </w:rPr>
@@ -13690,6 +14416,7 @@
       <w:r>
         <w:rPr>
           <w:rFonts w:ascii="Times New Roman" w:eastAsia="Times New Roman" w:hAnsi="Times New Roman" w:cs="Times New Roman"/>
+          <w:sz w:val="24"/>
           <w:szCs w:val="24"/>
           <w:lang w:val="uk-UA"/>
         </w:rPr>
@@ -13709,6 +14436,7 @@
       <w:r>
         <w:rPr>
           <w:rFonts w:ascii="Times New Roman" w:eastAsia="Times New Roman" w:hAnsi="Times New Roman" w:cs="Times New Roman"/>
+          <w:sz w:val="24"/>
           <w:szCs w:val="24"/>
           <w:lang w:val="uk-UA"/>
         </w:rPr>
@@ -13728,6 +14456,7 @@
       <w:r>
         <w:rPr>
           <w:rFonts w:ascii="Times New Roman" w:eastAsia="Times New Roman" w:hAnsi="Times New Roman" w:cs="Times New Roman"/>
+          <w:sz w:val="24"/>
           <w:szCs w:val="24"/>
           <w:lang w:val="uk-UA"/>
         </w:rPr>
@@ -13767,6 +14496,7 @@
           <w:b/>
           <w:i/>
           <w:color w:val="FF0000"/>
+          <w:sz w:val="24"/>
           <w:szCs w:val="24"/>
           <w:lang w:val="uk-UA"/>
         </w:rPr>
@@ -13788,6 +14518,7 @@
           <w:rFonts w:ascii="Times New Roman" w:eastAsia="Times New Roman" w:hAnsi="Times New Roman" w:cs="Times New Roman"/>
           <w:i/>
           <w:color w:val="FF0000"/>
+          <w:sz w:val="24"/>
           <w:szCs w:val="24"/>
         </w:rPr>
         <w:t xml:space="preserve">Ірмос 1: </w:t>
@@ -13796,6 +14527,7 @@
         <w:rPr>
           <w:rFonts w:ascii="Times New Roman" w:eastAsia="Times New Roman" w:hAnsi="Times New Roman" w:cs="Times New Roman"/>
           <w:b/>
+          <w:sz w:val="24"/>
           <w:szCs w:val="24"/>
         </w:rPr>
         <w:t>Вельми прикрашена божественною славою,* свята і славна пам'ять твоя, Діво,* зібрала на це свято всіх вірних,* що під проводом Марії з хорами й музиками* співають твоєму єдинородному Синові,* він бо славно прославився!</w:t>
@@ -13817,6 +14549,7 @@
           <w:iCs/>
           <w:color w:val="FF0000"/>
           <w:spacing w:val="3"/>
+          <w:sz w:val="24"/>
           <w:szCs w:val="24"/>
         </w:rPr>
         <w:t>Приспів:</w:t>
@@ -13828,6 +14561,7 @@
           <w:iCs/>
           <w:color w:val="000000"/>
           <w:spacing w:val="3"/>
+          <w:sz w:val="24"/>
           <w:szCs w:val="24"/>
         </w:rPr>
         <w:t xml:space="preserve"> </w:t>
@@ -13837,6 +14571,7 @@
           <w:rFonts w:ascii="Times New Roman" w:eastAsia="Times New Roman" w:hAnsi="Times New Roman" w:cs="Times New Roman"/>
           <w:color w:val="000000"/>
           <w:spacing w:val="3"/>
+          <w:sz w:val="24"/>
           <w:szCs w:val="24"/>
         </w:rPr>
         <w:t>Пресвята Богородице, спаси нас.</w:t>
@@ -13859,6 +14594,7 @@
           <w:rFonts w:ascii="Times New Roman" w:eastAsia="Times New Roman" w:hAnsi="Times New Roman" w:cs="Times New Roman"/>
           <w:color w:val="000000"/>
           <w:spacing w:val="3"/>
+          <w:sz w:val="24"/>
           <w:szCs w:val="24"/>
         </w:rPr>
         <w:t xml:space="preserve">Безтілесні сили проводжають святе тіло Твоє на небесний </w:t>
@@ -13868,6 +14604,7 @@
           <w:rFonts w:ascii="Times New Roman" w:eastAsia="Times New Roman" w:hAnsi="Times New Roman" w:cs="Times New Roman"/>
           <w:color w:val="000000"/>
           <w:spacing w:val="2"/>
+          <w:sz w:val="24"/>
           <w:szCs w:val="24"/>
         </w:rPr>
         <w:t xml:space="preserve">Сіон. В одну мить, зібравшись від країв землі, апостоли з'явилися </w:t>
@@ -13877,6 +14614,7 @@
           <w:rFonts w:ascii="Times New Roman" w:eastAsia="Times New Roman" w:hAnsi="Times New Roman" w:cs="Times New Roman"/>
           <w:color w:val="000000"/>
           <w:spacing w:val="3"/>
+          <w:sz w:val="24"/>
           <w:szCs w:val="24"/>
         </w:rPr>
         <w:t xml:space="preserve">перед Тобою, Богородице. З ними, чиста Діво, і ми прославляємо </w:t>
@@ -13886,6 +14624,7 @@
           <w:rFonts w:ascii="Times New Roman" w:eastAsia="Times New Roman" w:hAnsi="Times New Roman" w:cs="Times New Roman"/>
           <w:color w:val="000000"/>
           <w:spacing w:val="5"/>
+          <w:sz w:val="24"/>
           <w:szCs w:val="24"/>
         </w:rPr>
         <w:t>святу пам'ять Твою.</w:t>
@@ -13908,6 +14647,7 @@
           <w:rFonts w:ascii="Times New Roman" w:eastAsia="Times New Roman" w:hAnsi="Times New Roman" w:cs="Times New Roman"/>
           <w:color w:val="000000"/>
           <w:spacing w:val="8"/>
+          <w:sz w:val="24"/>
           <w:szCs w:val="24"/>
         </w:rPr>
         <w:lastRenderedPageBreak/>
@@ -13918,6 +14658,7 @@
           <w:rFonts w:ascii="Times New Roman" w:eastAsia="Times New Roman" w:hAnsi="Times New Roman" w:cs="Times New Roman"/>
           <w:color w:val="000000"/>
           <w:spacing w:val="7"/>
+          <w:sz w:val="24"/>
           <w:szCs w:val="24"/>
         </w:rPr>
         <w:t xml:space="preserve">природою, Чиста. Проте ж, як і Син Твій, Ти скорилася закону </w:t>
@@ -13927,6 +14668,7 @@
           <w:rFonts w:ascii="Times New Roman" w:eastAsia="Times New Roman" w:hAnsi="Times New Roman" w:cs="Times New Roman"/>
           <w:color w:val="000000"/>
           <w:spacing w:val="20"/>
+          <w:sz w:val="24"/>
           <w:szCs w:val="24"/>
         </w:rPr>
         <w:t xml:space="preserve">природи. Через те й по смерті живеш Ти, вічно з Сином </w:t>
@@ -13936,6 +14678,7 @@
           <w:rFonts w:ascii="Times New Roman" w:eastAsia="Times New Roman" w:hAnsi="Times New Roman" w:cs="Times New Roman"/>
           <w:color w:val="000000"/>
           <w:spacing w:val="-4"/>
+          <w:sz w:val="24"/>
           <w:szCs w:val="24"/>
         </w:rPr>
         <w:t>пробуваючи.</w:t>
@@ -13968,6 +14711,7 @@
           <w:rFonts w:ascii="Times New Roman" w:eastAsia="Times New Roman" w:hAnsi="Times New Roman" w:cs="Times New Roman"/>
           <w:i/>
           <w:color w:val="FF0000"/>
+          <w:sz w:val="24"/>
           <w:szCs w:val="24"/>
         </w:rPr>
         <w:t xml:space="preserve">Ірмос 3: </w:t>
@@ -13976,6 +14720,7 @@
         <w:rPr>
           <w:rFonts w:ascii="Times New Roman" w:eastAsia="Times New Roman" w:hAnsi="Times New Roman" w:cs="Times New Roman"/>
           <w:b/>
+          <w:sz w:val="24"/>
           <w:szCs w:val="24"/>
         </w:rPr>
         <w:t>Божественна мудросте й сило,* що все твориш і зберігаєш,* утверди непохитною і непорушною Церкву твою, Христе,* − ти бо єдиний святий,* що на святих спочиваєш.</w:t>
@@ -13997,6 +14742,7 @@
           <w:iCs/>
           <w:color w:val="FF0000"/>
           <w:spacing w:val="3"/>
+          <w:sz w:val="24"/>
           <w:szCs w:val="24"/>
         </w:rPr>
         <w:t>Приспів:</w:t>
@@ -14008,6 +14754,7 @@
           <w:iCs/>
           <w:color w:val="000000"/>
           <w:spacing w:val="3"/>
+          <w:sz w:val="24"/>
           <w:szCs w:val="24"/>
         </w:rPr>
         <w:t xml:space="preserve"> </w:t>
@@ -14017,6 +14764,7 @@
           <w:rFonts w:ascii="Times New Roman" w:eastAsia="Times New Roman" w:hAnsi="Times New Roman" w:cs="Times New Roman"/>
           <w:color w:val="000000"/>
           <w:spacing w:val="3"/>
+          <w:sz w:val="24"/>
           <w:szCs w:val="24"/>
         </w:rPr>
         <w:t>Пресвята Богородице, спаси нас.</w:t>
@@ -14044,6 +14792,7 @@
           <w:rFonts w:ascii="Times New Roman" w:eastAsia="Times New Roman" w:hAnsi="Times New Roman" w:cs="Times New Roman"/>
           <w:color w:val="000000"/>
           <w:spacing w:val="-2"/>
+          <w:sz w:val="24"/>
           <w:szCs w:val="24"/>
         </w:rPr>
         <w:t xml:space="preserve">Хоч побачили тебе, Всенепорочна, мертвою славні апостоли, </w:t>
@@ -14053,6 +14802,7 @@
           <w:rFonts w:ascii="Times New Roman" w:eastAsia="Times New Roman" w:hAnsi="Times New Roman" w:cs="Times New Roman"/>
           <w:color w:val="000000"/>
           <w:spacing w:val="5"/>
+          <w:sz w:val="24"/>
           <w:szCs w:val="24"/>
         </w:rPr>
         <w:t xml:space="preserve">але, як до Матери Божої, побожно руками доторкалися до Тебе, </w:t>
@@ -14062,6 +14812,7 @@
           <w:rFonts w:ascii="Times New Roman" w:eastAsia="Times New Roman" w:hAnsi="Times New Roman" w:cs="Times New Roman"/>
           <w:color w:val="000000"/>
           <w:spacing w:val="1"/>
+          <w:sz w:val="24"/>
           <w:szCs w:val="24"/>
         </w:rPr>
         <w:t>осяяної славою, бо, як приємну Божу оселю, Тебе вони шанували.</w:t>
@@ -14089,6 +14840,7 @@
           <w:rFonts w:ascii="Times New Roman" w:eastAsia="Times New Roman" w:hAnsi="Times New Roman" w:cs="Times New Roman"/>
           <w:color w:val="000000"/>
           <w:spacing w:val="1"/>
+          <w:sz w:val="24"/>
           <w:szCs w:val="24"/>
         </w:rPr>
         <w:t xml:space="preserve">Із утроби смертної народившись по природі, вмирає Чиста. </w:t>
@@ -14098,6 +14850,7 @@
           <w:rFonts w:ascii="Times New Roman" w:eastAsia="Times New Roman" w:hAnsi="Times New Roman" w:cs="Times New Roman"/>
           <w:color w:val="000000"/>
           <w:spacing w:val="8"/>
+          <w:sz w:val="24"/>
           <w:szCs w:val="24"/>
         </w:rPr>
         <w:t>А породивши Життя істинне, до життя божественного пересе</w:t>
@@ -14107,6 +14860,7 @@
           <w:rFonts w:ascii="Times New Roman" w:eastAsia="Times New Roman" w:hAnsi="Times New Roman" w:cs="Times New Roman"/>
           <w:color w:val="000000"/>
           <w:spacing w:val="2"/>
+          <w:sz w:val="24"/>
           <w:szCs w:val="24"/>
         </w:rPr>
         <w:t>ляється.</w:t>
@@ -14144,6 +14898,7 @@
           <w:rFonts w:ascii="Times New Roman" w:eastAsia="Times New Roman" w:hAnsi="Times New Roman" w:cs="Times New Roman"/>
           <w:i/>
           <w:color w:val="FF0000"/>
+          <w:sz w:val="24"/>
           <w:szCs w:val="24"/>
           <w:lang w:val="uk-UA"/>
         </w:rPr>
@@ -14167,6 +14922,7 @@
           <w:rFonts w:ascii="Times New Roman" w:eastAsia="Times New Roman" w:hAnsi="Times New Roman" w:cs="Times New Roman"/>
           <w:i/>
           <w:color w:val="FF0000"/>
+          <w:sz w:val="24"/>
           <w:szCs w:val="24"/>
           <w:lang w:val="uk-UA"/>
         </w:rPr>
@@ -14176,6 +14932,7 @@
         <w:rPr>
           <w:rFonts w:ascii="Times New Roman" w:eastAsia="Times New Roman" w:hAnsi="Times New Roman" w:cs="Times New Roman"/>
           <w:color w:val="000000"/>
+          <w:sz w:val="24"/>
           <w:szCs w:val="24"/>
           <w:lang w:val="uk-UA"/>
         </w:rPr>
@@ -14199,6 +14956,7 @@
           <w:rFonts w:ascii="Times New Roman" w:eastAsia="Times New Roman" w:hAnsi="Times New Roman" w:cs="Times New Roman"/>
           <w:i/>
           <w:color w:val="FF0000"/>
+          <w:sz w:val="24"/>
           <w:szCs w:val="24"/>
           <w:lang w:val="uk-UA"/>
         </w:rPr>
@@ -14208,6 +14966,7 @@
         <w:rPr>
           <w:rFonts w:ascii="Times New Roman" w:eastAsia="Times New Roman" w:hAnsi="Times New Roman" w:cs="Times New Roman"/>
           <w:color w:val="000000"/>
+          <w:sz w:val="24"/>
           <w:szCs w:val="24"/>
           <w:lang w:val="uk-UA"/>
         </w:rPr>
@@ -14231,6 +14990,7 @@
           <w:rFonts w:ascii="Times New Roman" w:eastAsia="Times New Roman" w:hAnsi="Times New Roman" w:cs="Times New Roman"/>
           <w:i/>
           <w:color w:val="FF0000"/>
+          <w:sz w:val="24"/>
           <w:szCs w:val="24"/>
           <w:lang w:val="uk-UA"/>
         </w:rPr>
@@ -14240,6 +15000,7 @@
         <w:rPr>
           <w:rFonts w:ascii="Times New Roman" w:eastAsia="Times New Roman" w:hAnsi="Times New Roman" w:cs="Times New Roman"/>
           <w:color w:val="000000"/>
+          <w:sz w:val="24"/>
           <w:szCs w:val="24"/>
           <w:lang w:val="uk-UA"/>
         </w:rPr>
@@ -14263,6 +15024,7 @@
           <w:rFonts w:ascii="Times New Roman" w:eastAsia="Times New Roman" w:hAnsi="Times New Roman" w:cs="Times New Roman"/>
           <w:i/>
           <w:color w:val="FF0000"/>
+          <w:sz w:val="24"/>
           <w:szCs w:val="24"/>
           <w:lang w:val="uk-UA"/>
         </w:rPr>
@@ -14272,6 +15034,7 @@
         <w:rPr>
           <w:rFonts w:ascii="Times New Roman" w:eastAsia="Times New Roman" w:hAnsi="Times New Roman" w:cs="Times New Roman"/>
           <w:color w:val="000000"/>
+          <w:sz w:val="24"/>
           <w:szCs w:val="24"/>
           <w:lang w:val="uk-UA"/>
         </w:rPr>
@@ -14295,6 +15058,7 @@
           <w:rFonts w:ascii="Times New Roman" w:eastAsia="Times New Roman" w:hAnsi="Times New Roman" w:cs="Times New Roman"/>
           <w:i/>
           <w:color w:val="FF0000"/>
+          <w:sz w:val="24"/>
           <w:szCs w:val="24"/>
           <w:lang w:val="uk-UA"/>
         </w:rPr>
@@ -14304,6 +15068,7 @@
         <w:rPr>
           <w:rFonts w:ascii="Times New Roman" w:eastAsia="Times New Roman" w:hAnsi="Times New Roman" w:cs="Times New Roman"/>
           <w:color w:val="000000"/>
+          <w:sz w:val="24"/>
           <w:szCs w:val="24"/>
           <w:lang w:val="uk-UA"/>
         </w:rPr>
@@ -14327,6 +15092,7 @@
           <w:rFonts w:ascii="Times New Roman" w:eastAsia="Times New Roman" w:hAnsi="Times New Roman" w:cs="Times New Roman"/>
           <w:i/>
           <w:color w:val="FF0000"/>
+          <w:sz w:val="24"/>
           <w:szCs w:val="24"/>
           <w:lang w:val="uk-UA"/>
         </w:rPr>
@@ -14336,6 +15102,7 @@
         <w:rPr>
           <w:rFonts w:ascii="Times New Roman" w:eastAsia="Times New Roman" w:hAnsi="Times New Roman" w:cs="Times New Roman"/>
           <w:color w:val="000000"/>
+          <w:sz w:val="24"/>
           <w:szCs w:val="24"/>
           <w:lang w:val="uk-UA"/>
         </w:rPr>
@@ -14404,6 +15171,7 @@
           <w:rFonts w:ascii="Times New Roman" w:eastAsia="Times New Roman" w:hAnsi="Times New Roman" w:cs="Times New Roman"/>
           <w:i/>
           <w:color w:val="FF0000"/>
+          <w:sz w:val="24"/>
           <w:szCs w:val="24"/>
           <w:lang w:val="uk-UA"/>
         </w:rPr>
@@ -14413,6 +15181,7 @@
         <w:rPr>
           <w:rFonts w:ascii="Times New Roman" w:eastAsia="Times New Roman" w:hAnsi="Times New Roman" w:cs="Times New Roman"/>
           <w:color w:val="FF0000"/>
+          <w:sz w:val="24"/>
           <w:szCs w:val="24"/>
           <w:lang w:val="uk-UA"/>
         </w:rPr>
@@ -14421,6 +15190,7 @@
       <w:r>
         <w:rPr>
           <w:rFonts w:ascii="Times New Roman" w:eastAsia="Times New Roman" w:hAnsi="Times New Roman" w:cs="Times New Roman"/>
+          <w:sz w:val="24"/>
           <w:szCs w:val="24"/>
           <w:lang w:val="uk-UA"/>
         </w:rPr>
@@ -14457,6 +15227,7 @@
           <w:i/>
           <w:iCs/>
           <w:color w:val="FF0000"/>
+          <w:sz w:val="24"/>
           <w:szCs w:val="24"/>
         </w:rPr>
         <w:t>Іпакой, (г. 8)</w:t>
@@ -14478,6 +15249,7 @@
           <w:rFonts w:ascii="Times New Roman" w:eastAsia="Times New Roman" w:hAnsi="Times New Roman" w:cs="Times New Roman"/>
           <w:color w:val="000000"/>
           <w:spacing w:val="-2"/>
+          <w:sz w:val="24"/>
           <w:szCs w:val="24"/>
         </w:rPr>
         <w:t xml:space="preserve">Шануємо Тебе всі, Богородице Діво, бо в Тобі неосяжний </w:t>
@@ -14487,6 +15259,7 @@
           <w:rFonts w:ascii="Times New Roman" w:eastAsia="Times New Roman" w:hAnsi="Times New Roman" w:cs="Times New Roman"/>
           <w:color w:val="000000"/>
           <w:spacing w:val="5"/>
+          <w:sz w:val="24"/>
           <w:szCs w:val="24"/>
         </w:rPr>
         <w:t xml:space="preserve">Христос-Бог наш благозволив уміститися. </w:t>
@@ -14496,6 +15269,7 @@
           <w:rFonts w:ascii="Times New Roman" w:eastAsia="Times New Roman" w:hAnsi="Times New Roman" w:cs="Times New Roman"/>
           <w:color w:val="000000"/>
           <w:spacing w:val="5"/>
+          <w:sz w:val="24"/>
           <w:szCs w:val="24"/>
           <w:lang w:val="uk-UA"/>
         </w:rPr>
@@ -14506,6 +15280,7 @@
           <w:rFonts w:ascii="Times New Roman" w:eastAsia="Times New Roman" w:hAnsi="Times New Roman" w:cs="Times New Roman"/>
           <w:color w:val="000000"/>
           <w:spacing w:val="5"/>
+          <w:sz w:val="24"/>
           <w:szCs w:val="24"/>
         </w:rPr>
         <w:t xml:space="preserve"> ми, маючи </w:t>
@@ -14515,6 +15290,7 @@
           <w:rFonts w:ascii="Times New Roman" w:eastAsia="Times New Roman" w:hAnsi="Times New Roman" w:cs="Times New Roman"/>
           <w:color w:val="000000"/>
           <w:spacing w:val="3"/>
+          <w:sz w:val="24"/>
           <w:szCs w:val="24"/>
         </w:rPr>
         <w:t xml:space="preserve">Тебе Заступницею, бо день і ніч Ти молишся за нас і Твоїми </w:t>
@@ -14523,6 +15299,7 @@
         <w:rPr>
           <w:rFonts w:ascii="Times New Roman" w:eastAsia="Times New Roman" w:hAnsi="Times New Roman" w:cs="Times New Roman"/>
           <w:color w:val="000000"/>
+          <w:sz w:val="24"/>
           <w:szCs w:val="24"/>
         </w:rPr>
         <w:t xml:space="preserve">молитвами народи вірні зміцнюються. Тому, прославляючи Тебе, </w:t>
@@ -14532,6 +15309,7 @@
           <w:rFonts w:ascii="Times New Roman" w:eastAsia="Times New Roman" w:hAnsi="Times New Roman" w:cs="Times New Roman"/>
           <w:color w:val="000000"/>
           <w:spacing w:val="2"/>
+          <w:sz w:val="24"/>
           <w:szCs w:val="24"/>
         </w:rPr>
         <w:t>виголошуємо: «Радуйся, Благодатна, Господь з Тобою».</w:t>
@@ -14564,6 +15342,7 @@
           <w:rFonts w:ascii="Times New Roman" w:eastAsia="Times New Roman" w:hAnsi="Times New Roman" w:cs="Times New Roman"/>
           <w:i/>
           <w:color w:val="FF0000"/>
+          <w:sz w:val="24"/>
           <w:szCs w:val="24"/>
         </w:rPr>
         <w:t xml:space="preserve">Ірмос 4: </w:t>
@@ -14572,6 +15351,7 @@
         <w:rPr>
           <w:rFonts w:ascii="Times New Roman" w:eastAsia="Times New Roman" w:hAnsi="Times New Roman" w:cs="Times New Roman"/>
           <w:b/>
+          <w:sz w:val="24"/>
           <w:szCs w:val="24"/>
         </w:rPr>
         <w:t>Слова й натяки пророчі провістили народження твоє, Христе, від Діви:* сяйво світла твого прийде на просвіту народів* і безодня з радістю виголосить тобі:* Слава силі твоїй, Господи!</w:t>
@@ -14593,6 +15373,7 @@
           <w:iCs/>
           <w:color w:val="FF0000"/>
           <w:spacing w:val="3"/>
+          <w:sz w:val="24"/>
           <w:szCs w:val="24"/>
         </w:rPr>
         <w:t>Приспів:</w:t>
@@ -14604,6 +15385,7 @@
           <w:iCs/>
           <w:color w:val="000000"/>
           <w:spacing w:val="3"/>
+          <w:sz w:val="24"/>
           <w:szCs w:val="24"/>
         </w:rPr>
         <w:t xml:space="preserve"> </w:t>
@@ -14613,6 +15395,7 @@
           <w:rFonts w:ascii="Times New Roman" w:eastAsia="Times New Roman" w:hAnsi="Times New Roman" w:cs="Times New Roman"/>
           <w:color w:val="000000"/>
           <w:spacing w:val="3"/>
+          <w:sz w:val="24"/>
           <w:szCs w:val="24"/>
         </w:rPr>
         <w:t>Пресвята Богородице, спаси нас.</w:t>
@@ -14635,6 +15418,7 @@
           <w:rFonts w:ascii="Times New Roman" w:eastAsia="Times New Roman" w:hAnsi="Times New Roman" w:cs="Times New Roman"/>
           <w:color w:val="000000"/>
           <w:spacing w:val="11"/>
+          <w:sz w:val="24"/>
           <w:szCs w:val="24"/>
         </w:rPr>
         <w:lastRenderedPageBreak/>
@@ -14645,6 +15429,7 @@
           <w:rFonts w:ascii="Times New Roman" w:eastAsia="Times New Roman" w:hAnsi="Times New Roman" w:cs="Times New Roman"/>
           <w:color w:val="000000"/>
           <w:spacing w:val="8"/>
+          <w:sz w:val="24"/>
           <w:szCs w:val="24"/>
         </w:rPr>
         <w:t xml:space="preserve">явлена, до небесних осель здіймається, небо земне в небесне й </w:t>
@@ -14654,6 +15439,7 @@
           <w:rFonts w:ascii="Times New Roman" w:eastAsia="Times New Roman" w:hAnsi="Times New Roman" w:cs="Times New Roman"/>
           <w:color w:val="000000"/>
           <w:spacing w:val="1"/>
+          <w:sz w:val="24"/>
           <w:szCs w:val="24"/>
         </w:rPr>
         <w:t>нетлінне переселяється.</w:t>
@@ -14681,6 +15467,7 @@
           <w:rFonts w:ascii="Times New Roman" w:eastAsia="Times New Roman" w:hAnsi="Times New Roman" w:cs="Times New Roman"/>
           <w:color w:val="000000"/>
           <w:spacing w:val="1"/>
+          <w:sz w:val="24"/>
           <w:szCs w:val="24"/>
         </w:rPr>
         <w:t xml:space="preserve">Відчинилися ворота небесні, й янголи заспівали, й прийняв </w:t>
@@ -14690,6 +15477,7 @@
           <w:rFonts w:ascii="Times New Roman" w:eastAsia="Times New Roman" w:hAnsi="Times New Roman" w:cs="Times New Roman"/>
           <w:color w:val="000000"/>
           <w:spacing w:val="7"/>
+          <w:sz w:val="24"/>
           <w:szCs w:val="24"/>
         </w:rPr>
         <w:t xml:space="preserve">Христос душу Пречистої Своєї Матери, херувими оспівують її, </w:t>
@@ -14699,6 +15487,7 @@
           <w:rFonts w:ascii="Times New Roman" w:eastAsia="Times New Roman" w:hAnsi="Times New Roman" w:cs="Times New Roman"/>
           <w:color w:val="000000"/>
           <w:spacing w:val="4"/>
+          <w:sz w:val="24"/>
           <w:szCs w:val="24"/>
         </w:rPr>
         <w:t>і серафими прославляють, радіючи.</w:t>
@@ -14731,6 +15520,7 @@
           <w:rFonts w:ascii="Times New Roman" w:eastAsia="Times New Roman" w:hAnsi="Times New Roman" w:cs="Times New Roman"/>
           <w:i/>
           <w:color w:val="FF0000"/>
+          <w:sz w:val="24"/>
           <w:szCs w:val="24"/>
         </w:rPr>
         <w:t xml:space="preserve">Ірмос 5: </w:t>
@@ -14739,6 +15529,7 @@
         <w:rPr>
           <w:rFonts w:ascii="Times New Roman" w:eastAsia="Times New Roman" w:hAnsi="Times New Roman" w:cs="Times New Roman"/>
           <w:b/>
+          <w:sz w:val="24"/>
           <w:szCs w:val="24"/>
         </w:rPr>
         <w:t>Божественну й невимовну красу слави твоєї, Христе, я визнаю,* ти бо, сяйво споконвічної слави,* рівновічне Особою своєю,* народившись із утроби,* як сонце просвітив тих, що перебували у тьмі й тіні.</w:t>
@@ -14760,6 +15551,7 @@
           <w:iCs/>
           <w:color w:val="FF0000"/>
           <w:spacing w:val="3"/>
+          <w:sz w:val="24"/>
           <w:szCs w:val="24"/>
         </w:rPr>
         <w:t>Приспів:</w:t>
@@ -14771,6 +15563,7 @@
           <w:iCs/>
           <w:color w:val="000000"/>
           <w:spacing w:val="3"/>
+          <w:sz w:val="24"/>
           <w:szCs w:val="24"/>
         </w:rPr>
         <w:t xml:space="preserve"> </w:t>
@@ -14780,6 +15573,7 @@
           <w:rFonts w:ascii="Times New Roman" w:eastAsia="Times New Roman" w:hAnsi="Times New Roman" w:cs="Times New Roman"/>
           <w:color w:val="000000"/>
           <w:spacing w:val="3"/>
+          <w:sz w:val="24"/>
           <w:szCs w:val="24"/>
         </w:rPr>
         <w:t>Пресвята Богородице, спаси нас.</w:t>
@@ -14807,6 +15601,7 @@
           <w:rFonts w:ascii="Times New Roman" w:eastAsia="Times New Roman" w:hAnsi="Times New Roman" w:cs="Times New Roman"/>
           <w:color w:val="000000"/>
           <w:spacing w:val="2"/>
+          <w:sz w:val="24"/>
           <w:szCs w:val="24"/>
         </w:rPr>
         <w:t xml:space="preserve">Як на хмарі, громада апостолів, перенесена від країв землі </w:t>
@@ -14816,6 +15611,7 @@
           <w:rFonts w:ascii="Times New Roman" w:eastAsia="Times New Roman" w:hAnsi="Times New Roman" w:cs="Times New Roman"/>
           <w:color w:val="000000"/>
           <w:spacing w:val="3"/>
+          <w:sz w:val="24"/>
           <w:szCs w:val="24"/>
         </w:rPr>
         <w:t xml:space="preserve">до Сіону, зібралася послужити, Діво, Тобі, легкій хмарі, що з Неї </w:t>
@@ -14825,6 +15621,7 @@
           <w:rFonts w:ascii="Times New Roman" w:eastAsia="Times New Roman" w:hAnsi="Times New Roman" w:cs="Times New Roman"/>
           <w:color w:val="000000"/>
           <w:spacing w:val="7"/>
+          <w:sz w:val="24"/>
           <w:szCs w:val="24"/>
         </w:rPr>
         <w:t xml:space="preserve">небесний Бог, як Сонце правди, засяяв тим, що в темряві й тіні </w:t>
@@ -14834,6 +15631,7 @@
           <w:rFonts w:ascii="Times New Roman" w:eastAsia="Times New Roman" w:hAnsi="Times New Roman" w:cs="Times New Roman"/>
           <w:color w:val="000000"/>
           <w:spacing w:val="-4"/>
+          <w:sz w:val="24"/>
           <w:szCs w:val="24"/>
         </w:rPr>
         <w:t>пробувають.</w:t>
@@ -14861,6 +15659,7 @@
           <w:rFonts w:ascii="Times New Roman" w:eastAsia="Times New Roman" w:hAnsi="Times New Roman" w:cs="Times New Roman"/>
           <w:color w:val="000000"/>
           <w:spacing w:val="6"/>
+          <w:sz w:val="24"/>
           <w:szCs w:val="24"/>
         </w:rPr>
         <w:t xml:space="preserve">Приємні Богові слова мужів богопровідників, мов звуки </w:t>
@@ -14870,6 +15669,7 @@
           <w:rFonts w:ascii="Times New Roman" w:eastAsia="Times New Roman" w:hAnsi="Times New Roman" w:cs="Times New Roman"/>
           <w:color w:val="000000"/>
           <w:spacing w:val="3"/>
+          <w:sz w:val="24"/>
           <w:szCs w:val="24"/>
         </w:rPr>
         <w:t>труб, милозвучно пролунали, пісню похоронну співаючи Богоро</w:t>
@@ -14879,6 +15679,7 @@
           <w:rFonts w:ascii="Times New Roman" w:eastAsia="Times New Roman" w:hAnsi="Times New Roman" w:cs="Times New Roman"/>
           <w:color w:val="000000"/>
           <w:spacing w:val="5"/>
+          <w:sz w:val="24"/>
           <w:szCs w:val="24"/>
         </w:rPr>
         <w:t xml:space="preserve">диці: «Радуйся, нетлінний струменю Божого втілення, що подає </w:t>
@@ -14888,6 +15689,7 @@
           <w:rFonts w:ascii="Times New Roman" w:eastAsia="Times New Roman" w:hAnsi="Times New Roman" w:cs="Times New Roman"/>
           <w:color w:val="000000"/>
           <w:spacing w:val="6"/>
+          <w:sz w:val="24"/>
           <w:szCs w:val="24"/>
         </w:rPr>
         <w:t>нам життя й спасіння».</w:t>
@@ -14920,6 +15722,7 @@
           <w:rFonts w:ascii="Times New Roman" w:eastAsia="Times New Roman" w:hAnsi="Times New Roman" w:cs="Times New Roman"/>
           <w:i/>
           <w:color w:val="FF0000"/>
+          <w:sz w:val="24"/>
           <w:szCs w:val="24"/>
         </w:rPr>
         <w:t xml:space="preserve">Ірмос 6: </w:t>
@@ -14928,6 +15731,7 @@
         <w:rPr>
           <w:rFonts w:ascii="Times New Roman" w:eastAsia="Times New Roman" w:hAnsi="Times New Roman" w:cs="Times New Roman"/>
           <w:b/>
+          <w:sz w:val="24"/>
           <w:szCs w:val="24"/>
         </w:rPr>
         <w:t>Йона пророк, що опинився в палючій утробі кита,* провістив твій триденний похорон, Господи,* бо урятувавшись, непошкоджений як раніш був,* він взивав:* Жертву з хвалою принесу тобі, Господи!</w:t>
@@ -14949,6 +15753,7 @@
           <w:iCs/>
           <w:color w:val="FF0000"/>
           <w:spacing w:val="3"/>
+          <w:sz w:val="24"/>
           <w:szCs w:val="24"/>
         </w:rPr>
         <w:t>Приспів:</w:t>
@@ -14960,6 +15765,7 @@
           <w:iCs/>
           <w:color w:val="000000"/>
           <w:spacing w:val="3"/>
+          <w:sz w:val="24"/>
           <w:szCs w:val="24"/>
         </w:rPr>
         <w:t xml:space="preserve"> </w:t>
@@ -14969,6 +15775,7 @@
           <w:rFonts w:ascii="Times New Roman" w:eastAsia="Times New Roman" w:hAnsi="Times New Roman" w:cs="Times New Roman"/>
           <w:color w:val="000000"/>
           <w:spacing w:val="3"/>
+          <w:sz w:val="24"/>
           <w:szCs w:val="24"/>
         </w:rPr>
         <w:t>Пресвята Богородице, спаси нас.</w:t>
@@ -14989,6 +15796,7 @@
         <w:rPr>
           <w:rFonts w:ascii="Times New Roman" w:eastAsia="Times New Roman" w:hAnsi="Times New Roman" w:cs="Times New Roman"/>
           <w:color w:val="000000"/>
+          <w:sz w:val="24"/>
           <w:szCs w:val="24"/>
         </w:rPr>
         <w:t xml:space="preserve">Подає Тобі Цар усіх, Бог, те, що вище природи, бо, як у </w:t>
@@ -14998,6 +15806,7 @@
           <w:rFonts w:ascii="Times New Roman" w:eastAsia="Times New Roman" w:hAnsi="Times New Roman" w:cs="Times New Roman"/>
           <w:color w:val="000000"/>
           <w:spacing w:val="3"/>
+          <w:sz w:val="24"/>
           <w:szCs w:val="24"/>
         </w:rPr>
         <w:t xml:space="preserve">родинах зберіг Тобі дівоцтво, так і в гробі зберіг Тебе нетлінною, </w:t>
@@ -15007,6 +15816,7 @@
           <w:rFonts w:ascii="Times New Roman" w:eastAsia="Times New Roman" w:hAnsi="Times New Roman" w:cs="Times New Roman"/>
           <w:color w:val="000000"/>
           <w:spacing w:val="7"/>
+          <w:sz w:val="24"/>
           <w:szCs w:val="24"/>
         </w:rPr>
         <w:t xml:space="preserve">і прославив Тебе з Собою божественним упокоєм, і, як Син </w:t>
@@ -15016,6 +15826,7 @@
           <w:rFonts w:ascii="Times New Roman" w:eastAsia="Times New Roman" w:hAnsi="Times New Roman" w:cs="Times New Roman"/>
           <w:color w:val="000000"/>
           <w:spacing w:val="4"/>
+          <w:sz w:val="24"/>
           <w:szCs w:val="24"/>
         </w:rPr>
         <w:t>Матери, честь Тобі Він віддає.</w:t>
@@ -15037,6 +15848,7 @@
           <w:rFonts w:ascii="Times New Roman" w:eastAsia="Times New Roman" w:hAnsi="Times New Roman" w:cs="Times New Roman"/>
           <w:color w:val="000000"/>
           <w:spacing w:val="10"/>
+          <w:sz w:val="24"/>
           <w:szCs w:val="24"/>
         </w:rPr>
         <w:t xml:space="preserve">Із Тебе Життя засяяло, не порушивши дівоцтва, як же </w:t>
@@ -15046,6 +15858,7 @@
           <w:rFonts w:ascii="Times New Roman" w:eastAsia="Times New Roman" w:hAnsi="Times New Roman" w:cs="Times New Roman"/>
           <w:color w:val="000000"/>
           <w:spacing w:val="5"/>
+          <w:sz w:val="24"/>
           <w:szCs w:val="24"/>
         </w:rPr>
         <w:t>пречисте й животворче Твоє тіло закону смерти підлягає?</w:t>
@@ -15084,6 +15897,7 @@
           <w:rFonts w:ascii="Times New Roman" w:eastAsia="Times New Roman" w:hAnsi="Times New Roman" w:cs="Times New Roman"/>
           <w:i/>
           <w:color w:val="FF0000"/>
+          <w:sz w:val="24"/>
           <w:szCs w:val="24"/>
           <w:lang w:val="uk-UA"/>
         </w:rPr>
@@ -15107,6 +15921,7 @@
           <w:rFonts w:ascii="Times New Roman" w:eastAsia="Times New Roman" w:hAnsi="Times New Roman" w:cs="Times New Roman"/>
           <w:i/>
           <w:color w:val="FF0000"/>
+          <w:sz w:val="24"/>
           <w:szCs w:val="24"/>
           <w:lang w:val="uk-UA"/>
         </w:rPr>
@@ -15116,6 +15931,7 @@
         <w:rPr>
           <w:rFonts w:ascii="Times New Roman" w:eastAsia="Times New Roman" w:hAnsi="Times New Roman" w:cs="Times New Roman"/>
           <w:color w:val="000000"/>
+          <w:sz w:val="24"/>
           <w:szCs w:val="24"/>
           <w:lang w:val="uk-UA"/>
         </w:rPr>
@@ -15139,6 +15955,7 @@
           <w:rFonts w:ascii="Times New Roman" w:eastAsia="Times New Roman" w:hAnsi="Times New Roman" w:cs="Times New Roman"/>
           <w:i/>
           <w:color w:val="FF0000"/>
+          <w:sz w:val="24"/>
           <w:szCs w:val="24"/>
           <w:lang w:val="uk-UA"/>
         </w:rPr>
@@ -15148,6 +15965,7 @@
         <w:rPr>
           <w:rFonts w:ascii="Times New Roman" w:eastAsia="Times New Roman" w:hAnsi="Times New Roman" w:cs="Times New Roman"/>
           <w:color w:val="000000"/>
+          <w:sz w:val="24"/>
           <w:szCs w:val="24"/>
           <w:lang w:val="uk-UA"/>
         </w:rPr>
@@ -15171,6 +15989,7 @@
           <w:rFonts w:ascii="Times New Roman" w:eastAsia="Times New Roman" w:hAnsi="Times New Roman" w:cs="Times New Roman"/>
           <w:i/>
           <w:color w:val="FF0000"/>
+          <w:sz w:val="24"/>
           <w:szCs w:val="24"/>
           <w:lang w:val="uk-UA"/>
         </w:rPr>
@@ -15180,6 +15999,7 @@
         <w:rPr>
           <w:rFonts w:ascii="Times New Roman" w:eastAsia="Times New Roman" w:hAnsi="Times New Roman" w:cs="Times New Roman"/>
           <w:color w:val="000000"/>
+          <w:sz w:val="24"/>
           <w:szCs w:val="24"/>
           <w:lang w:val="uk-UA"/>
         </w:rPr>
@@ -15203,6 +16023,7 @@
           <w:rFonts w:ascii="Times New Roman" w:eastAsia="Times New Roman" w:hAnsi="Times New Roman" w:cs="Times New Roman"/>
           <w:i/>
           <w:color w:val="FF0000"/>
+          <w:sz w:val="24"/>
           <w:szCs w:val="24"/>
           <w:lang w:val="uk-UA"/>
         </w:rPr>
@@ -15212,6 +16033,7 @@
         <w:rPr>
           <w:rFonts w:ascii="Times New Roman" w:eastAsia="Times New Roman" w:hAnsi="Times New Roman" w:cs="Times New Roman"/>
           <w:color w:val="000000"/>
+          <w:sz w:val="24"/>
           <w:szCs w:val="24"/>
           <w:lang w:val="uk-UA"/>
         </w:rPr>
@@ -15235,6 +16057,7 @@
           <w:rFonts w:ascii="Times New Roman" w:eastAsia="Times New Roman" w:hAnsi="Times New Roman" w:cs="Times New Roman"/>
           <w:i/>
           <w:color w:val="FF0000"/>
+          <w:sz w:val="24"/>
           <w:szCs w:val="24"/>
           <w:lang w:val="uk-UA"/>
         </w:rPr>
@@ -15244,6 +16067,7 @@
         <w:rPr>
           <w:rFonts w:ascii="Times New Roman" w:eastAsia="Times New Roman" w:hAnsi="Times New Roman" w:cs="Times New Roman"/>
           <w:color w:val="000000"/>
+          <w:sz w:val="24"/>
           <w:szCs w:val="24"/>
           <w:lang w:val="uk-UA"/>
         </w:rPr>
@@ -15267,6 +16091,7 @@
           <w:rFonts w:ascii="Times New Roman" w:eastAsia="Times New Roman" w:hAnsi="Times New Roman" w:cs="Times New Roman"/>
           <w:i/>
           <w:color w:val="FF0000"/>
+          <w:sz w:val="24"/>
           <w:szCs w:val="24"/>
           <w:lang w:val="uk-UA"/>
         </w:rPr>
@@ -15276,6 +16101,7 @@
         <w:rPr>
           <w:rFonts w:ascii="Times New Roman" w:eastAsia="Times New Roman" w:hAnsi="Times New Roman" w:cs="Times New Roman"/>
           <w:color w:val="000000"/>
+          <w:sz w:val="24"/>
           <w:szCs w:val="24"/>
           <w:lang w:val="uk-UA"/>
         </w:rPr>
@@ -15344,6 +16170,7 @@
           <w:rFonts w:ascii="Times New Roman" w:eastAsia="Times New Roman" w:hAnsi="Times New Roman" w:cs="Times New Roman"/>
           <w:i/>
           <w:color w:val="FF0000"/>
+          <w:sz w:val="24"/>
           <w:szCs w:val="24"/>
           <w:lang w:val="uk-UA"/>
         </w:rPr>
@@ -15354,6 +16181,7 @@
         <w:rPr>
           <w:rFonts w:ascii="Times New Roman" w:eastAsia="Times New Roman" w:hAnsi="Times New Roman" w:cs="Times New Roman"/>
           <w:color w:val="FF0000"/>
+          <w:sz w:val="24"/>
           <w:szCs w:val="24"/>
           <w:lang w:val="uk-UA"/>
         </w:rPr>
@@ -15362,6 +16190,7 @@
       <w:r>
         <w:rPr>
           <w:rFonts w:ascii="Times New Roman" w:eastAsia="Times New Roman" w:hAnsi="Times New Roman" w:cs="Times New Roman"/>
+          <w:sz w:val="24"/>
           <w:szCs w:val="24"/>
           <w:lang w:val="uk-UA"/>
         </w:rPr>
@@ -15399,6 +16228,7 @@
           <w:rFonts w:ascii="Times New Roman" w:eastAsia="Times New Roman" w:hAnsi="Times New Roman" w:cs="Times New Roman"/>
           <w:i/>
           <w:color w:val="FF0000"/>
+          <w:sz w:val="24"/>
           <w:szCs w:val="24"/>
           <w:lang w:val="uk-UA"/>
         </w:rPr>
@@ -15407,6 +16237,7 @@
       <w:r>
         <w:rPr>
           <w:rFonts w:ascii="Times New Roman" w:eastAsia="Times New Roman" w:hAnsi="Times New Roman" w:cs="Times New Roman"/>
+          <w:sz w:val="24"/>
           <w:szCs w:val="24"/>
           <w:lang w:val="uk-UA"/>
         </w:rPr>
@@ -15441,6 +16272,7 @@
           <w:rFonts w:ascii="Times New Roman" w:eastAsia="Times New Roman" w:hAnsi="Times New Roman" w:cs="Times New Roman"/>
           <w:i/>
           <w:color w:val="FF0000"/>
+          <w:sz w:val="24"/>
           <w:szCs w:val="24"/>
         </w:rPr>
         <w:t xml:space="preserve">Ірмос 7: </w:t>
@@ -15449,6 +16281,7 @@
         <w:rPr>
           <w:rFonts w:ascii="Times New Roman" w:eastAsia="Times New Roman" w:hAnsi="Times New Roman" w:cs="Times New Roman"/>
           <w:b/>
+          <w:sz w:val="24"/>
           <w:szCs w:val="24"/>
         </w:rPr>
         <w:t>Ганебній лютості й вогневі любов до Бога протиставлялася,* вона бо зросила вогонь,* а лютість засоромила,* богонатхненною лірою побожних юнаків,* що серед полум'я співали:* Преславний отців і наш Боже, – ти благословенний!</w:t>
@@ -15470,6 +16303,7 @@
           <w:iCs/>
           <w:color w:val="FF0000"/>
           <w:spacing w:val="3"/>
+          <w:sz w:val="24"/>
           <w:szCs w:val="24"/>
         </w:rPr>
         <w:t>Приспів:</w:t>
@@ -15481,6 +16315,7 @@
           <w:iCs/>
           <w:color w:val="000000"/>
           <w:spacing w:val="3"/>
+          <w:sz w:val="24"/>
           <w:szCs w:val="24"/>
         </w:rPr>
         <w:t xml:space="preserve"> </w:t>
@@ -15490,6 +16325,7 @@
           <w:rFonts w:ascii="Times New Roman" w:eastAsia="Times New Roman" w:hAnsi="Times New Roman" w:cs="Times New Roman"/>
           <w:color w:val="000000"/>
           <w:spacing w:val="3"/>
+          <w:sz w:val="24"/>
           <w:szCs w:val="24"/>
         </w:rPr>
         <w:t>Пресвята Богородице, спаси нас.</w:t>
@@ -15517,6 +16353,7 @@
           <w:rFonts w:ascii="Times New Roman" w:eastAsia="Times New Roman" w:hAnsi="Times New Roman" w:cs="Times New Roman"/>
           <w:color w:val="000000"/>
           <w:spacing w:val="2"/>
+          <w:sz w:val="24"/>
           <w:szCs w:val="24"/>
         </w:rPr>
         <w:t xml:space="preserve">Богом створені скрижалі, Духом Божим написані, Мойсей </w:t>
@@ -15525,6 +16362,7 @@
         <w:rPr>
           <w:rFonts w:ascii="Times New Roman" w:eastAsia="Times New Roman" w:hAnsi="Times New Roman" w:cs="Times New Roman"/>
           <w:color w:val="000000"/>
+          <w:sz w:val="24"/>
           <w:szCs w:val="24"/>
         </w:rPr>
         <w:t xml:space="preserve">у гніві розбив, але Владика Його, нетлінною зберігши Матір Свою, </w:t>
@@ -15534,6 +16372,7 @@
           <w:rFonts w:ascii="Times New Roman" w:eastAsia="Times New Roman" w:hAnsi="Times New Roman" w:cs="Times New Roman"/>
           <w:color w:val="000000"/>
           <w:spacing w:val="3"/>
+          <w:sz w:val="24"/>
           <w:szCs w:val="24"/>
         </w:rPr>
         <w:t xml:space="preserve">в оселі небесні переселив її. Радіючи з Нею, виголосимо Христу: </w:t>
@@ -15543,6 +16382,7 @@
           <w:rFonts w:ascii="Times New Roman" w:eastAsia="Times New Roman" w:hAnsi="Times New Roman" w:cs="Times New Roman"/>
           <w:color w:val="000000"/>
           <w:spacing w:val="4"/>
+          <w:sz w:val="24"/>
           <w:szCs w:val="24"/>
         </w:rPr>
         <w:t>«Найславніший отців і наш Боже, благословенний Ти».</w:t>
@@ -15570,6 +16410,7 @@
           <w:rFonts w:ascii="Times New Roman" w:eastAsia="Times New Roman" w:hAnsi="Times New Roman" w:cs="Times New Roman"/>
           <w:color w:val="000000"/>
           <w:spacing w:val="7"/>
+          <w:sz w:val="24"/>
           <w:szCs w:val="24"/>
         </w:rPr>
         <w:t xml:space="preserve">Устами чистими, як на цимбалах, серцем світлим, як на </w:t>
@@ -15579,6 +16420,7 @@
           <w:rFonts w:ascii="Times New Roman" w:eastAsia="Times New Roman" w:hAnsi="Times New Roman" w:cs="Times New Roman"/>
           <w:color w:val="000000"/>
           <w:spacing w:val="5"/>
+          <w:sz w:val="24"/>
           <w:szCs w:val="24"/>
         </w:rPr>
         <w:t xml:space="preserve">гуслях, думкою високою, як милозвучною трубою, в урочистий </w:t>
@@ -15588,6 +16430,7 @@
           <w:rFonts w:ascii="Times New Roman" w:eastAsia="Times New Roman" w:hAnsi="Times New Roman" w:cs="Times New Roman"/>
           <w:color w:val="000000"/>
           <w:spacing w:val="10"/>
+          <w:sz w:val="24"/>
           <w:szCs w:val="24"/>
         </w:rPr>
         <w:t xml:space="preserve">святий день упокою Пречистої Діви з оплесками заспіваймо: </w:t>
@@ -15597,6 +16440,7 @@
           <w:rFonts w:ascii="Times New Roman" w:eastAsia="Times New Roman" w:hAnsi="Times New Roman" w:cs="Times New Roman"/>
           <w:color w:val="000000"/>
           <w:spacing w:val="4"/>
+          <w:sz w:val="24"/>
           <w:szCs w:val="24"/>
         </w:rPr>
         <w:t>«Найславніший отців і наш Боже, благословенний Ти».</w:t>
@@ -15629,6 +16473,7 @@
           <w:rFonts w:ascii="Times New Roman" w:eastAsia="Times New Roman" w:hAnsi="Times New Roman" w:cs="Times New Roman"/>
           <w:i/>
           <w:color w:val="FF0000"/>
+          <w:sz w:val="24"/>
           <w:szCs w:val="24"/>
         </w:rPr>
         <w:t xml:space="preserve">Ірмос 8: </w:t>
@@ -15637,6 +16482,7 @@
         <w:rPr>
           <w:rFonts w:ascii="Times New Roman" w:eastAsia="Times New Roman" w:hAnsi="Times New Roman" w:cs="Times New Roman"/>
           <w:b/>
+          <w:sz w:val="24"/>
           <w:szCs w:val="24"/>
         </w:rPr>
         <w:t>Полум'я силою Божого ангела праведних юнаків росило,* а безбожників опалило.* Богородиця ж стала живоносним джерелом,* що загибель смерті й життя виточує тим, що взивають:* Творця єдиного хвалитимемо, урятувавшись, і прославлятимемо на всі віки!</w:t>
@@ -15658,6 +16504,7 @@
           <w:iCs/>
           <w:color w:val="FF0000"/>
           <w:spacing w:val="3"/>
+          <w:sz w:val="24"/>
           <w:szCs w:val="24"/>
         </w:rPr>
         <w:t>Приспів:</w:t>
@@ -15669,6 +16516,7 @@
           <w:iCs/>
           <w:color w:val="000000"/>
           <w:spacing w:val="3"/>
+          <w:sz w:val="24"/>
           <w:szCs w:val="24"/>
         </w:rPr>
         <w:t xml:space="preserve"> </w:t>
@@ -15678,6 +16526,7 @@
           <w:rFonts w:ascii="Times New Roman" w:eastAsia="Times New Roman" w:hAnsi="Times New Roman" w:cs="Times New Roman"/>
           <w:color w:val="000000"/>
           <w:spacing w:val="3"/>
+          <w:sz w:val="24"/>
           <w:szCs w:val="24"/>
         </w:rPr>
         <w:t>Пресвята Богородице, спаси нас.</w:t>
@@ -15704,6 +16553,7 @@
         <w:rPr>
           <w:rFonts w:ascii="Times New Roman" w:eastAsia="Times New Roman" w:hAnsi="Times New Roman" w:cs="Times New Roman"/>
           <w:color w:val="000000"/>
+          <w:sz w:val="24"/>
           <w:szCs w:val="24"/>
         </w:rPr>
         <w:t xml:space="preserve">Множество богопровідників проводжали на Сіоні пречисте </w:t>
@@ -15713,6 +16563,7 @@
           <w:rFonts w:ascii="Times New Roman" w:eastAsia="Times New Roman" w:hAnsi="Times New Roman" w:cs="Times New Roman"/>
           <w:color w:val="000000"/>
           <w:spacing w:val="11"/>
+          <w:sz w:val="24"/>
           <w:szCs w:val="24"/>
         </w:rPr>
         <w:t xml:space="preserve">тіло Богородиці, взиваючи: «Куди Ти йдеш нині, храме Бога </w:t>
@@ -15722,6 +16573,7 @@
           <w:rFonts w:ascii="Times New Roman" w:eastAsia="Times New Roman" w:hAnsi="Times New Roman" w:cs="Times New Roman"/>
           <w:color w:val="000000"/>
           <w:spacing w:val="4"/>
+          <w:sz w:val="24"/>
           <w:szCs w:val="24"/>
         </w:rPr>
         <w:t xml:space="preserve">живого? Не переставай заступатися за тих, що з вірою співають: </w:t>
@@ -15731,6 +16583,7 @@
           <w:rFonts w:ascii="Times New Roman" w:eastAsia="Times New Roman" w:hAnsi="Times New Roman" w:cs="Times New Roman"/>
           <w:color w:val="000000"/>
           <w:spacing w:val="5"/>
+          <w:sz w:val="24"/>
           <w:szCs w:val="24"/>
         </w:rPr>
         <w:t>«Створителя єдиного прославляємо й вихваляємо по всі віки».</w:t>
@@ -15758,6 +16611,7 @@
           <w:rFonts w:ascii="Times New Roman" w:eastAsia="Times New Roman" w:hAnsi="Times New Roman" w:cs="Times New Roman"/>
           <w:color w:val="000000"/>
           <w:spacing w:val="6"/>
+          <w:sz w:val="24"/>
           <w:szCs w:val="24"/>
         </w:rPr>
         <w:t xml:space="preserve">Як відходила Ти, Всенепорочна, то, здійнявши руки, що </w:t>
@@ -15767,6 +16621,7 @@
           <w:rFonts w:ascii="Times New Roman" w:eastAsia="Times New Roman" w:hAnsi="Times New Roman" w:cs="Times New Roman"/>
           <w:color w:val="000000"/>
           <w:spacing w:val="1"/>
+          <w:sz w:val="24"/>
           <w:szCs w:val="24"/>
         </w:rPr>
         <w:t>ними носила Бога втіленого, Ти сміливо, як Мати, сказала Синові:</w:t>
@@ -15775,6 +16630,7 @@
         <w:rPr>
           <w:rFonts w:ascii="Times New Roman" w:eastAsia="Times New Roman" w:hAnsi="Times New Roman" w:cs="Times New Roman"/>
           <w:color w:val="000000"/>
+          <w:sz w:val="24"/>
           <w:szCs w:val="24"/>
         </w:rPr>
         <w:t xml:space="preserve"> </w:t>
@@ -15784,6 +16640,7 @@
           <w:rFonts w:ascii="Times New Roman" w:eastAsia="Times New Roman" w:hAnsi="Times New Roman" w:cs="Times New Roman"/>
           <w:color w:val="000000"/>
           <w:spacing w:val="5"/>
+          <w:sz w:val="24"/>
           <w:szCs w:val="24"/>
         </w:rPr>
         <w:t xml:space="preserve">«Охороняй повіки тих, що дав Ти Мені, що співають Тобі: «Створителя єдиного вихваляємо ми, визволені, і прославляємо </w:t>
@@ -15793,6 +16650,7 @@
           <w:rFonts w:ascii="Times New Roman" w:eastAsia="Times New Roman" w:hAnsi="Times New Roman" w:cs="Times New Roman"/>
           <w:color w:val="000000"/>
           <w:spacing w:val="3"/>
+          <w:sz w:val="24"/>
           <w:szCs w:val="24"/>
         </w:rPr>
         <w:t>по всі віки».</w:t>
@@ -15832,6 +16690,7 @@
           <w:rFonts w:ascii="Times New Roman" w:eastAsia="Times New Roman" w:hAnsi="Times New Roman" w:cs="Times New Roman"/>
           <w:i/>
           <w:color w:val="FF0000"/>
+          <w:sz w:val="24"/>
           <w:szCs w:val="24"/>
           <w:lang w:val="uk-UA"/>
         </w:rPr>
@@ -15854,6 +16713,7 @@
           <w:rFonts w:ascii="Times New Roman" w:eastAsia="Times New Roman" w:hAnsi="Times New Roman" w:cs="Times New Roman"/>
           <w:i/>
           <w:color w:val="FF0000"/>
+          <w:sz w:val="24"/>
           <w:szCs w:val="24"/>
           <w:lang w:val="uk-UA"/>
         </w:rPr>
@@ -15875,6 +16735,7 @@
         <w:rPr>
           <w:rFonts w:ascii="Times New Roman" w:eastAsia="Times New Roman" w:hAnsi="Times New Roman" w:cs="Times New Roman"/>
           <w:color w:val="000000"/>
+          <w:sz w:val="24"/>
           <w:szCs w:val="24"/>
           <w:lang w:val="uk-UA"/>
         </w:rPr>
@@ -15895,6 +16756,7 @@
           <w:rFonts w:ascii="Times New Roman" w:eastAsia="Times New Roman" w:hAnsi="Times New Roman" w:cs="Times New Roman"/>
           <w:i/>
           <w:color w:val="FF0000"/>
+          <w:sz w:val="24"/>
           <w:szCs w:val="24"/>
         </w:rPr>
         <w:t>Нема</w:t>
@@ -15902,6 +16764,7 @@
       <w:r>
         <w:rPr>
           <w:rFonts w:ascii="Times New Roman" w:eastAsia="Times New Roman" w:hAnsi="Times New Roman" w:cs="Times New Roman"/>
+          <w:sz w:val="24"/>
           <w:szCs w:val="24"/>
         </w:rPr>
         <w:t xml:space="preserve"> Величає душа моя Господа... </w:t>
@@ -15911,6 +16774,7 @@
           <w:rFonts w:ascii="Times New Roman" w:eastAsia="Times New Roman" w:hAnsi="Times New Roman" w:cs="Times New Roman"/>
           <w:i/>
           <w:color w:val="FF0000"/>
+          <w:sz w:val="24"/>
           <w:szCs w:val="24"/>
         </w:rPr>
         <w:t xml:space="preserve">Зараз після виголошення </w:t>
@@ -15918,6 +16782,7 @@
       <w:r>
         <w:rPr>
           <w:rFonts w:ascii="Times New Roman" w:eastAsia="Times New Roman" w:hAnsi="Times New Roman" w:cs="Times New Roman"/>
+          <w:sz w:val="24"/>
           <w:szCs w:val="24"/>
         </w:rPr>
         <w:t xml:space="preserve">Богородицю і Матір..., </w:t>
@@ -15927,6 +16792,7 @@
           <w:rFonts w:ascii="Times New Roman" w:eastAsia="Times New Roman" w:hAnsi="Times New Roman" w:cs="Times New Roman"/>
           <w:i/>
           <w:color w:val="FF0000"/>
+          <w:sz w:val="24"/>
           <w:szCs w:val="24"/>
         </w:rPr>
         <w:t>хор</w:t>
@@ -15935,6 +16801,7 @@
         <w:rPr>
           <w:rFonts w:ascii="Times New Roman" w:eastAsia="Times New Roman" w:hAnsi="Times New Roman" w:cs="Times New Roman"/>
           <w:i/>
+          <w:sz w:val="24"/>
           <w:szCs w:val="24"/>
         </w:rPr>
         <w:t xml:space="preserve"> </w:t>
@@ -15944,6 +16811,7 @@
           <w:rFonts w:ascii="Times New Roman" w:eastAsia="Times New Roman" w:hAnsi="Times New Roman" w:cs="Times New Roman"/>
           <w:i/>
           <w:color w:val="FF0000"/>
+          <w:sz w:val="24"/>
           <w:szCs w:val="24"/>
         </w:rPr>
         <w:t>співає ірмос із заспівом:</w:t>
@@ -15979,6 +16847,7 @@
         <w:rPr>
           <w:rFonts w:ascii="Times New Roman" w:eastAsia="Times New Roman" w:hAnsi="Times New Roman" w:cs="Times New Roman"/>
           <w:color w:val="FF0000"/>
+          <w:sz w:val="24"/>
           <w:szCs w:val="24"/>
           <w:lang w:val="uk-UA"/>
         </w:rPr>
@@ -16000,6 +16869,7 @@
           <w:rFonts w:ascii="Times New Roman" w:eastAsia="Times New Roman" w:hAnsi="Times New Roman" w:cs="Times New Roman"/>
           <w:i/>
           <w:color w:val="FF0000"/>
+          <w:sz w:val="24"/>
           <w:szCs w:val="24"/>
         </w:rPr>
         <w:t xml:space="preserve">Заспів: </w:t>
@@ -16007,6 +16877,7 @@
       <w:r>
         <w:rPr>
           <w:rFonts w:ascii="Times New Roman" w:eastAsia="Times New Roman" w:hAnsi="Times New Roman" w:cs="Times New Roman"/>
+          <w:sz w:val="24"/>
           <w:szCs w:val="24"/>
         </w:rPr>
         <w:t>Ангели успіння Пречистої бачивши, здивувалися, як то Діва висходить із землі на небо.</w:t>
@@ -16027,6 +16898,7 @@
           <w:rFonts w:ascii="Times New Roman" w:eastAsia="Times New Roman" w:hAnsi="Times New Roman" w:cs="Times New Roman"/>
           <w:i/>
           <w:color w:val="FF0000"/>
+          <w:sz w:val="24"/>
           <w:szCs w:val="24"/>
         </w:rPr>
         <w:t xml:space="preserve">Ірмос (г. 1): </w:t>
@@ -16035,6 +16907,7 @@
         <w:rPr>
           <w:rFonts w:ascii="Times New Roman" w:eastAsia="Times New Roman" w:hAnsi="Times New Roman" w:cs="Times New Roman"/>
           <w:b/>
+          <w:sz w:val="24"/>
           <w:szCs w:val="24"/>
         </w:rPr>
         <w:t>Переможено закони природи в тобі, Діво чиста;* бо в родженні дівство, а в смерті життя перемогло;* по родженні Діва і по смерті жива,* ти завжди спасаєш, Богородице,* спадкоємство своє.</w:t>
@@ -16054,6 +16927,7 @@
           <w:rFonts w:ascii="Times New Roman" w:eastAsia="Times New Roman" w:hAnsi="Times New Roman" w:cs="Times New Roman"/>
           <w:i/>
           <w:color w:val="FF0000"/>
+          <w:sz w:val="24"/>
           <w:szCs w:val="24"/>
         </w:rPr>
         <w:t xml:space="preserve">Стих: </w:t>
@@ -16061,6 +16935,7 @@
       <w:r>
         <w:rPr>
           <w:rFonts w:ascii="Times New Roman" w:eastAsia="Times New Roman" w:hAnsi="Times New Roman" w:cs="Times New Roman"/>
+          <w:sz w:val="24"/>
           <w:szCs w:val="24"/>
         </w:rPr>
         <w:t>Пресвята Богородице, спаси нас.</w:t>
@@ -16078,6 +16953,7 @@
       <w:r>
         <w:rPr>
           <w:rFonts w:ascii="Times New Roman" w:eastAsia="Times New Roman" w:hAnsi="Times New Roman" w:cs="Times New Roman"/>
+          <w:sz w:val="24"/>
           <w:szCs w:val="24"/>
         </w:rPr>
         <w:t>Здивувались сили ангельські,* побачивши на Сіоні Владику свого, як він приймав до себе душу Діви і промовляв до тієї,* що його пречисто народила,* як це личило Синові:* Прийди, Пречиста, і з Сином та Богом будь прославлена!</w:t>
@@ -16097,6 +16973,7 @@
           <w:rFonts w:ascii="Times New Roman" w:eastAsia="Times New Roman" w:hAnsi="Times New Roman" w:cs="Times New Roman"/>
           <w:i/>
           <w:color w:val="FF0000"/>
+          <w:sz w:val="24"/>
           <w:szCs w:val="24"/>
         </w:rPr>
         <w:t xml:space="preserve">Стих: </w:t>
@@ -16104,6 +16981,7 @@
       <w:r>
         <w:rPr>
           <w:rFonts w:ascii="Times New Roman" w:eastAsia="Times New Roman" w:hAnsi="Times New Roman" w:cs="Times New Roman"/>
+          <w:sz w:val="24"/>
           <w:szCs w:val="24"/>
         </w:rPr>
         <w:t>Пресвята Богородице, спаси нас.</w:t>
@@ -16121,6 +16999,7 @@
       <w:r>
         <w:rPr>
           <w:rFonts w:ascii="Times New Roman" w:eastAsia="Times New Roman" w:hAnsi="Times New Roman" w:cs="Times New Roman"/>
+          <w:sz w:val="24"/>
           <w:szCs w:val="24"/>
         </w:rPr>
         <w:t>Обступив апостольський збір святе твоє тіло,* з острахом споглядаючи і зворушено взиваючи:* В небесні оселі до Сина відходиш ти, Богородице!* Спасай завжди спадкоємство своє.</w:t>
@@ -16139,6 +17018,7 @@
         <w:rPr>
           <w:rFonts w:ascii="Times New Roman" w:eastAsia="Times New Roman" w:hAnsi="Times New Roman" w:cs="Times New Roman"/>
           <w:b/>
+          <w:sz w:val="24"/>
           <w:szCs w:val="24"/>
         </w:rPr>
         <w:t>Слава і нині</w:t>
@@ -16146,6 +17026,7 @@
       <w:r>
         <w:rPr>
           <w:rFonts w:ascii="Times New Roman" w:eastAsia="Times New Roman" w:hAnsi="Times New Roman" w:cs="Times New Roman"/>
+          <w:sz w:val="24"/>
           <w:szCs w:val="24"/>
         </w:rPr>
         <w:t>: Прийми від нас, Мати Бога живого,* прощальну пісню й отіни своєю світлоносною й божественною благодаттю Церкву,* а христолюбивому народові подай мир,* нам же, що тебе звеличуємо − прощення і спасіння душ.</w:t>
@@ -16165,6 +17046,7 @@
           <w:rFonts w:ascii="Times New Roman" w:eastAsia="Times New Roman" w:hAnsi="Times New Roman" w:cs="Times New Roman"/>
           <w:i/>
           <w:color w:val="FF0000"/>
+          <w:sz w:val="24"/>
           <w:szCs w:val="24"/>
         </w:rPr>
         <w:t xml:space="preserve">Заспів: </w:t>
@@ -16172,6 +17054,7 @@
       <w:r>
         <w:rPr>
           <w:rFonts w:ascii="Times New Roman" w:eastAsia="Times New Roman" w:hAnsi="Times New Roman" w:cs="Times New Roman"/>
+          <w:sz w:val="24"/>
           <w:szCs w:val="24"/>
         </w:rPr>
         <w:t>Величай, душе моя, від землі на небо святий перехід Божої Матері.</w:t>
@@ -16193,6 +17076,7 @@
           <w:b/>
           <w:i/>
           <w:color w:val="FF0000"/>
+          <w:sz w:val="24"/>
           <w:szCs w:val="24"/>
         </w:rPr>
         <w:t>Катавасія</w:t>
@@ -16200,6 +17084,7 @@
       <w:r>
         <w:rPr>
           <w:rFonts w:ascii="Times New Roman" w:eastAsia="Times New Roman" w:hAnsi="Times New Roman" w:cs="Times New Roman"/>
+          <w:sz w:val="24"/>
           <w:szCs w:val="24"/>
         </w:rPr>
         <w:t xml:space="preserve"> – </w:t>
@@ -16209,6 +17094,7 @@
           <w:rFonts w:ascii="Times New Roman" w:eastAsia="Times New Roman" w:hAnsi="Times New Roman" w:cs="Times New Roman"/>
           <w:i/>
           <w:color w:val="FF0000"/>
+          <w:sz w:val="24"/>
           <w:szCs w:val="24"/>
         </w:rPr>
         <w:t xml:space="preserve">Ірмос (г. 4): </w:t>
@@ -16217,6 +17103,7 @@
         <w:rPr>
           <w:rFonts w:ascii="Times New Roman" w:eastAsia="Times New Roman" w:hAnsi="Times New Roman" w:cs="Times New Roman"/>
           <w:b/>
+          <w:sz w:val="24"/>
           <w:szCs w:val="24"/>
         </w:rPr>
         <w:t>Всі земляни хай ликують, просвічені духом!* Нехай торжествує єство безтілесних умів,* почитаючи священне торжество Богоматері,* і хай кличе:* Радуйся, всеблаженна Богородице, чиста Вседіво!</w:t>
@@ -16254,6 +17141,7 @@
           <w:rFonts w:ascii="Times New Roman" w:eastAsia="Times New Roman" w:hAnsi="Times New Roman" w:cs="Times New Roman"/>
           <w:i/>
           <w:color w:val="FF0000"/>
+          <w:sz w:val="24"/>
           <w:szCs w:val="24"/>
           <w:lang w:val="uk-UA"/>
         </w:rPr>
@@ -16277,6 +17165,7 @@
           <w:rFonts w:ascii="Times New Roman" w:eastAsia="Times New Roman" w:hAnsi="Times New Roman" w:cs="Times New Roman"/>
           <w:i/>
           <w:color w:val="FF0000"/>
+          <w:sz w:val="24"/>
           <w:szCs w:val="24"/>
           <w:lang w:val="uk-UA"/>
         </w:rPr>
@@ -16286,6 +17175,7 @@
         <w:rPr>
           <w:rFonts w:ascii="Times New Roman" w:eastAsia="Times New Roman" w:hAnsi="Times New Roman" w:cs="Times New Roman"/>
           <w:color w:val="000000"/>
+          <w:sz w:val="24"/>
           <w:szCs w:val="24"/>
           <w:lang w:val="uk-UA"/>
         </w:rPr>
@@ -16309,6 +17199,7 @@
           <w:rFonts w:ascii="Times New Roman" w:eastAsia="Times New Roman" w:hAnsi="Times New Roman" w:cs="Times New Roman"/>
           <w:i/>
           <w:color w:val="FF0000"/>
+          <w:sz w:val="24"/>
           <w:szCs w:val="24"/>
           <w:lang w:val="uk-UA"/>
         </w:rPr>
@@ -16318,6 +17209,7 @@
         <w:rPr>
           <w:rFonts w:ascii="Times New Roman" w:eastAsia="Times New Roman" w:hAnsi="Times New Roman" w:cs="Times New Roman"/>
           <w:color w:val="000000"/>
+          <w:sz w:val="24"/>
           <w:szCs w:val="24"/>
           <w:lang w:val="uk-UA"/>
         </w:rPr>
@@ -16341,6 +17233,7 @@
           <w:rFonts w:ascii="Times New Roman" w:eastAsia="Times New Roman" w:hAnsi="Times New Roman" w:cs="Times New Roman"/>
           <w:i/>
           <w:color w:val="FF0000"/>
+          <w:sz w:val="24"/>
           <w:szCs w:val="24"/>
           <w:lang w:val="uk-UA"/>
         </w:rPr>
@@ -16350,6 +17243,7 @@
         <w:rPr>
           <w:rFonts w:ascii="Times New Roman" w:eastAsia="Times New Roman" w:hAnsi="Times New Roman" w:cs="Times New Roman"/>
           <w:color w:val="000000"/>
+          <w:sz w:val="24"/>
           <w:szCs w:val="24"/>
           <w:lang w:val="uk-UA"/>
         </w:rPr>
@@ -16373,6 +17267,7 @@
           <w:rFonts w:ascii="Times New Roman" w:eastAsia="Times New Roman" w:hAnsi="Times New Roman" w:cs="Times New Roman"/>
           <w:i/>
           <w:color w:val="FF0000"/>
+          <w:sz w:val="24"/>
           <w:szCs w:val="24"/>
           <w:lang w:val="uk-UA"/>
         </w:rPr>
@@ -16382,6 +17277,7 @@
         <w:rPr>
           <w:rFonts w:ascii="Times New Roman" w:eastAsia="Times New Roman" w:hAnsi="Times New Roman" w:cs="Times New Roman"/>
           <w:color w:val="000000"/>
+          <w:sz w:val="24"/>
           <w:szCs w:val="24"/>
           <w:lang w:val="uk-UA"/>
         </w:rPr>
@@ -16405,6 +17301,7 @@
           <w:rFonts w:ascii="Times New Roman" w:eastAsia="Times New Roman" w:hAnsi="Times New Roman" w:cs="Times New Roman"/>
           <w:i/>
           <w:color w:val="FF0000"/>
+          <w:sz w:val="24"/>
           <w:szCs w:val="24"/>
           <w:lang w:val="uk-UA"/>
         </w:rPr>
@@ -16414,6 +17311,7 @@
         <w:rPr>
           <w:rFonts w:ascii="Times New Roman" w:eastAsia="Times New Roman" w:hAnsi="Times New Roman" w:cs="Times New Roman"/>
           <w:color w:val="000000"/>
+          <w:sz w:val="24"/>
           <w:szCs w:val="24"/>
           <w:lang w:val="uk-UA"/>
         </w:rPr>
@@ -16437,6 +17335,7 @@
           <w:rFonts w:ascii="Times New Roman" w:eastAsia="Times New Roman" w:hAnsi="Times New Roman" w:cs="Times New Roman"/>
           <w:i/>
           <w:color w:val="FF0000"/>
+          <w:sz w:val="24"/>
           <w:szCs w:val="24"/>
           <w:lang w:val="uk-UA"/>
         </w:rPr>
@@ -16446,6 +17345,7 @@
         <w:rPr>
           <w:rFonts w:ascii="Times New Roman" w:eastAsia="Times New Roman" w:hAnsi="Times New Roman" w:cs="Times New Roman"/>
           <w:color w:val="000000"/>
+          <w:sz w:val="24"/>
           <w:szCs w:val="24"/>
           <w:lang w:val="uk-UA"/>
         </w:rPr>
@@ -16468,6 +17368,7 @@
           <w:i/>
           <w:iCs/>
           <w:color w:val="FF0000"/>
+          <w:sz w:val="24"/>
           <w:szCs w:val="24"/>
           <w:lang w:val="uk-UA"/>
         </w:rPr>
@@ -16477,6 +17378,7 @@
         <w:rPr>
           <w:rFonts w:ascii="Times New Roman" w:eastAsia="Times New Roman" w:hAnsi="Times New Roman" w:cs="Times New Roman"/>
           <w:color w:val="000000"/>
+          <w:sz w:val="24"/>
           <w:szCs w:val="24"/>
           <w:lang w:val="uk-UA"/>
         </w:rPr>
@@ -16485,6 +17387,7 @@
       <w:r>
         <w:rPr>
           <w:rFonts w:ascii="Times New Roman" w:eastAsia="Times New Roman" w:hAnsi="Times New Roman" w:cs="Times New Roman"/>
+          <w:sz w:val="24"/>
           <w:szCs w:val="24"/>
           <w:lang w:val="uk-UA"/>
         </w:rPr>
@@ -16506,6 +17409,7 @@
           <w:rFonts w:ascii="Times New Roman" w:eastAsia="Times New Roman" w:hAnsi="Times New Roman" w:cs="Times New Roman"/>
           <w:i/>
           <w:color w:val="FF0000"/>
+          <w:sz w:val="24"/>
           <w:szCs w:val="24"/>
           <w:lang w:val="uk-UA"/>
         </w:rPr>
@@ -16515,6 +17419,7 @@
         <w:rPr>
           <w:rFonts w:ascii="Times New Roman" w:eastAsia="Times New Roman" w:hAnsi="Times New Roman" w:cs="Times New Roman"/>
           <w:color w:val="FF0000"/>
+          <w:sz w:val="24"/>
           <w:szCs w:val="24"/>
           <w:lang w:val="uk-UA"/>
         </w:rPr>
@@ -16523,6 +17428,7 @@
       <w:r>
         <w:rPr>
           <w:rFonts w:ascii="Times New Roman" w:eastAsia="Times New Roman" w:hAnsi="Times New Roman" w:cs="Times New Roman"/>
+          <w:sz w:val="24"/>
           <w:szCs w:val="24"/>
           <w:lang w:val="uk-UA"/>
         </w:rPr>
@@ -16563,7 +17469,7 @@
           <w:i/>
           <w:iCs/>
           <w:color w:val="FF0000"/>
-          <w:sz w:val="22"/>
+          <w:sz w:val="24"/>
           <w:lang w:val="uk-UA"/>
         </w:rPr>
         <w:lastRenderedPageBreak/>
@@ -16582,6 +17488,7 @@
       <w:r>
         <w:rPr>
           <w:rFonts w:ascii="Times New Roman" w:eastAsia="Times New Roman" w:hAnsi="Times New Roman" w:cs="Times New Roman"/>
+          <w:sz w:val="24"/>
           <w:szCs w:val="24"/>
         </w:rPr>
         <w:t>Апостоли, що з кінців землі зібралися у Гетсиманськім саді,* поховайте тіло моє,* а ти, Сину і Боже мій,* прийми дух мій.</w:t>
@@ -16620,6 +17527,7 @@
           <w:b/>
           <w:i/>
           <w:color w:val="FF0000"/>
+          <w:sz w:val="24"/>
           <w:szCs w:val="24"/>
           <w:lang w:val="uk-UA"/>
         </w:rPr>
@@ -16642,6 +17550,7 @@
           <w:rFonts w:ascii="Times New Roman" w:eastAsia="Times New Roman" w:hAnsi="Times New Roman" w:cs="Times New Roman"/>
           <w:i/>
           <w:color w:val="FF0000"/>
+          <w:sz w:val="24"/>
           <w:szCs w:val="24"/>
           <w:lang w:val="uk-UA"/>
         </w:rPr>
@@ -16653,6 +17562,7 @@
           <w:b/>
           <w:i/>
           <w:color w:val="FF0000"/>
+          <w:sz w:val="24"/>
           <w:szCs w:val="24"/>
           <w:lang w:val="uk-UA"/>
         </w:rPr>
@@ -16663,6 +17573,7 @@
           <w:rFonts w:ascii="Times New Roman" w:eastAsia="Times New Roman" w:hAnsi="Times New Roman" w:cs="Times New Roman"/>
           <w:i/>
           <w:color w:val="FF0000"/>
+          <w:sz w:val="24"/>
           <w:szCs w:val="24"/>
           <w:lang w:val="uk-UA"/>
         </w:rPr>
@@ -16696,6 +17607,7 @@
         <w:rPr>
           <w:rFonts w:ascii="Times New Roman" w:eastAsia="Times New Roman" w:hAnsi="Times New Roman" w:cs="Times New Roman"/>
           <w:b/>
+          <w:sz w:val="24"/>
           <w:szCs w:val="24"/>
           <w:lang w:val="uk-UA"/>
         </w:rPr>
@@ -16717,6 +17629,7 @@
         <w:rPr>
           <w:rFonts w:ascii="Times New Roman" w:eastAsia="Times New Roman" w:hAnsi="Times New Roman" w:cs="Times New Roman"/>
           <w:b/>
+          <w:sz w:val="24"/>
           <w:szCs w:val="24"/>
           <w:lang w:val="uk-UA"/>
         </w:rPr>
@@ -16736,6 +17649,7 @@
       <w:r>
         <w:rPr>
           <w:rFonts w:ascii="Times New Roman" w:eastAsia="Times New Roman" w:hAnsi="Times New Roman" w:cs="Times New Roman"/>
+          <w:sz w:val="24"/>
           <w:szCs w:val="24"/>
           <w:lang w:val="uk-UA"/>
         </w:rPr>
@@ -16755,6 +17669,7 @@
       <w:r>
         <w:rPr>
           <w:rFonts w:ascii="Times New Roman" w:eastAsia="Times New Roman" w:hAnsi="Times New Roman" w:cs="Times New Roman"/>
+          <w:sz w:val="24"/>
           <w:szCs w:val="24"/>
           <w:lang w:val="uk-UA"/>
         </w:rPr>
@@ -16774,6 +17689,7 @@
       <w:r>
         <w:rPr>
           <w:rFonts w:ascii="Times New Roman" w:eastAsia="Times New Roman" w:hAnsi="Times New Roman" w:cs="Times New Roman"/>
+          <w:sz w:val="24"/>
           <w:szCs w:val="24"/>
           <w:lang w:val="uk-UA"/>
         </w:rPr>
@@ -16793,6 +17709,7 @@
       <w:r>
         <w:rPr>
           <w:rFonts w:ascii="Times New Roman" w:eastAsia="Times New Roman" w:hAnsi="Times New Roman" w:cs="Times New Roman"/>
+          <w:sz w:val="24"/>
           <w:szCs w:val="24"/>
           <w:lang w:val="uk-UA"/>
         </w:rPr>
@@ -16812,6 +17729,7 @@
       <w:r>
         <w:rPr>
           <w:rFonts w:ascii="Times New Roman" w:eastAsia="Times New Roman" w:hAnsi="Times New Roman" w:cs="Times New Roman"/>
+          <w:sz w:val="24"/>
           <w:szCs w:val="24"/>
           <w:lang w:val="uk-UA"/>
         </w:rPr>
@@ -16831,6 +17749,7 @@
       <w:r>
         <w:rPr>
           <w:rFonts w:ascii="Times New Roman" w:eastAsia="Times New Roman" w:hAnsi="Times New Roman" w:cs="Times New Roman"/>
+          <w:sz w:val="24"/>
           <w:szCs w:val="24"/>
           <w:lang w:val="uk-UA"/>
         </w:rPr>
@@ -16850,6 +17769,7 @@
       <w:r>
         <w:rPr>
           <w:rFonts w:ascii="Times New Roman" w:eastAsia="Times New Roman" w:hAnsi="Times New Roman" w:cs="Times New Roman"/>
+          <w:sz w:val="24"/>
           <w:szCs w:val="24"/>
           <w:lang w:val="uk-UA"/>
         </w:rPr>
@@ -16869,6 +17789,7 @@
       <w:r>
         <w:rPr>
           <w:rFonts w:ascii="Times New Roman" w:eastAsia="Times New Roman" w:hAnsi="Times New Roman" w:cs="Times New Roman"/>
+          <w:sz w:val="24"/>
           <w:szCs w:val="24"/>
           <w:lang w:val="uk-UA"/>
         </w:rPr>
@@ -16888,6 +17809,7 @@
       <w:r>
         <w:rPr>
           <w:rFonts w:ascii="Times New Roman" w:eastAsia="Times New Roman" w:hAnsi="Times New Roman" w:cs="Times New Roman"/>
+          <w:sz w:val="24"/>
           <w:szCs w:val="24"/>
           <w:lang w:val="uk-UA"/>
         </w:rPr>
@@ -16907,6 +17829,7 @@
       <w:r>
         <w:rPr>
           <w:rFonts w:ascii="Times New Roman" w:eastAsia="Times New Roman" w:hAnsi="Times New Roman" w:cs="Times New Roman"/>
+          <w:sz w:val="24"/>
           <w:szCs w:val="24"/>
           <w:lang w:val="uk-UA"/>
         </w:rPr>
@@ -16926,6 +17849,7 @@
       <w:r>
         <w:rPr>
           <w:rFonts w:ascii="Times New Roman" w:eastAsia="Times New Roman" w:hAnsi="Times New Roman" w:cs="Times New Roman"/>
+          <w:sz w:val="24"/>
           <w:szCs w:val="24"/>
           <w:lang w:val="uk-UA"/>
         </w:rPr>
@@ -16945,6 +17869,7 @@
       <w:r>
         <w:rPr>
           <w:rFonts w:ascii="Times New Roman" w:eastAsia="Times New Roman" w:hAnsi="Times New Roman" w:cs="Times New Roman"/>
+          <w:sz w:val="24"/>
           <w:szCs w:val="24"/>
           <w:lang w:val="uk-UA"/>
         </w:rPr>
@@ -16968,6 +17893,7 @@
           <w:rFonts w:ascii="Times New Roman" w:eastAsia="Times New Roman" w:hAnsi="Times New Roman" w:cs="Times New Roman"/>
           <w:b/>
           <w:color w:val="FF0000"/>
+          <w:sz w:val="24"/>
           <w:szCs w:val="24"/>
           <w:lang w:val="uk-UA"/>
         </w:rPr>
@@ -16987,6 +17913,7 @@
       <w:r>
         <w:rPr>
           <w:rFonts w:ascii="Times New Roman" w:eastAsia="Times New Roman" w:hAnsi="Times New Roman" w:cs="Times New Roman"/>
+          <w:sz w:val="24"/>
           <w:szCs w:val="24"/>
           <w:lang w:val="uk-UA"/>
         </w:rPr>
@@ -17006,6 +17933,7 @@
       <w:r>
         <w:rPr>
           <w:rFonts w:ascii="Times New Roman" w:eastAsia="Times New Roman" w:hAnsi="Times New Roman" w:cs="Times New Roman"/>
+          <w:sz w:val="24"/>
           <w:szCs w:val="24"/>
           <w:lang w:val="uk-UA"/>
         </w:rPr>
@@ -17025,6 +17953,7 @@
       <w:r>
         <w:rPr>
           <w:rFonts w:ascii="Times New Roman" w:eastAsia="Times New Roman" w:hAnsi="Times New Roman" w:cs="Times New Roman"/>
+          <w:sz w:val="24"/>
           <w:szCs w:val="24"/>
           <w:lang w:val="uk-UA"/>
         </w:rPr>
@@ -17044,6 +17973,7 @@
       <w:r>
         <w:rPr>
           <w:rFonts w:ascii="Times New Roman" w:eastAsia="Times New Roman" w:hAnsi="Times New Roman" w:cs="Times New Roman"/>
+          <w:sz w:val="24"/>
           <w:szCs w:val="24"/>
           <w:lang w:val="uk-UA"/>
         </w:rPr>
@@ -17063,6 +17993,7 @@
       <w:r>
         <w:rPr>
           <w:rFonts w:ascii="Times New Roman" w:eastAsia="Times New Roman" w:hAnsi="Times New Roman" w:cs="Times New Roman"/>
+          <w:sz w:val="24"/>
           <w:szCs w:val="24"/>
           <w:lang w:val="uk-UA"/>
         </w:rPr>
@@ -17082,6 +18013,7 @@
       <w:r>
         <w:rPr>
           <w:rFonts w:ascii="Times New Roman" w:eastAsia="Times New Roman" w:hAnsi="Times New Roman" w:cs="Times New Roman"/>
+          <w:sz w:val="24"/>
           <w:szCs w:val="24"/>
           <w:lang w:val="uk-UA"/>
         </w:rPr>
@@ -17101,6 +18033,7 @@
       <w:r>
         <w:rPr>
           <w:rFonts w:ascii="Times New Roman" w:eastAsia="Times New Roman" w:hAnsi="Times New Roman" w:cs="Times New Roman"/>
+          <w:sz w:val="24"/>
           <w:szCs w:val="24"/>
           <w:lang w:val="uk-UA"/>
         </w:rPr>
@@ -17120,6 +18053,7 @@
       <w:r>
         <w:rPr>
           <w:rFonts w:ascii="Times New Roman" w:eastAsia="Times New Roman" w:hAnsi="Times New Roman" w:cs="Times New Roman"/>
+          <w:sz w:val="24"/>
           <w:szCs w:val="24"/>
           <w:lang w:val="uk-UA"/>
         </w:rPr>
@@ -17139,6 +18073,7 @@
       <w:r>
         <w:rPr>
           <w:rFonts w:ascii="Times New Roman" w:eastAsia="Times New Roman" w:hAnsi="Times New Roman" w:cs="Times New Roman"/>
+          <w:sz w:val="24"/>
           <w:szCs w:val="24"/>
           <w:lang w:val="uk-UA"/>
         </w:rPr>
@@ -17162,6 +18097,7 @@
           <w:rFonts w:ascii="Times New Roman" w:eastAsia="Times New Roman" w:hAnsi="Times New Roman" w:cs="Times New Roman"/>
           <w:b/>
           <w:color w:val="FF0000"/>
+          <w:sz w:val="24"/>
           <w:szCs w:val="24"/>
           <w:lang w:val="uk-UA"/>
         </w:rPr>
@@ -17182,6 +18118,7 @@
       <w:r>
         <w:rPr>
           <w:rFonts w:ascii="Times New Roman" w:eastAsia="Times New Roman" w:hAnsi="Times New Roman" w:cs="Times New Roman"/>
+          <w:sz w:val="24"/>
           <w:szCs w:val="24"/>
           <w:lang w:val="uk-UA"/>
         </w:rPr>
@@ -17221,6 +18158,7 @@
           <w:b/>
           <w:i/>
           <w:color w:val="FF0000"/>
+          <w:sz w:val="24"/>
           <w:szCs w:val="24"/>
           <w:lang w:val="uk-UA"/>
         </w:rPr>
@@ -17242,6 +18180,7 @@
           <w:rFonts w:ascii="Times New Roman" w:eastAsia="Times New Roman" w:hAnsi="Times New Roman" w:cs="Times New Roman"/>
           <w:i/>
           <w:color w:val="FF0000"/>
+          <w:sz w:val="24"/>
           <w:szCs w:val="24"/>
           <w:lang w:val="ru-RU"/>
         </w:rPr>
@@ -17250,6 +18189,7 @@
       <w:r>
         <w:rPr>
           <w:rFonts w:ascii="Times New Roman" w:eastAsia="Times New Roman" w:hAnsi="Times New Roman" w:cs="Times New Roman"/>
+          <w:sz w:val="24"/>
           <w:szCs w:val="24"/>
           <w:lang w:val="ru-RU"/>
         </w:rPr>
@@ -17270,6 +18210,7 @@
           <w:rFonts w:ascii="Times New Roman" w:eastAsia="Times New Roman" w:hAnsi="Times New Roman" w:cs="Times New Roman"/>
           <w:i/>
           <w:color w:val="FF0000"/>
+          <w:sz w:val="24"/>
           <w:szCs w:val="24"/>
         </w:rPr>
         <w:t xml:space="preserve">(г. 4, подібний: Як хороброго): </w:t>
@@ -17277,6 +18218,7 @@
       <w:r>
         <w:rPr>
           <w:rFonts w:ascii="Times New Roman" w:eastAsia="Times New Roman" w:hAnsi="Times New Roman" w:cs="Times New Roman"/>
+          <w:sz w:val="24"/>
           <w:szCs w:val="24"/>
         </w:rPr>
         <w:t>Із славного твого успіння* небеса радіють* і ангельське військо веселиться,* а вся земля зворушено співає* висхідну пісню тобі,* Матері Господа всіх:* Ти, що мужа не знала, пресвята Діво,* визволила рід людський* від прабатьківського засуду.</w:t>
@@ -17297,6 +18239,7 @@
           <w:rFonts w:ascii="Times New Roman" w:eastAsia="Times New Roman" w:hAnsi="Times New Roman" w:cs="Times New Roman"/>
           <w:i/>
           <w:color w:val="FF0000"/>
+          <w:sz w:val="24"/>
           <w:szCs w:val="24"/>
           <w:lang w:val="ru-RU"/>
         </w:rPr>
@@ -17305,6 +18248,7 @@
       <w:r>
         <w:rPr>
           <w:rFonts w:ascii="Times New Roman" w:eastAsia="Times New Roman" w:hAnsi="Times New Roman" w:cs="Times New Roman"/>
+          <w:sz w:val="24"/>
           <w:szCs w:val="24"/>
           <w:lang w:val="ru-RU"/>
         </w:rPr>
@@ -17323,6 +18267,7 @@
       <w:r>
         <w:rPr>
           <w:rFonts w:ascii="Times New Roman" w:eastAsia="Times New Roman" w:hAnsi="Times New Roman" w:cs="Times New Roman"/>
+          <w:sz w:val="24"/>
           <w:szCs w:val="24"/>
         </w:rPr>
         <w:t>Із славного твого успіння* небеса радіють* і ангельське військо веселиться,* а вся земля зворушено співає* висхідну пісню тобі,* Матері Господа всіх:* Ти, що мужа не знала, пресвята Діво,* визволила рід людський* від прабатьківського засуду.</w:t>
@@ -17343,6 +18288,7 @@
           <w:rFonts w:ascii="Times New Roman" w:eastAsia="Times New Roman" w:hAnsi="Times New Roman" w:cs="Times New Roman"/>
           <w:i/>
           <w:color w:val="FF0000"/>
+          <w:sz w:val="24"/>
           <w:szCs w:val="24"/>
           <w:lang w:val="ru-RU"/>
         </w:rPr>
@@ -17351,6 +18297,7 @@
       <w:r>
         <w:rPr>
           <w:rFonts w:ascii="Times New Roman" w:eastAsia="Times New Roman" w:hAnsi="Times New Roman" w:cs="Times New Roman"/>
+          <w:sz w:val="24"/>
           <w:szCs w:val="24"/>
           <w:lang w:val="ru-RU"/>
         </w:rPr>
@@ -17369,6 +18316,7 @@
       <w:r>
         <w:rPr>
           <w:rFonts w:ascii="Times New Roman" w:eastAsia="Times New Roman" w:hAnsi="Times New Roman" w:cs="Times New Roman"/>
+          <w:sz w:val="24"/>
           <w:szCs w:val="24"/>
         </w:rPr>
         <w:t>З усіх країн* зійшлись найкращі з апостолів,* щоб, за Божим велінням,* поховати тебе.* Побачивши ж тебе, взяту з землі до неба,* вітали радісними словами Гавриїла:* Радуйся, що Бога носила!* Радуйся єдина, що землю з небом* з'єднала народженням своїм!</w:t>
@@ -17389,6 +18337,7 @@
           <w:rFonts w:ascii="Times New Roman" w:eastAsia="Times New Roman" w:hAnsi="Times New Roman" w:cs="Times New Roman"/>
           <w:i/>
           <w:color w:val="FF0000"/>
+          <w:sz w:val="24"/>
           <w:szCs w:val="24"/>
           <w:lang w:val="ru-RU"/>
         </w:rPr>
@@ -17397,6 +18346,7 @@
       <w:r>
         <w:rPr>
           <w:rFonts w:ascii="Times New Roman" w:eastAsia="Times New Roman" w:hAnsi="Times New Roman" w:cs="Times New Roman"/>
+          <w:sz w:val="24"/>
           <w:szCs w:val="24"/>
           <w:lang w:val="ru-RU"/>
         </w:rPr>
@@ -17415,6 +18365,7 @@
       <w:r>
         <w:rPr>
           <w:rFonts w:ascii="Times New Roman" w:eastAsia="Times New Roman" w:hAnsi="Times New Roman" w:cs="Times New Roman"/>
+          <w:sz w:val="24"/>
           <w:szCs w:val="24"/>
         </w:rPr>
         <w:t>Ти, що Життя породила,* святим своїм успінням* перейшла до безсмертного життя!* Високо тебе несли ангели,* начала й сили,* апостоли і пророки, і все створіння,* а Син твій, Діво, Мати і Божа Невісто,* нетлінними руками прийняв* твою непорочну душу.</w:t>
@@ -17433,6 +18384,7 @@
         <w:rPr>
           <w:rFonts w:ascii="Times New Roman" w:eastAsia="Times New Roman" w:hAnsi="Times New Roman" w:cs="Times New Roman"/>
           <w:b/>
+          <w:sz w:val="24"/>
           <w:szCs w:val="24"/>
         </w:rPr>
         <w:t>Слава і нині</w:t>
@@ -17440,6 +18392,7 @@
       <w:r>
         <w:rPr>
           <w:rFonts w:ascii="Times New Roman" w:eastAsia="Times New Roman" w:hAnsi="Times New Roman" w:cs="Times New Roman"/>
+          <w:sz w:val="24"/>
           <w:szCs w:val="24"/>
         </w:rPr>
         <w:t xml:space="preserve"> </w:t>
@@ -17449,6 +18402,7 @@
           <w:rFonts w:ascii="Times New Roman" w:eastAsia="Times New Roman" w:hAnsi="Times New Roman" w:cs="Times New Roman"/>
           <w:i/>
           <w:color w:val="FF0000"/>
+          <w:sz w:val="24"/>
           <w:szCs w:val="24"/>
         </w:rPr>
         <w:t xml:space="preserve">(г. 6): </w:t>
@@ -17456,6 +18410,7 @@
       <w:r>
         <w:rPr>
           <w:rFonts w:ascii="Times New Roman" w:eastAsia="Times New Roman" w:hAnsi="Times New Roman" w:cs="Times New Roman"/>
+          <w:sz w:val="24"/>
           <w:szCs w:val="24"/>
         </w:rPr>
         <w:t>На безсмертне твоє успіння, Богородице, Мати Життя,* чудесно зібралися розкинені по всьому світі апостоли,* щоб одним хором стати при пресвятім твоїм тілі.* Його вони шанобливо поховали,* співаючи голосом Гавриїла, і виголошували:* Радуйся, Благодатна, Діво Мати непорочна, Господь з тобою!* З ними ти моли твого Сина і Бога нашого,* щоб спаслися душі наші.</w:t>
@@ -17494,6 +18449,7 @@
           <w:b/>
           <w:i/>
           <w:color w:val="FF0000"/>
+          <w:sz w:val="24"/>
           <w:szCs w:val="24"/>
           <w:lang w:val="uk-UA"/>
         </w:rPr>
@@ -17516,6 +18472,7 @@
           <w:rFonts w:ascii="Times New Roman" w:eastAsia="Times New Roman" w:hAnsi="Times New Roman" w:cs="Times New Roman"/>
           <w:i/>
           <w:color w:val="FF0000"/>
+          <w:sz w:val="24"/>
           <w:szCs w:val="24"/>
           <w:lang w:val="uk-UA"/>
         </w:rPr>
@@ -17525,6 +18482,7 @@
         <w:rPr>
           <w:rFonts w:ascii="Times New Roman" w:eastAsia="Times New Roman" w:hAnsi="Times New Roman" w:cs="Times New Roman"/>
           <w:color w:val="000000"/>
+          <w:sz w:val="24"/>
           <w:szCs w:val="24"/>
           <w:lang w:val="uk-UA"/>
         </w:rPr>
@@ -17547,6 +18505,7 @@
           <w:rFonts w:ascii="Times New Roman" w:eastAsia="Times New Roman" w:hAnsi="Times New Roman" w:cs="Times New Roman"/>
           <w:i/>
           <w:color w:val="FF0000"/>
+          <w:sz w:val="24"/>
           <w:szCs w:val="24"/>
           <w:lang w:val="uk-UA"/>
         </w:rPr>
@@ -17556,6 +18515,7 @@
         <w:rPr>
           <w:rFonts w:ascii="Times New Roman" w:eastAsia="Times New Roman" w:hAnsi="Times New Roman" w:cs="Times New Roman"/>
           <w:color w:val="000000"/>
+          <w:sz w:val="24"/>
           <w:szCs w:val="24"/>
           <w:lang w:val="uk-UA"/>
         </w:rPr>
@@ -17564,6 +18524,7 @@
       <w:r>
         <w:rPr>
           <w:rFonts w:ascii="Times New Roman" w:eastAsia="Times New Roman" w:hAnsi="Times New Roman" w:cs="Times New Roman"/>
+          <w:sz w:val="24"/>
           <w:szCs w:val="24"/>
           <w:lang w:val="uk-UA"/>
         </w:rPr>
@@ -17583,6 +18544,7 @@
       <w:r>
         <w:rPr>
           <w:rFonts w:ascii="Times New Roman" w:eastAsia="Times New Roman" w:hAnsi="Times New Roman" w:cs="Times New Roman"/>
+          <w:sz w:val="24"/>
           <w:szCs w:val="24"/>
           <w:lang w:val="uk-UA"/>
         </w:rPr>
@@ -17602,6 +18564,7 @@
       <w:r>
         <w:rPr>
           <w:rFonts w:ascii="Times New Roman" w:eastAsia="Times New Roman" w:hAnsi="Times New Roman" w:cs="Times New Roman"/>
+          <w:sz w:val="24"/>
           <w:szCs w:val="24"/>
           <w:lang w:val="uk-UA"/>
         </w:rPr>
@@ -17621,6 +18584,7 @@
       <w:r>
         <w:rPr>
           <w:rFonts w:ascii="Times New Roman" w:eastAsia="Times New Roman" w:hAnsi="Times New Roman" w:cs="Times New Roman"/>
+          <w:sz w:val="24"/>
           <w:szCs w:val="24"/>
           <w:lang w:val="uk-UA"/>
         </w:rPr>
@@ -17640,6 +18604,7 @@
       <w:r>
         <w:rPr>
           <w:rFonts w:ascii="Times New Roman" w:eastAsia="Times New Roman" w:hAnsi="Times New Roman" w:cs="Times New Roman"/>
+          <w:sz w:val="24"/>
           <w:szCs w:val="24"/>
           <w:lang w:val="uk-UA"/>
         </w:rPr>
@@ -17659,6 +18624,7 @@
       <w:r>
         <w:rPr>
           <w:rFonts w:ascii="Times New Roman" w:eastAsia="Times New Roman" w:hAnsi="Times New Roman" w:cs="Times New Roman"/>
+          <w:sz w:val="24"/>
           <w:szCs w:val="24"/>
           <w:lang w:val="uk-UA"/>
         </w:rPr>
@@ -17679,6 +18645,7 @@
       <w:r>
         <w:rPr>
           <w:rFonts w:ascii="Times New Roman" w:eastAsia="Times New Roman" w:hAnsi="Times New Roman" w:cs="Times New Roman"/>
+          <w:sz w:val="24"/>
           <w:szCs w:val="24"/>
           <w:lang w:val="uk-UA"/>
         </w:rPr>
@@ -17698,6 +18665,7 @@
       <w:r>
         <w:rPr>
           <w:rFonts w:ascii="Times New Roman" w:eastAsia="Times New Roman" w:hAnsi="Times New Roman" w:cs="Times New Roman"/>
+          <w:sz w:val="24"/>
           <w:szCs w:val="24"/>
           <w:lang w:val="uk-UA"/>
         </w:rPr>
@@ -17717,6 +18685,7 @@
       <w:r>
         <w:rPr>
           <w:rFonts w:ascii="Times New Roman" w:eastAsia="Times New Roman" w:hAnsi="Times New Roman" w:cs="Times New Roman"/>
+          <w:sz w:val="24"/>
           <w:szCs w:val="24"/>
           <w:lang w:val="uk-UA"/>
         </w:rPr>
@@ -17736,6 +18705,7 @@
       <w:r>
         <w:rPr>
           <w:rFonts w:ascii="Times New Roman" w:eastAsia="Times New Roman" w:hAnsi="Times New Roman" w:cs="Times New Roman"/>
+          <w:sz w:val="24"/>
           <w:szCs w:val="24"/>
           <w:lang w:val="uk-UA"/>
         </w:rPr>
@@ -17755,6 +18725,7 @@
       <w:r>
         <w:rPr>
           <w:rFonts w:ascii="Times New Roman" w:eastAsia="Times New Roman" w:hAnsi="Times New Roman" w:cs="Times New Roman"/>
+          <w:sz w:val="24"/>
           <w:szCs w:val="24"/>
           <w:lang w:val="uk-UA"/>
         </w:rPr>
@@ -17774,6 +18745,7 @@
       <w:r>
         <w:rPr>
           <w:rFonts w:ascii="Times New Roman" w:eastAsia="Times New Roman" w:hAnsi="Times New Roman" w:cs="Times New Roman"/>
+          <w:sz w:val="24"/>
           <w:szCs w:val="24"/>
           <w:lang w:val="uk-UA"/>
         </w:rPr>
@@ -17793,6 +18765,7 @@
       <w:r>
         <w:rPr>
           <w:rFonts w:ascii="Times New Roman" w:eastAsia="Times New Roman" w:hAnsi="Times New Roman" w:cs="Times New Roman"/>
+          <w:sz w:val="24"/>
           <w:szCs w:val="24"/>
           <w:lang w:val="uk-UA"/>
         </w:rPr>
@@ -17812,6 +18785,7 @@
       <w:r>
         <w:rPr>
           <w:rFonts w:ascii="Times New Roman" w:eastAsia="Times New Roman" w:hAnsi="Times New Roman" w:cs="Times New Roman"/>
+          <w:sz w:val="24"/>
           <w:szCs w:val="24"/>
           <w:lang w:val="uk-UA"/>
         </w:rPr>
@@ -17831,6 +18805,7 @@
       <w:r>
         <w:rPr>
           <w:rFonts w:ascii="Times New Roman" w:eastAsia="Times New Roman" w:hAnsi="Times New Roman" w:cs="Times New Roman"/>
+          <w:sz w:val="24"/>
           <w:szCs w:val="24"/>
           <w:lang w:val="uk-UA"/>
         </w:rPr>
@@ -17850,6 +18825,7 @@
       <w:r>
         <w:rPr>
           <w:rFonts w:ascii="Times New Roman" w:eastAsia="Times New Roman" w:hAnsi="Times New Roman" w:cs="Times New Roman"/>
+          <w:sz w:val="24"/>
           <w:szCs w:val="24"/>
           <w:lang w:val="uk-UA"/>
         </w:rPr>
@@ -17869,6 +18845,7 @@
       <w:r>
         <w:rPr>
           <w:rFonts w:ascii="Times New Roman" w:eastAsia="Times New Roman" w:hAnsi="Times New Roman" w:cs="Times New Roman"/>
+          <w:sz w:val="24"/>
           <w:szCs w:val="24"/>
           <w:lang w:val="uk-UA"/>
         </w:rPr>
@@ -17888,6 +18865,7 @@
       <w:r>
         <w:rPr>
           <w:rFonts w:ascii="Times New Roman" w:eastAsia="Times New Roman" w:hAnsi="Times New Roman" w:cs="Times New Roman"/>
+          <w:sz w:val="24"/>
           <w:szCs w:val="24"/>
           <w:lang w:val="uk-UA"/>
         </w:rPr>
@@ -17907,6 +18885,7 @@
       <w:r>
         <w:rPr>
           <w:rFonts w:ascii="Times New Roman" w:eastAsia="Times New Roman" w:hAnsi="Times New Roman" w:cs="Times New Roman"/>
+          <w:sz w:val="24"/>
           <w:szCs w:val="24"/>
           <w:lang w:val="uk-UA"/>
         </w:rPr>
@@ -17926,6 +18905,7 @@
       <w:r>
         <w:rPr>
           <w:rFonts w:ascii="Times New Roman" w:eastAsia="Times New Roman" w:hAnsi="Times New Roman" w:cs="Times New Roman"/>
+          <w:sz w:val="24"/>
           <w:szCs w:val="24"/>
           <w:lang w:val="uk-UA"/>
         </w:rPr>
@@ -17936,6 +18916,7 @@
           <w:rFonts w:ascii="Times New Roman" w:eastAsia="Times New Roman" w:hAnsi="Times New Roman" w:cs="Times New Roman"/>
           <w:i/>
           <w:color w:val="FF0000"/>
+          <w:sz w:val="24"/>
           <w:szCs w:val="24"/>
           <w:lang w:val="uk-UA"/>
         </w:rPr>
@@ -17955,6 +18936,7 @@
       <w:r>
         <w:rPr>
           <w:rFonts w:ascii="Times New Roman" w:eastAsia="Times New Roman" w:hAnsi="Times New Roman" w:cs="Times New Roman"/>
+          <w:sz w:val="24"/>
           <w:szCs w:val="24"/>
           <w:lang w:val="uk-UA"/>
         </w:rPr>
@@ -17974,6 +18956,7 @@
       <w:r>
         <w:rPr>
           <w:rFonts w:ascii="Times New Roman" w:eastAsia="Times New Roman" w:hAnsi="Times New Roman" w:cs="Times New Roman"/>
+          <w:sz w:val="24"/>
           <w:szCs w:val="24"/>
           <w:lang w:val="uk-UA"/>
         </w:rPr>
@@ -17993,6 +18976,7 @@
       <w:r>
         <w:rPr>
           <w:rFonts w:ascii="Times New Roman" w:eastAsia="Times New Roman" w:hAnsi="Times New Roman" w:cs="Times New Roman"/>
+          <w:sz w:val="24"/>
           <w:szCs w:val="24"/>
           <w:lang w:val="uk-UA"/>
         </w:rPr>
@@ -18031,6 +19015,7 @@
           <w:b/>
           <w:i/>
           <w:color w:val="FF0000"/>
+          <w:sz w:val="24"/>
           <w:szCs w:val="24"/>
           <w:lang w:val="uk-UA"/>
         </w:rPr>
@@ -18054,6 +19039,7 @@
           <w:rFonts w:ascii="Times New Roman" w:eastAsia="Times New Roman" w:hAnsi="Times New Roman" w:cs="Times New Roman"/>
           <w:i/>
           <w:color w:val="FF0000"/>
+          <w:sz w:val="24"/>
           <w:szCs w:val="24"/>
         </w:rPr>
         <w:t>(г. 1):</w:t>
@@ -18061,6 +19047,7 @@
       <w:r>
         <w:rPr>
           <w:rFonts w:ascii="Times New Roman" w:eastAsia="Times New Roman" w:hAnsi="Times New Roman" w:cs="Times New Roman"/>
+          <w:sz w:val="24"/>
           <w:szCs w:val="24"/>
         </w:rPr>
         <w:t xml:space="preserve"> </w:t>
@@ -18068,6 +19055,7 @@
       <w:r>
         <w:rPr>
           <w:rFonts w:ascii="Times New Roman" w:eastAsia="Times New Roman" w:hAnsi="Times New Roman" w:cs="Times New Roman"/>
+          <w:sz w:val="24"/>
           <w:szCs w:val="24"/>
           <w:lang w:val="uk-UA"/>
         </w:rPr>
@@ -18078,6 +19066,7 @@
           <w:rFonts w:ascii="Times New Roman" w:eastAsia="Times New Roman" w:hAnsi="Times New Roman" w:cs="Times New Roman"/>
           <w:i/>
           <w:color w:val="FF0000"/>
+          <w:sz w:val="24"/>
           <w:szCs w:val="24"/>
         </w:rPr>
         <w:t xml:space="preserve"> </w:t>
@@ -18118,6 +19107,7 @@
           <w:b/>
           <w:i/>
           <w:color w:val="FF0000"/>
+          <w:sz w:val="24"/>
           <w:szCs w:val="24"/>
           <w:lang w:val="uk-UA"/>
         </w:rPr>
@@ -18141,6 +19131,7 @@
           <w:rFonts w:ascii="Times New Roman" w:eastAsia="Times New Roman" w:hAnsi="Times New Roman" w:cs="Times New Roman"/>
           <w:i/>
           <w:color w:val="FF0000"/>
+          <w:sz w:val="24"/>
           <w:szCs w:val="24"/>
           <w:lang w:val="uk-UA"/>
         </w:rPr>
@@ -18149,6 +19140,7 @@
       <w:r>
         <w:rPr>
           <w:rFonts w:ascii="Times New Roman" w:eastAsia="Times New Roman" w:hAnsi="Times New Roman" w:cs="Times New Roman"/>
+          <w:sz w:val="24"/>
           <w:szCs w:val="24"/>
           <w:lang w:val="uk-UA"/>
         </w:rPr>
@@ -18170,6 +19162,7 @@
           <w:rFonts w:ascii="Times New Roman" w:eastAsia="Times New Roman" w:hAnsi="Times New Roman" w:cs="Times New Roman"/>
           <w:i/>
           <w:color w:val="FF0000"/>
+          <w:sz w:val="24"/>
           <w:szCs w:val="24"/>
           <w:lang w:val="uk-UA"/>
         </w:rPr>
@@ -18178,6 +19171,7 @@
       <w:r>
         <w:rPr>
           <w:rFonts w:ascii="Times New Roman" w:eastAsia="Times New Roman" w:hAnsi="Times New Roman" w:cs="Times New Roman"/>
+          <w:sz w:val="24"/>
           <w:szCs w:val="24"/>
           <w:lang w:val="uk-UA"/>
         </w:rPr>
@@ -18188,6 +19182,7 @@
           <w:rFonts w:ascii="Times New Roman" w:eastAsia="Times New Roman" w:hAnsi="Times New Roman" w:cs="Times New Roman"/>
           <w:i/>
           <w:color w:val="FF0000"/>
+          <w:sz w:val="24"/>
           <w:szCs w:val="24"/>
           <w:lang w:val="uk-UA"/>
         </w:rPr>
@@ -18209,6 +19204,7 @@
           <w:rFonts w:ascii="Times New Roman" w:eastAsia="Times New Roman" w:hAnsi="Times New Roman" w:cs="Times New Roman"/>
           <w:i/>
           <w:color w:val="FF0000"/>
+          <w:sz w:val="24"/>
           <w:szCs w:val="24"/>
           <w:lang w:val="uk-UA"/>
         </w:rPr>
@@ -18217,6 +19213,7 @@
       <w:r>
         <w:rPr>
           <w:rFonts w:ascii="Times New Roman" w:eastAsia="Times New Roman" w:hAnsi="Times New Roman" w:cs="Times New Roman"/>
+          <w:sz w:val="24"/>
           <w:szCs w:val="24"/>
           <w:lang w:val="uk-UA"/>
         </w:rPr>
@@ -18227,6 +19224,7 @@
           <w:rFonts w:ascii="Times New Roman" w:eastAsia="Times New Roman" w:hAnsi="Times New Roman" w:cs="Times New Roman"/>
           <w:i/>
           <w:color w:val="FF0000"/>
+          <w:sz w:val="24"/>
           <w:szCs w:val="24"/>
           <w:lang w:val="uk-UA"/>
         </w:rPr>
@@ -18235,6 +19233,7 @@
       <w:r>
         <w:rPr>
           <w:rFonts w:ascii="Times New Roman" w:eastAsia="Times New Roman" w:hAnsi="Times New Roman" w:cs="Times New Roman"/>
+          <w:sz w:val="24"/>
           <w:szCs w:val="24"/>
           <w:lang w:val="uk-UA"/>
         </w:rPr>
@@ -18245,6 +19244,7 @@
           <w:rFonts w:ascii="Times New Roman" w:eastAsia="Times New Roman" w:hAnsi="Times New Roman" w:cs="Times New Roman"/>
           <w:i/>
           <w:color w:val="FF0000"/>
+          <w:sz w:val="24"/>
           <w:szCs w:val="24"/>
           <w:lang w:val="uk-UA"/>
         </w:rPr>
@@ -18253,6 +19253,7 @@
       <w:r>
         <w:rPr>
           <w:rFonts w:ascii="Times New Roman" w:eastAsia="Times New Roman" w:hAnsi="Times New Roman" w:cs="Times New Roman"/>
+          <w:sz w:val="24"/>
           <w:szCs w:val="24"/>
           <w:lang w:val="uk-UA"/>
         </w:rPr>
@@ -18263,6 +19264,7 @@
           <w:rFonts w:ascii="Times New Roman" w:eastAsia="Times New Roman" w:hAnsi="Times New Roman" w:cs="Times New Roman"/>
           <w:i/>
           <w:color w:val="FF0000"/>
+          <w:sz w:val="24"/>
           <w:szCs w:val="24"/>
           <w:lang w:val="uk-UA"/>
         </w:rPr>
@@ -18271,6 +19273,7 @@
       <w:r>
         <w:rPr>
           <w:rFonts w:ascii="Times New Roman" w:eastAsia="Times New Roman" w:hAnsi="Times New Roman" w:cs="Times New Roman"/>
+          <w:sz w:val="24"/>
           <w:szCs w:val="24"/>
           <w:lang w:val="uk-UA"/>
         </w:rPr>
@@ -18281,6 +19284,7 @@
           <w:rFonts w:ascii="Times New Roman" w:eastAsia="Times New Roman" w:hAnsi="Times New Roman" w:cs="Times New Roman"/>
           <w:i/>
           <w:color w:val="FF0000"/>
+          <w:sz w:val="24"/>
           <w:szCs w:val="24"/>
           <w:lang w:val="uk-UA"/>
         </w:rPr>
@@ -18289,6 +19293,7 @@
       <w:r>
         <w:rPr>
           <w:rFonts w:ascii="Times New Roman" w:eastAsia="Times New Roman" w:hAnsi="Times New Roman" w:cs="Times New Roman"/>
+          <w:sz w:val="24"/>
           <w:szCs w:val="24"/>
           <w:lang w:val="uk-UA"/>
         </w:rPr>
@@ -18299,6 +19304,7 @@
           <w:rFonts w:ascii="Times New Roman" w:eastAsia="Times New Roman" w:hAnsi="Times New Roman" w:cs="Times New Roman"/>
           <w:i/>
           <w:color w:val="FF0000"/>
+          <w:sz w:val="24"/>
           <w:szCs w:val="24"/>
           <w:lang w:val="uk-UA"/>
         </w:rPr>
@@ -18307,6 +19313,7 @@
       <w:r>
         <w:rPr>
           <w:rFonts w:ascii="Times New Roman" w:eastAsia="Times New Roman" w:hAnsi="Times New Roman" w:cs="Times New Roman"/>
+          <w:sz w:val="24"/>
           <w:szCs w:val="24"/>
           <w:lang w:val="uk-UA"/>
         </w:rPr>
@@ -18317,6 +19324,7 @@
           <w:rFonts w:ascii="Times New Roman" w:eastAsia="Times New Roman" w:hAnsi="Times New Roman" w:cs="Times New Roman"/>
           <w:i/>
           <w:color w:val="FF0000"/>
+          <w:sz w:val="24"/>
           <w:szCs w:val="24"/>
           <w:lang w:val="uk-UA"/>
         </w:rPr>
@@ -18325,6 +19333,7 @@
       <w:r>
         <w:rPr>
           <w:rFonts w:ascii="Times New Roman" w:eastAsia="Times New Roman" w:hAnsi="Times New Roman" w:cs="Times New Roman"/>
+          <w:sz w:val="24"/>
           <w:szCs w:val="24"/>
           <w:lang w:val="uk-UA"/>
         </w:rPr>
@@ -18335,6 +19344,7 @@
           <w:rFonts w:ascii="Times New Roman" w:eastAsia="Times New Roman" w:hAnsi="Times New Roman" w:cs="Times New Roman"/>
           <w:i/>
           <w:color w:val="FF0000"/>
+          <w:sz w:val="24"/>
           <w:szCs w:val="24"/>
           <w:lang w:val="uk-UA"/>
         </w:rPr>
@@ -18343,6 +19353,7 @@
       <w:r>
         <w:rPr>
           <w:rFonts w:ascii="Times New Roman" w:eastAsia="Times New Roman" w:hAnsi="Times New Roman" w:cs="Times New Roman"/>
+          <w:sz w:val="24"/>
           <w:szCs w:val="24"/>
           <w:lang w:val="uk-UA"/>
         </w:rPr>
@@ -18353,6 +19364,7 @@
           <w:rFonts w:ascii="Times New Roman" w:eastAsia="Times New Roman" w:hAnsi="Times New Roman" w:cs="Times New Roman"/>
           <w:i/>
           <w:color w:val="FF0000"/>
+          <w:sz w:val="24"/>
           <w:szCs w:val="24"/>
           <w:lang w:val="uk-UA"/>
         </w:rPr>
@@ -18361,6 +19373,7 @@
       <w:r>
         <w:rPr>
           <w:rFonts w:ascii="Times New Roman" w:eastAsia="Times New Roman" w:hAnsi="Times New Roman" w:cs="Times New Roman"/>
+          <w:sz w:val="24"/>
           <w:szCs w:val="24"/>
           <w:lang w:val="uk-UA"/>
         </w:rPr>
@@ -18382,6 +19395,7 @@
           <w:rFonts w:ascii="Times New Roman" w:eastAsia="Times New Roman" w:hAnsi="Times New Roman" w:cs="Times New Roman"/>
           <w:i/>
           <w:color w:val="FF0000"/>
+          <w:sz w:val="24"/>
           <w:szCs w:val="24"/>
           <w:lang w:val="uk-UA"/>
         </w:rPr>
@@ -18390,6 +19404,7 @@
       <w:r>
         <w:rPr>
           <w:rFonts w:ascii="Times New Roman" w:eastAsia="Times New Roman" w:hAnsi="Times New Roman" w:cs="Times New Roman"/>
+          <w:sz w:val="24"/>
           <w:szCs w:val="24"/>
           <w:lang w:val="uk-UA"/>
         </w:rPr>
@@ -18400,6 +19415,7 @@
           <w:rFonts w:ascii="Times New Roman" w:eastAsia="Times New Roman" w:hAnsi="Times New Roman" w:cs="Times New Roman"/>
           <w:i/>
           <w:color w:val="FF0000"/>
+          <w:sz w:val="24"/>
           <w:szCs w:val="24"/>
           <w:lang w:val="uk-UA"/>
         </w:rPr>
@@ -18421,6 +19437,7 @@
           <w:rFonts w:ascii="Times New Roman" w:eastAsia="Times New Roman" w:hAnsi="Times New Roman" w:cs="Times New Roman"/>
           <w:i/>
           <w:color w:val="FF0000"/>
+          <w:sz w:val="24"/>
           <w:szCs w:val="24"/>
           <w:lang w:val="uk-UA"/>
         </w:rPr>
@@ -18430,6 +19447,7 @@
       <w:r>
         <w:rPr>
           <w:rFonts w:ascii="Times New Roman" w:eastAsia="Times New Roman" w:hAnsi="Times New Roman" w:cs="Times New Roman"/>
+          <w:sz w:val="24"/>
           <w:szCs w:val="24"/>
           <w:lang w:val="uk-UA"/>
         </w:rPr>
@@ -18451,6 +19469,7 @@
           <w:rFonts w:ascii="Times New Roman" w:eastAsia="Times New Roman" w:hAnsi="Times New Roman" w:cs="Times New Roman"/>
           <w:i/>
           <w:color w:val="FF0000"/>
+          <w:sz w:val="24"/>
           <w:szCs w:val="24"/>
           <w:lang w:val="uk-UA"/>
         </w:rPr>
@@ -18459,6 +19478,7 @@
       <w:r>
         <w:rPr>
           <w:rFonts w:ascii="Times New Roman" w:eastAsia="Times New Roman" w:hAnsi="Times New Roman" w:cs="Times New Roman"/>
+          <w:sz w:val="24"/>
           <w:szCs w:val="24"/>
           <w:lang w:val="uk-UA"/>
         </w:rPr>
@@ -18469,6 +19489,7 @@
           <w:rFonts w:ascii="Times New Roman" w:eastAsia="Times New Roman" w:hAnsi="Times New Roman" w:cs="Times New Roman"/>
           <w:i/>
           <w:color w:val="FF0000"/>
+          <w:sz w:val="24"/>
           <w:szCs w:val="24"/>
           <w:lang w:val="uk-UA"/>
         </w:rPr>
@@ -18490,6 +19511,7 @@
           <w:rFonts w:ascii="Times New Roman" w:eastAsia="Times New Roman" w:hAnsi="Times New Roman" w:cs="Times New Roman"/>
           <w:i/>
           <w:color w:val="FF0000"/>
+          <w:sz w:val="24"/>
           <w:szCs w:val="24"/>
           <w:lang w:val="uk-UA"/>
         </w:rPr>
@@ -18498,6 +19520,7 @@
       <w:r>
         <w:rPr>
           <w:rFonts w:ascii="Times New Roman" w:eastAsia="Times New Roman" w:hAnsi="Times New Roman" w:cs="Times New Roman"/>
+          <w:sz w:val="24"/>
           <w:szCs w:val="24"/>
           <w:lang w:val="uk-UA"/>
         </w:rPr>
@@ -18519,6 +19542,7 @@
           <w:rFonts w:ascii="Times New Roman" w:eastAsia="Times New Roman" w:hAnsi="Times New Roman" w:cs="Times New Roman"/>
           <w:i/>
           <w:color w:val="FF0000"/>
+          <w:sz w:val="24"/>
           <w:szCs w:val="24"/>
           <w:lang w:val="uk-UA"/>
         </w:rPr>
@@ -18527,6 +19551,7 @@
       <w:r>
         <w:rPr>
           <w:rFonts w:ascii="Times New Roman" w:eastAsia="Times New Roman" w:hAnsi="Times New Roman" w:cs="Times New Roman"/>
+          <w:sz w:val="24"/>
           <w:szCs w:val="24"/>
           <w:lang w:val="uk-UA"/>
         </w:rPr>
@@ -18537,6 +19562,7 @@
           <w:rFonts w:ascii="Times New Roman" w:eastAsia="Times New Roman" w:hAnsi="Times New Roman" w:cs="Times New Roman"/>
           <w:i/>
           <w:color w:val="FF0000"/>
+          <w:sz w:val="24"/>
           <w:szCs w:val="24"/>
           <w:lang w:val="uk-UA"/>
         </w:rPr>
@@ -18594,6 +19620,7 @@
           <w:rFonts w:ascii="Times New Roman" w:eastAsia="Times New Roman" w:hAnsi="Times New Roman" w:cs="Times New Roman"/>
           <w:i/>
           <w:color w:val="FF0000"/>
+          <w:sz w:val="24"/>
           <w:szCs w:val="24"/>
           <w:lang w:val="uk-UA"/>
         </w:rPr>
@@ -18602,6 +19629,7 @@
       <w:r>
         <w:rPr>
           <w:rFonts w:ascii="Times New Roman" w:eastAsia="Times New Roman" w:hAnsi="Times New Roman" w:cs="Times New Roman"/>
+          <w:sz w:val="24"/>
           <w:szCs w:val="24"/>
           <w:lang w:val="uk-UA"/>
         </w:rPr>
@@ -18641,6 +19669,7 @@
           <w:b/>
           <w:i/>
           <w:color w:val="FF0000"/>
+          <w:sz w:val="24"/>
           <w:szCs w:val="24"/>
           <w:lang w:val="uk-UA"/>
         </w:rPr>
@@ -18662,6 +19691,7 @@
           <w:rFonts w:ascii="Times New Roman" w:eastAsia="Times New Roman" w:hAnsi="Times New Roman" w:cs="Times New Roman"/>
           <w:i/>
           <w:color w:val="FF0000"/>
+          <w:sz w:val="24"/>
           <w:szCs w:val="24"/>
           <w:lang w:val="uk-UA"/>
         </w:rPr>
@@ -18671,6 +19701,7 @@
         <w:rPr>
           <w:rFonts w:ascii="Times New Roman" w:eastAsia="Times New Roman" w:hAnsi="Times New Roman" w:cs="Times New Roman"/>
           <w:color w:val="000000"/>
+          <w:sz w:val="24"/>
           <w:szCs w:val="24"/>
           <w:lang w:val="uk-UA"/>
         </w:rPr>
@@ -18679,6 +19710,7 @@
       <w:r>
         <w:rPr>
           <w:rFonts w:ascii="Times New Roman" w:eastAsia="Times New Roman" w:hAnsi="Times New Roman" w:cs="Times New Roman"/>
+          <w:sz w:val="24"/>
           <w:szCs w:val="24"/>
           <w:lang w:val="uk-UA"/>
         </w:rPr>
@@ -18700,6 +19732,7 @@
           <w:rFonts w:ascii="Times New Roman" w:eastAsia="Times New Roman" w:hAnsi="Times New Roman" w:cs="Times New Roman"/>
           <w:i/>
           <w:color w:val="FF0000"/>
+          <w:sz w:val="24"/>
           <w:szCs w:val="24"/>
           <w:lang w:val="uk-UA"/>
         </w:rPr>
@@ -18708,6 +19741,7 @@
       <w:r>
         <w:rPr>
           <w:rFonts w:ascii="Times New Roman" w:eastAsia="Times New Roman" w:hAnsi="Times New Roman" w:cs="Times New Roman"/>
+          <w:sz w:val="24"/>
           <w:szCs w:val="24"/>
           <w:lang w:val="uk-UA"/>
         </w:rPr>
@@ -18729,6 +19763,7 @@
           <w:rFonts w:ascii="Times New Roman" w:eastAsia="Times New Roman" w:hAnsi="Times New Roman" w:cs="Times New Roman"/>
           <w:i/>
           <w:color w:val="FF0000"/>
+          <w:sz w:val="24"/>
           <w:szCs w:val="24"/>
           <w:lang w:val="uk-UA"/>
         </w:rPr>
@@ -18738,6 +19773,7 @@
         <w:rPr>
           <w:rFonts w:ascii="Times New Roman" w:eastAsia="Times New Roman" w:hAnsi="Times New Roman" w:cs="Times New Roman"/>
           <w:color w:val="000000"/>
+          <w:sz w:val="24"/>
           <w:szCs w:val="24"/>
           <w:lang w:val="uk-UA"/>
         </w:rPr>
@@ -18746,6 +19782,7 @@
       <w:r>
         <w:rPr>
           <w:rFonts w:ascii="Times New Roman" w:eastAsia="Times New Roman" w:hAnsi="Times New Roman" w:cs="Times New Roman"/>
+          <w:sz w:val="24"/>
           <w:szCs w:val="24"/>
           <w:lang w:val="uk-UA"/>
         </w:rPr>
@@ -18767,6 +19804,7 @@
           <w:rFonts w:ascii="Times New Roman" w:eastAsia="Times New Roman" w:hAnsi="Times New Roman" w:cs="Times New Roman"/>
           <w:i/>
           <w:color w:val="FF0000"/>
+          <w:sz w:val="24"/>
           <w:szCs w:val="24"/>
           <w:lang w:val="uk-UA"/>
         </w:rPr>
@@ -18775,6 +19813,7 @@
       <w:r>
         <w:rPr>
           <w:rFonts w:ascii="Times New Roman" w:eastAsia="Times New Roman" w:hAnsi="Times New Roman" w:cs="Times New Roman"/>
+          <w:sz w:val="24"/>
           <w:szCs w:val="24"/>
           <w:lang w:val="uk-UA"/>
         </w:rPr>
@@ -18796,6 +19835,7 @@
           <w:rFonts w:ascii="Times New Roman" w:eastAsia="Times New Roman" w:hAnsi="Times New Roman" w:cs="Times New Roman"/>
           <w:i/>
           <w:color w:val="FF0000"/>
+          <w:sz w:val="24"/>
           <w:szCs w:val="24"/>
           <w:lang w:val="uk-UA"/>
         </w:rPr>
@@ -18805,6 +19845,7 @@
         <w:rPr>
           <w:rFonts w:ascii="Times New Roman" w:eastAsia="Times New Roman" w:hAnsi="Times New Roman" w:cs="Times New Roman"/>
           <w:color w:val="000000"/>
+          <w:sz w:val="24"/>
           <w:szCs w:val="24"/>
           <w:lang w:val="uk-UA"/>
         </w:rPr>
@@ -18813,6 +19854,7 @@
       <w:r>
         <w:rPr>
           <w:rFonts w:ascii="Times New Roman" w:eastAsia="Times New Roman" w:hAnsi="Times New Roman" w:cs="Times New Roman"/>
+          <w:sz w:val="24"/>
           <w:szCs w:val="24"/>
           <w:lang w:val="uk-UA"/>
         </w:rPr>
@@ -18834,6 +19876,7 @@
           <w:rFonts w:ascii="Times New Roman" w:eastAsia="Times New Roman" w:hAnsi="Times New Roman" w:cs="Times New Roman"/>
           <w:i/>
           <w:color w:val="FF0000"/>
+          <w:sz w:val="24"/>
           <w:szCs w:val="24"/>
           <w:lang w:val="uk-UA"/>
         </w:rPr>
@@ -18842,6 +19885,7 @@
       <w:r>
         <w:rPr>
           <w:rFonts w:ascii="Times New Roman" w:eastAsia="Times New Roman" w:hAnsi="Times New Roman" w:cs="Times New Roman"/>
+          <w:sz w:val="24"/>
           <w:szCs w:val="24"/>
           <w:lang w:val="uk-UA"/>
         </w:rPr>
@@ -18851,6 +19895,7 @@
         <w:rPr>
           <w:rFonts w:ascii="Times New Roman" w:eastAsia="Times New Roman" w:hAnsi="Times New Roman" w:cs="Times New Roman"/>
           <w:i/>
+          <w:sz w:val="24"/>
           <w:szCs w:val="24"/>
           <w:lang w:val="uk-UA"/>
         </w:rPr>
@@ -18872,6 +19917,7 @@
           <w:rFonts w:ascii="Times New Roman" w:eastAsia="Times New Roman" w:hAnsi="Times New Roman" w:cs="Times New Roman"/>
           <w:i/>
           <w:color w:val="FF0000"/>
+          <w:sz w:val="24"/>
           <w:szCs w:val="24"/>
           <w:lang w:val="uk-UA"/>
         </w:rPr>
@@ -18881,6 +19927,7 @@
         <w:rPr>
           <w:rFonts w:ascii="Times New Roman" w:eastAsia="Times New Roman" w:hAnsi="Times New Roman" w:cs="Times New Roman"/>
           <w:color w:val="000000"/>
+          <w:sz w:val="24"/>
           <w:szCs w:val="24"/>
           <w:lang w:val="uk-UA"/>
         </w:rPr>
@@ -18889,6 +19936,7 @@
       <w:r>
         <w:rPr>
           <w:rFonts w:ascii="Times New Roman" w:eastAsia="Times New Roman" w:hAnsi="Times New Roman" w:cs="Times New Roman"/>
+          <w:sz w:val="24"/>
           <w:szCs w:val="24"/>
           <w:lang w:val="uk-UA"/>
         </w:rPr>
@@ -18910,6 +19958,7 @@
           <w:rFonts w:ascii="Times New Roman" w:eastAsia="Times New Roman" w:hAnsi="Times New Roman" w:cs="Times New Roman"/>
           <w:i/>
           <w:color w:val="FF0000"/>
+          <w:sz w:val="24"/>
           <w:szCs w:val="24"/>
           <w:lang w:val="uk-UA"/>
         </w:rPr>
@@ -18918,6 +19967,7 @@
       <w:r>
         <w:rPr>
           <w:rFonts w:ascii="Times New Roman" w:eastAsia="Times New Roman" w:hAnsi="Times New Roman" w:cs="Times New Roman"/>
+          <w:sz w:val="24"/>
           <w:szCs w:val="24"/>
           <w:lang w:val="uk-UA"/>
         </w:rPr>
@@ -18927,6 +19977,7 @@
         <w:rPr>
           <w:rFonts w:ascii="Times New Roman" w:eastAsia="Times New Roman" w:hAnsi="Times New Roman" w:cs="Times New Roman"/>
           <w:i/>
+          <w:sz w:val="24"/>
           <w:szCs w:val="24"/>
           <w:lang w:val="uk-UA"/>
         </w:rPr>
@@ -18948,6 +19999,7 @@
           <w:rFonts w:ascii="Times New Roman" w:eastAsia="Times New Roman" w:hAnsi="Times New Roman" w:cs="Times New Roman"/>
           <w:i/>
           <w:color w:val="FF0000"/>
+          <w:sz w:val="24"/>
           <w:szCs w:val="24"/>
           <w:lang w:val="uk-UA"/>
         </w:rPr>
@@ -18957,6 +20009,7 @@
         <w:rPr>
           <w:rFonts w:ascii="Times New Roman" w:eastAsia="Times New Roman" w:hAnsi="Times New Roman" w:cs="Times New Roman"/>
           <w:color w:val="000000"/>
+          <w:sz w:val="24"/>
           <w:szCs w:val="24"/>
           <w:lang w:val="uk-UA"/>
         </w:rPr>
@@ -18965,6 +20018,7 @@
       <w:r>
         <w:rPr>
           <w:rFonts w:ascii="Times New Roman" w:eastAsia="Times New Roman" w:hAnsi="Times New Roman" w:cs="Times New Roman"/>
+          <w:sz w:val="24"/>
           <w:szCs w:val="24"/>
           <w:lang w:val="uk-UA"/>
         </w:rPr>
@@ -18986,6 +20040,7 @@
           <w:rFonts w:ascii="Times New Roman" w:eastAsia="Times New Roman" w:hAnsi="Times New Roman" w:cs="Times New Roman"/>
           <w:i/>
           <w:color w:val="FF0000"/>
+          <w:sz w:val="24"/>
           <w:szCs w:val="24"/>
           <w:lang w:val="uk-UA"/>
         </w:rPr>
@@ -18994,6 +20049,7 @@
       <w:r>
         <w:rPr>
           <w:rFonts w:ascii="Times New Roman" w:eastAsia="Times New Roman" w:hAnsi="Times New Roman" w:cs="Times New Roman"/>
+          <w:sz w:val="24"/>
           <w:szCs w:val="24"/>
           <w:lang w:val="uk-UA"/>
         </w:rPr>
@@ -19003,6 +20059,7 @@
         <w:rPr>
           <w:rFonts w:ascii="Times New Roman" w:eastAsia="Times New Roman" w:hAnsi="Times New Roman" w:cs="Times New Roman"/>
           <w:i/>
+          <w:sz w:val="24"/>
           <w:szCs w:val="24"/>
           <w:lang w:val="uk-UA"/>
         </w:rPr>
@@ -19024,6 +20081,7 @@
           <w:rFonts w:ascii="Times New Roman" w:eastAsia="Times New Roman" w:hAnsi="Times New Roman" w:cs="Times New Roman"/>
           <w:i/>
           <w:color w:val="FF0000"/>
+          <w:sz w:val="24"/>
           <w:szCs w:val="24"/>
           <w:lang w:val="uk-UA"/>
         </w:rPr>
@@ -19033,6 +20091,7 @@
         <w:rPr>
           <w:rFonts w:ascii="Times New Roman" w:eastAsia="Times New Roman" w:hAnsi="Times New Roman" w:cs="Times New Roman"/>
           <w:color w:val="000000"/>
+          <w:sz w:val="24"/>
           <w:szCs w:val="24"/>
           <w:lang w:val="uk-UA"/>
         </w:rPr>
@@ -19041,6 +20100,7 @@
       <w:r>
         <w:rPr>
           <w:rFonts w:ascii="Times New Roman" w:eastAsia="Times New Roman" w:hAnsi="Times New Roman" w:cs="Times New Roman"/>
+          <w:sz w:val="24"/>
           <w:szCs w:val="24"/>
           <w:lang w:val="uk-UA"/>
         </w:rPr>
@@ -19062,6 +20122,7 @@
           <w:rFonts w:ascii="Times New Roman" w:eastAsia="Times New Roman" w:hAnsi="Times New Roman" w:cs="Times New Roman"/>
           <w:i/>
           <w:color w:val="FF0000"/>
+          <w:sz w:val="24"/>
           <w:szCs w:val="24"/>
           <w:lang w:val="uk-UA"/>
         </w:rPr>
@@ -19070,6 +20131,7 @@
       <w:r>
         <w:rPr>
           <w:rFonts w:ascii="Times New Roman" w:eastAsia="Times New Roman" w:hAnsi="Times New Roman" w:cs="Times New Roman"/>
+          <w:sz w:val="24"/>
           <w:szCs w:val="24"/>
           <w:lang w:val="uk-UA"/>
         </w:rPr>
@@ -19079,6 +20141,7 @@
         <w:rPr>
           <w:rFonts w:ascii="Times New Roman" w:eastAsia="Times New Roman" w:hAnsi="Times New Roman" w:cs="Times New Roman"/>
           <w:i/>
+          <w:sz w:val="24"/>
           <w:szCs w:val="24"/>
           <w:lang w:val="uk-UA"/>
         </w:rPr>
@@ -19100,6 +20163,7 @@
           <w:rFonts w:ascii="Times New Roman" w:eastAsia="Times New Roman" w:hAnsi="Times New Roman" w:cs="Times New Roman"/>
           <w:i/>
           <w:color w:val="FF0000"/>
+          <w:sz w:val="24"/>
           <w:szCs w:val="24"/>
           <w:lang w:val="uk-UA"/>
         </w:rPr>
@@ -19109,6 +20173,7 @@
         <w:rPr>
           <w:rFonts w:ascii="Times New Roman" w:eastAsia="Times New Roman" w:hAnsi="Times New Roman" w:cs="Times New Roman"/>
           <w:color w:val="000000"/>
+          <w:sz w:val="24"/>
           <w:szCs w:val="24"/>
           <w:lang w:val="uk-UA"/>
         </w:rPr>
@@ -19117,6 +20182,7 @@
       <w:r>
         <w:rPr>
           <w:rFonts w:ascii="Times New Roman" w:eastAsia="Times New Roman" w:hAnsi="Times New Roman" w:cs="Times New Roman"/>
+          <w:sz w:val="24"/>
           <w:szCs w:val="24"/>
           <w:lang w:val="uk-UA"/>
         </w:rPr>
@@ -19138,6 +20204,7 @@
           <w:rFonts w:ascii="Times New Roman" w:eastAsia="Times New Roman" w:hAnsi="Times New Roman" w:cs="Times New Roman"/>
           <w:i/>
           <w:color w:val="FF0000"/>
+          <w:sz w:val="24"/>
           <w:szCs w:val="24"/>
           <w:lang w:val="uk-UA"/>
         </w:rPr>
@@ -19146,6 +20213,7 @@
       <w:r>
         <w:rPr>
           <w:rFonts w:ascii="Times New Roman" w:eastAsia="Times New Roman" w:hAnsi="Times New Roman" w:cs="Times New Roman"/>
+          <w:sz w:val="24"/>
           <w:szCs w:val="24"/>
           <w:lang w:val="uk-UA"/>
         </w:rPr>
@@ -19155,6 +20223,7 @@
         <w:rPr>
           <w:rFonts w:ascii="Times New Roman" w:eastAsia="Times New Roman" w:hAnsi="Times New Roman" w:cs="Times New Roman"/>
           <w:i/>
+          <w:sz w:val="24"/>
           <w:szCs w:val="24"/>
           <w:lang w:val="uk-UA"/>
         </w:rPr>
@@ -19176,6 +20245,7 @@
           <w:rFonts w:ascii="Times New Roman" w:eastAsia="Times New Roman" w:hAnsi="Times New Roman" w:cs="Times New Roman"/>
           <w:i/>
           <w:color w:val="FF0000"/>
+          <w:sz w:val="24"/>
           <w:szCs w:val="24"/>
           <w:lang w:val="uk-UA"/>
         </w:rPr>
@@ -19185,6 +20255,7 @@
         <w:rPr>
           <w:rFonts w:ascii="Times New Roman" w:eastAsia="Times New Roman" w:hAnsi="Times New Roman" w:cs="Times New Roman"/>
           <w:color w:val="000000"/>
+          <w:sz w:val="24"/>
           <w:szCs w:val="24"/>
           <w:lang w:val="uk-UA"/>
         </w:rPr>
@@ -19193,6 +20264,7 @@
       <w:r>
         <w:rPr>
           <w:rFonts w:ascii="Times New Roman" w:eastAsia="Times New Roman" w:hAnsi="Times New Roman" w:cs="Times New Roman"/>
+          <w:sz w:val="24"/>
           <w:szCs w:val="24"/>
           <w:lang w:val="uk-UA"/>
         </w:rPr>
@@ -19214,6 +20286,7 @@
           <w:rFonts w:ascii="Times New Roman" w:eastAsia="Times New Roman" w:hAnsi="Times New Roman" w:cs="Times New Roman"/>
           <w:i/>
           <w:color w:val="FF0000"/>
+          <w:sz w:val="24"/>
           <w:szCs w:val="24"/>
           <w:lang w:val="uk-UA"/>
         </w:rPr>
@@ -19222,6 +20295,7 @@
       <w:r>
         <w:rPr>
           <w:rFonts w:ascii="Times New Roman" w:eastAsia="Times New Roman" w:hAnsi="Times New Roman" w:cs="Times New Roman"/>
+          <w:sz w:val="24"/>
           <w:szCs w:val="24"/>
           <w:lang w:val="uk-UA"/>
         </w:rPr>
@@ -19231,6 +20305,7 @@
         <w:rPr>
           <w:rFonts w:ascii="Times New Roman" w:eastAsia="Times New Roman" w:hAnsi="Times New Roman" w:cs="Times New Roman"/>
           <w:i/>
+          <w:sz w:val="24"/>
           <w:szCs w:val="24"/>
           <w:lang w:val="uk-UA"/>
         </w:rPr>
@@ -19252,6 +20327,7 @@
           <w:rFonts w:ascii="Times New Roman" w:eastAsia="Times New Roman" w:hAnsi="Times New Roman" w:cs="Times New Roman"/>
           <w:i/>
           <w:color w:val="FF0000"/>
+          <w:sz w:val="24"/>
           <w:szCs w:val="24"/>
           <w:lang w:val="uk-UA"/>
         </w:rPr>
@@ -19261,6 +20337,7 @@
         <w:rPr>
           <w:rFonts w:ascii="Times New Roman" w:eastAsia="Times New Roman" w:hAnsi="Times New Roman" w:cs="Times New Roman"/>
           <w:color w:val="000000"/>
+          <w:sz w:val="24"/>
           <w:szCs w:val="24"/>
           <w:lang w:val="uk-UA"/>
         </w:rPr>
@@ -19269,6 +20346,7 @@
       <w:r>
         <w:rPr>
           <w:rFonts w:ascii="Times New Roman" w:eastAsia="Times New Roman" w:hAnsi="Times New Roman" w:cs="Times New Roman"/>
+          <w:sz w:val="24"/>
           <w:szCs w:val="24"/>
           <w:lang w:val="uk-UA"/>
         </w:rPr>
@@ -19290,6 +20368,7 @@
           <w:rFonts w:ascii="Times New Roman" w:eastAsia="Times New Roman" w:hAnsi="Times New Roman" w:cs="Times New Roman"/>
           <w:i/>
           <w:color w:val="FF0000"/>
+          <w:sz w:val="24"/>
           <w:szCs w:val="24"/>
           <w:lang w:val="uk-UA"/>
         </w:rPr>
@@ -19299,6 +20378,7 @@
         <w:rPr>
           <w:rFonts w:ascii="Times New Roman" w:eastAsia="Times New Roman" w:hAnsi="Times New Roman" w:cs="Times New Roman"/>
           <w:color w:val="FF0000"/>
+          <w:sz w:val="24"/>
           <w:szCs w:val="24"/>
           <w:lang w:val="uk-UA"/>
         </w:rPr>
@@ -19307,6 +20387,7 @@
       <w:r>
         <w:rPr>
           <w:rFonts w:ascii="Times New Roman" w:eastAsia="Times New Roman" w:hAnsi="Times New Roman" w:cs="Times New Roman"/>
+          <w:sz w:val="24"/>
           <w:szCs w:val="24"/>
           <w:lang w:val="uk-UA"/>
         </w:rPr>
@@ -19407,6 +20488,7 @@
           <w:rFonts w:ascii="Times New Roman" w:eastAsia="Times New Roman" w:hAnsi="Times New Roman" w:cs="Times New Roman"/>
           <w:i/>
           <w:color w:val="FF0000"/>
+          <w:sz w:val="24"/>
           <w:szCs w:val="24"/>
           <w:lang w:val="uk-UA"/>
         </w:rPr>
@@ -19416,6 +20498,7 @@
         <w:rPr>
           <w:rFonts w:ascii="Times New Roman" w:eastAsia="Times New Roman" w:hAnsi="Times New Roman" w:cs="Times New Roman"/>
           <w:color w:val="FF0000"/>
+          <w:sz w:val="24"/>
           <w:szCs w:val="24"/>
           <w:lang w:val="uk-UA"/>
         </w:rPr>
@@ -19424,6 +20507,7 @@
       <w:r>
         <w:rPr>
           <w:rFonts w:ascii="Times New Roman" w:eastAsia="Times New Roman" w:hAnsi="Times New Roman" w:cs="Times New Roman"/>
+          <w:sz w:val="24"/>
           <w:szCs w:val="24"/>
           <w:lang w:val="uk-UA"/>
         </w:rPr>
@@ -19445,6 +20529,7 @@
           <w:rFonts w:ascii="Times New Roman" w:eastAsia="Times New Roman" w:hAnsi="Times New Roman" w:cs="Times New Roman"/>
           <w:i/>
           <w:color w:val="FF0000"/>
+          <w:sz w:val="24"/>
           <w:szCs w:val="24"/>
           <w:lang w:val="uk-UA"/>
         </w:rPr>
@@ -19454,6 +20539,7 @@
       <w:r>
         <w:rPr>
           <w:rFonts w:ascii="Times New Roman" w:eastAsia="Times New Roman" w:hAnsi="Times New Roman" w:cs="Times New Roman"/>
+          <w:sz w:val="24"/>
           <w:szCs w:val="24"/>
           <w:lang w:val="uk-UA"/>
         </w:rPr>
@@ -19475,6 +20561,7 @@
           <w:rFonts w:ascii="Times New Roman" w:eastAsia="Times New Roman" w:hAnsi="Times New Roman" w:cs="Times New Roman"/>
           <w:i/>
           <w:color w:val="FF0000"/>
+          <w:sz w:val="24"/>
           <w:szCs w:val="24"/>
           <w:lang w:val="uk-UA"/>
         </w:rPr>
@@ -19484,6 +20571,7 @@
         <w:rPr>
           <w:rFonts w:ascii="Times New Roman" w:eastAsia="Times New Roman" w:hAnsi="Times New Roman" w:cs="Times New Roman"/>
           <w:color w:val="FF0000"/>
+          <w:sz w:val="24"/>
           <w:szCs w:val="24"/>
           <w:lang w:val="uk-UA"/>
         </w:rPr>
@@ -19492,6 +20580,7 @@
       <w:r>
         <w:rPr>
           <w:rFonts w:ascii="Times New Roman" w:eastAsia="Times New Roman" w:hAnsi="Times New Roman" w:cs="Times New Roman"/>
+          <w:sz w:val="24"/>
           <w:szCs w:val="24"/>
           <w:lang w:val="uk-UA"/>
         </w:rPr>
@@ -19513,6 +20602,7 @@
           <w:rFonts w:ascii="Times New Roman" w:eastAsia="Times New Roman" w:hAnsi="Times New Roman" w:cs="Times New Roman"/>
           <w:i/>
           <w:color w:val="FF0000"/>
+          <w:sz w:val="24"/>
           <w:szCs w:val="24"/>
           <w:lang w:val="uk-UA"/>
         </w:rPr>
@@ -19521,6 +20611,7 @@
       <w:r>
         <w:rPr>
           <w:rFonts w:ascii="Times New Roman" w:eastAsia="Times New Roman" w:hAnsi="Times New Roman" w:cs="Times New Roman"/>
+          <w:sz w:val="24"/>
           <w:szCs w:val="24"/>
           <w:lang w:val="uk-UA"/>
         </w:rPr>
@@ -19542,6 +20633,7 @@
           <w:rFonts w:ascii="Times New Roman" w:eastAsia="Times New Roman" w:hAnsi="Times New Roman" w:cs="Times New Roman"/>
           <w:i/>
           <w:color w:val="FF0000"/>
+          <w:sz w:val="24"/>
           <w:szCs w:val="24"/>
           <w:lang w:val="uk-UA"/>
         </w:rPr>
@@ -19551,6 +20643,7 @@
         <w:rPr>
           <w:rFonts w:ascii="Times New Roman" w:eastAsia="Times New Roman" w:hAnsi="Times New Roman" w:cs="Times New Roman"/>
           <w:color w:val="FF0000"/>
+          <w:sz w:val="24"/>
           <w:szCs w:val="24"/>
           <w:lang w:val="uk-UA"/>
         </w:rPr>
@@ -19559,6 +20652,7 @@
       <w:r>
         <w:rPr>
           <w:rFonts w:ascii="Times New Roman" w:eastAsia="Times New Roman" w:hAnsi="Times New Roman" w:cs="Times New Roman"/>
+          <w:sz w:val="24"/>
           <w:szCs w:val="24"/>
           <w:lang w:val="uk-UA"/>
         </w:rPr>
@@ -19580,6 +20674,7 @@
           <w:rFonts w:ascii="Times New Roman" w:eastAsia="Times New Roman" w:hAnsi="Times New Roman" w:cs="Times New Roman"/>
           <w:i/>
           <w:color w:val="FF0000"/>
+          <w:sz w:val="24"/>
           <w:szCs w:val="24"/>
           <w:lang w:val="uk-UA"/>
         </w:rPr>
@@ -19588,6 +20683,7 @@
       <w:r>
         <w:rPr>
           <w:rFonts w:ascii="Times New Roman" w:eastAsia="Times New Roman" w:hAnsi="Times New Roman" w:cs="Times New Roman"/>
+          <w:sz w:val="24"/>
           <w:szCs w:val="24"/>
           <w:lang w:val="uk-UA"/>
         </w:rPr>
@@ -19632,6 +20728,7 @@
           <w:rFonts w:ascii="Times New Roman" w:eastAsia="Times New Roman" w:hAnsi="Times New Roman" w:cs="Times New Roman"/>
           <w:i/>
           <w:color w:val="FF0000"/>
+          <w:sz w:val="24"/>
           <w:szCs w:val="24"/>
           <w:lang w:val="uk-UA"/>
         </w:rPr>
@@ -19641,6 +20738,7 @@
         <w:rPr>
           <w:rFonts w:ascii="Times New Roman" w:eastAsia="Times New Roman" w:hAnsi="Times New Roman" w:cs="Times New Roman"/>
           <w:color w:val="FF0000"/>
+          <w:sz w:val="24"/>
           <w:szCs w:val="24"/>
           <w:lang w:val="uk-UA"/>
         </w:rPr>
@@ -19649,6 +20747,7 @@
       <w:r>
         <w:rPr>
           <w:rFonts w:ascii="Times New Roman" w:eastAsia="Times New Roman" w:hAnsi="Times New Roman" w:cs="Times New Roman"/>
+          <w:sz w:val="24"/>
           <w:szCs w:val="24"/>
           <w:lang w:val="uk-UA"/>
         </w:rPr>
@@ -19688,6 +20787,7 @@
           <w:b/>
           <w:i/>
           <w:color w:val="FF0000"/>
+          <w:sz w:val="24"/>
           <w:szCs w:val="24"/>
           <w:lang w:val="uk-UA"/>
         </w:rPr>
@@ -19709,6 +20809,7 @@
           <w:rFonts w:ascii="Times New Roman" w:eastAsia="Times New Roman" w:hAnsi="Times New Roman" w:cs="Times New Roman"/>
           <w:i/>
           <w:color w:val="FF0000"/>
+          <w:sz w:val="24"/>
           <w:szCs w:val="24"/>
           <w:lang w:val="uk-UA"/>
         </w:rPr>
@@ -19718,6 +20819,7 @@
         <w:rPr>
           <w:rFonts w:ascii="Times New Roman" w:eastAsia="Times New Roman" w:hAnsi="Times New Roman" w:cs="Times New Roman"/>
           <w:color w:val="FF0000"/>
+          <w:sz w:val="24"/>
           <w:szCs w:val="24"/>
           <w:lang w:val="uk-UA"/>
         </w:rPr>
@@ -19726,6 +20828,7 @@
       <w:r>
         <w:rPr>
           <w:rFonts w:ascii="Times New Roman" w:eastAsia="Times New Roman" w:hAnsi="Times New Roman" w:cs="Times New Roman"/>
+          <w:sz w:val="24"/>
           <w:szCs w:val="24"/>
           <w:lang w:val="uk-UA"/>
         </w:rPr>
@@ -19747,6 +20850,7 @@
           <w:rFonts w:ascii="Times New Roman" w:eastAsia="Times New Roman" w:hAnsi="Times New Roman" w:cs="Times New Roman"/>
           <w:i/>
           <w:color w:val="FF0000"/>
+          <w:sz w:val="24"/>
           <w:szCs w:val="24"/>
           <w:lang w:val="uk-UA"/>
         </w:rPr>
@@ -19756,6 +20860,7 @@
         <w:rPr>
           <w:rFonts w:ascii="Times New Roman" w:eastAsia="Times New Roman" w:hAnsi="Times New Roman" w:cs="Times New Roman"/>
           <w:color w:val="FF0000"/>
+          <w:sz w:val="24"/>
           <w:szCs w:val="24"/>
           <w:lang w:val="uk-UA"/>
         </w:rPr>
@@ -19764,6 +20869,7 @@
       <w:r>
         <w:rPr>
           <w:rFonts w:ascii="Times New Roman" w:eastAsia="Times New Roman" w:hAnsi="Times New Roman" w:cs="Times New Roman"/>
+          <w:sz w:val="24"/>
           <w:szCs w:val="24"/>
           <w:lang w:val="uk-UA"/>
         </w:rPr>
@@ -19785,6 +20891,7 @@
           <w:rFonts w:ascii="Times New Roman" w:eastAsia="Times New Roman" w:hAnsi="Times New Roman" w:cs="Times New Roman"/>
           <w:i/>
           <w:color w:val="FF0000"/>
+          <w:sz w:val="24"/>
           <w:szCs w:val="24"/>
           <w:lang w:val="uk-UA"/>
         </w:rPr>
@@ -19794,6 +20901,7 @@
         <w:rPr>
           <w:rFonts w:ascii="Times New Roman" w:eastAsia="Times New Roman" w:hAnsi="Times New Roman" w:cs="Times New Roman"/>
           <w:color w:val="FF0000"/>
+          <w:sz w:val="24"/>
           <w:szCs w:val="24"/>
           <w:lang w:val="uk-UA"/>
         </w:rPr>
@@ -19802,6 +20910,7 @@
       <w:r>
         <w:rPr>
           <w:rFonts w:ascii="Times New Roman" w:eastAsia="Times New Roman" w:hAnsi="Times New Roman" w:cs="Times New Roman"/>
+          <w:sz w:val="24"/>
           <w:szCs w:val="24"/>
           <w:lang w:val="uk-UA"/>
         </w:rPr>
@@ -19823,6 +20932,7 @@
           <w:rFonts w:ascii="Times New Roman" w:eastAsia="Times New Roman" w:hAnsi="Times New Roman" w:cs="Times New Roman"/>
           <w:i/>
           <w:color w:val="FF0000"/>
+          <w:sz w:val="24"/>
           <w:szCs w:val="24"/>
           <w:lang w:val="uk-UA"/>
         </w:rPr>
@@ -19832,6 +20942,7 @@
         <w:rPr>
           <w:rFonts w:ascii="Times New Roman" w:eastAsia="Times New Roman" w:hAnsi="Times New Roman" w:cs="Times New Roman"/>
           <w:color w:val="FF0000"/>
+          <w:sz w:val="24"/>
           <w:szCs w:val="24"/>
           <w:lang w:val="uk-UA"/>
         </w:rPr>
@@ -19840,6 +20951,7 @@
       <w:r>
         <w:rPr>
           <w:rFonts w:ascii="Times New Roman" w:eastAsia="Times New Roman" w:hAnsi="Times New Roman" w:cs="Times New Roman"/>
+          <w:sz w:val="24"/>
           <w:szCs w:val="24"/>
           <w:lang w:val="uk-UA"/>
         </w:rPr>
@@ -19861,6 +20973,7 @@
           <w:rFonts w:ascii="Times New Roman" w:eastAsia="Times New Roman" w:hAnsi="Times New Roman" w:cs="Times New Roman"/>
           <w:i/>
           <w:color w:val="FF0000"/>
+          <w:sz w:val="24"/>
           <w:szCs w:val="24"/>
           <w:lang w:val="uk-UA"/>
         </w:rPr>
@@ -19869,6 +20982,7 @@
       <w:r>
         <w:rPr>
           <w:rFonts w:ascii="Times New Roman" w:eastAsia="Times New Roman" w:hAnsi="Times New Roman" w:cs="Times New Roman"/>
+          <w:sz w:val="24"/>
           <w:szCs w:val="24"/>
           <w:lang w:val="uk-UA"/>
         </w:rPr>
@@ -19890,6 +21004,7 @@
           <w:rFonts w:ascii="Times New Roman" w:eastAsia="Times New Roman" w:hAnsi="Times New Roman" w:cs="Times New Roman"/>
           <w:i/>
           <w:color w:val="FF0000"/>
+          <w:sz w:val="24"/>
           <w:szCs w:val="24"/>
           <w:lang w:val="uk-UA"/>
         </w:rPr>
@@ -19898,6 +21013,7 @@
       <w:r>
         <w:rPr>
           <w:rFonts w:ascii="Times New Roman" w:eastAsia="Times New Roman" w:hAnsi="Times New Roman" w:cs="Times New Roman"/>
+          <w:sz w:val="24"/>
           <w:szCs w:val="24"/>
           <w:lang w:val="uk-UA"/>
         </w:rPr>
@@ -19919,6 +21035,7 @@
           <w:rFonts w:ascii="Times New Roman" w:eastAsia="Times New Roman" w:hAnsi="Times New Roman" w:cs="Times New Roman"/>
           <w:i/>
           <w:color w:val="FF0000"/>
+          <w:sz w:val="24"/>
           <w:szCs w:val="24"/>
           <w:lang w:val="uk-UA"/>
         </w:rPr>
@@ -19928,6 +21045,7 @@
         <w:rPr>
           <w:rFonts w:ascii="Times New Roman" w:eastAsia="Times New Roman" w:hAnsi="Times New Roman" w:cs="Times New Roman"/>
           <w:color w:val="FF0000"/>
+          <w:sz w:val="24"/>
           <w:szCs w:val="24"/>
           <w:lang w:val="uk-UA"/>
         </w:rPr>
@@ -19936,6 +21054,7 @@
       <w:r>
         <w:rPr>
           <w:rFonts w:ascii="Times New Roman" w:eastAsia="Times New Roman" w:hAnsi="Times New Roman" w:cs="Times New Roman"/>
+          <w:sz w:val="24"/>
           <w:szCs w:val="24"/>
           <w:lang w:val="uk-UA"/>
         </w:rPr>
@@ -19957,6 +21076,7 @@
           <w:rFonts w:ascii="Times New Roman" w:eastAsia="Times New Roman" w:hAnsi="Times New Roman" w:cs="Times New Roman"/>
           <w:i/>
           <w:color w:val="FF0000"/>
+          <w:sz w:val="24"/>
           <w:szCs w:val="24"/>
           <w:lang w:val="uk-UA"/>
         </w:rPr>
@@ -19966,6 +21086,7 @@
         <w:rPr>
           <w:rFonts w:ascii="Times New Roman" w:eastAsia="Times New Roman" w:hAnsi="Times New Roman" w:cs="Times New Roman"/>
           <w:color w:val="FF0000"/>
+          <w:sz w:val="24"/>
           <w:szCs w:val="24"/>
           <w:lang w:val="uk-UA"/>
         </w:rPr>
@@ -19974,6 +21095,7 @@
       <w:r>
         <w:rPr>
           <w:rFonts w:ascii="Times New Roman" w:eastAsia="Times New Roman" w:hAnsi="Times New Roman" w:cs="Times New Roman"/>
+          <w:sz w:val="24"/>
           <w:szCs w:val="24"/>
           <w:lang w:val="uk-UA"/>
         </w:rPr>
@@ -19984,6 +21106,7 @@
           <w:rFonts w:ascii="Times New Roman" w:eastAsia="Times New Roman" w:hAnsi="Times New Roman" w:cs="Times New Roman"/>
           <w:i/>
           <w:color w:val="FF0000"/>
+          <w:sz w:val="24"/>
           <w:szCs w:val="24"/>
           <w:lang w:val="uk-UA"/>
         </w:rPr>
@@ -19993,6 +21116,7 @@
         <w:rPr>
           <w:rFonts w:ascii="Times New Roman" w:eastAsia="Times New Roman" w:hAnsi="Times New Roman" w:cs="Times New Roman"/>
           <w:i/>
+          <w:sz w:val="24"/>
           <w:szCs w:val="24"/>
           <w:lang w:val="uk-UA"/>
         </w:rPr>
@@ -20001,6 +21125,7 @@
       <w:r>
         <w:rPr>
           <w:rFonts w:ascii="Times New Roman" w:eastAsia="Times New Roman" w:hAnsi="Times New Roman" w:cs="Times New Roman"/>
+          <w:sz w:val="24"/>
           <w:szCs w:val="24"/>
           <w:lang w:val="uk-UA"/>
         </w:rPr>
@@ -20022,6 +21147,7 @@
           <w:rFonts w:ascii="Times New Roman" w:eastAsia="Times New Roman" w:hAnsi="Times New Roman" w:cs="Times New Roman"/>
           <w:i/>
           <w:color w:val="FF0000"/>
+          <w:sz w:val="24"/>
           <w:szCs w:val="24"/>
           <w:lang w:val="uk-UA"/>
         </w:rPr>
@@ -20030,6 +21156,7 @@
       <w:r>
         <w:rPr>
           <w:rFonts w:ascii="Times New Roman" w:eastAsia="Times New Roman" w:hAnsi="Times New Roman" w:cs="Times New Roman"/>
+          <w:sz w:val="24"/>
           <w:szCs w:val="24"/>
           <w:lang w:val="uk-UA"/>
         </w:rPr>
@@ -20040,6 +21167,7 @@
           <w:rFonts w:ascii="Times New Roman" w:eastAsia="Times New Roman" w:hAnsi="Times New Roman" w:cs="Times New Roman"/>
           <w:i/>
           <w:color w:val="FF0000"/>
+          <w:sz w:val="24"/>
           <w:szCs w:val="24"/>
           <w:lang w:val="uk-UA"/>
         </w:rPr>
@@ -20048,6 +21176,7 @@
       <w:r>
         <w:rPr>
           <w:rFonts w:ascii="Times New Roman" w:eastAsia="Times New Roman" w:hAnsi="Times New Roman" w:cs="Times New Roman"/>
+          <w:sz w:val="24"/>
           <w:szCs w:val="24"/>
           <w:lang w:val="uk-UA"/>
         </w:rPr>
@@ -20056,6 +21185,7 @@
       <w:r>
         <w:rPr>
           <w:rFonts w:ascii="Times New Roman" w:eastAsia="Times New Roman" w:hAnsi="Times New Roman" w:cs="Times New Roman"/>
+          <w:sz w:val="24"/>
           <w:szCs w:val="24"/>
           <w:lang w:val="uk-UA"/>
         </w:rPr>
@@ -20064,6 +21194,7 @@
       <w:r>
         <w:rPr>
           <w:rFonts w:ascii="Times New Roman" w:hAnsi="Times New Roman" w:cs="Times New Roman"/>
+          <w:sz w:val="24"/>
           <w:szCs w:val="24"/>
           <w:lang w:val="uk-UA"/>
         </w:rPr>
@@ -20072,6 +21203,7 @@
       <w:r>
         <w:rPr>
           <w:rFonts w:ascii="Times New Roman" w:hAnsi="Times New Roman" w:cs="Times New Roman"/>
+          <w:sz w:val="24"/>
           <w:szCs w:val="24"/>
         </w:rPr>
         <w:t xml:space="preserve"> </w:t>
@@ -20079,6 +21211,7 @@
       <w:r>
         <w:rPr>
           <w:rFonts w:ascii="Times New Roman" w:hAnsi="Times New Roman" w:cs="Times New Roman"/>
+          <w:sz w:val="24"/>
           <w:szCs w:val="24"/>
           <w:lang w:val="uk-UA"/>
         </w:rPr>
@@ -20087,6 +21220,7 @@
       <w:r>
         <w:rPr>
           <w:rFonts w:ascii="Times New Roman" w:hAnsi="Times New Roman" w:cs="Times New Roman"/>
+          <w:sz w:val="24"/>
           <w:szCs w:val="24"/>
         </w:rPr>
         <w:t xml:space="preserve"> Луппа</w:t>
@@ -20094,6 +21228,7 @@
       <w:r>
         <w:rPr>
           <w:rFonts w:ascii="Times New Roman" w:hAnsi="Times New Roman" w:cs="Times New Roman"/>
+          <w:sz w:val="24"/>
           <w:szCs w:val="24"/>
           <w:lang w:val="uk-UA"/>
         </w:rPr>
@@ -20102,6 +21237,7 @@
       <w:r>
         <w:rPr>
           <w:rFonts w:ascii="Times New Roman" w:hAnsi="Times New Roman" w:cs="Times New Roman"/>
+          <w:sz w:val="24"/>
           <w:szCs w:val="24"/>
         </w:rPr>
         <w:t xml:space="preserve"> </w:t>
@@ -20109,6 +21245,7 @@
       <w:r>
         <w:rPr>
           <w:rFonts w:ascii="Times New Roman" w:hAnsi="Times New Roman" w:cs="Times New Roman"/>
+          <w:sz w:val="24"/>
           <w:szCs w:val="24"/>
           <w:lang w:val="uk-UA"/>
         </w:rPr>
@@ -20117,6 +21254,7 @@
       <w:r>
         <w:rPr>
           <w:rFonts w:ascii="Times New Roman" w:hAnsi="Times New Roman" w:cs="Times New Roman"/>
+          <w:sz w:val="24"/>
           <w:szCs w:val="24"/>
         </w:rPr>
         <w:t xml:space="preserve"> Іринея, єп</w:t>
@@ -20124,6 +21262,7 @@
       <w:r>
         <w:rPr>
           <w:rFonts w:ascii="Times New Roman" w:hAnsi="Times New Roman" w:cs="Times New Roman"/>
+          <w:sz w:val="24"/>
           <w:szCs w:val="24"/>
           <w:lang w:val="uk-UA"/>
         </w:rPr>
@@ -20132,6 +21271,7 @@
       <w:r>
         <w:rPr>
           <w:rFonts w:ascii="Times New Roman" w:hAnsi="Times New Roman" w:cs="Times New Roman"/>
+          <w:sz w:val="24"/>
           <w:szCs w:val="24"/>
           <w:lang w:val="uk-UA"/>
         </w:rPr>
@@ -20140,6 +21280,7 @@
       <w:r>
         <w:rPr>
           <w:rFonts w:ascii="Times New Roman" w:hAnsi="Times New Roman" w:cs="Times New Roman"/>
+          <w:sz w:val="24"/>
           <w:szCs w:val="24"/>
         </w:rPr>
         <w:t>Ліонського</w:t>
@@ -20147,6 +21288,7 @@
       <w:r>
         <w:rPr>
           <w:rFonts w:ascii="Times New Roman" w:hAnsi="Times New Roman" w:cs="Times New Roman"/>
+          <w:sz w:val="24"/>
           <w:szCs w:val="24"/>
           <w:lang w:val="uk-UA"/>
         </w:rPr>
@@ -20156,6 +21298,7 @@
         <w:rPr>
           <w:rFonts w:ascii="Times New Roman" w:hAnsi="Times New Roman" w:cs="Times New Roman"/>
           <w:color w:val="000000"/>
+          <w:sz w:val="24"/>
           <w:szCs w:val="24"/>
           <w:lang w:val="uk-UA"/>
         </w:rPr>
@@ -20164,6 +21307,7 @@
       <w:r>
         <w:rPr>
           <w:rFonts w:ascii="Times New Roman" w:eastAsia="Times New Roman" w:hAnsi="Times New Roman" w:cs="Times New Roman"/>
+          <w:sz w:val="24"/>
           <w:szCs w:val="24"/>
           <w:lang w:val="uk-UA"/>
         </w:rPr>
@@ -20185,6 +21329,7 @@
           <w:rFonts w:ascii="Times New Roman" w:eastAsia="Times New Roman" w:hAnsi="Times New Roman" w:cs="Times New Roman"/>
           <w:i/>
           <w:color w:val="FF0000"/>
+          <w:sz w:val="24"/>
           <w:szCs w:val="24"/>
           <w:lang w:val="uk-UA"/>
         </w:rPr>
@@ -20194,6 +21339,7 @@
         <w:rPr>
           <w:rFonts w:ascii="Times New Roman" w:eastAsia="Times New Roman" w:hAnsi="Times New Roman" w:cs="Times New Roman"/>
           <w:color w:val="FF0000"/>
+          <w:sz w:val="24"/>
           <w:szCs w:val="24"/>
           <w:lang w:val="uk-UA"/>
         </w:rPr>
@@ -20202,6 +21348,7 @@
       <w:r>
         <w:rPr>
           <w:rFonts w:ascii="Times New Roman" w:eastAsia="Times New Roman" w:hAnsi="Times New Roman" w:cs="Times New Roman"/>
+          <w:sz w:val="24"/>
           <w:szCs w:val="24"/>
           <w:lang w:val="uk-UA"/>
         </w:rPr>
